--- a/LK3(KSIS).docx
+++ b/LK3(KSIS).docx
@@ -1419,7 +1419,7 @@
           </mc:Choice>
           <mc:Fallback>
             <w:pict>
-              <v:shapetype w14:anchorId="05086A60" id="_x0000_t75" coordsize="21600,21600" o:spt="75" o:preferrelative="t" path="m@4@5l@4@11@9@11@9@5xe" filled="f" stroked="f">
+              <v:shapetype w14:anchorId="06D23C9B" id="_x0000_t75" coordsize="21600,21600" o:spt="75" o:preferrelative="t" path="m@4@5l@4@11@9@11@9@5xe" filled="f" stroked="f">
                 <v:stroke joinstyle="miter"/>
                 <v:formulas>
                   <v:f eqn="if lineDrawn pixelLineWidth 0"/>
@@ -1489,7 +1489,7 @@
           </mc:Choice>
           <mc:Fallback>
             <w:pict>
-              <v:shape w14:anchorId="6CA9CCBA" id="Ink 15" o:spid="_x0000_s1026" type="#_x0000_t75" style="position:absolute;margin-left:-2.7pt;margin-top:41.95pt;width:107.55pt;height:4.7pt;z-index:251666432;visibility:visible;mso-wrap-style:square;mso-wrap-distance-left:9pt;mso-wrap-distance-top:0;mso-wrap-distance-right:9pt;mso-wrap-distance-bottom:0;mso-position-horizontal:absolute;mso-position-horizontal-relative:text;mso-position-vertical:absolute;mso-position-vertical-relative:text" o:gfxdata="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">
+              <v:shape w14:anchorId="68629F30" id="Ink 15" o:spid="_x0000_s1026" type="#_x0000_t75" style="position:absolute;margin-left:-2.7pt;margin-top:41.95pt;width:107.55pt;height:4.7pt;z-index:251666432;visibility:visible;mso-wrap-style:square;mso-wrap-distance-left:9pt;mso-wrap-distance-top:0;mso-wrap-distance-right:9pt;mso-wrap-distance-bottom:0;mso-position-horizontal:absolute;mso-position-horizontal-relative:text;mso-position-vertical:absolute;mso-position-vertical-relative:text" o:gfxdata="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">
                 <v:imagedata r:id="rId13" o:title=""/>
               </v:shape>
             </w:pict>
@@ -1540,7 +1540,7 @@
           </mc:Choice>
           <mc:Fallback>
             <w:pict>
-              <v:shape w14:anchorId="6DC9BA7E" id="Ink 12" o:spid="_x0000_s1026" type="#_x0000_t75" style="position:absolute;margin-left:426.9pt;margin-top:27.75pt;width:25.8pt;height:1.45pt;z-index:251663360;visibility:visible;mso-wrap-style:square;mso-wrap-distance-left:9pt;mso-wrap-distance-top:0;mso-wrap-distance-right:9pt;mso-wrap-distance-bottom:0;mso-position-horizontal:absolute;mso-position-horizontal-relative:text;mso-position-vertical:absolute;mso-position-vertical-relative:text" o:gfxdata="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">
+              <v:shape w14:anchorId="2D5CDD23" id="Ink 12" o:spid="_x0000_s1026" type="#_x0000_t75" style="position:absolute;margin-left:426.9pt;margin-top:27.75pt;width:25.8pt;height:1.45pt;z-index:251663360;visibility:visible;mso-wrap-style:square;mso-wrap-distance-left:9pt;mso-wrap-distance-top:0;mso-wrap-distance-right:9pt;mso-wrap-distance-bottom:0;mso-position-horizontal:absolute;mso-position-horizontal-relative:text;mso-position-vertical:absolute;mso-position-vertical-relative:text" o:gfxdata="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">
                 <v:imagedata r:id="rId15" o:title=""/>
               </v:shape>
             </w:pict>
@@ -1642,7 +1642,7 @@
           </mc:Choice>
           <mc:Fallback>
             <w:pict>
-              <v:shape w14:anchorId="1D5336D8" id="Ink 17" o:spid="_x0000_s1026" type="#_x0000_t75" style="position:absolute;margin-left:95.9pt;margin-top:26.4pt;width:193.45pt;height:5.5pt;z-index:251667456;visibility:visible;mso-wrap-style:square;mso-wrap-distance-left:9pt;mso-wrap-distance-top:0;mso-wrap-distance-right:9pt;mso-wrap-distance-bottom:0;mso-position-horizontal:absolute;mso-position-horizontal-relative:text;mso-position-vertical:absolute;mso-position-vertical-relative:text" o:gfxdata="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">
+              <v:shape w14:anchorId="3A5A2889" id="Ink 17" o:spid="_x0000_s1026" type="#_x0000_t75" style="position:absolute;margin-left:95.9pt;margin-top:26.4pt;width:193.45pt;height:5.5pt;z-index:251667456;visibility:visible;mso-wrap-style:square;mso-wrap-distance-left:9pt;mso-wrap-distance-top:0;mso-wrap-distance-right:9pt;mso-wrap-distance-bottom:0;mso-position-horizontal:absolute;mso-position-horizontal-relative:text;mso-position-vertical:absolute;mso-position-vertical-relative:text" o:gfxdata="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">
                 <v:imagedata r:id="rId17" o:title=""/>
               </v:shape>
             </w:pict>
@@ -1693,7 +1693,7 @@
           </mc:Choice>
           <mc:Fallback>
             <w:pict>
-              <v:shape w14:anchorId="7D93BF0E" id="Ink 14" o:spid="_x0000_s1026" type="#_x0000_t75" style="position:absolute;margin-left:171.85pt;margin-top:64.7pt;width:108.4pt;height:2.4pt;z-index:251665408;visibility:visible;mso-wrap-style:square;mso-wrap-distance-left:9pt;mso-wrap-distance-top:0;mso-wrap-distance-right:9pt;mso-wrap-distance-bottom:0;mso-position-horizontal:absolute;mso-position-horizontal-relative:text;mso-position-vertical:absolute;mso-position-vertical-relative:text" o:gfxdata="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">
+              <v:shape w14:anchorId="3234983F" id="Ink 14" o:spid="_x0000_s1026" type="#_x0000_t75" style="position:absolute;margin-left:171.85pt;margin-top:64.7pt;width:108.4pt;height:2.4pt;z-index:251665408;visibility:visible;mso-wrap-style:square;mso-wrap-distance-left:9pt;mso-wrap-distance-top:0;mso-wrap-distance-right:9pt;mso-wrap-distance-bottom:0;mso-position-horizontal:absolute;mso-position-horizontal-relative:text;mso-position-vertical:absolute;mso-position-vertical-relative:text" o:gfxdata="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">
                 <v:imagedata r:id="rId19" o:title=""/>
               </v:shape>
             </w:pict>
@@ -1744,7 +1744,7 @@
           </mc:Choice>
           <mc:Fallback>
             <w:pict>
-              <v:shape w14:anchorId="31F58496" id="Ink 13" o:spid="_x0000_s1026" type="#_x0000_t75" style="position:absolute;margin-left:135.75pt;margin-top:48.35pt;width:28.4pt;height:22.8pt;z-index:251664384;visibility:visible;mso-wrap-style:square;mso-wrap-distance-left:9pt;mso-wrap-distance-top:0;mso-wrap-distance-right:9pt;mso-wrap-distance-bottom:0;mso-position-horizontal:absolute;mso-position-horizontal-relative:text;mso-position-vertical:absolute;mso-position-vertical-relative:text" o:gfxdata="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">
+              <v:shape w14:anchorId="10C57FF3" id="Ink 13" o:spid="_x0000_s1026" type="#_x0000_t75" style="position:absolute;margin-left:135.75pt;margin-top:48.35pt;width:28.4pt;height:22.8pt;z-index:251664384;visibility:visible;mso-wrap-style:square;mso-wrap-distance-left:9pt;mso-wrap-distance-top:0;mso-wrap-distance-right:9pt;mso-wrap-distance-bottom:0;mso-position-horizontal:absolute;mso-position-horizontal-relative:text;mso-position-vertical:absolute;mso-position-vertical-relative:text" o:gfxdata="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">
                 <v:imagedata r:id="rId21" o:title=""/>
               </v:shape>
             </w:pict>
@@ -2050,7 +2050,7 @@
           </mc:Choice>
           <mc:Fallback>
             <w:pict>
-              <v:shape w14:anchorId="4D0CDF70" id="Ink 11" o:spid="_x0000_s1026" type="#_x0000_t75" style="position:absolute;margin-left:-24.55pt;margin-top:63.85pt;width:66.35pt;height:52.7pt;z-index:251662336;visibility:visible;mso-wrap-style:square;mso-wrap-distance-left:9pt;mso-wrap-distance-top:0;mso-wrap-distance-right:9pt;mso-wrap-distance-bottom:0;mso-position-horizontal:absolute;mso-position-horizontal-relative:text;mso-position-vertical:absolute;mso-position-vertical-relative:text" o:gfxdata="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">
+              <v:shape w14:anchorId="3C3F33BF" id="Ink 11" o:spid="_x0000_s1026" type="#_x0000_t75" style="position:absolute;margin-left:-24.55pt;margin-top:63.85pt;width:66.35pt;height:52.7pt;z-index:251662336;visibility:visible;mso-wrap-style:square;mso-wrap-distance-left:9pt;mso-wrap-distance-top:0;mso-wrap-distance-right:9pt;mso-wrap-distance-bottom:0;mso-position-horizontal:absolute;mso-position-horizontal-relative:text;mso-position-vertical:absolute;mso-position-vertical-relative:text" o:gfxdata="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">
                 <v:imagedata r:id="rId26" o:title=""/>
               </v:shape>
             </w:pict>
@@ -2101,7 +2101,7 @@
           </mc:Choice>
           <mc:Fallback>
             <w:pict>
-              <v:shape w14:anchorId="06620945" id="Ink 8" o:spid="_x0000_s1026" type="#_x0000_t75" style="position:absolute;margin-left:48.65pt;margin-top:72.3pt;width:175.15pt;height:6.25pt;z-index:251659264;visibility:visible;mso-wrap-style:square;mso-wrap-distance-left:9pt;mso-wrap-distance-top:0;mso-wrap-distance-right:9pt;mso-wrap-distance-bottom:0;mso-position-horizontal:absolute;mso-position-horizontal-relative:text;mso-position-vertical:absolute;mso-position-vertical-relative:text" o:gfxdata="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">
+              <v:shape w14:anchorId="6B2F373A" id="Ink 8" o:spid="_x0000_s1026" type="#_x0000_t75" style="position:absolute;margin-left:48.65pt;margin-top:72.3pt;width:175.15pt;height:6.25pt;z-index:251659264;visibility:visible;mso-wrap-style:square;mso-wrap-distance-left:9pt;mso-wrap-distance-top:0;mso-wrap-distance-right:9pt;mso-wrap-distance-bottom:0;mso-position-horizontal:absolute;mso-position-horizontal-relative:text;mso-position-vertical:absolute;mso-position-vertical-relative:text" o:gfxdata="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">
                 <v:imagedata r:id="rId28" o:title=""/>
               </v:shape>
             </w:pict>
@@ -2678,7 +2678,7 @@
           </mc:Choice>
           <mc:Fallback>
             <w:pict>
-              <v:shape w14:anchorId="12DF0080" id="Ink 31" o:spid="_x0000_s1026" type="#_x0000_t75" style="position:absolute;margin-left:378.95pt;margin-top:18.65pt;width:23.3pt;height:3.75pt;z-index:251676672;visibility:visible;mso-wrap-style:square;mso-wrap-distance-left:9pt;mso-wrap-distance-top:0;mso-wrap-distance-right:9pt;mso-wrap-distance-bottom:0;mso-position-horizontal:absolute;mso-position-horizontal-relative:text;mso-position-vertical:absolute;mso-position-vertical-relative:text" o:gfxdata="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">
+              <v:shape w14:anchorId="092F1C4A" id="Ink 31" o:spid="_x0000_s1026" type="#_x0000_t75" style="position:absolute;margin-left:378.95pt;margin-top:18.65pt;width:23.3pt;height:3.75pt;z-index:251676672;visibility:visible;mso-wrap-style:square;mso-wrap-distance-left:9pt;mso-wrap-distance-top:0;mso-wrap-distance-right:9pt;mso-wrap-distance-bottom:0;mso-position-horizontal:absolute;mso-position-horizontal-relative:text;mso-position-vertical:absolute;mso-position-vertical-relative:text" o:gfxdata="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">
                 <v:imagedata r:id="rId34" o:title=""/>
               </v:shape>
             </w:pict>
@@ -2728,7 +2728,7 @@
           </mc:Choice>
           <mc:Fallback>
             <w:pict>
-              <v:shape w14:anchorId="1AB023BD" id="Ink 30" o:spid="_x0000_s1026" type="#_x0000_t75" style="position:absolute;margin-left:379.85pt;margin-top:29pt;width:42.9pt;height:3.85pt;z-index:251675648;visibility:visible;mso-wrap-style:square;mso-wrap-distance-left:9pt;mso-wrap-distance-top:0;mso-wrap-distance-right:9pt;mso-wrap-distance-bottom:0;mso-position-horizontal:absolute;mso-position-horizontal-relative:text;mso-position-vertical:absolute;mso-position-vertical-relative:text" o:gfxdata="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">
+              <v:shape w14:anchorId="10880CE9" id="Ink 30" o:spid="_x0000_s1026" type="#_x0000_t75" style="position:absolute;margin-left:379.85pt;margin-top:29pt;width:42.9pt;height:3.85pt;z-index:251675648;visibility:visible;mso-wrap-style:square;mso-wrap-distance-left:9pt;mso-wrap-distance-top:0;mso-wrap-distance-right:9pt;mso-wrap-distance-bottom:0;mso-position-horizontal:absolute;mso-position-horizontal-relative:text;mso-position-vertical:absolute;mso-position-vertical-relative:text" o:gfxdata="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">
                 <v:imagedata r:id="rId36" o:title=""/>
               </v:shape>
             </w:pict>
@@ -2778,7 +2778,7 @@
           </mc:Choice>
           <mc:Fallback>
             <w:pict>
-              <v:shape w14:anchorId="24B66488" id="Ink 29" o:spid="_x0000_s1026" type="#_x0000_t75" style="position:absolute;margin-left:380pt;margin-top:39.6pt;width:21.95pt;height:3.15pt;z-index:251674624;visibility:visible;mso-wrap-style:square;mso-wrap-distance-left:9pt;mso-wrap-distance-top:0;mso-wrap-distance-right:9pt;mso-wrap-distance-bottom:0;mso-position-horizontal:absolute;mso-position-horizontal-relative:text;mso-position-vertical:absolute;mso-position-vertical-relative:text" o:gfxdata="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">
+              <v:shape w14:anchorId="1F7876FD" id="Ink 29" o:spid="_x0000_s1026" type="#_x0000_t75" style="position:absolute;margin-left:380pt;margin-top:39.6pt;width:21.95pt;height:3.15pt;z-index:251674624;visibility:visible;mso-wrap-style:square;mso-wrap-distance-left:9pt;mso-wrap-distance-top:0;mso-wrap-distance-right:9pt;mso-wrap-distance-bottom:0;mso-position-horizontal:absolute;mso-position-horizontal-relative:text;mso-position-vertical:absolute;mso-position-vertical-relative:text" o:gfxdata="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">
                 <v:imagedata r:id="rId38" o:title=""/>
               </v:shape>
             </w:pict>
@@ -2889,7 +2889,7 @@
           </mc:Choice>
           <mc:Fallback>
             <w:pict>
-              <v:shape w14:anchorId="7AC53F3B" id="Ink 21" o:spid="_x0000_s1026" type="#_x0000_t75" style="position:absolute;margin-left:247.75pt;margin-top:20.6pt;width:87.5pt;height:17.05pt;z-index:251671552;visibility:visible;mso-wrap-style:square;mso-wrap-distance-left:9pt;mso-wrap-distance-top:0;mso-wrap-distance-right:9pt;mso-wrap-distance-bottom:0;mso-position-horizontal:absolute;mso-position-horizontal-relative:text;mso-position-vertical:absolute;mso-position-vertical-relative:text" o:gfxdata="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">
+              <v:shape w14:anchorId="6367B788" id="Ink 21" o:spid="_x0000_s1026" type="#_x0000_t75" style="position:absolute;margin-left:247.75pt;margin-top:20.6pt;width:87.5pt;height:17.05pt;z-index:251671552;visibility:visible;mso-wrap-style:square;mso-wrap-distance-left:9pt;mso-wrap-distance-top:0;mso-wrap-distance-right:9pt;mso-wrap-distance-bottom:0;mso-position-horizontal:absolute;mso-position-horizontal-relative:text;mso-position-vertical:absolute;mso-position-vertical-relative:text" o:gfxdata="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">
                 <v:imagedata r:id="rId41" o:title=""/>
               </v:shape>
             </w:pict>
@@ -2940,7 +2940,7 @@
           </mc:Choice>
           <mc:Fallback>
             <w:pict>
-              <v:shape w14:anchorId="6BE7FE75" id="Ink 19" o:spid="_x0000_s1026" type="#_x0000_t75" style="position:absolute;margin-left:249.6pt;margin-top:1pt;width:85.45pt;height:18.1pt;z-index:251669504;visibility:visible;mso-wrap-style:square;mso-wrap-distance-left:9pt;mso-wrap-distance-top:0;mso-wrap-distance-right:9pt;mso-wrap-distance-bottom:0;mso-position-horizontal:absolute;mso-position-horizontal-relative:text;mso-position-vertical:absolute;mso-position-vertical-relative:text" o:gfxdata="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">
+              <v:shape w14:anchorId="10020976" id="Ink 19" o:spid="_x0000_s1026" type="#_x0000_t75" style="position:absolute;margin-left:249.6pt;margin-top:1pt;width:85.45pt;height:18.1pt;z-index:251669504;visibility:visible;mso-wrap-style:square;mso-wrap-distance-left:9pt;mso-wrap-distance-top:0;mso-wrap-distance-right:9pt;mso-wrap-distance-bottom:0;mso-position-horizontal:absolute;mso-position-horizontal-relative:text;mso-position-vertical:absolute;mso-position-vertical-relative:text" o:gfxdata="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">
                 <v:imagedata r:id="rId43" o:title=""/>
               </v:shape>
             </w:pict>
@@ -3051,7 +3051,7 @@
           </mc:Choice>
           <mc:Fallback>
             <w:pict>
-              <v:shape w14:anchorId="368210EF" id="Ink 28" o:spid="_x0000_s1026" type="#_x0000_t75" style="position:absolute;margin-left:81.55pt;margin-top:58.8pt;width:141.35pt;height:6.9pt;z-index:251673600;visibility:visible;mso-wrap-style:square;mso-wrap-distance-left:9pt;mso-wrap-distance-top:0;mso-wrap-distance-right:9pt;mso-wrap-distance-bottom:0;mso-position-horizontal:absolute;mso-position-horizontal-relative:text;mso-position-vertical:absolute;mso-position-vertical-relative:text" o:gfxdata="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">
+              <v:shape w14:anchorId="136AFCF0" id="Ink 28" o:spid="_x0000_s1026" type="#_x0000_t75" style="position:absolute;margin-left:81.55pt;margin-top:58.8pt;width:141.35pt;height:6.9pt;z-index:251673600;visibility:visible;mso-wrap-style:square;mso-wrap-distance-left:9pt;mso-wrap-distance-top:0;mso-wrap-distance-right:9pt;mso-wrap-distance-bottom:0;mso-position-horizontal:absolute;mso-position-horizontal-relative:text;mso-position-vertical:absolute;mso-position-vertical-relative:text" o:gfxdata="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">
                 <v:imagedata r:id="rId46" o:title=""/>
               </v:shape>
             </w:pict>
@@ -3102,7 +3102,7 @@
           </mc:Choice>
           <mc:Fallback>
             <w:pict>
-              <v:shape w14:anchorId="08627F67" id="Ink 22" o:spid="_x0000_s1026" type="#_x0000_t75" style="position:absolute;margin-left:372.55pt;margin-top:76pt;width:77.35pt;height:17.05pt;z-index:251672576;visibility:visible;mso-wrap-style:square;mso-wrap-distance-left:9pt;mso-wrap-distance-top:0;mso-wrap-distance-right:9pt;mso-wrap-distance-bottom:0;mso-position-horizontal:absolute;mso-position-horizontal-relative:text;mso-position-vertical:absolute;mso-position-vertical-relative:text" o:gfxdata="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">
+              <v:shape w14:anchorId="5390C018" id="Ink 22" o:spid="_x0000_s1026" type="#_x0000_t75" style="position:absolute;margin-left:372.55pt;margin-top:76pt;width:77.35pt;height:17.05pt;z-index:251672576;visibility:visible;mso-wrap-style:square;mso-wrap-distance-left:9pt;mso-wrap-distance-top:0;mso-wrap-distance-right:9pt;mso-wrap-distance-bottom:0;mso-position-horizontal:absolute;mso-position-horizontal-relative:text;mso-position-vertical:absolute;mso-position-vertical-relative:text" o:gfxdata="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">
                 <v:imagedata r:id="rId48" o:title=""/>
               </v:shape>
             </w:pict>
@@ -3153,7 +3153,7 @@
           </mc:Choice>
           <mc:Fallback>
             <w:pict>
-              <v:shape w14:anchorId="2EFE42A8" id="Ink 20" o:spid="_x0000_s1026" type="#_x0000_t75" style="position:absolute;margin-left:348.6pt;margin-top:42.9pt;width:48.35pt;height:17.05pt;z-index:251670528;visibility:visible;mso-wrap-style:square;mso-wrap-distance-left:9pt;mso-wrap-distance-top:0;mso-wrap-distance-right:9pt;mso-wrap-distance-bottom:0;mso-position-horizontal:absolute;mso-position-horizontal-relative:text;mso-position-vertical:absolute;mso-position-vertical-relative:text" o:gfxdata="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">
+              <v:shape w14:anchorId="2794451A" id="Ink 20" o:spid="_x0000_s1026" type="#_x0000_t75" style="position:absolute;margin-left:348.6pt;margin-top:42.9pt;width:48.35pt;height:17.05pt;z-index:251670528;visibility:visible;mso-wrap-style:square;mso-wrap-distance-left:9pt;mso-wrap-distance-top:0;mso-wrap-distance-right:9pt;mso-wrap-distance-bottom:0;mso-position-horizontal:absolute;mso-position-horizontal-relative:text;mso-position-vertical:absolute;mso-position-vertical-relative:text" o:gfxdata="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">
                 <v:imagedata r:id="rId50" o:title=""/>
               </v:shape>
             </w:pict>
@@ -3440,144 +3440,19 @@
           <w:szCs w:val="28"/>
           <w:lang w:val="ru-RU"/>
         </w:rPr>
-        <w:t xml:space="preserve">в ходе лабораторной работы был разработан полноценный аналог утилиты </w:t>
-      </w:r>
-      <w:proofErr w:type="spellStart"/>
-      <w:r>
-        <w:rPr>
-          <w:rStyle w:val="kb0tx"/>
-          <w:rFonts w:eastAsiaTheme="majorEastAsia"/>
-          <w:color w:val="1E1D1C"/>
-          <w:sz w:val="28"/>
-          <w:szCs w:val="28"/>
-          <w:lang w:val="ru-RU"/>
-        </w:rPr>
-        <w:t>traceroute</w:t>
-      </w:r>
-      <w:proofErr w:type="spellEnd"/>
-      <w:r>
-        <w:rPr>
-          <w:rStyle w:val="kb0tx"/>
-          <w:rFonts w:eastAsiaTheme="majorEastAsia"/>
-          <w:color w:val="1E1D1C"/>
-          <w:sz w:val="28"/>
-          <w:szCs w:val="28"/>
-          <w:lang w:val="ru-RU"/>
-        </w:rPr>
-        <w:t>. Утилита полностью самостоятельно формирует ICMP-заголовки на битовом уровне, производит расчет контрольной суммы и корректно обрабатывает вложенные IP-заголовки в ответах "Time-</w:t>
-      </w:r>
-      <w:proofErr w:type="spellStart"/>
-      <w:r>
-        <w:rPr>
-          <w:rStyle w:val="kb0tx"/>
-          <w:rFonts w:eastAsiaTheme="majorEastAsia"/>
-          <w:color w:val="1E1D1C"/>
-          <w:sz w:val="28"/>
-          <w:szCs w:val="28"/>
-          <w:lang w:val="ru-RU"/>
-        </w:rPr>
-        <w:t>to</w:t>
-      </w:r>
-      <w:proofErr w:type="spellEnd"/>
-      <w:r>
-        <w:rPr>
-          <w:rStyle w:val="kb0tx"/>
-          <w:rFonts w:eastAsiaTheme="majorEastAsia"/>
-          <w:color w:val="1E1D1C"/>
-          <w:sz w:val="28"/>
-          <w:szCs w:val="28"/>
-          <w:lang w:val="ru-RU"/>
-        </w:rPr>
-        <w:t>-</w:t>
-      </w:r>
-      <w:proofErr w:type="spellStart"/>
-      <w:r>
-        <w:rPr>
-          <w:rStyle w:val="kb0tx"/>
-          <w:rFonts w:eastAsiaTheme="majorEastAsia"/>
-          <w:color w:val="1E1D1C"/>
-          <w:sz w:val="28"/>
-          <w:szCs w:val="28"/>
-          <w:lang w:val="ru-RU"/>
-        </w:rPr>
-        <w:t>live</w:t>
-      </w:r>
-      <w:proofErr w:type="spellEnd"/>
-      <w:r>
-        <w:rPr>
-          <w:rStyle w:val="kb0tx"/>
-          <w:rFonts w:eastAsiaTheme="majorEastAsia"/>
-          <w:color w:val="1E1D1C"/>
-          <w:sz w:val="28"/>
-          <w:szCs w:val="28"/>
-          <w:lang w:val="ru-RU"/>
-        </w:rPr>
-        <w:t xml:space="preserve"> </w:t>
-      </w:r>
-      <w:proofErr w:type="spellStart"/>
-      <w:r>
-        <w:rPr>
-          <w:rStyle w:val="kb0tx"/>
-          <w:rFonts w:eastAsiaTheme="majorEastAsia"/>
-          <w:color w:val="1E1D1C"/>
-          <w:sz w:val="28"/>
-          <w:szCs w:val="28"/>
-          <w:lang w:val="ru-RU"/>
-        </w:rPr>
-        <w:t>exceeded</w:t>
-      </w:r>
-      <w:proofErr w:type="spellEnd"/>
-      <w:r>
-        <w:rPr>
-          <w:rStyle w:val="kb0tx"/>
-          <w:rFonts w:eastAsiaTheme="majorEastAsia"/>
-          <w:color w:val="1E1D1C"/>
-          <w:sz w:val="28"/>
-          <w:szCs w:val="28"/>
-          <w:lang w:val="ru-RU"/>
-        </w:rPr>
-        <w:t xml:space="preserve">". Анализ в </w:t>
-      </w:r>
-      <w:proofErr w:type="spellStart"/>
-      <w:r>
-        <w:rPr>
-          <w:rStyle w:val="kb0tx"/>
-          <w:rFonts w:eastAsiaTheme="majorEastAsia"/>
-          <w:color w:val="1E1D1C"/>
-          <w:sz w:val="28"/>
-          <w:szCs w:val="28"/>
-          <w:lang w:val="ru-RU"/>
-        </w:rPr>
-        <w:t>Wireshark</w:t>
-      </w:r>
-      <w:proofErr w:type="spellEnd"/>
-      <w:r>
-        <w:rPr>
-          <w:rStyle w:val="kb0tx"/>
-          <w:rFonts w:eastAsiaTheme="majorEastAsia"/>
-          <w:color w:val="1E1D1C"/>
-          <w:sz w:val="28"/>
-          <w:szCs w:val="28"/>
-          <w:lang w:val="ru-RU"/>
-        </w:rPr>
-        <w:t xml:space="preserve"> подтвердил валидность всех генерируемых пакетов. Результаты трассировки полностью совпадают с результатами системной утилиты в режиме ICMP.</w:t>
-      </w:r>
-    </w:p>
-    <w:p>
-      <w:pPr>
-        <w:pStyle w:val="zfr3q"/>
-        <w:spacing w:before="225" w:beforeAutospacing="0" w:after="0" w:afterAutospacing="0"/>
-        <w:ind w:left="720"/>
-        <w:jc w:val="both"/>
-        <w:rPr>
-          <w:rStyle w:val="kb0tx"/>
-          <w:rFonts w:eastAsiaTheme="majorEastAsia"/>
-          <w:color w:val="1E1D1C"/>
-          <w:sz w:val="28"/>
-          <w:szCs w:val="28"/>
-          <w:lang w:val="ru-RU"/>
-        </w:rPr>
-      </w:pPr>
+        <w:t>в ходе</w:t>
+      </w:r>
+      <w:r>
+        <w:rPr>
+          <w:rStyle w:val="kb0tx"/>
+          <w:rFonts w:eastAsiaTheme="majorEastAsia"/>
+          <w:color w:val="1E1D1C"/>
+          <w:sz w:val="28"/>
+          <w:szCs w:val="28"/>
+          <w:lang w:val="ru-RU"/>
+        </w:rPr>
+        <w:t xml:space="preserve"> выполнения лабораторной работы было успешно разработано многопоточное P2P-приложение, реализующее гибридную клиент-серверную архитектуру. Разработан собственный прикладной протокол: для автоматического обнаружения узлов применяется широковещательная рассылка через UDP-сокеты, а для гарантированной доставки текстовых сообщений устанавливается надежное соединение через TCP. Практическая реализация проекта позволила на глубоком уровне закрепить принципы многопоточного программирования, управления сетевыми гнездами (сокетами) и изучить особенности маршрутизации в локальных сетях с учетом масок подсетей и транспортных протоколов.</w:t>
+      </w:r>
     </w:p>
     <w:p>
       <w:pPr>

--- a/LK3(KSIS).docx
+++ b/LK3(KSIS).docx
@@ -641,7 +641,7 @@
         <w:pStyle w:val="zfr3q"/>
         <w:numPr>
           <w:ilvl w:val="0"/>
-          <w:numId w:val="6"/>
+          <w:numId w:val="8"/>
         </w:numPr>
         <w:spacing w:before="225" w:beforeAutospacing="0" w:after="0" w:afterAutospacing="0"/>
         <w:jc w:val="both"/>
@@ -663,7 +663,7 @@
           <w:szCs w:val="28"/>
           <w:lang w:val="ru-RU"/>
         </w:rPr>
-        <w:t>Инициализация узлов и UDP-обнаружение (</w:t>
+        <w:t xml:space="preserve">Инициализация узлов и протокол обнаружения (UDP </w:t>
       </w:r>
       <w:proofErr w:type="spellStart"/>
       <w:r>
@@ -675,7 +675,7 @@
           <w:szCs w:val="28"/>
           <w:lang w:val="ru-RU"/>
         </w:rPr>
-        <w:t>Handshake</w:t>
+        <w:t>Broadcast</w:t>
       </w:r>
       <w:proofErr w:type="spellEnd"/>
       <w:r>
@@ -713,59 +713,37 @@
           <w:szCs w:val="28"/>
           <w:lang w:val="ru-RU"/>
         </w:rPr>
-        <w:t>В начале программы запрашиваются идентификационные данные пользователя (Имя, IP-адрес, UDP и TCP порты). Для отправки и получения широковещательных/направленных запросов знакомства (</w:t>
-      </w:r>
-      <w:proofErr w:type="spellStart"/>
-      <w:r>
-        <w:rPr>
-          <w:rStyle w:val="kb0tx"/>
-          <w:rFonts w:eastAsiaTheme="majorEastAsia"/>
-          <w:color w:val="1E1D1C"/>
-          <w:sz w:val="28"/>
-          <w:szCs w:val="28"/>
-          <w:lang w:val="ru-RU"/>
-        </w:rPr>
-        <w:t>Handshake</w:t>
-      </w:r>
-      <w:proofErr w:type="spellEnd"/>
-      <w:r>
-        <w:rPr>
-          <w:rStyle w:val="kb0tx"/>
-          <w:rFonts w:eastAsiaTheme="majorEastAsia"/>
-          <w:color w:val="1E1D1C"/>
-          <w:sz w:val="28"/>
-          <w:szCs w:val="28"/>
-          <w:lang w:val="ru-RU"/>
-        </w:rPr>
-        <w:t>) создается UDP-сокет.</w:t>
+        <w:t>Сначала программа просит ввести имя, IP-адрес и TCP-порт.</w:t>
       </w:r>
     </w:p>
     <w:p>
       <w:pPr>
         <w:pStyle w:val="zfr3q"/>
         <w:spacing w:before="225" w:beforeAutospacing="0" w:after="0" w:afterAutospacing="0"/>
-        <w:jc w:val="both"/>
-        <w:rPr>
-          <w:rStyle w:val="kb0tx"/>
-          <w:rFonts w:eastAsiaTheme="majorEastAsia"/>
-          <w:color w:val="1E1D1C"/>
-          <w:sz w:val="28"/>
-          <w:szCs w:val="28"/>
-        </w:rPr>
-      </w:pPr>
-      <w:r>
-        <w:rPr>
-          <w:rStyle w:val="kb0tx"/>
-          <w:rFonts w:eastAsiaTheme="majorEastAsia"/>
-          <w:color w:val="1E1D1C"/>
-          <w:sz w:val="28"/>
-          <w:szCs w:val="28"/>
+        <w:jc w:val="center"/>
+        <w:rPr>
+          <w:rStyle w:val="kb0tx"/>
+          <w:rFonts w:eastAsiaTheme="majorEastAsia"/>
+          <w:color w:val="1E1D1C"/>
+          <w:sz w:val="28"/>
+          <w:szCs w:val="28"/>
+          <w:lang w:val="ru-RU"/>
+        </w:rPr>
+      </w:pPr>
+      <w:r>
+        <w:rPr>
+          <w:rStyle w:val="kb0tx"/>
+          <w:rFonts w:eastAsiaTheme="majorEastAsia"/>
+          <w:color w:val="1E1D1C"/>
+          <w:sz w:val="28"/>
+          <w:szCs w:val="28"/>
+          <w:lang w:val="ru-RU"/>
         </w:rPr>
         <w:drawing>
-          <wp:inline distT="0" distB="0" distL="0" distR="0" wp14:anchorId="19BA4484" wp14:editId="3A8EAEB9">
-            <wp:extent cx="5731510" cy="207010"/>
+          <wp:inline distT="0" distB="0" distL="0" distR="0" wp14:anchorId="44D36FDA" wp14:editId="2E8482D7">
+            <wp:extent cx="5016500" cy="673100"/>
             <wp:effectExtent l="0" t="0" r="0" b="0"/>
-            <wp:docPr id="634124402" name="Picture 1"/>
+            <wp:docPr id="1531878300" name="Picture 1"/>
             <wp:cNvGraphicFramePr>
               <a:graphicFrameLocks xmlns:a="http://schemas.openxmlformats.org/drawingml/2006/main" noChangeAspect="1"/>
             </wp:cNvGraphicFramePr>
@@ -773,7 +751,7 @@
               <a:graphicData uri="http://schemas.openxmlformats.org/drawingml/2006/picture">
                 <pic:pic xmlns:pic="http://schemas.openxmlformats.org/drawingml/2006/picture">
                   <pic:nvPicPr>
-                    <pic:cNvPr id="634124402" name=""/>
+                    <pic:cNvPr id="1531878300" name=""/>
                     <pic:cNvPicPr/>
                   </pic:nvPicPr>
                   <pic:blipFill>
@@ -785,7 +763,7 @@
                   <pic:spPr>
                     <a:xfrm>
                       <a:off x="0" y="0"/>
-                      <a:ext cx="5731510" cy="207010"/>
+                      <a:ext cx="5016500" cy="673100"/>
                     </a:xfrm>
                     <a:prstGeom prst="rect">
                       <a:avLst/>
@@ -809,99 +787,23 @@
           <w:color w:val="1E1D1C"/>
           <w:sz w:val="28"/>
           <w:szCs w:val="28"/>
-        </w:rPr>
-      </w:pPr>
-      <w:r>
-        <w:rPr>
-          <w:rStyle w:val="kb0tx"/>
-          <w:rFonts w:eastAsiaTheme="majorEastAsia"/>
-          <w:color w:val="1E1D1C"/>
-          <w:sz w:val="28"/>
-          <w:szCs w:val="28"/>
-          <w:lang w:val="ru-RU"/>
-        </w:rPr>
-        <w:t xml:space="preserve">Рисунок 1 – запуск моей программы через терминал </w:t>
-      </w:r>
-      <w:r>
-        <w:rPr>
-          <w:rStyle w:val="kb0tx"/>
-          <w:rFonts w:eastAsiaTheme="majorEastAsia"/>
-          <w:color w:val="1E1D1C"/>
-          <w:sz w:val="28"/>
-          <w:szCs w:val="28"/>
-        </w:rPr>
-        <w:t>Visual</w:t>
-      </w:r>
-      <w:r>
-        <w:rPr>
-          <w:rStyle w:val="kb0tx"/>
-          <w:rFonts w:eastAsiaTheme="majorEastAsia"/>
-          <w:color w:val="1E1D1C"/>
-          <w:sz w:val="28"/>
-          <w:szCs w:val="28"/>
-          <w:lang w:val="ru-RU"/>
-        </w:rPr>
-        <w:t xml:space="preserve"> </w:t>
-      </w:r>
-      <w:r>
-        <w:rPr>
-          <w:rStyle w:val="kb0tx"/>
-          <w:rFonts w:eastAsiaTheme="majorEastAsia"/>
-          <w:color w:val="1E1D1C"/>
-          <w:sz w:val="28"/>
-          <w:szCs w:val="28"/>
-        </w:rPr>
-        <w:t>Studio</w:t>
-      </w:r>
-      <w:r>
-        <w:rPr>
-          <w:rStyle w:val="kb0tx"/>
-          <w:rFonts w:eastAsiaTheme="majorEastAsia"/>
-          <w:color w:val="1E1D1C"/>
-          <w:sz w:val="28"/>
-          <w:szCs w:val="28"/>
-          <w:lang w:val="ru-RU"/>
-        </w:rPr>
-        <w:t xml:space="preserve"> </w:t>
-      </w:r>
-      <w:r>
-        <w:rPr>
-          <w:rStyle w:val="kb0tx"/>
-          <w:rFonts w:eastAsiaTheme="majorEastAsia"/>
-          <w:color w:val="1E1D1C"/>
-          <w:sz w:val="28"/>
-          <w:szCs w:val="28"/>
-        </w:rPr>
-        <w:t>Code</w:t>
-      </w:r>
-    </w:p>
-    <w:p>
-      <w:pPr>
-        <w:pStyle w:val="zfr3q"/>
-        <w:spacing w:before="225" w:beforeAutospacing="0" w:after="0" w:afterAutospacing="0"/>
-        <w:jc w:val="center"/>
-        <w:rPr>
-          <w:rStyle w:val="kb0tx"/>
-          <w:rFonts w:eastAsiaTheme="majorEastAsia"/>
-          <w:color w:val="1E1D1C"/>
-          <w:sz w:val="28"/>
-          <w:szCs w:val="28"/>
-        </w:rPr>
-      </w:pPr>
-      <w:r>
-        <w:rPr>
-          <w:rStyle w:val="kb0tx"/>
-          <w:rFonts w:eastAsiaTheme="majorEastAsia"/>
-          <w:color w:val="1E1D1C"/>
-          <w:sz w:val="28"/>
-          <w:szCs w:val="28"/>
-        </w:rPr>
-        <w:lastRenderedPageBreak/>
+          <w:lang w:val="ru-RU"/>
+        </w:rPr>
+      </w:pPr>
+      <w:r>
+        <w:rPr>
+          <w:rStyle w:val="kb0tx"/>
+          <w:rFonts w:eastAsiaTheme="majorEastAsia"/>
+          <w:color w:val="1E1D1C"/>
+          <w:sz w:val="28"/>
+          <w:szCs w:val="28"/>
+          <w:lang w:val="ru-RU"/>
+        </w:rPr>
         <w:drawing>
-          <wp:inline distT="0" distB="0" distL="0" distR="0" wp14:anchorId="2F42BA39" wp14:editId="43E5457D">
-            <wp:extent cx="5293783" cy="1305741"/>
-            <wp:effectExtent l="0" t="0" r="2540" b="2540"/>
-            <wp:docPr id="35545632" name="Picture 1"/>
+          <wp:inline distT="0" distB="0" distL="0" distR="0" wp14:anchorId="21764DC8" wp14:editId="636D8621">
+            <wp:extent cx="4940300" cy="596900"/>
+            <wp:effectExtent l="0" t="0" r="0" b="0"/>
+            <wp:docPr id="683259606" name="Picture 1"/>
             <wp:cNvGraphicFramePr>
               <a:graphicFrameLocks xmlns:a="http://schemas.openxmlformats.org/drawingml/2006/main" noChangeAspect="1"/>
             </wp:cNvGraphicFramePr>
@@ -909,12 +811,388 @@
               <a:graphicData uri="http://schemas.openxmlformats.org/drawingml/2006/picture">
                 <pic:pic xmlns:pic="http://schemas.openxmlformats.org/drawingml/2006/picture">
                   <pic:nvPicPr>
-                    <pic:cNvPr id="35545632" name=""/>
+                    <pic:cNvPr id="683259606" name=""/>
+                    <pic:cNvPicPr/>
+                  </pic:nvPicPr>
+                  <pic:blipFill>
+                    <a:blip r:embed="rId6"/>
+                    <a:stretch>
+                      <a:fillRect/>
+                    </a:stretch>
+                  </pic:blipFill>
+                  <pic:spPr>
+                    <a:xfrm>
+                      <a:off x="0" y="0"/>
+                      <a:ext cx="4940300" cy="596900"/>
+                    </a:xfrm>
+                    <a:prstGeom prst="rect">
+                      <a:avLst/>
+                    </a:prstGeom>
+                  </pic:spPr>
+                </pic:pic>
+              </a:graphicData>
+            </a:graphic>
+          </wp:inline>
+        </w:drawing>
+      </w:r>
+    </w:p>
+    <w:p>
+      <w:pPr>
+        <w:pStyle w:val="zfr3q"/>
+        <w:spacing w:before="225" w:beforeAutospacing="0" w:after="0" w:afterAutospacing="0"/>
+        <w:jc w:val="both"/>
+        <w:rPr>
+          <w:rStyle w:val="kb0tx"/>
+          <w:rFonts w:eastAsiaTheme="majorEastAsia"/>
+          <w:color w:val="1E1D1C"/>
+          <w:sz w:val="28"/>
+          <w:szCs w:val="28"/>
+          <w:lang w:val="ru-RU"/>
+        </w:rPr>
+      </w:pPr>
+      <w:r>
+        <w:rPr>
+          <w:rStyle w:val="kb0tx"/>
+          <w:rFonts w:eastAsiaTheme="majorEastAsia"/>
+          <w:color w:val="1E1D1C"/>
+          <w:sz w:val="28"/>
+          <w:szCs w:val="28"/>
+          <w:lang w:val="ru-RU"/>
+        </w:rPr>
+        <w:lastRenderedPageBreak/>
+        <w:t xml:space="preserve">Создается </w:t>
+      </w:r>
+      <w:r>
+        <w:rPr>
+          <w:rStyle w:val="kb0tx"/>
+          <w:rFonts w:eastAsiaTheme="majorEastAsia"/>
+          <w:color w:val="1E1D1C"/>
+          <w:sz w:val="28"/>
+          <w:szCs w:val="28"/>
+        </w:rPr>
+        <w:t>UDP</w:t>
+      </w:r>
+      <w:r>
+        <w:rPr>
+          <w:rStyle w:val="kb0tx"/>
+          <w:rFonts w:eastAsiaTheme="majorEastAsia"/>
+          <w:color w:val="1E1D1C"/>
+          <w:sz w:val="28"/>
+          <w:szCs w:val="28"/>
+          <w:lang w:val="ru-RU"/>
+        </w:rPr>
+        <w:t xml:space="preserve">-сокет, для которого устанавливаются опции </w:t>
+      </w:r>
+      <w:r>
+        <w:rPr>
+          <w:rStyle w:val="kb0tx"/>
+          <w:rFonts w:eastAsiaTheme="majorEastAsia"/>
+          <w:color w:val="1E1D1C"/>
+          <w:sz w:val="28"/>
+          <w:szCs w:val="28"/>
+        </w:rPr>
+        <w:t>SO</w:t>
+      </w:r>
+      <w:r>
+        <w:rPr>
+          <w:rStyle w:val="kb0tx"/>
+          <w:rFonts w:eastAsiaTheme="majorEastAsia"/>
+          <w:color w:val="1E1D1C"/>
+          <w:sz w:val="28"/>
+          <w:szCs w:val="28"/>
+          <w:lang w:val="ru-RU"/>
+        </w:rPr>
+        <w:t>_</w:t>
+      </w:r>
+      <w:r>
+        <w:rPr>
+          <w:rStyle w:val="kb0tx"/>
+          <w:rFonts w:eastAsiaTheme="majorEastAsia"/>
+          <w:color w:val="1E1D1C"/>
+          <w:sz w:val="28"/>
+          <w:szCs w:val="28"/>
+        </w:rPr>
+        <w:t>BROADCAST</w:t>
+      </w:r>
+      <w:r>
+        <w:rPr>
+          <w:rStyle w:val="kb0tx"/>
+          <w:rFonts w:eastAsiaTheme="majorEastAsia"/>
+          <w:color w:val="1E1D1C"/>
+          <w:sz w:val="28"/>
+          <w:szCs w:val="28"/>
+          <w:lang w:val="ru-RU"/>
+        </w:rPr>
+        <w:t xml:space="preserve"> (разрешение на отправку широковещательных пакетов) и </w:t>
+      </w:r>
+      <w:r>
+        <w:rPr>
+          <w:rStyle w:val="kb0tx"/>
+          <w:rFonts w:eastAsiaTheme="majorEastAsia"/>
+          <w:color w:val="1E1D1C"/>
+          <w:sz w:val="28"/>
+          <w:szCs w:val="28"/>
+        </w:rPr>
+        <w:t>SO</w:t>
+      </w:r>
+      <w:r>
+        <w:rPr>
+          <w:rStyle w:val="kb0tx"/>
+          <w:rFonts w:eastAsiaTheme="majorEastAsia"/>
+          <w:color w:val="1E1D1C"/>
+          <w:sz w:val="28"/>
+          <w:szCs w:val="28"/>
+          <w:lang w:val="ru-RU"/>
+        </w:rPr>
+        <w:t>_</w:t>
+      </w:r>
+      <w:r>
+        <w:rPr>
+          <w:rStyle w:val="kb0tx"/>
+          <w:rFonts w:eastAsiaTheme="majorEastAsia"/>
+          <w:color w:val="1E1D1C"/>
+          <w:sz w:val="28"/>
+          <w:szCs w:val="28"/>
+        </w:rPr>
+        <w:t>REUSEPORT</w:t>
+      </w:r>
+      <w:r>
+        <w:rPr>
+          <w:rStyle w:val="kb0tx"/>
+          <w:rFonts w:eastAsiaTheme="majorEastAsia"/>
+          <w:color w:val="1E1D1C"/>
+          <w:sz w:val="28"/>
+          <w:szCs w:val="28"/>
+          <w:lang w:val="ru-RU"/>
+        </w:rPr>
+        <w:t xml:space="preserve"> (для локального тестирования нескольких узлов на одно</w:t>
+      </w:r>
+      <w:r>
+        <w:rPr>
+          <w:rStyle w:val="kb0tx"/>
+          <w:rFonts w:eastAsiaTheme="majorEastAsia"/>
+          <w:color w:val="1E1D1C"/>
+          <w:sz w:val="28"/>
+          <w:szCs w:val="28"/>
+          <w:lang w:val="ru-RU"/>
+        </w:rPr>
+        <w:t>м ноутбуке</w:t>
+      </w:r>
+      <w:r>
+        <w:rPr>
+          <w:rStyle w:val="kb0tx"/>
+          <w:rFonts w:eastAsiaTheme="majorEastAsia"/>
+          <w:color w:val="1E1D1C"/>
+          <w:sz w:val="28"/>
+          <w:szCs w:val="28"/>
+          <w:lang w:val="ru-RU"/>
+        </w:rPr>
+        <w:t>).</w:t>
+      </w:r>
+    </w:p>
+    <w:p>
+      <w:pPr>
+        <w:pStyle w:val="zfr3q"/>
+        <w:spacing w:before="225" w:beforeAutospacing="0" w:after="0" w:afterAutospacing="0"/>
+        <w:jc w:val="both"/>
+        <w:rPr>
+          <w:rStyle w:val="kb0tx"/>
+          <w:rFonts w:eastAsiaTheme="majorEastAsia"/>
+          <w:color w:val="1E1D1C"/>
+          <w:sz w:val="28"/>
+          <w:szCs w:val="28"/>
+          <w:lang w:val="ru-RU"/>
+        </w:rPr>
+      </w:pPr>
+      <w:r>
+        <w:rPr>
+          <w:rStyle w:val="kb0tx"/>
+          <w:rFonts w:eastAsiaTheme="majorEastAsia"/>
+          <w:color w:val="1E1D1C"/>
+          <w:sz w:val="28"/>
+          <w:szCs w:val="28"/>
+          <w:lang w:val="ru-RU"/>
+        </w:rPr>
+        <w:t>Структура приветственного пакета</w:t>
+      </w:r>
+      <w:r>
+        <w:rPr>
+          <w:rStyle w:val="kb0tx"/>
+          <w:rFonts w:eastAsiaTheme="majorEastAsia"/>
+          <w:color w:val="1E1D1C"/>
+          <w:sz w:val="28"/>
+          <w:szCs w:val="28"/>
+          <w:lang w:val="ru-RU"/>
+        </w:rPr>
+        <w:t>:</w:t>
+      </w:r>
+    </w:p>
+    <w:p>
+      <w:pPr>
+        <w:pStyle w:val="zfr3q"/>
+        <w:numPr>
+          <w:ilvl w:val="0"/>
+          <w:numId w:val="9"/>
+        </w:numPr>
+        <w:spacing w:before="225" w:after="0"/>
+        <w:rPr>
+          <w:rStyle w:val="kb0tx"/>
+          <w:rFonts w:eastAsiaTheme="majorEastAsia"/>
+          <w:color w:val="1E1D1C"/>
+          <w:sz w:val="28"/>
+          <w:szCs w:val="28"/>
+          <w:lang w:val="ru-RU"/>
+        </w:rPr>
+      </w:pPr>
+      <w:r>
+        <w:rPr>
+          <w:rStyle w:val="kb0tx"/>
+          <w:rFonts w:eastAsiaTheme="majorEastAsia"/>
+          <w:color w:val="1E1D1C"/>
+          <w:sz w:val="28"/>
+          <w:szCs w:val="28"/>
+          <w:lang w:val="en-RU"/>
+        </w:rPr>
+        <w:t>Байт 0: Тип сообщения (значение 3 означает «пользователь подключен»).</w:t>
+      </w:r>
+    </w:p>
+    <w:p>
+      <w:pPr>
+        <w:pStyle w:val="zfr3q"/>
+        <w:numPr>
+          <w:ilvl w:val="0"/>
+          <w:numId w:val="9"/>
+        </w:numPr>
+        <w:spacing w:before="225" w:after="0"/>
+        <w:rPr>
+          <w:rStyle w:val="kb0tx"/>
+          <w:rFonts w:eastAsiaTheme="majorEastAsia"/>
+          <w:color w:val="1E1D1C"/>
+          <w:sz w:val="28"/>
+          <w:szCs w:val="28"/>
+          <w:lang w:val="ru-RU"/>
+        </w:rPr>
+      </w:pPr>
+      <w:r>
+        <w:rPr>
+          <w:rStyle w:val="kb0tx"/>
+          <w:rFonts w:eastAsiaTheme="majorEastAsia"/>
+          <w:color w:val="1E1D1C"/>
+          <w:sz w:val="28"/>
+          <w:szCs w:val="28"/>
+          <w:lang w:val="en-RU"/>
+        </w:rPr>
+        <w:t>Байт 1: Длина полезной нагрузки в байтах.</w:t>
+      </w:r>
+    </w:p>
+    <w:p>
+      <w:pPr>
+        <w:pStyle w:val="zfr3q"/>
+        <w:numPr>
+          <w:ilvl w:val="0"/>
+          <w:numId w:val="9"/>
+        </w:numPr>
+        <w:spacing w:before="225" w:beforeAutospacing="0" w:after="0" w:afterAutospacing="0"/>
+        <w:jc w:val="both"/>
+        <w:rPr>
+          <w:rStyle w:val="kb0tx"/>
+          <w:rFonts w:eastAsiaTheme="majorEastAsia"/>
+          <w:color w:val="1E1D1C"/>
+          <w:sz w:val="28"/>
+          <w:szCs w:val="28"/>
+          <w:lang w:val="en-RU"/>
+        </w:rPr>
+      </w:pPr>
+      <w:r>
+        <w:rPr>
+          <w:rStyle w:val="kb0tx"/>
+          <w:rFonts w:eastAsiaTheme="majorEastAsia"/>
+          <w:color w:val="1E1D1C"/>
+          <w:sz w:val="28"/>
+          <w:szCs w:val="28"/>
+          <w:lang w:val="en-RU"/>
+        </w:rPr>
+        <w:t>Полезная нагрузка: Строка в формате Имя:ТСР-порт</w:t>
+      </w:r>
+      <w:r>
+        <w:rPr>
+          <w:rStyle w:val="kb0tx"/>
+          <w:rFonts w:eastAsiaTheme="majorEastAsia"/>
+          <w:color w:val="1E1D1C"/>
+          <w:sz w:val="28"/>
+          <w:szCs w:val="28"/>
+          <w:lang w:val="ru-RU"/>
+        </w:rPr>
+        <w:t>.</w:t>
+      </w:r>
+    </w:p>
+    <w:p>
+      <w:pPr>
+        <w:pStyle w:val="zfr3q"/>
+        <w:spacing w:before="225" w:beforeAutospacing="0" w:after="0" w:afterAutospacing="0"/>
+        <w:jc w:val="both"/>
+        <w:rPr>
+          <w:rStyle w:val="kb0tx"/>
+          <w:rFonts w:eastAsiaTheme="majorEastAsia"/>
+          <w:color w:val="1E1D1C"/>
+          <w:sz w:val="28"/>
+          <w:szCs w:val="28"/>
+          <w:lang w:val="ru-RU"/>
+        </w:rPr>
+      </w:pPr>
+      <w:r>
+        <w:rPr>
+          <w:rStyle w:val="kb0tx"/>
+          <w:rFonts w:eastAsiaTheme="majorEastAsia"/>
+          <w:color w:val="1E1D1C"/>
+          <w:sz w:val="28"/>
+          <w:szCs w:val="28"/>
+          <w:lang w:val="en-RU"/>
+        </w:rPr>
+        <w:t>Для надежности я добавила механизм «пульса»: программа отправляет такое приветствие каждые 3 секунды, чтобы новые пользователи нас заметили, даже если подключились чуть позже.</w:t>
+      </w:r>
+    </w:p>
+    <w:p>
+      <w:pPr>
+        <w:pStyle w:val="zfr3q"/>
+        <w:spacing w:before="225" w:beforeAutospacing="0" w:after="0" w:afterAutospacing="0"/>
+        <w:jc w:val="both"/>
+        <w:rPr>
+          <w:rStyle w:val="kb0tx"/>
+          <w:rFonts w:eastAsiaTheme="majorEastAsia"/>
+          <w:color w:val="1E1D1C"/>
+          <w:sz w:val="28"/>
+          <w:szCs w:val="28"/>
+          <w:lang w:val="ru-RU"/>
+        </w:rPr>
+      </w:pPr>
+      <w:r>
+        <w:rPr>
+          <w:rStyle w:val="kb0tx"/>
+          <w:rFonts w:eastAsiaTheme="majorEastAsia"/>
+          <w:color w:val="1E1D1C"/>
+          <w:sz w:val="28"/>
+          <w:szCs w:val="28"/>
+          <w:lang w:val="ru-RU"/>
+        </w:rPr>
+        <w:drawing>
+          <wp:inline distT="0" distB="0" distL="0" distR="0" wp14:anchorId="0581BAED" wp14:editId="057D78F4">
+            <wp:extent cx="5731510" cy="572877"/>
+            <wp:effectExtent l="0" t="0" r="0" b="0"/>
+            <wp:docPr id="1125568874" name="Picture 1"/>
+            <wp:cNvGraphicFramePr>
+              <a:graphicFrameLocks xmlns:a="http://schemas.openxmlformats.org/drawingml/2006/main" noChangeAspect="1"/>
+            </wp:cNvGraphicFramePr>
+            <a:graphic xmlns:a="http://schemas.openxmlformats.org/drawingml/2006/main">
+              <a:graphicData uri="http://schemas.openxmlformats.org/drawingml/2006/picture">
+                <pic:pic xmlns:pic="http://schemas.openxmlformats.org/drawingml/2006/picture">
+                  <pic:nvPicPr>
+                    <pic:cNvPr id="1125568874" name=""/>
                     <pic:cNvPicPr/>
                   </pic:nvPicPr>
                   <pic:blipFill rotWithShape="1">
-                    <a:blip r:embed="rId6"/>
-                    <a:srcRect t="2696" b="32616"/>
+                    <a:blip r:embed="rId7"/>
+                    <a:srcRect b="32320"/>
                     <a:stretch>
                       <a:fillRect/>
                     </a:stretch>
@@ -922,7 +1200,7 @@
                   <pic:spPr bwMode="auto">
                     <a:xfrm>
                       <a:off x="0" y="0"/>
-                      <a:ext cx="5295900" cy="1306263"/>
+                      <a:ext cx="5731510" cy="572877"/>
                     </a:xfrm>
                     <a:prstGeom prst="rect">
                       <a:avLst/>
@@ -947,28 +1225,30 @@
       <w:pPr>
         <w:pStyle w:val="zfr3q"/>
         <w:spacing w:before="225" w:beforeAutospacing="0" w:after="0" w:afterAutospacing="0"/>
-        <w:jc w:val="center"/>
-        <w:rPr>
-          <w:rStyle w:val="kb0tx"/>
-          <w:rFonts w:eastAsiaTheme="majorEastAsia"/>
-          <w:color w:val="1E1D1C"/>
-          <w:sz w:val="28"/>
-          <w:szCs w:val="28"/>
-        </w:rPr>
-      </w:pPr>
-      <w:r>
-        <w:rPr>
-          <w:rStyle w:val="kb0tx"/>
-          <w:rFonts w:eastAsiaTheme="majorEastAsia"/>
-          <w:color w:val="1E1D1C"/>
-          <w:sz w:val="28"/>
-          <w:szCs w:val="28"/>
+        <w:jc w:val="both"/>
+        <w:rPr>
+          <w:rStyle w:val="kb0tx"/>
+          <w:rFonts w:eastAsiaTheme="majorEastAsia"/>
+          <w:color w:val="1E1D1C"/>
+          <w:sz w:val="28"/>
+          <w:szCs w:val="28"/>
+          <w:lang w:val="ru-RU"/>
+        </w:rPr>
+      </w:pPr>
+      <w:r>
+        <w:rPr>
+          <w:rStyle w:val="kb0tx"/>
+          <w:rFonts w:eastAsiaTheme="majorEastAsia"/>
+          <w:color w:val="1E1D1C"/>
+          <w:sz w:val="28"/>
+          <w:szCs w:val="28"/>
+          <w:lang w:val="ru-RU"/>
         </w:rPr>
         <w:drawing>
-          <wp:inline distT="0" distB="0" distL="0" distR="0" wp14:anchorId="7C9D4E1D" wp14:editId="316D2583">
-            <wp:extent cx="2946400" cy="1333500"/>
+          <wp:inline distT="0" distB="0" distL="0" distR="0" wp14:anchorId="570677AE" wp14:editId="4315A97B">
+            <wp:extent cx="5731510" cy="628015"/>
             <wp:effectExtent l="0" t="0" r="0" b="0"/>
-            <wp:docPr id="1831613730" name="Picture 1"/>
+            <wp:docPr id="563727867" name="Picture 1"/>
             <wp:cNvGraphicFramePr>
               <a:graphicFrameLocks xmlns:a="http://schemas.openxmlformats.org/drawingml/2006/main" noChangeAspect="1"/>
             </wp:cNvGraphicFramePr>
@@ -976,11 +1256,11 @@
               <a:graphicData uri="http://schemas.openxmlformats.org/drawingml/2006/picture">
                 <pic:pic xmlns:pic="http://schemas.openxmlformats.org/drawingml/2006/picture">
                   <pic:nvPicPr>
-                    <pic:cNvPr id="1831613730" name=""/>
+                    <pic:cNvPr id="563727867" name=""/>
                     <pic:cNvPicPr/>
                   </pic:nvPicPr>
                   <pic:blipFill>
-                    <a:blip r:embed="rId7"/>
+                    <a:blip r:embed="rId8"/>
                     <a:stretch>
                       <a:fillRect/>
                     </a:stretch>
@@ -988,7 +1268,7 @@
                   <pic:spPr>
                     <a:xfrm>
                       <a:off x="0" y="0"/>
-                      <a:ext cx="2946400" cy="1333500"/>
+                      <a:ext cx="5731510" cy="628015"/>
                     </a:xfrm>
                     <a:prstGeom prst="rect">
                       <a:avLst/>
@@ -1004,60 +1284,124 @@
     <w:p>
       <w:pPr>
         <w:pStyle w:val="zfr3q"/>
+        <w:numPr>
+          <w:ilvl w:val="0"/>
+          <w:numId w:val="8"/>
+        </w:numPr>
         <w:spacing w:before="225" w:beforeAutospacing="0" w:after="0" w:afterAutospacing="0"/>
-        <w:jc w:val="center"/>
-        <w:rPr>
-          <w:rStyle w:val="kb0tx"/>
-          <w:rFonts w:eastAsiaTheme="majorEastAsia"/>
-          <w:color w:val="1E1D1C"/>
-          <w:sz w:val="28"/>
-          <w:szCs w:val="28"/>
-          <w:lang w:val="ru-RU"/>
-        </w:rPr>
-      </w:pPr>
-      <w:r>
-        <w:rPr>
-          <w:rStyle w:val="kb0tx"/>
-          <w:rFonts w:eastAsiaTheme="majorEastAsia"/>
-          <w:color w:val="1E1D1C"/>
-          <w:sz w:val="28"/>
-          <w:szCs w:val="28"/>
-          <w:lang w:val="ru-RU"/>
-        </w:rPr>
-        <w:t xml:space="preserve">Рисунок </w:t>
-      </w:r>
-      <w:r>
-        <w:rPr>
-          <w:rStyle w:val="kb0tx"/>
-          <w:rFonts w:eastAsiaTheme="majorEastAsia"/>
-          <w:color w:val="1E1D1C"/>
-          <w:sz w:val="28"/>
-          <w:szCs w:val="28"/>
-          <w:lang w:val="ru-RU"/>
-        </w:rPr>
-        <w:t>2</w:t>
-      </w:r>
-      <w:r>
-        <w:rPr>
-          <w:rStyle w:val="kb0tx"/>
-          <w:rFonts w:eastAsiaTheme="majorEastAsia"/>
-          <w:color w:val="1E1D1C"/>
-          <w:sz w:val="28"/>
-          <w:szCs w:val="28"/>
-          <w:lang w:val="ru-RU"/>
-        </w:rPr>
-        <w:t xml:space="preserve"> – </w:t>
-      </w:r>
-      <w:r>
-        <w:rPr>
-          <w:rStyle w:val="kb0tx"/>
-          <w:rFonts w:eastAsiaTheme="majorEastAsia"/>
-          <w:color w:val="1E1D1C"/>
-          <w:sz w:val="28"/>
-          <w:szCs w:val="28"/>
-          <w:lang w:val="ru-RU"/>
-        </w:rPr>
-        <w:t xml:space="preserve">ввод моих данных через </w:t>
+        <w:jc w:val="both"/>
+        <w:rPr>
+          <w:rStyle w:val="kb0tx"/>
+          <w:rFonts w:eastAsiaTheme="majorEastAsia"/>
+          <w:color w:val="1E1D1C"/>
+          <w:sz w:val="28"/>
+          <w:szCs w:val="28"/>
+          <w:lang w:val="ru-RU"/>
+        </w:rPr>
+      </w:pPr>
+      <w:r>
+        <w:rPr>
+          <w:rStyle w:val="kb0tx"/>
+          <w:rFonts w:eastAsiaTheme="majorEastAsia"/>
+          <w:color w:val="1E1D1C"/>
+          <w:sz w:val="28"/>
+          <w:szCs w:val="28"/>
+          <w:lang w:val="ru-RU"/>
+        </w:rPr>
+        <w:t xml:space="preserve">Прием </w:t>
+      </w:r>
+      <w:r>
+        <w:rPr>
+          <w:rStyle w:val="kb0tx"/>
+          <w:rFonts w:eastAsiaTheme="majorEastAsia"/>
+          <w:color w:val="1E1D1C"/>
+          <w:sz w:val="28"/>
+          <w:szCs w:val="28"/>
+        </w:rPr>
+        <w:t>UDP</w:t>
+      </w:r>
+      <w:r>
+        <w:rPr>
+          <w:rStyle w:val="kb0tx"/>
+          <w:rFonts w:eastAsiaTheme="majorEastAsia"/>
+          <w:color w:val="1E1D1C"/>
+          <w:sz w:val="28"/>
+          <w:szCs w:val="28"/>
+          <w:lang w:val="ru-RU"/>
+        </w:rPr>
+        <w:t xml:space="preserve">-пакетов и ведение списка </w:t>
+      </w:r>
+      <w:r>
+        <w:rPr>
+          <w:rStyle w:val="kb0tx"/>
+          <w:rFonts w:eastAsiaTheme="majorEastAsia"/>
+          <w:color w:val="1E1D1C"/>
+          <w:sz w:val="28"/>
+          <w:szCs w:val="28"/>
+          <w:lang w:val="ru-RU"/>
+        </w:rPr>
+        <w:t>узлов</w:t>
+      </w:r>
+      <w:r>
+        <w:rPr>
+          <w:rStyle w:val="kb0tx"/>
+          <w:rFonts w:eastAsiaTheme="majorEastAsia"/>
+          <w:color w:val="1E1D1C"/>
+          <w:sz w:val="28"/>
+          <w:szCs w:val="28"/>
+          <w:lang w:val="ru-RU"/>
+        </w:rPr>
+        <w:t xml:space="preserve"> (запись в блокнот)</w:t>
+      </w:r>
+    </w:p>
+    <w:p>
+      <w:pPr>
+        <w:pStyle w:val="zfr3q"/>
+        <w:spacing w:before="225" w:beforeAutospacing="0" w:after="0" w:afterAutospacing="0"/>
+        <w:jc w:val="both"/>
+        <w:rPr>
+          <w:rStyle w:val="kb0tx"/>
+          <w:rFonts w:eastAsiaTheme="majorEastAsia"/>
+          <w:color w:val="1E1D1C"/>
+          <w:sz w:val="28"/>
+          <w:szCs w:val="28"/>
+          <w:lang w:val="ru-RU"/>
+        </w:rPr>
+      </w:pPr>
+      <w:r>
+        <w:rPr>
+          <w:rStyle w:val="kb0tx"/>
+          <w:rFonts w:eastAsiaTheme="majorEastAsia"/>
+          <w:color w:val="1E1D1C"/>
+          <w:sz w:val="28"/>
+          <w:szCs w:val="28"/>
+          <w:lang w:val="ru-RU"/>
+        </w:rPr>
+        <w:t xml:space="preserve">Параллельно в фоне работает функция </w:t>
+      </w:r>
+      <w:proofErr w:type="spellStart"/>
+      <w:r>
+        <w:rPr>
+          <w:rStyle w:val="kb0tx"/>
+          <w:rFonts w:eastAsiaTheme="majorEastAsia"/>
+          <w:color w:val="1E1D1C"/>
+          <w:sz w:val="28"/>
+          <w:szCs w:val="28"/>
+          <w:lang w:val="ru-RU"/>
+        </w:rPr>
+        <w:t>listen_udp</w:t>
+      </w:r>
+      <w:proofErr w:type="spellEnd"/>
+      <w:r>
+        <w:rPr>
+          <w:rStyle w:val="kb0tx"/>
+          <w:rFonts w:eastAsiaTheme="majorEastAsia"/>
+          <w:color w:val="1E1D1C"/>
+          <w:sz w:val="28"/>
+          <w:szCs w:val="28"/>
+          <w:lang w:val="ru-RU"/>
+        </w:rPr>
+        <w:t xml:space="preserve">. Она постоянно слушает эфир. Если прилетает пакет, который начинается с цифры 3, программа понимает, что это кто-то новенький. Она достает из пакета имя и порт, проверяет, не свой ли это пакет, </w:t>
       </w:r>
       <w:proofErr w:type="gramStart"/>
       <w:r>
@@ -1069,8 +1413,101 @@
           <w:szCs w:val="28"/>
           <w:lang w:val="ru-RU"/>
         </w:rPr>
-        <w:t>клавиатуру</w:t>
-      </w:r>
+        <w:t>и</w:t>
+      </w:r>
+      <w:proofErr w:type="gramEnd"/>
+      <w:r>
+        <w:rPr>
+          <w:rStyle w:val="kb0tx"/>
+          <w:rFonts w:eastAsiaTheme="majorEastAsia"/>
+          <w:color w:val="1E1D1C"/>
+          <w:sz w:val="28"/>
+          <w:szCs w:val="28"/>
+          <w:lang w:val="ru-RU"/>
+        </w:rPr>
+        <w:t xml:space="preserve"> если всё хорошо — записывает нового друга в словарь и выводит на экран надпись [+] К чату присоединился: ... с отметкой времени</w:t>
+      </w:r>
+      <w:r>
+        <w:rPr>
+          <w:rStyle w:val="kb0tx"/>
+          <w:rFonts w:eastAsiaTheme="majorEastAsia"/>
+          <w:color w:val="1E1D1C"/>
+          <w:sz w:val="28"/>
+          <w:szCs w:val="28"/>
+          <w:lang w:val="ru-RU"/>
+        </w:rPr>
+        <w:t>.</w:t>
+      </w:r>
+    </w:p>
+    <w:p>
+      <w:pPr>
+        <w:pStyle w:val="zfr3q"/>
+        <w:numPr>
+          <w:ilvl w:val="0"/>
+          <w:numId w:val="8"/>
+        </w:numPr>
+        <w:spacing w:before="225" w:beforeAutospacing="0" w:after="0" w:afterAutospacing="0"/>
+        <w:jc w:val="both"/>
+        <w:rPr>
+          <w:rStyle w:val="kb0tx"/>
+          <w:rFonts w:eastAsiaTheme="majorEastAsia"/>
+          <w:color w:val="1E1D1C"/>
+          <w:sz w:val="28"/>
+          <w:szCs w:val="28"/>
+          <w:lang w:val="ru-RU"/>
+        </w:rPr>
+      </w:pPr>
+      <w:r>
+        <w:rPr>
+          <w:rStyle w:val="kb0tx"/>
+          <w:rFonts w:eastAsiaTheme="majorEastAsia"/>
+          <w:color w:val="1E1D1C"/>
+          <w:sz w:val="28"/>
+          <w:szCs w:val="28"/>
+          <w:lang w:val="ru-RU"/>
+        </w:rPr>
+        <w:t>Отправка и прием текстовых сообщений (TCP)</w:t>
+      </w:r>
+    </w:p>
+    <w:p>
+      <w:pPr>
+        <w:pStyle w:val="zfr3q"/>
+        <w:spacing w:before="225" w:beforeAutospacing="0" w:after="0" w:afterAutospacing="0"/>
+        <w:jc w:val="both"/>
+        <w:rPr>
+          <w:rStyle w:val="kb0tx"/>
+          <w:rFonts w:eastAsiaTheme="majorEastAsia"/>
+          <w:color w:val="1E1D1C"/>
+          <w:sz w:val="28"/>
+          <w:szCs w:val="28"/>
+          <w:lang w:val="ru-RU"/>
+        </w:rPr>
+      </w:pPr>
+      <w:r>
+        <w:rPr>
+          <w:rStyle w:val="kb0tx"/>
+          <w:rFonts w:eastAsiaTheme="majorEastAsia"/>
+          <w:color w:val="1E1D1C"/>
+          <w:sz w:val="28"/>
+          <w:szCs w:val="28"/>
+          <w:lang w:val="ru-RU"/>
+        </w:rPr>
+        <w:t xml:space="preserve">Моя программа заранее открывает TCP-сервер на указанном порту и ждет звонков в режиме </w:t>
+      </w:r>
+      <w:proofErr w:type="spellStart"/>
+      <w:proofErr w:type="gramStart"/>
+      <w:r>
+        <w:rPr>
+          <w:rStyle w:val="kb0tx"/>
+          <w:rFonts w:eastAsiaTheme="majorEastAsia"/>
+          <w:color w:val="1E1D1C"/>
+          <w:sz w:val="28"/>
+          <w:szCs w:val="28"/>
+          <w:lang w:val="ru-RU"/>
+        </w:rPr>
+        <w:t>listen</w:t>
+      </w:r>
+      <w:proofErr w:type="spellEnd"/>
       <w:r>
         <w:rPr>
           <w:rStyle w:val="kb0tx"/>
@@ -1092,18 +1529,118 @@
           <w:szCs w:val="28"/>
           <w:lang w:val="ru-RU"/>
         </w:rPr>
-        <w:t>в двух терминалах</w:t>
-      </w:r>
-      <w:r>
-        <w:rPr>
-          <w:rStyle w:val="kb0tx"/>
-          <w:rFonts w:eastAsiaTheme="majorEastAsia"/>
-          <w:color w:val="1E1D1C"/>
-          <w:sz w:val="28"/>
-          <w:szCs w:val="28"/>
-          <w:lang w:val="ru-RU"/>
-        </w:rPr>
-        <w:t>)</w:t>
+        <w:t>). Когда кто-то пишет мне сообщение, сервер принимает соединение, читает текст, находит имя отправителя в словаре по его IP-адресу и выводит текст на экран</w:t>
+      </w:r>
+      <w:r>
+        <w:rPr>
+          <w:rStyle w:val="kb0tx"/>
+          <w:rFonts w:eastAsiaTheme="majorEastAsia"/>
+          <w:color w:val="1E1D1C"/>
+          <w:sz w:val="28"/>
+          <w:szCs w:val="28"/>
+          <w:lang w:val="ru-RU"/>
+        </w:rPr>
+        <w:t>.</w:t>
+      </w:r>
+    </w:p>
+    <w:p>
+      <w:pPr>
+        <w:pStyle w:val="zfr3q"/>
+        <w:spacing w:before="225" w:beforeAutospacing="0" w:after="0" w:afterAutospacing="0"/>
+        <w:jc w:val="both"/>
+        <w:rPr>
+          <w:rStyle w:val="kb0tx"/>
+          <w:rFonts w:eastAsiaTheme="majorEastAsia"/>
+          <w:color w:val="1E1D1C"/>
+          <w:sz w:val="28"/>
+          <w:szCs w:val="28"/>
+          <w:lang w:val="ru-RU"/>
+        </w:rPr>
+      </w:pPr>
+      <w:r>
+        <w:rPr>
+          <w:rStyle w:val="kb0tx"/>
+          <w:rFonts w:eastAsiaTheme="majorEastAsia"/>
+          <w:color w:val="1E1D1C"/>
+          <w:sz w:val="28"/>
+          <w:szCs w:val="28"/>
+          <w:lang w:val="ru-RU"/>
+        </w:rPr>
+        <w:t>Когда я пишу текст в консоль и нажимаю Enter, программа пробегается циклом по всем друзьям в словаре. Для каждого друга она создает новый клиентский TCP-сокет, стучится на его порт (</w:t>
+      </w:r>
+      <w:proofErr w:type="spellStart"/>
+      <w:proofErr w:type="gramStart"/>
+      <w:r>
+        <w:rPr>
+          <w:rStyle w:val="kb0tx"/>
+          <w:rFonts w:eastAsiaTheme="majorEastAsia"/>
+          <w:color w:val="1E1D1C"/>
+          <w:sz w:val="28"/>
+          <w:szCs w:val="28"/>
+          <w:lang w:val="ru-RU"/>
+        </w:rPr>
+        <w:t>connect</w:t>
+      </w:r>
+      <w:proofErr w:type="spellEnd"/>
+      <w:r>
+        <w:rPr>
+          <w:rStyle w:val="kb0tx"/>
+          <w:rFonts w:eastAsiaTheme="majorEastAsia"/>
+          <w:color w:val="1E1D1C"/>
+          <w:sz w:val="28"/>
+          <w:szCs w:val="28"/>
+          <w:lang w:val="ru-RU"/>
+        </w:rPr>
+        <w:t>(</w:t>
+      </w:r>
+      <w:proofErr w:type="gramEnd"/>
+      <w:r>
+        <w:rPr>
+          <w:rStyle w:val="kb0tx"/>
+          <w:rFonts w:eastAsiaTheme="majorEastAsia"/>
+          <w:color w:val="1E1D1C"/>
+          <w:sz w:val="28"/>
+          <w:szCs w:val="28"/>
+          <w:lang w:val="ru-RU"/>
+        </w:rPr>
+        <w:t>)), отправляет текст и сразу же закрывает соединение (</w:t>
+      </w:r>
+      <w:proofErr w:type="spellStart"/>
+      <w:proofErr w:type="gramStart"/>
+      <w:r>
+        <w:rPr>
+          <w:rStyle w:val="kb0tx"/>
+          <w:rFonts w:eastAsiaTheme="majorEastAsia"/>
+          <w:color w:val="1E1D1C"/>
+          <w:sz w:val="28"/>
+          <w:szCs w:val="28"/>
+          <w:lang w:val="ru-RU"/>
+        </w:rPr>
+        <w:t>close</w:t>
+      </w:r>
+      <w:proofErr w:type="spellEnd"/>
+      <w:r>
+        <w:rPr>
+          <w:rStyle w:val="kb0tx"/>
+          <w:rFonts w:eastAsiaTheme="majorEastAsia"/>
+          <w:color w:val="1E1D1C"/>
+          <w:sz w:val="28"/>
+          <w:szCs w:val="28"/>
+          <w:lang w:val="ru-RU"/>
+        </w:rPr>
+        <w:t>(</w:t>
+      </w:r>
+      <w:proofErr w:type="gramEnd"/>
+      <w:r>
+        <w:rPr>
+          <w:rStyle w:val="kb0tx"/>
+          <w:rFonts w:eastAsiaTheme="majorEastAsia"/>
+          <w:color w:val="1E1D1C"/>
+          <w:sz w:val="28"/>
+          <w:szCs w:val="28"/>
+          <w:lang w:val="ru-RU"/>
+        </w:rPr>
+        <w:t>)), чтобы не подвесить порты.</w:t>
       </w:r>
     </w:p>
     <w:p>
@@ -1129,11 +1666,12 @@
           <w:szCs w:val="28"/>
           <w:lang w:val="ru-RU"/>
         </w:rPr>
+        <w:lastRenderedPageBreak/>
         <w:drawing>
-          <wp:inline distT="0" distB="0" distL="0" distR="0" wp14:anchorId="7D826172" wp14:editId="16343FB5">
-            <wp:extent cx="5321300" cy="762000"/>
+          <wp:inline distT="0" distB="0" distL="0" distR="0" wp14:anchorId="46796445" wp14:editId="7183E51C">
+            <wp:extent cx="4381500" cy="571500"/>
             <wp:effectExtent l="0" t="0" r="0" b="0"/>
-            <wp:docPr id="1683403359" name="Picture 1"/>
+            <wp:docPr id="1325448052" name="Picture 1"/>
             <wp:cNvGraphicFramePr>
               <a:graphicFrameLocks xmlns:a="http://schemas.openxmlformats.org/drawingml/2006/main" noChangeAspect="1"/>
             </wp:cNvGraphicFramePr>
@@ -1141,76 +1679,7 @@
               <a:graphicData uri="http://schemas.openxmlformats.org/drawingml/2006/picture">
                 <pic:pic xmlns:pic="http://schemas.openxmlformats.org/drawingml/2006/picture">
                   <pic:nvPicPr>
-                    <pic:cNvPr id="1683403359" name=""/>
-                    <pic:cNvPicPr/>
-                  </pic:nvPicPr>
-                  <pic:blipFill rotWithShape="1">
-                    <a:blip r:embed="rId8"/>
-                    <a:srcRect t="16667"/>
-                    <a:stretch>
-                      <a:fillRect/>
-                    </a:stretch>
-                  </pic:blipFill>
-                  <pic:spPr bwMode="auto">
-                    <a:xfrm>
-                      <a:off x="0" y="0"/>
-                      <a:ext cx="5321300" cy="762000"/>
-                    </a:xfrm>
-                    <a:prstGeom prst="rect">
-                      <a:avLst/>
-                    </a:prstGeom>
-                    <a:ln>
-                      <a:noFill/>
-                    </a:ln>
-                    <a:extLst>
-                      <a:ext uri="{53640926-AAD7-44D8-BBD7-CCE9431645EC}">
-                        <a14:shadowObscured xmlns:a14="http://schemas.microsoft.com/office/drawing/2010/main"/>
-                      </a:ext>
-                    </a:extLst>
-                  </pic:spPr>
-                </pic:pic>
-              </a:graphicData>
-            </a:graphic>
-          </wp:inline>
-        </w:drawing>
-      </w:r>
-    </w:p>
-    <w:p>
-      <w:pPr>
-        <w:pStyle w:val="zfr3q"/>
-        <w:spacing w:before="225" w:beforeAutospacing="0" w:after="0" w:afterAutospacing="0"/>
-        <w:jc w:val="center"/>
-        <w:rPr>
-          <w:rStyle w:val="kb0tx"/>
-          <w:rFonts w:eastAsiaTheme="majorEastAsia"/>
-          <w:color w:val="1E1D1C"/>
-          <w:sz w:val="28"/>
-          <w:szCs w:val="28"/>
-          <w:lang w:val="ru-RU"/>
-        </w:rPr>
-      </w:pPr>
-      <w:r>
-        <w:rPr>
-          <w:rStyle w:val="kb0tx"/>
-          <w:rFonts w:eastAsiaTheme="majorEastAsia"/>
-          <w:color w:val="1E1D1C"/>
-          <w:sz w:val="28"/>
-          <w:szCs w:val="28"/>
-          <w:lang w:val="ru-RU"/>
-        </w:rPr>
-        <w:drawing>
-          <wp:inline distT="0" distB="0" distL="0" distR="0" wp14:anchorId="001899EB" wp14:editId="7BDB7666">
-            <wp:extent cx="5626100" cy="901700"/>
-            <wp:effectExtent l="0" t="0" r="0" b="0"/>
-            <wp:docPr id="578878988" name="Picture 1"/>
-            <wp:cNvGraphicFramePr>
-              <a:graphicFrameLocks xmlns:a="http://schemas.openxmlformats.org/drawingml/2006/main" noChangeAspect="1"/>
-            </wp:cNvGraphicFramePr>
-            <a:graphic xmlns:a="http://schemas.openxmlformats.org/drawingml/2006/main">
-              <a:graphicData uri="http://schemas.openxmlformats.org/drawingml/2006/picture">
-                <pic:pic xmlns:pic="http://schemas.openxmlformats.org/drawingml/2006/picture">
-                  <pic:nvPicPr>
-                    <pic:cNvPr id="578878988" name=""/>
+                    <pic:cNvPr id="1325448052" name=""/>
                     <pic:cNvPicPr/>
                   </pic:nvPicPr>
                   <pic:blipFill>
@@ -1222,7 +1691,7 @@
                   <pic:spPr>
                     <a:xfrm>
                       <a:off x="0" y="0"/>
-                      <a:ext cx="5626100" cy="901700"/>
+                      <a:ext cx="4381500" cy="571500"/>
                     </a:xfrm>
                     <a:prstGeom prst="rect">
                       <a:avLst/>
@@ -1258,41 +1727,85 @@
           <w:szCs w:val="28"/>
           <w:lang w:val="ru-RU"/>
         </w:rPr>
-        <w:t xml:space="preserve">Рисунок </w:t>
-      </w:r>
-      <w:r>
-        <w:rPr>
-          <w:rStyle w:val="kb0tx"/>
-          <w:rFonts w:eastAsiaTheme="majorEastAsia"/>
-          <w:color w:val="1E1D1C"/>
-          <w:sz w:val="28"/>
-          <w:szCs w:val="28"/>
-          <w:lang w:val="ru-RU"/>
-        </w:rPr>
-        <w:t>3</w:t>
-      </w:r>
-      <w:r>
-        <w:rPr>
-          <w:rStyle w:val="kb0tx"/>
-          <w:rFonts w:eastAsiaTheme="majorEastAsia"/>
-          <w:color w:val="1E1D1C"/>
-          <w:sz w:val="28"/>
-          <w:szCs w:val="28"/>
-          <w:lang w:val="ru-RU"/>
-        </w:rPr>
-        <w:t xml:space="preserve"> – </w:t>
-      </w:r>
-      <w:r>
-        <w:rPr>
-          <w:rStyle w:val="kb0tx"/>
-          <w:rFonts w:eastAsiaTheme="majorEastAsia"/>
-          <w:color w:val="1E1D1C"/>
-          <w:sz w:val="28"/>
-          <w:szCs w:val="28"/>
-          <w:lang w:val="ru-RU"/>
-        </w:rPr>
-        <w:t xml:space="preserve">вывод на экране после заполнения соответствующих строк </w:t>
-      </w:r>
+        <w:drawing>
+          <wp:inline distT="0" distB="0" distL="0" distR="0" wp14:anchorId="20EFC732" wp14:editId="50B7FA28">
+            <wp:extent cx="3238500" cy="571500"/>
+            <wp:effectExtent l="0" t="0" r="0" b="0"/>
+            <wp:docPr id="1985195450" name="Picture 1"/>
+            <wp:cNvGraphicFramePr>
+              <a:graphicFrameLocks xmlns:a="http://schemas.openxmlformats.org/drawingml/2006/main" noChangeAspect="1"/>
+            </wp:cNvGraphicFramePr>
+            <a:graphic xmlns:a="http://schemas.openxmlformats.org/drawingml/2006/main">
+              <a:graphicData uri="http://schemas.openxmlformats.org/drawingml/2006/picture">
+                <pic:pic xmlns:pic="http://schemas.openxmlformats.org/drawingml/2006/picture">
+                  <pic:nvPicPr>
+                    <pic:cNvPr id="1985195450" name=""/>
+                    <pic:cNvPicPr/>
+                  </pic:nvPicPr>
+                  <pic:blipFill>
+                    <a:blip r:embed="rId10"/>
+                    <a:stretch>
+                      <a:fillRect/>
+                    </a:stretch>
+                  </pic:blipFill>
+                  <pic:spPr>
+                    <a:xfrm>
+                      <a:off x="0" y="0"/>
+                      <a:ext cx="3238500" cy="571500"/>
+                    </a:xfrm>
+                    <a:prstGeom prst="rect">
+                      <a:avLst/>
+                    </a:prstGeom>
+                  </pic:spPr>
+                </pic:pic>
+              </a:graphicData>
+            </a:graphic>
+          </wp:inline>
+        </w:drawing>
+      </w:r>
+    </w:p>
+    <w:p>
+      <w:pPr>
+        <w:pStyle w:val="zfr3q"/>
+        <w:numPr>
+          <w:ilvl w:val="0"/>
+          <w:numId w:val="8"/>
+        </w:numPr>
+        <w:spacing w:before="225" w:beforeAutospacing="0" w:after="0" w:afterAutospacing="0"/>
+        <w:jc w:val="both"/>
+        <w:rPr>
+          <w:rStyle w:val="kb0tx"/>
+          <w:rFonts w:eastAsiaTheme="majorEastAsia"/>
+          <w:color w:val="1E1D1C"/>
+          <w:sz w:val="28"/>
+          <w:szCs w:val="28"/>
+          <w:lang w:val="ru-RU"/>
+        </w:rPr>
+      </w:pPr>
+      <w:r>
+        <w:rPr>
+          <w:rStyle w:val="kb0tx"/>
+          <w:rFonts w:eastAsiaTheme="majorEastAsia"/>
+          <w:color w:val="1E1D1C"/>
+          <w:sz w:val="28"/>
+          <w:szCs w:val="28"/>
+          <w:lang w:val="ru-RU"/>
+        </w:rPr>
+        <w:t xml:space="preserve">Анализ сетевого трафика в </w:t>
+      </w:r>
+      <w:proofErr w:type="spellStart"/>
+      <w:r>
+        <w:rPr>
+          <w:rStyle w:val="kb0tx"/>
+          <w:rFonts w:eastAsiaTheme="majorEastAsia"/>
+          <w:color w:val="1E1D1C"/>
+          <w:sz w:val="28"/>
+          <w:szCs w:val="28"/>
+          <w:lang w:val="ru-RU"/>
+        </w:rPr>
+        <w:t>Wireshark</w:t>
+      </w:r>
+      <w:proofErr w:type="spellEnd"/>
     </w:p>
     <w:p>
       <w:pPr>
@@ -1305,73 +1818,6 @@
           <w:color w:val="1E1D1C"/>
           <w:sz w:val="28"/>
           <w:szCs w:val="28"/>
-        </w:rPr>
-      </w:pPr>
-      <w:r>
-        <w:rPr>
-          <w:rStyle w:val="kb0tx"/>
-          <w:rFonts w:eastAsiaTheme="majorEastAsia"/>
-          <w:color w:val="1E1D1C"/>
-          <w:sz w:val="28"/>
-          <w:szCs w:val="28"/>
-          <w:lang w:val="ru-RU"/>
-        </w:rPr>
-        <w:t xml:space="preserve">При запуске первый узел сформировал и отправил приветственный </w:t>
-      </w:r>
-      <w:r>
-        <w:rPr>
-          <w:rStyle w:val="kb0tx"/>
-          <w:rFonts w:eastAsiaTheme="majorEastAsia"/>
-          <w:color w:val="1E1D1C"/>
-          <w:sz w:val="28"/>
-          <w:szCs w:val="28"/>
-        </w:rPr>
-        <w:t>UDP</w:t>
-      </w:r>
-      <w:r>
-        <w:rPr>
-          <w:rStyle w:val="kb0tx"/>
-          <w:rFonts w:eastAsiaTheme="majorEastAsia"/>
-          <w:color w:val="1E1D1C"/>
-          <w:sz w:val="28"/>
-          <w:szCs w:val="28"/>
-          <w:lang w:val="ru-RU"/>
-        </w:rPr>
-        <w:t xml:space="preserve">-пакет заданному соседу для обмена информацией о портах </w:t>
-      </w:r>
-      <w:r>
-        <w:rPr>
-          <w:rStyle w:val="kb0tx"/>
-          <w:rFonts w:eastAsiaTheme="majorEastAsia"/>
-          <w:color w:val="1E1D1C"/>
-          <w:sz w:val="28"/>
-          <w:szCs w:val="28"/>
-        </w:rPr>
-        <w:t>TCP</w:t>
-      </w:r>
-      <w:r>
-        <w:rPr>
-          <w:rStyle w:val="kb0tx"/>
-          <w:rFonts w:eastAsiaTheme="majorEastAsia"/>
-          <w:color w:val="1E1D1C"/>
-          <w:sz w:val="28"/>
-          <w:szCs w:val="28"/>
-          <w:lang w:val="ru-RU"/>
-        </w:rPr>
-        <w:t>-сервера.</w:t>
-      </w:r>
-    </w:p>
-    <w:p>
-      <w:pPr>
-        <w:pStyle w:val="zfr3q"/>
-        <w:spacing w:before="225" w:beforeAutospacing="0" w:after="0" w:afterAutospacing="0"/>
-        <w:jc w:val="both"/>
-        <w:rPr>
-          <w:rStyle w:val="kb0tx"/>
-          <w:rFonts w:eastAsiaTheme="majorEastAsia"/>
-          <w:color w:val="1E1D1C"/>
-          <w:sz w:val="28"/>
-          <w:szCs w:val="28"/>
           <w:lang w:val="ru-RU"/>
         </w:rPr>
       </w:pPr>
@@ -1388,28 +1834,28 @@
         <mc:AlternateContent>
           <mc:Choice Requires="wpi">
             <w:drawing>
-              <wp:anchor distT="0" distB="0" distL="114300" distR="114300" simplePos="0" relativeHeight="251668480" behindDoc="0" locked="0" layoutInCell="1" allowOverlap="1">
+              <wp:anchor distT="0" distB="0" distL="114300" distR="114300" simplePos="0" relativeHeight="251712512" behindDoc="0" locked="0" layoutInCell="1" allowOverlap="1">
                 <wp:simplePos x="0" y="0"/>
                 <wp:positionH relativeFrom="column">
-                  <wp:posOffset>3880942</wp:posOffset>
+                  <wp:posOffset>3131731</wp:posOffset>
                 </wp:positionH>
                 <wp:positionV relativeFrom="paragraph">
-                  <wp:posOffset>603719</wp:posOffset>
+                  <wp:posOffset>567629</wp:posOffset>
                 </wp:positionV>
-                <wp:extent cx="789480" cy="3600"/>
-                <wp:effectExtent l="38100" t="38100" r="36195" b="47625"/>
+                <wp:extent cx="143640" cy="2520"/>
+                <wp:effectExtent l="38100" t="38100" r="34290" b="36195"/>
                 <wp:wrapNone/>
-                <wp:docPr id="310750750" name="Ink 18"/>
+                <wp:docPr id="177895272" name="Ink 72"/>
                 <wp:cNvGraphicFramePr/>
                 <a:graphic xmlns:a="http://schemas.openxmlformats.org/drawingml/2006/main">
                   <a:graphicData uri="http://schemas.microsoft.com/office/word/2010/wordprocessingInk">
-                    <w14:contentPart bwMode="auto" r:id="rId10">
+                    <w14:contentPart bwMode="auto" r:id="rId11">
                       <w14:nvContentPartPr>
                         <w14:cNvContentPartPr/>
                       </w14:nvContentPartPr>
                       <w14:xfrm>
                         <a:off x="0" y="0"/>
-                        <a:ext cx="789480" cy="3600"/>
+                        <a:ext cx="143640" cy="2520"/>
                       </w14:xfrm>
                     </w14:contentPart>
                   </a:graphicData>
@@ -1419,7 +1865,7 @@
           </mc:Choice>
           <mc:Fallback>
             <w:pict>
-              <v:shapetype w14:anchorId="06D23C9B" id="_x0000_t75" coordsize="21600,21600" o:spt="75" o:preferrelative="t" path="m@4@5l@4@11@9@11@9@5xe" filled="f" stroked="f">
+              <v:shapetype w14:anchorId="36A928DE" id="_x0000_t75" coordsize="21600,21600" o:spt="75" o:preferrelative="t" path="m@4@5l@4@11@9@11@9@5xe" filled="f" stroked="f">
                 <v:stroke joinstyle="miter"/>
                 <v:formulas>
                   <v:f eqn="if lineDrawn pixelLineWidth 0"/>
@@ -1438,8 +1884,8 @@
                 <v:path o:extrusionok="f" gradientshapeok="t" o:connecttype="rect"/>
                 <o:lock v:ext="edit" aspectratio="t"/>
               </v:shapetype>
-              <v:shape id="Ink 18" o:spid="_x0000_s1026" type="#_x0000_t75" style="position:absolute;margin-left:304.9pt;margin-top:46.85pt;width:63.55pt;height:1.7pt;z-index:251668480;visibility:visible;mso-wrap-style:square;mso-wrap-distance-left:9pt;mso-wrap-distance-top:0;mso-wrap-distance-right:9pt;mso-wrap-distance-bottom:0;mso-position-horizontal:absolute;mso-position-horizontal-relative:text;mso-position-vertical:absolute;mso-position-vertical-relative:text" o:gfxdata="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">
-                <v:imagedata r:id="rId11" o:title=""/>
+              <v:shape id="Ink 72" o:spid="_x0000_s1026" type="#_x0000_t75" style="position:absolute;margin-left:246.1pt;margin-top:44.2pt;width:12.25pt;height:1.2pt;z-index:251712512;visibility:visible;mso-wrap-style:square;mso-wrap-distance-left:9pt;mso-wrap-distance-top:0;mso-wrap-distance-right:9pt;mso-wrap-distance-bottom:0;mso-position-horizontal:absolute;mso-position-horizontal-relative:text;mso-position-vertical:absolute;mso-position-vertical-relative:text" o:gfxdata="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">
+                <v:imagedata r:id="rId12" o:title=""/>
               </v:shape>
             </w:pict>
           </mc:Fallback>
@@ -1458,28 +1904,28 @@
         <mc:AlternateContent>
           <mc:Choice Requires="wpi">
             <w:drawing>
-              <wp:anchor distT="0" distB="0" distL="114300" distR="114300" simplePos="0" relativeHeight="251666432" behindDoc="0" locked="0" layoutInCell="1" allowOverlap="1">
+              <wp:anchor distT="0" distB="0" distL="114300" distR="114300" simplePos="0" relativeHeight="251710464" behindDoc="0" locked="0" layoutInCell="1" allowOverlap="1">
                 <wp:simplePos x="0" y="0"/>
                 <wp:positionH relativeFrom="column">
-                  <wp:posOffset>-25418</wp:posOffset>
+                  <wp:posOffset>1045104</wp:posOffset>
                 </wp:positionH>
                 <wp:positionV relativeFrom="paragraph">
-                  <wp:posOffset>541799</wp:posOffset>
+                  <wp:posOffset>419427</wp:posOffset>
                 </wp:positionV>
-                <wp:extent cx="1347840" cy="42120"/>
-                <wp:effectExtent l="38100" t="38100" r="24130" b="46990"/>
+                <wp:extent cx="244080" cy="874440"/>
+                <wp:effectExtent l="38100" t="38100" r="35560" b="40005"/>
                 <wp:wrapNone/>
-                <wp:docPr id="1339798873" name="Ink 15"/>
+                <wp:docPr id="2037676116" name="Ink 70"/>
                 <wp:cNvGraphicFramePr/>
                 <a:graphic xmlns:a="http://schemas.openxmlformats.org/drawingml/2006/main">
                   <a:graphicData uri="http://schemas.microsoft.com/office/word/2010/wordprocessingInk">
-                    <w14:contentPart bwMode="auto" r:id="rId12">
+                    <w14:contentPart bwMode="auto" r:id="rId13">
                       <w14:nvContentPartPr>
                         <w14:cNvContentPartPr/>
                       </w14:nvContentPartPr>
                       <w14:xfrm>
                         <a:off x="0" y="0"/>
-                        <a:ext cx="1347840" cy="42120"/>
+                        <a:ext cx="244080" cy="874440"/>
                       </w14:xfrm>
                     </w14:contentPart>
                   </a:graphicData>
@@ -1489,8 +1935,8 @@
           </mc:Choice>
           <mc:Fallback>
             <w:pict>
-              <v:shape w14:anchorId="68629F30" id="Ink 15" o:spid="_x0000_s1026" type="#_x0000_t75" style="position:absolute;margin-left:-2.7pt;margin-top:41.95pt;width:107.55pt;height:4.7pt;z-index:251666432;visibility:visible;mso-wrap-style:square;mso-wrap-distance-left:9pt;mso-wrap-distance-top:0;mso-wrap-distance-right:9pt;mso-wrap-distance-bottom:0;mso-position-horizontal:absolute;mso-position-horizontal-relative:text;mso-position-vertical:absolute;mso-position-vertical-relative:text" o:gfxdata="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">
-                <v:imagedata r:id="rId13" o:title=""/>
+              <v:shape w14:anchorId="0B6D23C0" id="Ink 70" o:spid="_x0000_s1026" type="#_x0000_t75" style="position:absolute;margin-left:81.8pt;margin-top:32.55pt;width:20.2pt;height:69.8pt;z-index:251710464;visibility:visible;mso-wrap-style:square;mso-wrap-distance-left:9pt;mso-wrap-distance-top:0;mso-wrap-distance-right:9pt;mso-wrap-distance-bottom:0;mso-position-horizontal:absolute;mso-position-horizontal-relative:text;mso-position-vertical:absolute;mso-position-vertical-relative:text" o:gfxdata="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">
+                <v:imagedata r:id="rId14" o:title=""/>
               </v:shape>
             </w:pict>
           </mc:Fallback>
@@ -1509,28 +1955,28 @@
         <mc:AlternateContent>
           <mc:Choice Requires="wpi">
             <w:drawing>
-              <wp:anchor distT="0" distB="0" distL="114300" distR="114300" simplePos="0" relativeHeight="251663360" behindDoc="0" locked="0" layoutInCell="1" allowOverlap="1">
+              <wp:anchor distT="0" distB="0" distL="114300" distR="114300" simplePos="0" relativeHeight="251709440" behindDoc="0" locked="0" layoutInCell="1" allowOverlap="1">
                 <wp:simplePos x="0" y="0"/>
                 <wp:positionH relativeFrom="column">
-                  <wp:posOffset>5430382</wp:posOffset>
+                  <wp:posOffset>616344</wp:posOffset>
                 </wp:positionH>
                 <wp:positionV relativeFrom="paragraph">
-                  <wp:posOffset>361439</wp:posOffset>
+                  <wp:posOffset>439947</wp:posOffset>
                 </wp:positionV>
-                <wp:extent cx="309960" cy="360"/>
-                <wp:effectExtent l="38100" t="38100" r="45720" b="38100"/>
+                <wp:extent cx="226080" cy="360"/>
+                <wp:effectExtent l="38100" t="38100" r="40640" b="38100"/>
                 <wp:wrapNone/>
-                <wp:docPr id="1950157741" name="Ink 12"/>
+                <wp:docPr id="1651206604" name="Ink 69"/>
                 <wp:cNvGraphicFramePr/>
                 <a:graphic xmlns:a="http://schemas.openxmlformats.org/drawingml/2006/main">
                   <a:graphicData uri="http://schemas.microsoft.com/office/word/2010/wordprocessingInk">
-                    <w14:contentPart bwMode="auto" r:id="rId14">
+                    <w14:contentPart bwMode="auto" r:id="rId15">
                       <w14:nvContentPartPr>
                         <w14:cNvContentPartPr/>
                       </w14:nvContentPartPr>
                       <w14:xfrm>
                         <a:off x="0" y="0"/>
-                        <a:ext cx="309960" cy="360"/>
+                        <a:ext cx="226080" cy="360"/>
                       </w14:xfrm>
                     </w14:contentPart>
                   </a:graphicData>
@@ -1540,8 +1986,8 @@
           </mc:Choice>
           <mc:Fallback>
             <w:pict>
-              <v:shape w14:anchorId="2D5CDD23" id="Ink 12" o:spid="_x0000_s1026" type="#_x0000_t75" style="position:absolute;margin-left:426.9pt;margin-top:27.75pt;width:25.8pt;height:1.45pt;z-index:251663360;visibility:visible;mso-wrap-style:square;mso-wrap-distance-left:9pt;mso-wrap-distance-top:0;mso-wrap-distance-right:9pt;mso-wrap-distance-bottom:0;mso-position-horizontal:absolute;mso-position-horizontal-relative:text;mso-position-vertical:absolute;mso-position-vertical-relative:text" o:gfxdata="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">
-                <v:imagedata r:id="rId15" o:title=""/>
+              <v:shape w14:anchorId="7ED32648" id="Ink 69" o:spid="_x0000_s1026" type="#_x0000_t75" style="position:absolute;margin-left:48.05pt;margin-top:34.15pt;width:18.75pt;height:1.05pt;z-index:251709440;visibility:visible;mso-wrap-style:square;mso-wrap-distance-left:9pt;mso-wrap-distance-top:0;mso-wrap-distance-right:9pt;mso-wrap-distance-bottom:0;mso-position-horizontal:absolute;mso-position-horizontal-relative:text;mso-position-vertical:absolute;mso-position-vertical-relative:text" o:gfxdata="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">
+                <v:imagedata r:id="rId16" o:title=""/>
               </v:shape>
             </w:pict>
           </mc:Fallback>
@@ -1549,57 +1995,6 @@
       </w:r>
       <w:r>
         <w:rPr>
-          <w:rStyle w:val="kb0tx"/>
-          <w:rFonts w:eastAsiaTheme="majorEastAsia"/>
-          <w:color w:val="1E1D1C"/>
-          <w:sz w:val="28"/>
-          <w:szCs w:val="28"/>
-          <w:lang w:val="ru-RU"/>
-        </w:rPr>
-        <w:t xml:space="preserve">В программе формирование пакета (включающего служебный байт 03, длину сообщения и полезную нагрузку в виде </w:t>
-      </w:r>
-      <w:proofErr w:type="spellStart"/>
-      <w:proofErr w:type="gramStart"/>
-      <w:r>
-        <w:rPr>
-          <w:rStyle w:val="kb0tx"/>
-          <w:rFonts w:eastAsiaTheme="majorEastAsia"/>
-          <w:color w:val="1E1D1C"/>
-          <w:sz w:val="28"/>
-          <w:szCs w:val="28"/>
-          <w:lang w:val="ru-RU"/>
-        </w:rPr>
-        <w:t>Имя:Порт</w:t>
-      </w:r>
-      <w:proofErr w:type="spellEnd"/>
-      <w:proofErr w:type="gramEnd"/>
-      <w:r>
-        <w:rPr>
-          <w:rStyle w:val="kb0tx"/>
-          <w:rFonts w:eastAsiaTheme="majorEastAsia"/>
-          <w:color w:val="1E1D1C"/>
-          <w:sz w:val="28"/>
-          <w:szCs w:val="28"/>
-          <w:lang w:val="ru-RU"/>
-        </w:rPr>
-        <w:t>) реализовано следующим образом:</w:t>
-      </w:r>
-    </w:p>
-    <w:p>
-      <w:pPr>
-        <w:pStyle w:val="zfr3q"/>
-        <w:spacing w:before="225" w:beforeAutospacing="0" w:after="0" w:afterAutospacing="0"/>
-        <w:jc w:val="center"/>
-        <w:rPr>
-          <w:rStyle w:val="kb0tx"/>
-          <w:rFonts w:eastAsiaTheme="majorEastAsia"/>
-          <w:color w:val="1E1D1C"/>
-          <w:sz w:val="28"/>
-          <w:szCs w:val="28"/>
-        </w:rPr>
-      </w:pPr>
-      <w:r>
-        <w:rPr>
           <w:rFonts w:eastAsiaTheme="majorEastAsia"/>
           <w:noProof/>
           <w:color w:val="1E1D1C"/>
@@ -1611,28 +2006,28 @@
         <mc:AlternateContent>
           <mc:Choice Requires="wpi">
             <w:drawing>
-              <wp:anchor distT="0" distB="0" distL="114300" distR="114300" simplePos="0" relativeHeight="251667456" behindDoc="0" locked="0" layoutInCell="1" allowOverlap="1">
+              <wp:anchor distT="0" distB="0" distL="114300" distR="114300" simplePos="0" relativeHeight="251708416" behindDoc="0" locked="0" layoutInCell="1" allowOverlap="1">
                 <wp:simplePos x="0" y="0"/>
                 <wp:positionH relativeFrom="column">
-                  <wp:posOffset>1227022</wp:posOffset>
+                  <wp:posOffset>1190544</wp:posOffset>
                 </wp:positionH>
                 <wp:positionV relativeFrom="paragraph">
-                  <wp:posOffset>344234</wp:posOffset>
+                  <wp:posOffset>1564227</wp:posOffset>
                 </wp:positionV>
-                <wp:extent cx="2438280" cy="51840"/>
-                <wp:effectExtent l="38100" t="38100" r="38735" b="37465"/>
+                <wp:extent cx="360" cy="360"/>
+                <wp:effectExtent l="38100" t="38100" r="38100" b="38100"/>
                 <wp:wrapNone/>
-                <wp:docPr id="1915658678" name="Ink 17"/>
+                <wp:docPr id="2080556943" name="Ink 68"/>
                 <wp:cNvGraphicFramePr/>
                 <a:graphic xmlns:a="http://schemas.openxmlformats.org/drawingml/2006/main">
                   <a:graphicData uri="http://schemas.microsoft.com/office/word/2010/wordprocessingInk">
-                    <w14:contentPart bwMode="auto" r:id="rId16">
+                    <w14:contentPart bwMode="auto" r:id="rId17">
                       <w14:nvContentPartPr>
                         <w14:cNvContentPartPr/>
                       </w14:nvContentPartPr>
                       <w14:xfrm>
                         <a:off x="0" y="0"/>
-                        <a:ext cx="2438280" cy="51840"/>
+                        <a:ext cx="360" cy="360"/>
                       </w14:xfrm>
                     </w14:contentPart>
                   </a:graphicData>
@@ -1642,8 +2037,8 @@
           </mc:Choice>
           <mc:Fallback>
             <w:pict>
-              <v:shape w14:anchorId="3A5A2889" id="Ink 17" o:spid="_x0000_s1026" type="#_x0000_t75" style="position:absolute;margin-left:95.9pt;margin-top:26.4pt;width:193.45pt;height:5.5pt;z-index:251667456;visibility:visible;mso-wrap-style:square;mso-wrap-distance-left:9pt;mso-wrap-distance-top:0;mso-wrap-distance-right:9pt;mso-wrap-distance-bottom:0;mso-position-horizontal:absolute;mso-position-horizontal-relative:text;mso-position-vertical:absolute;mso-position-vertical-relative:text" o:gfxdata="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">
-                <v:imagedata r:id="rId17" o:title=""/>
+              <v:shape w14:anchorId="5FF4FE8C" id="Ink 68" o:spid="_x0000_s1026" type="#_x0000_t75" style="position:absolute;margin-left:93.25pt;margin-top:122.65pt;width:1.05pt;height:1.05pt;z-index:251708416;visibility:visible;mso-wrap-style:square;mso-wrap-distance-left:9pt;mso-wrap-distance-top:0;mso-wrap-distance-right:9pt;mso-wrap-distance-bottom:0;mso-position-horizontal:absolute;mso-position-horizontal-relative:text;mso-position-vertical:absolute;mso-position-vertical-relative:text" o:gfxdata="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">
+                <v:imagedata r:id="rId18" o:title=""/>
               </v:shape>
             </w:pict>
           </mc:Fallback>
@@ -1651,108 +2046,6 @@
       </w:r>
       <w:r>
         <w:rPr>
-          <w:rFonts w:eastAsiaTheme="majorEastAsia"/>
-          <w:noProof/>
-          <w:color w:val="1E1D1C"/>
-          <w:sz w:val="28"/>
-          <w:szCs w:val="28"/>
-          <w:lang w:val="ru-RU"/>
-          <w14:ligatures w14:val="standardContextual"/>
-        </w:rPr>
-        <mc:AlternateContent>
-          <mc:Choice Requires="wpi">
-            <w:drawing>
-              <wp:anchor distT="0" distB="0" distL="114300" distR="114300" simplePos="0" relativeHeight="251665408" behindDoc="0" locked="0" layoutInCell="1" allowOverlap="1">
-                <wp:simplePos x="0" y="0"/>
-                <wp:positionH relativeFrom="column">
-                  <wp:posOffset>2191462</wp:posOffset>
-                </wp:positionH>
-                <wp:positionV relativeFrom="paragraph">
-                  <wp:posOffset>830594</wp:posOffset>
-                </wp:positionV>
-                <wp:extent cx="1358640" cy="12960"/>
-                <wp:effectExtent l="38100" t="38100" r="38735" b="38100"/>
-                <wp:wrapNone/>
-                <wp:docPr id="1728138038" name="Ink 14"/>
-                <wp:cNvGraphicFramePr/>
-                <a:graphic xmlns:a="http://schemas.openxmlformats.org/drawingml/2006/main">
-                  <a:graphicData uri="http://schemas.microsoft.com/office/word/2010/wordprocessingInk">
-                    <w14:contentPart bwMode="auto" r:id="rId18">
-                      <w14:nvContentPartPr>
-                        <w14:cNvContentPartPr/>
-                      </w14:nvContentPartPr>
-                      <w14:xfrm>
-                        <a:off x="0" y="0"/>
-                        <a:ext cx="1358640" cy="12960"/>
-                      </w14:xfrm>
-                    </w14:contentPart>
-                  </a:graphicData>
-                </a:graphic>
-              </wp:anchor>
-            </w:drawing>
-          </mc:Choice>
-          <mc:Fallback>
-            <w:pict>
-              <v:shape w14:anchorId="3234983F" id="Ink 14" o:spid="_x0000_s1026" type="#_x0000_t75" style="position:absolute;margin-left:171.85pt;margin-top:64.7pt;width:108.4pt;height:2.4pt;z-index:251665408;visibility:visible;mso-wrap-style:square;mso-wrap-distance-left:9pt;mso-wrap-distance-top:0;mso-wrap-distance-right:9pt;mso-wrap-distance-bottom:0;mso-position-horizontal:absolute;mso-position-horizontal-relative:text;mso-position-vertical:absolute;mso-position-vertical-relative:text" o:gfxdata="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">
-                <v:imagedata r:id="rId19" o:title=""/>
-              </v:shape>
-            </w:pict>
-          </mc:Fallback>
-        </mc:AlternateContent>
-      </w:r>
-      <w:r>
-        <w:rPr>
-          <w:rFonts w:eastAsiaTheme="majorEastAsia"/>
-          <w:noProof/>
-          <w:color w:val="1E1D1C"/>
-          <w:sz w:val="28"/>
-          <w:szCs w:val="28"/>
-          <w:lang w:val="ru-RU"/>
-          <w14:ligatures w14:val="standardContextual"/>
-        </w:rPr>
-        <mc:AlternateContent>
-          <mc:Choice Requires="wpi">
-            <w:drawing>
-              <wp:anchor distT="0" distB="0" distL="114300" distR="114300" simplePos="0" relativeHeight="251664384" behindDoc="0" locked="0" layoutInCell="1" allowOverlap="1">
-                <wp:simplePos x="0" y="0"/>
-                <wp:positionH relativeFrom="column">
-                  <wp:posOffset>1733182</wp:posOffset>
-                </wp:positionH>
-                <wp:positionV relativeFrom="paragraph">
-                  <wp:posOffset>623234</wp:posOffset>
-                </wp:positionV>
-                <wp:extent cx="343080" cy="271080"/>
-                <wp:effectExtent l="38100" t="38100" r="38100" b="46990"/>
-                <wp:wrapNone/>
-                <wp:docPr id="33758838" name="Ink 13"/>
-                <wp:cNvGraphicFramePr/>
-                <a:graphic xmlns:a="http://schemas.openxmlformats.org/drawingml/2006/main">
-                  <a:graphicData uri="http://schemas.microsoft.com/office/word/2010/wordprocessingInk">
-                    <w14:contentPart bwMode="auto" r:id="rId20">
-                      <w14:nvContentPartPr>
-                        <w14:cNvContentPartPr/>
-                      </w14:nvContentPartPr>
-                      <w14:xfrm>
-                        <a:off x="0" y="0"/>
-                        <a:ext cx="343080" cy="271080"/>
-                      </w14:xfrm>
-                    </w14:contentPart>
-                  </a:graphicData>
-                </a:graphic>
-              </wp:anchor>
-            </w:drawing>
-          </mc:Choice>
-          <mc:Fallback>
-            <w:pict>
-              <v:shape w14:anchorId="10C57FF3" id="Ink 13" o:spid="_x0000_s1026" type="#_x0000_t75" style="position:absolute;margin-left:135.75pt;margin-top:48.35pt;width:28.4pt;height:22.8pt;z-index:251664384;visibility:visible;mso-wrap-style:square;mso-wrap-distance-left:9pt;mso-wrap-distance-top:0;mso-wrap-distance-right:9pt;mso-wrap-distance-bottom:0;mso-position-horizontal:absolute;mso-position-horizontal-relative:text;mso-position-vertical:absolute;mso-position-vertical-relative:text" o:gfxdata="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">
-                <v:imagedata r:id="rId21" o:title=""/>
-              </v:shape>
-            </w:pict>
-          </mc:Fallback>
-        </mc:AlternateContent>
-      </w:r>
-      <w:r>
-        <w:rPr>
           <w:rStyle w:val="kb0tx"/>
           <w:rFonts w:eastAsiaTheme="majorEastAsia"/>
           <w:color w:val="1E1D1C"/>
@@ -1761,10 +2054,10 @@
           <w:lang w:val="ru-RU"/>
         </w:rPr>
         <w:drawing>
-          <wp:inline distT="0" distB="0" distL="0" distR="0" wp14:anchorId="29FE4A6A" wp14:editId="1FB77C4E">
-            <wp:extent cx="5384800" cy="1181100"/>
+          <wp:inline distT="0" distB="0" distL="0" distR="0" wp14:anchorId="0F8FD225" wp14:editId="4C08DCAE">
+            <wp:extent cx="5731510" cy="1094740"/>
             <wp:effectExtent l="0" t="0" r="0" b="0"/>
-            <wp:docPr id="997937048" name="Picture 1"/>
+            <wp:docPr id="1276185730" name="Picture 1"/>
             <wp:cNvGraphicFramePr>
               <a:graphicFrameLocks xmlns:a="http://schemas.openxmlformats.org/drawingml/2006/main" noChangeAspect="1"/>
             </wp:cNvGraphicFramePr>
@@ -1772,11 +2065,11 @@
               <a:graphicData uri="http://schemas.openxmlformats.org/drawingml/2006/picture">
                 <pic:pic xmlns:pic="http://schemas.openxmlformats.org/drawingml/2006/picture">
                   <pic:nvPicPr>
-                    <pic:cNvPr id="997937048" name=""/>
+                    <pic:cNvPr id="1276185730" name=""/>
                     <pic:cNvPicPr/>
                   </pic:nvPicPr>
                   <pic:blipFill>
-                    <a:blip r:embed="rId22"/>
+                    <a:blip r:embed="rId19"/>
                     <a:stretch>
                       <a:fillRect/>
                     </a:stretch>
@@ -1784,7 +2077,7 @@
                   <pic:spPr>
                     <a:xfrm>
                       <a:off x="0" y="0"/>
-                      <a:ext cx="5384800" cy="1181100"/>
+                      <a:ext cx="5731510" cy="1094740"/>
                     </a:xfrm>
                     <a:prstGeom prst="rect">
                       <a:avLst/>
@@ -1801,202 +2094,7 @@
       <w:pPr>
         <w:pStyle w:val="zfr3q"/>
         <w:spacing w:before="225" w:beforeAutospacing="0" w:after="0" w:afterAutospacing="0"/>
-        <w:jc w:val="center"/>
-        <w:rPr>
-          <w:rStyle w:val="kb0tx"/>
-          <w:rFonts w:eastAsiaTheme="majorEastAsia"/>
-          <w:color w:val="1E1D1C"/>
-          <w:sz w:val="28"/>
-          <w:szCs w:val="28"/>
-        </w:rPr>
-      </w:pPr>
-      <w:r>
-        <w:rPr>
-          <w:rStyle w:val="kb0tx"/>
-          <w:rFonts w:eastAsiaTheme="majorEastAsia"/>
-          <w:color w:val="1E1D1C"/>
-          <w:sz w:val="28"/>
-          <w:szCs w:val="28"/>
-        </w:rPr>
-        <w:drawing>
-          <wp:inline distT="0" distB="0" distL="0" distR="0" wp14:anchorId="3CA68979" wp14:editId="6DC6F980">
-            <wp:extent cx="5731510" cy="539750"/>
-            <wp:effectExtent l="0" t="0" r="0" b="6350"/>
-            <wp:docPr id="476344174" name="Picture 1"/>
-            <wp:cNvGraphicFramePr>
-              <a:graphicFrameLocks xmlns:a="http://schemas.openxmlformats.org/drawingml/2006/main" noChangeAspect="1"/>
-            </wp:cNvGraphicFramePr>
-            <a:graphic xmlns:a="http://schemas.openxmlformats.org/drawingml/2006/main">
-              <a:graphicData uri="http://schemas.openxmlformats.org/drawingml/2006/picture">
-                <pic:pic xmlns:pic="http://schemas.openxmlformats.org/drawingml/2006/picture">
-                  <pic:nvPicPr>
-                    <pic:cNvPr id="476344174" name=""/>
-                    <pic:cNvPicPr/>
-                  </pic:nvPicPr>
-                  <pic:blipFill>
-                    <a:blip r:embed="rId23"/>
-                    <a:stretch>
-                      <a:fillRect/>
-                    </a:stretch>
-                  </pic:blipFill>
-                  <pic:spPr>
-                    <a:xfrm>
-                      <a:off x="0" y="0"/>
-                      <a:ext cx="5731510" cy="539750"/>
-                    </a:xfrm>
-                    <a:prstGeom prst="rect">
-                      <a:avLst/>
-                    </a:prstGeom>
-                  </pic:spPr>
-                </pic:pic>
-              </a:graphicData>
-            </a:graphic>
-          </wp:inline>
-        </w:drawing>
-      </w:r>
-    </w:p>
-    <w:p>
-      <w:pPr>
-        <w:pStyle w:val="zfr3q"/>
-        <w:spacing w:before="225" w:beforeAutospacing="0" w:after="0" w:afterAutospacing="0"/>
-        <w:jc w:val="center"/>
-        <w:rPr>
-          <w:rStyle w:val="kb0tx"/>
-          <w:rFonts w:eastAsiaTheme="majorEastAsia"/>
-          <w:color w:val="1E1D1C"/>
-          <w:sz w:val="28"/>
-          <w:szCs w:val="28"/>
-        </w:rPr>
-      </w:pPr>
-      <w:r>
-        <w:rPr>
-          <w:rStyle w:val="kb0tx"/>
-          <w:rFonts w:eastAsiaTheme="majorEastAsia"/>
-          <w:color w:val="1E1D1C"/>
-          <w:sz w:val="28"/>
-          <w:szCs w:val="28"/>
-        </w:rPr>
-        <w:lastRenderedPageBreak/>
-        <w:drawing>
-          <wp:inline distT="0" distB="0" distL="0" distR="0" wp14:anchorId="17B958F9" wp14:editId="187666FB">
-            <wp:extent cx="5731510" cy="701675"/>
-            <wp:effectExtent l="0" t="0" r="0" b="0"/>
-            <wp:docPr id="878563762" name="Picture 1"/>
-            <wp:cNvGraphicFramePr>
-              <a:graphicFrameLocks xmlns:a="http://schemas.openxmlformats.org/drawingml/2006/main" noChangeAspect="1"/>
-            </wp:cNvGraphicFramePr>
-            <a:graphic xmlns:a="http://schemas.openxmlformats.org/drawingml/2006/main">
-              <a:graphicData uri="http://schemas.openxmlformats.org/drawingml/2006/picture">
-                <pic:pic xmlns:pic="http://schemas.openxmlformats.org/drawingml/2006/picture">
-                  <pic:nvPicPr>
-                    <pic:cNvPr id="878563762" name=""/>
-                    <pic:cNvPicPr/>
-                  </pic:nvPicPr>
-                  <pic:blipFill>
-                    <a:blip r:embed="rId24"/>
-                    <a:stretch>
-                      <a:fillRect/>
-                    </a:stretch>
-                  </pic:blipFill>
-                  <pic:spPr>
-                    <a:xfrm>
-                      <a:off x="0" y="0"/>
-                      <a:ext cx="5731510" cy="701675"/>
-                    </a:xfrm>
-                    <a:prstGeom prst="rect">
-                      <a:avLst/>
-                    </a:prstGeom>
-                  </pic:spPr>
-                </pic:pic>
-              </a:graphicData>
-            </a:graphic>
-          </wp:inline>
-        </w:drawing>
-      </w:r>
-    </w:p>
-    <w:p>
-      <w:pPr>
-        <w:pStyle w:val="zfr3q"/>
-        <w:numPr>
-          <w:ilvl w:val="0"/>
-          <w:numId w:val="6"/>
-        </w:numPr>
-        <w:spacing w:before="225" w:beforeAutospacing="0" w:after="0" w:afterAutospacing="0"/>
         <w:jc w:val="both"/>
-        <w:rPr>
-          <w:rStyle w:val="kb0tx"/>
-          <w:rFonts w:eastAsiaTheme="majorEastAsia"/>
-          <w:color w:val="1E1D1C"/>
-          <w:sz w:val="28"/>
-          <w:szCs w:val="28"/>
-          <w:lang w:val="ru-RU"/>
-        </w:rPr>
-      </w:pPr>
-      <w:r>
-        <w:rPr>
-          <w:rStyle w:val="kb0tx"/>
-          <w:rFonts w:eastAsiaTheme="majorEastAsia"/>
-          <w:color w:val="1E1D1C"/>
-          <w:sz w:val="28"/>
-          <w:szCs w:val="28"/>
-          <w:lang w:val="ru-RU"/>
-        </w:rPr>
-        <w:t>Инициализация обмена сообщениями и тройное TCP-рукопожатие</w:t>
-      </w:r>
-    </w:p>
-    <w:p>
-      <w:pPr>
-        <w:pStyle w:val="zfr3q"/>
-        <w:spacing w:before="225" w:beforeAutospacing="0" w:after="0" w:afterAutospacing="0"/>
-        <w:jc w:val="both"/>
-        <w:rPr>
-          <w:rStyle w:val="kb0tx"/>
-          <w:rFonts w:eastAsiaTheme="majorEastAsia"/>
-          <w:color w:val="1E1D1C"/>
-          <w:sz w:val="28"/>
-          <w:szCs w:val="28"/>
-          <w:lang w:val="ru-RU"/>
-        </w:rPr>
-      </w:pPr>
-      <w:r>
-        <w:rPr>
-          <w:rStyle w:val="kb0tx"/>
-          <w:rFonts w:eastAsiaTheme="majorEastAsia"/>
-          <w:color w:val="1E1D1C"/>
-          <w:sz w:val="28"/>
-          <w:szCs w:val="28"/>
-          <w:lang w:val="ru-RU"/>
-        </w:rPr>
-        <w:t xml:space="preserve">После успешного обнаружения узлов была произведена попытка отправки текстового </w:t>
-      </w:r>
-      <w:r>
-        <w:rPr>
-          <w:rStyle w:val="kb0tx"/>
-          <w:rFonts w:eastAsiaTheme="majorEastAsia"/>
-          <w:color w:val="1E1D1C"/>
-          <w:sz w:val="28"/>
-          <w:szCs w:val="28"/>
-          <w:lang w:val="ru-RU"/>
-        </w:rPr>
-        <w:t>сообщения от</w:t>
-      </w:r>
-      <w:r>
-        <w:rPr>
-          <w:rStyle w:val="kb0tx"/>
-          <w:rFonts w:eastAsiaTheme="majorEastAsia"/>
-          <w:color w:val="1E1D1C"/>
-          <w:sz w:val="28"/>
-          <w:szCs w:val="28"/>
-          <w:lang w:val="ru-RU"/>
-        </w:rPr>
-        <w:t xml:space="preserve"> одного пользователя к другому. На транспортном уровне это инициировало установку надежного соединения.</w:t>
-      </w:r>
-    </w:p>
-    <w:p>
-      <w:pPr>
-        <w:pStyle w:val="zfr3q"/>
-        <w:spacing w:before="225" w:beforeAutospacing="0" w:after="0" w:afterAutospacing="0"/>
-        <w:jc w:val="center"/>
         <w:rPr>
           <w:rStyle w:val="kb0tx"/>
           <w:rFonts w:eastAsiaTheme="majorEastAsia"/>
@@ -2019,28 +2117,28 @@
         <mc:AlternateContent>
           <mc:Choice Requires="wpi">
             <w:drawing>
-              <wp:anchor distT="0" distB="0" distL="114300" distR="114300" simplePos="0" relativeHeight="251662336" behindDoc="0" locked="0" layoutInCell="1" allowOverlap="1">
+              <wp:anchor distT="0" distB="0" distL="114300" distR="114300" simplePos="0" relativeHeight="251711488" behindDoc="0" locked="0" layoutInCell="1" allowOverlap="1">
                 <wp:simplePos x="0" y="0"/>
                 <wp:positionH relativeFrom="column">
-                  <wp:posOffset>-276225</wp:posOffset>
+                  <wp:posOffset>2135399</wp:posOffset>
                 </wp:positionH>
                 <wp:positionV relativeFrom="paragraph">
-                  <wp:posOffset>846455</wp:posOffset>
+                  <wp:posOffset>420804</wp:posOffset>
                 </wp:positionV>
-                <wp:extent cx="770890" cy="597775"/>
-                <wp:effectExtent l="76200" t="76200" r="54610" b="75565"/>
+                <wp:extent cx="1132200" cy="11160"/>
+                <wp:effectExtent l="38100" t="38100" r="36830" b="40005"/>
                 <wp:wrapNone/>
-                <wp:docPr id="775053739" name="Ink 11"/>
+                <wp:docPr id="1699224551" name="Ink 71"/>
                 <wp:cNvGraphicFramePr/>
                 <a:graphic xmlns:a="http://schemas.openxmlformats.org/drawingml/2006/main">
                   <a:graphicData uri="http://schemas.microsoft.com/office/word/2010/wordprocessingInk">
-                    <w14:contentPart bwMode="auto" r:id="rId25">
+                    <w14:contentPart bwMode="auto" r:id="rId20">
                       <w14:nvContentPartPr>
                         <w14:cNvContentPartPr/>
                       </w14:nvContentPartPr>
                       <w14:xfrm>
                         <a:off x="0" y="0"/>
-                        <a:ext cx="770890" cy="597775"/>
+                        <a:ext cx="1132200" cy="11160"/>
                       </w14:xfrm>
                     </w14:contentPart>
                   </a:graphicData>
@@ -2050,8 +2148,8 @@
           </mc:Choice>
           <mc:Fallback>
             <w:pict>
-              <v:shape w14:anchorId="3C3F33BF" id="Ink 11" o:spid="_x0000_s1026" type="#_x0000_t75" style="position:absolute;margin-left:-24.55pt;margin-top:63.85pt;width:66.35pt;height:52.7pt;z-index:251662336;visibility:visible;mso-wrap-style:square;mso-wrap-distance-left:9pt;mso-wrap-distance-top:0;mso-wrap-distance-right:9pt;mso-wrap-distance-bottom:0;mso-position-horizontal:absolute;mso-position-horizontal-relative:text;mso-position-vertical:absolute;mso-position-vertical-relative:text" o:gfxdata="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">
-                <v:imagedata r:id="rId26" o:title=""/>
+              <v:shape w14:anchorId="72BD3476" id="Ink 71" o:spid="_x0000_s1026" type="#_x0000_t75" style="position:absolute;margin-left:167.65pt;margin-top:32.65pt;width:90.15pt;height:1.9pt;z-index:251711488;visibility:visible;mso-wrap-style:square;mso-wrap-distance-left:9pt;mso-wrap-distance-top:0;mso-wrap-distance-right:9pt;mso-wrap-distance-bottom:0;mso-position-horizontal:absolute;mso-position-horizontal-relative:text;mso-position-vertical:absolute;mso-position-vertical-relative:text" o:gfxdata="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">
+                <v:imagedata r:id="rId21" o:title=""/>
               </v:shape>
             </w:pict>
           </mc:Fallback>
@@ -2070,28 +2168,28 @@
         <mc:AlternateContent>
           <mc:Choice Requires="wpi">
             <w:drawing>
-              <wp:anchor distT="0" distB="0" distL="114300" distR="114300" simplePos="0" relativeHeight="251659264" behindDoc="0" locked="0" layoutInCell="1" allowOverlap="1">
+              <wp:anchor distT="0" distB="0" distL="114300" distR="114300" simplePos="0" relativeHeight="251707392" behindDoc="0" locked="0" layoutInCell="1" allowOverlap="1">
                 <wp:simplePos x="0" y="0"/>
                 <wp:positionH relativeFrom="column">
-                  <wp:posOffset>653902</wp:posOffset>
+                  <wp:posOffset>3672205</wp:posOffset>
                 </wp:positionH>
                 <wp:positionV relativeFrom="paragraph">
-                  <wp:posOffset>954182</wp:posOffset>
+                  <wp:posOffset>466725</wp:posOffset>
                 </wp:positionV>
-                <wp:extent cx="2152440" cy="7920"/>
-                <wp:effectExtent l="76200" t="76200" r="45085" b="81280"/>
+                <wp:extent cx="81005" cy="82550"/>
+                <wp:effectExtent l="38100" t="38100" r="0" b="44450"/>
                 <wp:wrapNone/>
-                <wp:docPr id="444151343" name="Ink 8"/>
+                <wp:docPr id="1043215052" name="Ink 67"/>
                 <wp:cNvGraphicFramePr/>
                 <a:graphic xmlns:a="http://schemas.openxmlformats.org/drawingml/2006/main">
                   <a:graphicData uri="http://schemas.microsoft.com/office/word/2010/wordprocessingInk">
-                    <w14:contentPart bwMode="auto" r:id="rId27">
+                    <w14:contentPart bwMode="auto" r:id="rId22">
                       <w14:nvContentPartPr>
                         <w14:cNvContentPartPr/>
                       </w14:nvContentPartPr>
                       <w14:xfrm>
                         <a:off x="0" y="0"/>
-                        <a:ext cx="2152440" cy="7920"/>
+                        <a:ext cx="81005" cy="82550"/>
                       </w14:xfrm>
                     </w14:contentPart>
                   </a:graphicData>
@@ -2101,8 +2199,8 @@
           </mc:Choice>
           <mc:Fallback>
             <w:pict>
-              <v:shape w14:anchorId="6B2F373A" id="Ink 8" o:spid="_x0000_s1026" type="#_x0000_t75" style="position:absolute;margin-left:48.65pt;margin-top:72.3pt;width:175.15pt;height:6.25pt;z-index:251659264;visibility:visible;mso-wrap-style:square;mso-wrap-distance-left:9pt;mso-wrap-distance-top:0;mso-wrap-distance-right:9pt;mso-wrap-distance-bottom:0;mso-position-horizontal:absolute;mso-position-horizontal-relative:text;mso-position-vertical:absolute;mso-position-vertical-relative:text" o:gfxdata="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">
-                <v:imagedata r:id="rId28" o:title=""/>
+              <v:shape w14:anchorId="25359D44" id="Ink 67" o:spid="_x0000_s1026" type="#_x0000_t75" style="position:absolute;margin-left:288.65pt;margin-top:36.25pt;width:7.4pt;height:7.45pt;z-index:251707392;visibility:visible;mso-wrap-style:square;mso-wrap-distance-left:9pt;mso-wrap-distance-top:0;mso-wrap-distance-right:9pt;mso-wrap-distance-bottom:0;mso-position-horizontal:absolute;mso-position-horizontal-relative:text;mso-position-vertical:absolute;mso-position-vertical-relative:text" o:gfxdata="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">
+                <v:imagedata r:id="rId23" o:title=""/>
               </v:shape>
             </w:pict>
           </mc:Fallback>
@@ -2117,41 +2215,174 @@
           <w:szCs w:val="28"/>
           <w:lang w:val="ru-RU"/>
         </w:rPr>
-        <w:drawing>
-          <wp:inline distT="0" distB="0" distL="0" distR="0" wp14:anchorId="22787D73" wp14:editId="2FFCF425">
-            <wp:extent cx="5054600" cy="1168400"/>
-            <wp:effectExtent l="0" t="0" r="0" b="0"/>
-            <wp:docPr id="5455634" name="Picture 1"/>
-            <wp:cNvGraphicFramePr>
-              <a:graphicFrameLocks xmlns:a="http://schemas.openxmlformats.org/drawingml/2006/main" noChangeAspect="1"/>
-            </wp:cNvGraphicFramePr>
-            <a:graphic xmlns:a="http://schemas.openxmlformats.org/drawingml/2006/main">
-              <a:graphicData uri="http://schemas.openxmlformats.org/drawingml/2006/picture">
-                <pic:pic xmlns:pic="http://schemas.openxmlformats.org/drawingml/2006/picture">
-                  <pic:nvPicPr>
-                    <pic:cNvPr id="5455634" name=""/>
-                    <pic:cNvPicPr/>
-                  </pic:nvPicPr>
-                  <pic:blipFill>
-                    <a:blip r:embed="rId29"/>
-                    <a:stretch>
-                      <a:fillRect/>
-                    </a:stretch>
-                  </pic:blipFill>
-                  <pic:spPr>
-                    <a:xfrm>
-                      <a:off x="0" y="0"/>
-                      <a:ext cx="5054600" cy="1168400"/>
-                    </a:xfrm>
-                    <a:prstGeom prst="rect">
-                      <a:avLst/>
-                    </a:prstGeom>
-                  </pic:spPr>
-                </pic:pic>
-              </a:graphicData>
-            </a:graphic>
-          </wp:inline>
-        </w:drawing>
+        <w:t xml:space="preserve">Тут </w:t>
+      </w:r>
+      <w:r>
+        <w:rPr>
+          <w:rStyle w:val="kb0tx"/>
+          <w:rFonts w:eastAsiaTheme="majorEastAsia"/>
+          <w:color w:val="1E1D1C"/>
+          <w:sz w:val="28"/>
+          <w:szCs w:val="28"/>
+          <w:lang w:val="ru-RU"/>
+        </w:rPr>
+        <w:t>видн</w:t>
+      </w:r>
+      <w:r>
+        <w:rPr>
+          <w:rStyle w:val="kb0tx"/>
+          <w:rFonts w:eastAsiaTheme="majorEastAsia"/>
+          <w:color w:val="1E1D1C"/>
+          <w:sz w:val="28"/>
+          <w:szCs w:val="28"/>
+          <w:lang w:val="ru-RU"/>
+        </w:rPr>
+        <w:t>а реализация</w:t>
+      </w:r>
+      <w:r>
+        <w:rPr>
+          <w:rStyle w:val="kb0tx"/>
+          <w:rFonts w:eastAsiaTheme="majorEastAsia"/>
+          <w:color w:val="1E1D1C"/>
+          <w:sz w:val="28"/>
+          <w:szCs w:val="28"/>
+          <w:lang w:val="ru-RU"/>
+        </w:rPr>
+        <w:t xml:space="preserve"> механизм</w:t>
+      </w:r>
+      <w:r>
+        <w:rPr>
+          <w:rStyle w:val="kb0tx"/>
+          <w:rFonts w:eastAsiaTheme="majorEastAsia"/>
+          <w:color w:val="1E1D1C"/>
+          <w:sz w:val="28"/>
+          <w:szCs w:val="28"/>
+          <w:lang w:val="ru-RU"/>
+        </w:rPr>
+        <w:t>а</w:t>
+      </w:r>
+      <w:r>
+        <w:rPr>
+          <w:rStyle w:val="kb0tx"/>
+          <w:rFonts w:eastAsiaTheme="majorEastAsia"/>
+          <w:color w:val="1E1D1C"/>
+          <w:sz w:val="28"/>
+          <w:szCs w:val="28"/>
+          <w:lang w:val="ru-RU"/>
+        </w:rPr>
+        <w:t xml:space="preserve"> «пульса»: пакеты летят ровно каждые 3 секунды (на колонк</w:t>
+      </w:r>
+      <w:r>
+        <w:rPr>
+          <w:rStyle w:val="kb0tx"/>
+          <w:rFonts w:eastAsiaTheme="majorEastAsia"/>
+          <w:color w:val="1E1D1C"/>
+          <w:sz w:val="28"/>
+          <w:szCs w:val="28"/>
+          <w:lang w:val="ru-RU"/>
+        </w:rPr>
+        <w:t>е</w:t>
+      </w:r>
+      <w:r>
+        <w:rPr>
+          <w:rStyle w:val="kb0tx"/>
+          <w:rFonts w:eastAsiaTheme="majorEastAsia"/>
+          <w:color w:val="1E1D1C"/>
+          <w:sz w:val="28"/>
+          <w:szCs w:val="28"/>
+          <w:lang w:val="ru-RU"/>
+        </w:rPr>
+        <w:t xml:space="preserve"> Time: </w:t>
+      </w:r>
+      <w:r>
+        <w:rPr>
+          <w:rStyle w:val="kb0tx"/>
+          <w:rFonts w:eastAsiaTheme="majorEastAsia"/>
+          <w:color w:val="1E1D1C"/>
+          <w:sz w:val="28"/>
+          <w:szCs w:val="28"/>
+          <w:lang w:val="ru-RU"/>
+        </w:rPr>
+        <w:t>3</w:t>
+      </w:r>
+      <w:r>
+        <w:rPr>
+          <w:rStyle w:val="kb0tx"/>
+          <w:rFonts w:eastAsiaTheme="majorEastAsia"/>
+          <w:color w:val="1E1D1C"/>
+          <w:sz w:val="28"/>
+          <w:szCs w:val="28"/>
+          <w:lang w:val="ru-RU"/>
+        </w:rPr>
+        <w:t xml:space="preserve">, </w:t>
+      </w:r>
+      <w:r>
+        <w:rPr>
+          <w:rStyle w:val="kb0tx"/>
+          <w:rFonts w:eastAsiaTheme="majorEastAsia"/>
+          <w:color w:val="1E1D1C"/>
+          <w:sz w:val="28"/>
+          <w:szCs w:val="28"/>
+          <w:lang w:val="ru-RU"/>
+        </w:rPr>
+        <w:t>27.78</w:t>
+      </w:r>
+      <w:r>
+        <w:rPr>
+          <w:rStyle w:val="kb0tx"/>
+          <w:rFonts w:eastAsiaTheme="majorEastAsia"/>
+          <w:color w:val="1E1D1C"/>
+          <w:sz w:val="28"/>
+          <w:szCs w:val="28"/>
+          <w:lang w:val="ru-RU"/>
+        </w:rPr>
+        <w:t>, 3</w:t>
+      </w:r>
+      <w:r>
+        <w:rPr>
+          <w:rStyle w:val="kb0tx"/>
+          <w:rFonts w:eastAsiaTheme="majorEastAsia"/>
+          <w:color w:val="1E1D1C"/>
+          <w:sz w:val="28"/>
+          <w:szCs w:val="28"/>
+          <w:lang w:val="ru-RU"/>
+        </w:rPr>
+        <w:t>0.78</w:t>
+      </w:r>
+      <w:r>
+        <w:rPr>
+          <w:rStyle w:val="kb0tx"/>
+          <w:rFonts w:eastAsiaTheme="majorEastAsia"/>
+          <w:color w:val="1E1D1C"/>
+          <w:sz w:val="28"/>
+          <w:szCs w:val="28"/>
+          <w:lang w:val="ru-RU"/>
+        </w:rPr>
+        <w:t xml:space="preserve">) на правильный </w:t>
+      </w:r>
+      <w:proofErr w:type="spellStart"/>
+      <w:r>
+        <w:rPr>
+          <w:rStyle w:val="kb0tx"/>
+          <w:rFonts w:eastAsiaTheme="majorEastAsia"/>
+          <w:color w:val="1E1D1C"/>
+          <w:sz w:val="28"/>
+          <w:szCs w:val="28"/>
+          <w:lang w:val="ru-RU"/>
+        </w:rPr>
+        <w:t>бродкаст</w:t>
+      </w:r>
+      <w:proofErr w:type="spellEnd"/>
+      <w:r>
+        <w:rPr>
+          <w:rStyle w:val="kb0tx"/>
+          <w:rFonts w:eastAsiaTheme="majorEastAsia"/>
+          <w:color w:val="1E1D1C"/>
+          <w:sz w:val="28"/>
+          <w:szCs w:val="28"/>
+          <w:lang w:val="ru-RU"/>
+        </w:rPr>
+        <w:t>-адрес 192.168.0.255.</w:t>
       </w:r>
     </w:p>
     <w:p>
@@ -2170,505 +2401,34 @@
       </w:pPr>
       <w:r>
         <w:rPr>
-          <w:rStyle w:val="kb0tx"/>
-          <w:rFonts w:eastAsiaTheme="majorEastAsia"/>
-          <w:color w:val="1E1D1C"/>
-          <w:sz w:val="28"/>
-          <w:szCs w:val="28"/>
-          <w:lang w:val="ru-RU"/>
-        </w:rPr>
-        <w:t>П</w:t>
-      </w:r>
-      <w:r>
-        <w:rPr>
-          <w:rStyle w:val="kb0tx"/>
-          <w:rFonts w:eastAsiaTheme="majorEastAsia"/>
-          <w:color w:val="1E1D1C"/>
-          <w:sz w:val="28"/>
-          <w:szCs w:val="28"/>
-          <w:lang w:val="ru-RU"/>
-        </w:rPr>
-        <w:t xml:space="preserve">ри тестировании двух узлов на одном компьютере (на </w:t>
-      </w:r>
-      <w:proofErr w:type="spellStart"/>
-      <w:r>
-        <w:rPr>
-          <w:rStyle w:val="kb0tx"/>
-          <w:rFonts w:eastAsiaTheme="majorEastAsia"/>
-          <w:color w:val="1E1D1C"/>
-          <w:sz w:val="28"/>
-          <w:szCs w:val="28"/>
-          <w:lang w:val="ru-RU"/>
-        </w:rPr>
-        <w:t>macOS</w:t>
-      </w:r>
-      <w:proofErr w:type="spellEnd"/>
-      <w:r>
-        <w:rPr>
-          <w:rStyle w:val="kb0tx"/>
-          <w:rFonts w:eastAsiaTheme="majorEastAsia"/>
-          <w:color w:val="1E1D1C"/>
-          <w:sz w:val="28"/>
-          <w:szCs w:val="28"/>
-          <w:lang w:val="ru-RU"/>
-        </w:rPr>
-        <w:t xml:space="preserve">). Когда мы тестируем сеть внутри одной машины, операционная система оптимизирует маршруты. Даже если я указывала узлу IP-адрес 127.0.0.2 (или адрес </w:t>
-      </w:r>
-      <w:proofErr w:type="spellStart"/>
-      <w:r>
-        <w:rPr>
-          <w:rStyle w:val="kb0tx"/>
-          <w:rFonts w:eastAsiaTheme="majorEastAsia"/>
-          <w:color w:val="1E1D1C"/>
-          <w:sz w:val="28"/>
-          <w:szCs w:val="28"/>
-          <w:lang w:val="ru-RU"/>
-        </w:rPr>
-        <w:t>Wi</w:t>
-      </w:r>
-      <w:proofErr w:type="spellEnd"/>
-      <w:r>
-        <w:rPr>
-          <w:rStyle w:val="kb0tx"/>
-          <w:rFonts w:eastAsiaTheme="majorEastAsia"/>
-          <w:color w:val="1E1D1C"/>
-          <w:sz w:val="28"/>
-          <w:szCs w:val="28"/>
-          <w:lang w:val="ru-RU"/>
-        </w:rPr>
-        <w:t>-Fi), при установке реального TCP-соединения ядро системы могло направить трафик через стандартный адрес петли (</w:t>
-      </w:r>
-      <w:proofErr w:type="spellStart"/>
-      <w:r>
-        <w:rPr>
-          <w:rStyle w:val="kb0tx"/>
-          <w:rFonts w:eastAsiaTheme="majorEastAsia"/>
-          <w:color w:val="1E1D1C"/>
-          <w:sz w:val="28"/>
-          <w:szCs w:val="28"/>
-          <w:lang w:val="ru-RU"/>
-        </w:rPr>
-        <w:t>Loopback</w:t>
-      </w:r>
-      <w:proofErr w:type="spellEnd"/>
-      <w:r>
-        <w:rPr>
-          <w:rStyle w:val="kb0tx"/>
-          <w:rFonts w:eastAsiaTheme="majorEastAsia"/>
-          <w:color w:val="1E1D1C"/>
-          <w:sz w:val="28"/>
-          <w:szCs w:val="28"/>
-          <w:lang w:val="ru-RU"/>
-        </w:rPr>
-        <w:t>) — 127.0.0.1. Из-за этого IP-адрес отправителя в TCP-пакете не совпадал с тем, что был сохранен в словаре на этапе UDP-разведки. Обработка неизвестных ключей спасла программу от сбоев в этой ситуации</w:t>
-      </w:r>
-      <w:r>
-        <w:rPr>
-          <w:rStyle w:val="kb0tx"/>
-          <w:rFonts w:eastAsiaTheme="majorEastAsia"/>
-          <w:color w:val="1E1D1C"/>
-          <w:sz w:val="28"/>
-          <w:szCs w:val="28"/>
-          <w:lang w:val="ru-RU"/>
-        </w:rPr>
-        <w:t xml:space="preserve">. Поэтому </w:t>
-      </w:r>
-      <w:r>
-        <w:rPr>
-          <w:rStyle w:val="kb0tx"/>
-          <w:rFonts w:eastAsiaTheme="majorEastAsia"/>
-          <w:color w:val="1E1D1C"/>
-          <w:sz w:val="28"/>
-          <w:szCs w:val="28"/>
-          <w:lang w:val="ru-RU"/>
-        </w:rPr>
-        <w:t xml:space="preserve">Я реализовала вывод "Неизвестный" через </w:t>
-      </w:r>
-      <w:proofErr w:type="gramStart"/>
-      <w:r>
-        <w:rPr>
-          <w:rStyle w:val="kb0tx"/>
-          <w:rFonts w:eastAsiaTheme="majorEastAsia"/>
-          <w:color w:val="1E1D1C"/>
-          <w:sz w:val="28"/>
-          <w:szCs w:val="28"/>
-          <w:lang w:val="ru-RU"/>
-        </w:rPr>
-        <w:t>метод .</w:t>
-      </w:r>
-      <w:proofErr w:type="spellStart"/>
-      <w:r>
-        <w:rPr>
-          <w:rStyle w:val="kb0tx"/>
-          <w:rFonts w:eastAsiaTheme="majorEastAsia"/>
-          <w:color w:val="1E1D1C"/>
-          <w:sz w:val="28"/>
-          <w:szCs w:val="28"/>
-          <w:lang w:val="ru-RU"/>
-        </w:rPr>
-        <w:t>get</w:t>
-      </w:r>
-      <w:proofErr w:type="spellEnd"/>
-      <w:proofErr w:type="gramEnd"/>
-      <w:r>
-        <w:rPr>
-          <w:rStyle w:val="kb0tx"/>
-          <w:rFonts w:eastAsiaTheme="majorEastAsia"/>
-          <w:color w:val="1E1D1C"/>
-          <w:sz w:val="28"/>
-          <w:szCs w:val="28"/>
-          <w:lang w:val="ru-RU"/>
-        </w:rPr>
-        <w:t>()</w:t>
-      </w:r>
-      <w:r>
-        <w:rPr>
-          <w:rStyle w:val="kb0tx"/>
-          <w:rFonts w:eastAsiaTheme="majorEastAsia"/>
-          <w:color w:val="1E1D1C"/>
-          <w:sz w:val="28"/>
-          <w:szCs w:val="28"/>
-          <w:lang w:val="ru-RU"/>
-        </w:rPr>
-        <w:t xml:space="preserve"> чтобы не возникало </w:t>
-      </w:r>
-      <w:proofErr w:type="gramStart"/>
-      <w:r>
-        <w:rPr>
-          <w:rStyle w:val="kb0tx"/>
-          <w:rFonts w:eastAsiaTheme="majorEastAsia"/>
-          <w:color w:val="1E1D1C"/>
-          <w:sz w:val="28"/>
-          <w:szCs w:val="28"/>
-          <w:lang w:val="ru-RU"/>
-        </w:rPr>
-        <w:t>ошибки(</w:t>
-      </w:r>
-      <w:proofErr w:type="gramEnd"/>
-      <w:r>
-        <w:rPr>
-          <w:rStyle w:val="kb0tx"/>
-          <w:rFonts w:eastAsiaTheme="majorEastAsia"/>
-          <w:color w:val="1E1D1C"/>
-          <w:sz w:val="28"/>
-          <w:szCs w:val="28"/>
-          <w:lang w:val="ru-RU"/>
-        </w:rPr>
-        <w:t xml:space="preserve">при тестировании выдавало ошибку </w:t>
-      </w:r>
-      <w:proofErr w:type="spellStart"/>
-      <w:r>
-        <w:rPr>
-          <w:rStyle w:val="kb0tx"/>
-          <w:rFonts w:eastAsiaTheme="majorEastAsia"/>
-          <w:color w:val="1E1D1C"/>
-          <w:sz w:val="28"/>
-          <w:szCs w:val="28"/>
-          <w:lang w:val="ru-RU"/>
-        </w:rPr>
-        <w:t>KeyError</w:t>
-      </w:r>
-      <w:proofErr w:type="spellEnd"/>
-      <w:r>
-        <w:rPr>
-          <w:rStyle w:val="kb0tx"/>
-          <w:rFonts w:eastAsiaTheme="majorEastAsia"/>
-          <w:color w:val="1E1D1C"/>
-          <w:sz w:val="28"/>
-          <w:szCs w:val="28"/>
-          <w:lang w:val="ru-RU"/>
-        </w:rPr>
-        <w:t>)</w:t>
-      </w:r>
-    </w:p>
-    <w:p>
-      <w:pPr>
-        <w:pStyle w:val="zfr3q"/>
-        <w:spacing w:before="225" w:beforeAutospacing="0" w:after="0" w:afterAutospacing="0"/>
-        <w:jc w:val="center"/>
-        <w:rPr>
-          <w:rStyle w:val="kb0tx"/>
-          <w:rFonts w:eastAsiaTheme="majorEastAsia"/>
-          <w:color w:val="1E1D1C"/>
-          <w:sz w:val="28"/>
-          <w:szCs w:val="28"/>
-          <w:lang w:val="ru-RU"/>
-        </w:rPr>
-      </w:pPr>
-      <w:r>
-        <w:rPr>
-          <w:rStyle w:val="kb0tx"/>
-          <w:rFonts w:eastAsiaTheme="majorEastAsia"/>
-          <w:color w:val="1E1D1C"/>
-          <w:sz w:val="28"/>
-          <w:szCs w:val="28"/>
-          <w:lang w:val="ru-RU"/>
-        </w:rPr>
-        <w:drawing>
-          <wp:inline distT="0" distB="0" distL="0" distR="0" wp14:anchorId="757A73FE" wp14:editId="01E37766">
-            <wp:extent cx="4991100" cy="939800"/>
-            <wp:effectExtent l="0" t="0" r="0" b="0"/>
-            <wp:docPr id="1346526106" name="Picture 1"/>
-            <wp:cNvGraphicFramePr>
-              <a:graphicFrameLocks xmlns:a="http://schemas.openxmlformats.org/drawingml/2006/main" noChangeAspect="1"/>
-            </wp:cNvGraphicFramePr>
-            <a:graphic xmlns:a="http://schemas.openxmlformats.org/drawingml/2006/main">
-              <a:graphicData uri="http://schemas.openxmlformats.org/drawingml/2006/picture">
-                <pic:pic xmlns:pic="http://schemas.openxmlformats.org/drawingml/2006/picture">
-                  <pic:nvPicPr>
-                    <pic:cNvPr id="1346526106" name=""/>
-                    <pic:cNvPicPr/>
-                  </pic:nvPicPr>
-                  <pic:blipFill>
-                    <a:blip r:embed="rId30"/>
-                    <a:stretch>
-                      <a:fillRect/>
-                    </a:stretch>
-                  </pic:blipFill>
-                  <pic:spPr>
-                    <a:xfrm>
-                      <a:off x="0" y="0"/>
-                      <a:ext cx="4991100" cy="939800"/>
-                    </a:xfrm>
-                    <a:prstGeom prst="rect">
-                      <a:avLst/>
-                    </a:prstGeom>
-                  </pic:spPr>
-                </pic:pic>
-              </a:graphicData>
-            </a:graphic>
-          </wp:inline>
-        </w:drawing>
-      </w:r>
-    </w:p>
-    <w:p>
-      <w:pPr>
-        <w:pStyle w:val="zfr3q"/>
-        <w:spacing w:before="225" w:beforeAutospacing="0" w:after="0" w:afterAutospacing="0"/>
-        <w:jc w:val="both"/>
-        <w:rPr>
-          <w:rStyle w:val="kb0tx"/>
-          <w:rFonts w:eastAsiaTheme="majorEastAsia"/>
-          <w:color w:val="1E1D1C"/>
-          <w:sz w:val="28"/>
-          <w:szCs w:val="28"/>
-          <w:lang w:val="ru-RU"/>
-        </w:rPr>
-      </w:pPr>
-      <w:r>
-        <w:rPr>
-          <w:rStyle w:val="kb0tx"/>
-          <w:rFonts w:eastAsiaTheme="majorEastAsia"/>
-          <w:color w:val="1E1D1C"/>
-          <w:sz w:val="28"/>
-          <w:szCs w:val="28"/>
-          <w:lang w:val="ru-RU"/>
-        </w:rPr>
-        <w:t xml:space="preserve">Для передачи информации о TCP-сервере узла был разработан собственный формат пакета. Он состоит из служебных байтов (тип сообщения 3, длина полезной нагрузки) и самих данных в формате </w:t>
-      </w:r>
-      <w:proofErr w:type="spellStart"/>
-      <w:proofErr w:type="gramStart"/>
-      <w:r>
-        <w:rPr>
-          <w:rStyle w:val="kb0tx"/>
-          <w:rFonts w:eastAsiaTheme="majorEastAsia"/>
-          <w:color w:val="1E1D1C"/>
-          <w:sz w:val="28"/>
-          <w:szCs w:val="28"/>
-          <w:lang w:val="ru-RU"/>
-        </w:rPr>
-        <w:t>Имя:TCP</w:t>
-      </w:r>
-      <w:proofErr w:type="gramEnd"/>
-      <w:r>
-        <w:rPr>
-          <w:rStyle w:val="kb0tx"/>
-          <w:rFonts w:eastAsiaTheme="majorEastAsia"/>
-          <w:color w:val="1E1D1C"/>
-          <w:sz w:val="28"/>
-          <w:szCs w:val="28"/>
-          <w:lang w:val="ru-RU"/>
-        </w:rPr>
-        <w:t>-порт</w:t>
-      </w:r>
-      <w:proofErr w:type="spellEnd"/>
-      <w:r>
-        <w:rPr>
-          <w:rStyle w:val="kb0tx"/>
-          <w:rFonts w:eastAsiaTheme="majorEastAsia"/>
-          <w:color w:val="1E1D1C"/>
-          <w:sz w:val="28"/>
-          <w:szCs w:val="28"/>
-          <w:lang w:val="ru-RU"/>
-        </w:rPr>
-        <w:t>.</w:t>
-      </w:r>
-    </w:p>
-    <w:p>
-      <w:pPr>
-        <w:pStyle w:val="zfr3q"/>
-        <w:spacing w:before="225" w:beforeAutospacing="0" w:after="0" w:afterAutospacing="0"/>
-        <w:jc w:val="center"/>
-        <w:rPr>
-          <w:rStyle w:val="kb0tx"/>
-          <w:rFonts w:eastAsiaTheme="majorEastAsia"/>
-          <w:color w:val="1E1D1C"/>
-          <w:sz w:val="28"/>
-          <w:szCs w:val="28"/>
-        </w:rPr>
-      </w:pPr>
-      <w:r>
-        <w:rPr>
-          <w:rStyle w:val="kb0tx"/>
-          <w:rFonts w:eastAsiaTheme="majorEastAsia"/>
-          <w:color w:val="1E1D1C"/>
-          <w:sz w:val="28"/>
-          <w:szCs w:val="28"/>
-          <w:lang w:val="ru-RU"/>
-        </w:rPr>
-        <w:drawing>
-          <wp:inline distT="0" distB="0" distL="0" distR="0" wp14:anchorId="643BF480" wp14:editId="52502D0A">
-            <wp:extent cx="5731510" cy="158115"/>
-            <wp:effectExtent l="0" t="0" r="0" b="0"/>
-            <wp:docPr id="1845832440" name="Picture 1"/>
-            <wp:cNvGraphicFramePr>
-              <a:graphicFrameLocks xmlns:a="http://schemas.openxmlformats.org/drawingml/2006/main" noChangeAspect="1"/>
-            </wp:cNvGraphicFramePr>
-            <a:graphic xmlns:a="http://schemas.openxmlformats.org/drawingml/2006/main">
-              <a:graphicData uri="http://schemas.openxmlformats.org/drawingml/2006/picture">
-                <pic:pic xmlns:pic="http://schemas.openxmlformats.org/drawingml/2006/picture">
-                  <pic:nvPicPr>
-                    <pic:cNvPr id="1845832440" name=""/>
-                    <pic:cNvPicPr/>
-                  </pic:nvPicPr>
-                  <pic:blipFill>
-                    <a:blip r:embed="rId31"/>
-                    <a:stretch>
-                      <a:fillRect/>
-                    </a:stretch>
-                  </pic:blipFill>
-                  <pic:spPr>
-                    <a:xfrm>
-                      <a:off x="0" y="0"/>
-                      <a:ext cx="5731510" cy="158115"/>
-                    </a:xfrm>
-                    <a:prstGeom prst="rect">
-                      <a:avLst/>
-                    </a:prstGeom>
-                  </pic:spPr>
-                </pic:pic>
-              </a:graphicData>
-            </a:graphic>
-          </wp:inline>
-        </w:drawing>
-      </w:r>
-    </w:p>
-    <w:p>
-      <w:pPr>
-        <w:pStyle w:val="zfr3q"/>
-        <w:spacing w:before="225" w:beforeAutospacing="0" w:after="0" w:afterAutospacing="0"/>
-        <w:jc w:val="center"/>
-        <w:rPr>
-          <w:rStyle w:val="kb0tx"/>
-          <w:rFonts w:eastAsiaTheme="majorEastAsia"/>
-          <w:color w:val="1E1D1C"/>
-          <w:sz w:val="28"/>
-          <w:szCs w:val="28"/>
-        </w:rPr>
-      </w:pPr>
-      <w:r>
-        <w:rPr>
-          <w:rStyle w:val="kb0tx"/>
-          <w:rFonts w:eastAsiaTheme="majorEastAsia"/>
-          <w:color w:val="1E1D1C"/>
-          <w:sz w:val="28"/>
-          <w:szCs w:val="28"/>
-        </w:rPr>
-        <w:drawing>
-          <wp:inline distT="0" distB="0" distL="0" distR="0" wp14:anchorId="2A2D61D1" wp14:editId="01806ACD">
-            <wp:extent cx="4368800" cy="533400"/>
-            <wp:effectExtent l="0" t="0" r="0" b="0"/>
-            <wp:docPr id="1755254916" name="Picture 1"/>
-            <wp:cNvGraphicFramePr>
-              <a:graphicFrameLocks xmlns:a="http://schemas.openxmlformats.org/drawingml/2006/main" noChangeAspect="1"/>
-            </wp:cNvGraphicFramePr>
-            <a:graphic xmlns:a="http://schemas.openxmlformats.org/drawingml/2006/main">
-              <a:graphicData uri="http://schemas.openxmlformats.org/drawingml/2006/picture">
-                <pic:pic xmlns:pic="http://schemas.openxmlformats.org/drawingml/2006/picture">
-                  <pic:nvPicPr>
-                    <pic:cNvPr id="1755254916" name=""/>
-                    <pic:cNvPicPr/>
-                  </pic:nvPicPr>
-                  <pic:blipFill>
-                    <a:blip r:embed="rId32"/>
-                    <a:stretch>
-                      <a:fillRect/>
-                    </a:stretch>
-                  </pic:blipFill>
-                  <pic:spPr>
-                    <a:xfrm>
-                      <a:off x="0" y="0"/>
-                      <a:ext cx="4368800" cy="533400"/>
-                    </a:xfrm>
-                    <a:prstGeom prst="rect">
-                      <a:avLst/>
-                    </a:prstGeom>
-                  </pic:spPr>
-                </pic:pic>
-              </a:graphicData>
-            </a:graphic>
-          </wp:inline>
-        </w:drawing>
-      </w:r>
-    </w:p>
-    <w:p>
-      <w:pPr>
-        <w:pStyle w:val="zfr3q"/>
-        <w:spacing w:before="225" w:beforeAutospacing="0" w:after="0" w:afterAutospacing="0"/>
-        <w:jc w:val="center"/>
-        <w:rPr>
-          <w:rStyle w:val="kb0tx"/>
-          <w:rFonts w:eastAsiaTheme="majorEastAsia"/>
-          <w:color w:val="1E1D1C"/>
-          <w:sz w:val="28"/>
-          <w:szCs w:val="28"/>
-          <w:lang w:val="ru-RU"/>
-        </w:rPr>
-      </w:pPr>
-      <w:r>
-        <w:rPr>
-          <w:rFonts w:eastAsiaTheme="majorEastAsia"/>
           <w:noProof/>
-          <w:color w:val="1E1D1C"/>
-          <w:sz w:val="28"/>
-          <w:szCs w:val="28"/>
           <w14:ligatures w14:val="standardContextual"/>
         </w:rPr>
         <mc:AlternateContent>
           <mc:Choice Requires="wpi">
             <w:drawing>
-              <wp:anchor distT="0" distB="0" distL="114300" distR="114300" simplePos="0" relativeHeight="251676672" behindDoc="0" locked="0" layoutInCell="1" allowOverlap="1">
+              <wp:anchor distT="0" distB="0" distL="114300" distR="114300" simplePos="0" relativeHeight="251713536" behindDoc="0" locked="0" layoutInCell="1" allowOverlap="1">
                 <wp:simplePos x="0" y="0"/>
                 <wp:positionH relativeFrom="column">
-                  <wp:posOffset>4830703</wp:posOffset>
+                  <wp:posOffset>735211</wp:posOffset>
                 </wp:positionH>
                 <wp:positionV relativeFrom="paragraph">
-                  <wp:posOffset>254595</wp:posOffset>
+                  <wp:posOffset>75</wp:posOffset>
                 </wp:positionV>
-                <wp:extent cx="259560" cy="11160"/>
-                <wp:effectExtent l="50800" t="50800" r="45720" b="52705"/>
+                <wp:extent cx="306000" cy="10800"/>
+                <wp:effectExtent l="38100" t="38100" r="37465" b="40005"/>
                 <wp:wrapNone/>
-                <wp:docPr id="356957959" name="Ink 31"/>
+                <wp:docPr id="941105157" name="Ink 73"/>
                 <wp:cNvGraphicFramePr/>
                 <a:graphic xmlns:a="http://schemas.openxmlformats.org/drawingml/2006/main">
                   <a:graphicData uri="http://schemas.microsoft.com/office/word/2010/wordprocessingInk">
-                    <w14:contentPart bwMode="auto" r:id="rId33">
+                    <w14:contentPart bwMode="auto" r:id="rId24">
                       <w14:nvContentPartPr>
                         <w14:cNvContentPartPr/>
                       </w14:nvContentPartPr>
                       <w14:xfrm>
                         <a:off x="0" y="0"/>
-                        <a:ext cx="259560" cy="11160"/>
+                        <a:ext cx="306000" cy="10800"/>
                       </w14:xfrm>
                     </w14:contentPart>
                   </a:graphicData>
@@ -2678,8 +2438,8 @@
           </mc:Choice>
           <mc:Fallback>
             <w:pict>
-              <v:shape w14:anchorId="092F1C4A" id="Ink 31" o:spid="_x0000_s1026" type="#_x0000_t75" style="position:absolute;margin-left:378.95pt;margin-top:18.65pt;width:23.3pt;height:3.75pt;z-index:251676672;visibility:visible;mso-wrap-style:square;mso-wrap-distance-left:9pt;mso-wrap-distance-top:0;mso-wrap-distance-right:9pt;mso-wrap-distance-bottom:0;mso-position-horizontal:absolute;mso-position-horizontal-relative:text;mso-position-vertical:absolute;mso-position-vertical-relative:text" o:gfxdata="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">
-                <v:imagedata r:id="rId34" o:title=""/>
+              <v:shape w14:anchorId="3D3ACE48" id="Ink 73" o:spid="_x0000_s1026" type="#_x0000_t75" style="position:absolute;margin-left:57.4pt;margin-top:-.5pt;width:25.1pt;height:1.8pt;z-index:251713536;visibility:visible;mso-wrap-style:square;mso-wrap-distance-left:9pt;mso-wrap-distance-top:0;mso-wrap-distance-right:9pt;mso-wrap-distance-bottom:0;mso-position-horizontal:absolute;mso-position-horizontal-relative:text;mso-position-vertical:absolute;mso-position-vertical-relative:text" o:gfxdata="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">
+                <v:imagedata r:id="rId25" o:title=""/>
               </v:shape>
             </w:pict>
           </mc:Fallback>
@@ -2687,28 +2447,298 @@
       </w:r>
       <w:r>
         <w:rPr>
-          <w:rFonts w:eastAsiaTheme="majorEastAsia"/>
           <w:noProof/>
-          <w:color w:val="1E1D1C"/>
-          <w:sz w:val="28"/>
-          <w:szCs w:val="28"/>
           <w14:ligatures w14:val="standardContextual"/>
         </w:rPr>
         <mc:AlternateContent>
           <mc:Choice Requires="wpi">
             <w:drawing>
-              <wp:anchor distT="0" distB="0" distL="114300" distR="114300" simplePos="0" relativeHeight="251675648" behindDoc="0" locked="0" layoutInCell="1" allowOverlap="1">
+              <wp:anchor distT="0" distB="0" distL="114300" distR="114300" simplePos="0" relativeHeight="251704320" behindDoc="0" locked="0" layoutInCell="1" allowOverlap="1">
                 <wp:simplePos x="0" y="0"/>
                 <wp:positionH relativeFrom="column">
-                  <wp:posOffset>4841863</wp:posOffset>
+                  <wp:posOffset>3315970</wp:posOffset>
                 </wp:positionH>
                 <wp:positionV relativeFrom="paragraph">
-                  <wp:posOffset>385995</wp:posOffset>
+                  <wp:posOffset>-175895</wp:posOffset>
                 </wp:positionV>
-                <wp:extent cx="508320" cy="12600"/>
-                <wp:effectExtent l="50800" t="50800" r="50800" b="51435"/>
+                <wp:extent cx="320290" cy="474980"/>
+                <wp:effectExtent l="38100" t="38100" r="0" b="33020"/>
                 <wp:wrapNone/>
-                <wp:docPr id="359347109" name="Ink 30"/>
+                <wp:docPr id="1363430687" name="Ink 64"/>
+                <wp:cNvGraphicFramePr/>
+                <a:graphic xmlns:a="http://schemas.openxmlformats.org/drawingml/2006/main">
+                  <a:graphicData uri="http://schemas.microsoft.com/office/word/2010/wordprocessingInk">
+                    <w14:contentPart bwMode="auto" r:id="rId26">
+                      <w14:nvContentPartPr>
+                        <w14:cNvContentPartPr/>
+                      </w14:nvContentPartPr>
+                      <w14:xfrm>
+                        <a:off x="0" y="0"/>
+                        <a:ext cx="320290" cy="474980"/>
+                      </w14:xfrm>
+                    </w14:contentPart>
+                  </a:graphicData>
+                </a:graphic>
+              </wp:anchor>
+            </w:drawing>
+          </mc:Choice>
+          <mc:Fallback>
+            <w:pict>
+              <v:shape w14:anchorId="6BCE0B80" id="Ink 64" o:spid="_x0000_s1026" type="#_x0000_t75" style="position:absolute;margin-left:260.6pt;margin-top:-14.35pt;width:26.2pt;height:38.35pt;z-index:251704320;visibility:visible;mso-wrap-style:square;mso-wrap-distance-left:9pt;mso-wrap-distance-top:0;mso-wrap-distance-right:9pt;mso-wrap-distance-bottom:0;mso-position-horizontal:absolute;mso-position-horizontal-relative:text;mso-position-vertical:absolute;mso-position-vertical-relative:text" o:gfxdata="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">
+                <v:imagedata r:id="rId27" o:title=""/>
+              </v:shape>
+            </w:pict>
+          </mc:Fallback>
+        </mc:AlternateContent>
+      </w:r>
+      <w:r>
+        <w:rPr>
+          <w:noProof/>
+          <w14:ligatures w14:val="standardContextual"/>
+        </w:rPr>
+        <mc:AlternateContent>
+          <mc:Choice Requires="wpi">
+            <w:drawing>
+              <wp:anchor distT="0" distB="0" distL="114300" distR="114300" simplePos="0" relativeHeight="251691008" behindDoc="0" locked="0" layoutInCell="1" allowOverlap="1">
+                <wp:simplePos x="0" y="0"/>
+                <wp:positionH relativeFrom="column">
+                  <wp:posOffset>4211320</wp:posOffset>
+                </wp:positionH>
+                <wp:positionV relativeFrom="paragraph">
+                  <wp:posOffset>-202565</wp:posOffset>
+                </wp:positionV>
+                <wp:extent cx="376555" cy="505460"/>
+                <wp:effectExtent l="38100" t="38100" r="42545" b="40640"/>
+                <wp:wrapNone/>
+                <wp:docPr id="1704812121" name="Ink 51"/>
+                <wp:cNvGraphicFramePr/>
+                <a:graphic xmlns:a="http://schemas.openxmlformats.org/drawingml/2006/main">
+                  <a:graphicData uri="http://schemas.microsoft.com/office/word/2010/wordprocessingInk">
+                    <w14:contentPart bwMode="auto" r:id="rId28">
+                      <w14:nvContentPartPr>
+                        <w14:cNvContentPartPr/>
+                      </w14:nvContentPartPr>
+                      <w14:xfrm>
+                        <a:off x="0" y="0"/>
+                        <a:ext cx="376555" cy="505460"/>
+                      </w14:xfrm>
+                    </w14:contentPart>
+                  </a:graphicData>
+                </a:graphic>
+              </wp:anchor>
+            </w:drawing>
+          </mc:Choice>
+          <mc:Fallback>
+            <w:pict>
+              <v:shape w14:anchorId="4145A253" id="Ink 51" o:spid="_x0000_s1026" type="#_x0000_t75" style="position:absolute;margin-left:331.1pt;margin-top:-16.45pt;width:30.6pt;height:40.75pt;z-index:251691008;visibility:visible;mso-wrap-style:square;mso-wrap-distance-left:9pt;mso-wrap-distance-top:0;mso-wrap-distance-right:9pt;mso-wrap-distance-bottom:0;mso-position-horizontal:absolute;mso-position-horizontal-relative:text;mso-position-vertical:absolute;mso-position-vertical-relative:text" o:gfxdata="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">
+                <v:imagedata r:id="rId29" o:title=""/>
+              </v:shape>
+            </w:pict>
+          </mc:Fallback>
+        </mc:AlternateContent>
+      </w:r>
+      <w:r>
+        <w:rPr>
+          <w:noProof/>
+          <w14:ligatures w14:val="standardContextual"/>
+        </w:rPr>
+        <mc:AlternateContent>
+          <mc:Choice Requires="wpi">
+            <w:drawing>
+              <wp:anchor distT="0" distB="0" distL="114300" distR="114300" simplePos="0" relativeHeight="251677696" behindDoc="0" locked="0" layoutInCell="1" allowOverlap="1">
+                <wp:simplePos x="0" y="0"/>
+                <wp:positionH relativeFrom="column">
+                  <wp:posOffset>4420900</wp:posOffset>
+                </wp:positionH>
+                <wp:positionV relativeFrom="paragraph">
+                  <wp:posOffset>304210</wp:posOffset>
+                </wp:positionV>
+                <wp:extent cx="163440" cy="2520"/>
+                <wp:effectExtent l="38100" t="38100" r="40005" b="36195"/>
+                <wp:wrapNone/>
+                <wp:docPr id="1807401198" name="Ink 38"/>
+                <wp:cNvGraphicFramePr/>
+                <a:graphic xmlns:a="http://schemas.openxmlformats.org/drawingml/2006/main">
+                  <a:graphicData uri="http://schemas.microsoft.com/office/word/2010/wordprocessingInk">
+                    <w14:contentPart bwMode="auto" r:id="rId30">
+                      <w14:nvContentPartPr>
+                        <w14:cNvContentPartPr/>
+                      </w14:nvContentPartPr>
+                      <w14:xfrm>
+                        <a:off x="0" y="0"/>
+                        <a:ext cx="163440" cy="2520"/>
+                      </w14:xfrm>
+                    </w14:contentPart>
+                  </a:graphicData>
+                </a:graphic>
+              </wp:anchor>
+            </w:drawing>
+          </mc:Choice>
+          <mc:Fallback>
+            <w:pict>
+              <v:shape w14:anchorId="482A321B" id="Ink 38" o:spid="_x0000_s1026" type="#_x0000_t75" style="position:absolute;margin-left:347.6pt;margin-top:23.45pt;width:13.85pt;height:1.2pt;z-index:251677696;visibility:visible;mso-wrap-style:square;mso-wrap-distance-left:9pt;mso-wrap-distance-top:0;mso-wrap-distance-right:9pt;mso-wrap-distance-bottom:0;mso-position-horizontal:absolute;mso-position-horizontal-relative:text;mso-position-vertical:absolute;mso-position-vertical-relative:text" o:gfxdata="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">
+                <v:imagedata r:id="rId31" o:title=""/>
+              </v:shape>
+            </w:pict>
+          </mc:Fallback>
+        </mc:AlternateContent>
+      </w:r>
+      <w:r>
+        <w:rPr>
+          <w:noProof/>
+          <w14:ligatures w14:val="standardContextual"/>
+        </w:rPr>
+        <mc:AlternateContent>
+          <mc:Choice Requires="wpi">
+            <w:drawing>
+              <wp:anchor distT="0" distB="0" distL="114300" distR="114300" simplePos="0" relativeHeight="251676672" behindDoc="0" locked="0" layoutInCell="1" allowOverlap="1">
+                <wp:simplePos x="0" y="0"/>
+                <wp:positionH relativeFrom="column">
+                  <wp:posOffset>3399133</wp:posOffset>
+                </wp:positionH>
+                <wp:positionV relativeFrom="paragraph">
+                  <wp:posOffset>295514</wp:posOffset>
+                </wp:positionV>
+                <wp:extent cx="473760" cy="3600"/>
+                <wp:effectExtent l="38100" t="38100" r="34290" b="34925"/>
+                <wp:wrapNone/>
+                <wp:docPr id="1532371074" name="Ink 36"/>
+                <wp:cNvGraphicFramePr/>
+                <a:graphic xmlns:a="http://schemas.openxmlformats.org/drawingml/2006/main">
+                  <a:graphicData uri="http://schemas.microsoft.com/office/word/2010/wordprocessingInk">
+                    <w14:contentPart bwMode="auto" r:id="rId32">
+                      <w14:nvContentPartPr>
+                        <w14:cNvContentPartPr/>
+                      </w14:nvContentPartPr>
+                      <w14:xfrm>
+                        <a:off x="0" y="0"/>
+                        <a:ext cx="473760" cy="3600"/>
+                      </w14:xfrm>
+                    </w14:contentPart>
+                  </a:graphicData>
+                </a:graphic>
+              </wp:anchor>
+            </w:drawing>
+          </mc:Choice>
+          <mc:Fallback>
+            <w:pict>
+              <v:shape w14:anchorId="2C39AD4F" id="Ink 36" o:spid="_x0000_s1026" type="#_x0000_t75" style="position:absolute;margin-left:267.15pt;margin-top:22.75pt;width:38.25pt;height:1.3pt;z-index:251676672;visibility:visible;mso-wrap-style:square;mso-wrap-distance-left:9pt;mso-wrap-distance-top:0;mso-wrap-distance-right:9pt;mso-wrap-distance-bottom:0;mso-position-horizontal:absolute;mso-position-horizontal-relative:text;mso-position-vertical:absolute;mso-position-vertical-relative:text" o:gfxdata="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">
+                <v:imagedata r:id="rId33" o:title=""/>
+              </v:shape>
+            </w:pict>
+          </mc:Fallback>
+        </mc:AlternateContent>
+      </w:r>
+      <w:r>
+        <w:fldChar w:fldCharType="begin"/>
+      </w:r>
+      <w:r>
+        <w:instrText xml:space="preserve"> INCLUDEPICTURE "/Users/margo/Library/Group Containers/UBF8T346G9.ms/WebArchiveCopyPasteTempFiles/com.microsoft.Word/50882f09-cc27-485e-8591-a976dc197295" \* MERGEFORMATINET </w:instrText>
+      </w:r>
+      <w:r>
+        <w:fldChar w:fldCharType="separate"/>
+      </w:r>
+      <w:r>
+        <w:rPr>
+          <w:noProof/>
+        </w:rPr>
+        <w:drawing>
+          <wp:inline distT="0" distB="0" distL="0" distR="0">
+            <wp:extent cx="5731510" cy="1393190"/>
+            <wp:effectExtent l="0" t="0" r="0" b="3810"/>
+            <wp:docPr id="1285518341" name="Picture 35" descr="Предварительный просмотр загруженного изображения"/>
+            <wp:cNvGraphicFramePr>
+              <a:graphicFrameLocks xmlns:a="http://schemas.openxmlformats.org/drawingml/2006/main" noChangeAspect="1"/>
+            </wp:cNvGraphicFramePr>
+            <a:graphic xmlns:a="http://schemas.openxmlformats.org/drawingml/2006/main">
+              <a:graphicData uri="http://schemas.openxmlformats.org/drawingml/2006/picture">
+                <pic:pic xmlns:pic="http://schemas.openxmlformats.org/drawingml/2006/picture">
+                  <pic:nvPicPr>
+                    <pic:cNvPr id="0" name="Picture 5" descr="Предварительный просмотр загруженного изображения"/>
+                    <pic:cNvPicPr>
+                      <a:picLocks noChangeAspect="1" noChangeArrowheads="1"/>
+                    </pic:cNvPicPr>
+                  </pic:nvPicPr>
+                  <pic:blipFill>
+                    <a:blip r:embed="rId34" cstate="print">
+                      <a:extLst>
+                        <a:ext uri="{28A0092B-C50C-407E-A947-70E740481C1C}">
+                          <a14:useLocalDpi xmlns:a14="http://schemas.microsoft.com/office/drawing/2010/main" val="0"/>
+                        </a:ext>
+                      </a:extLst>
+                    </a:blip>
+                    <a:srcRect/>
+                    <a:stretch>
+                      <a:fillRect/>
+                    </a:stretch>
+                  </pic:blipFill>
+                  <pic:spPr bwMode="auto">
+                    <a:xfrm>
+                      <a:off x="0" y="0"/>
+                      <a:ext cx="5731510" cy="1393190"/>
+                    </a:xfrm>
+                    <a:prstGeom prst="rect">
+                      <a:avLst/>
+                    </a:prstGeom>
+                    <a:noFill/>
+                    <a:ln>
+                      <a:noFill/>
+                    </a:ln>
+                  </pic:spPr>
+                </pic:pic>
+              </a:graphicData>
+            </a:graphic>
+          </wp:inline>
+        </w:drawing>
+      </w:r>
+      <w:r>
+        <w:fldChar w:fldCharType="end"/>
+      </w:r>
+    </w:p>
+    <w:p>
+      <w:pPr>
+        <w:pStyle w:val="zfr3q"/>
+        <w:spacing w:before="225" w:beforeAutospacing="0" w:after="0" w:afterAutospacing="0"/>
+        <w:jc w:val="center"/>
+        <w:rPr>
+          <w:rStyle w:val="kb0tx"/>
+          <w:rFonts w:eastAsiaTheme="majorEastAsia"/>
+          <w:color w:val="1E1D1C"/>
+          <w:sz w:val="28"/>
+          <w:szCs w:val="28"/>
+          <w:lang w:val="ru-RU"/>
+        </w:rPr>
+      </w:pPr>
+    </w:p>
+    <w:p>
+      <w:pPr>
+        <w:pStyle w:val="zfr3q"/>
+        <w:spacing w:before="225" w:beforeAutospacing="0" w:after="0" w:afterAutospacing="0"/>
+        <w:jc w:val="center"/>
+        <w:rPr>
+          <w:lang w:val="ru-RU"/>
+        </w:rPr>
+      </w:pPr>
+      <w:r>
+        <w:rPr>
+          <w:noProof/>
+          <w14:ligatures w14:val="standardContextual"/>
+        </w:rPr>
+        <mc:AlternateContent>
+          <mc:Choice Requires="wpi">
+            <w:drawing>
+              <wp:anchor distT="0" distB="0" distL="114300" distR="114300" simplePos="0" relativeHeight="251674624" behindDoc="0" locked="0" layoutInCell="1" allowOverlap="1">
+                <wp:simplePos x="0" y="0"/>
+                <wp:positionH relativeFrom="column">
+                  <wp:posOffset>2874203</wp:posOffset>
+                </wp:positionH>
+                <wp:positionV relativeFrom="paragraph">
+                  <wp:posOffset>655143</wp:posOffset>
+                </wp:positionV>
+                <wp:extent cx="333360" cy="10440"/>
+                <wp:effectExtent l="38100" t="38100" r="35560" b="40640"/>
+                <wp:wrapNone/>
+                <wp:docPr id="2041536290" name="Ink 30"/>
                 <wp:cNvGraphicFramePr/>
                 <a:graphic xmlns:a="http://schemas.openxmlformats.org/drawingml/2006/main">
                   <a:graphicData uri="http://schemas.microsoft.com/office/word/2010/wordprocessingInk">
@@ -2718,7 +2748,7 @@
                       </w14:nvContentPartPr>
                       <w14:xfrm>
                         <a:off x="0" y="0"/>
-                        <a:ext cx="508320" cy="12600"/>
+                        <a:ext cx="333360" cy="10440"/>
                       </w14:xfrm>
                     </w14:contentPart>
                   </a:graphicData>
@@ -2728,7 +2758,7 @@
           </mc:Choice>
           <mc:Fallback>
             <w:pict>
-              <v:shape w14:anchorId="10880CE9" id="Ink 30" o:spid="_x0000_s1026" type="#_x0000_t75" style="position:absolute;margin-left:379.85pt;margin-top:29pt;width:42.9pt;height:3.85pt;z-index:251675648;visibility:visible;mso-wrap-style:square;mso-wrap-distance-left:9pt;mso-wrap-distance-top:0;mso-wrap-distance-right:9pt;mso-wrap-distance-bottom:0;mso-position-horizontal:absolute;mso-position-horizontal-relative:text;mso-position-vertical:absolute;mso-position-vertical-relative:text" o:gfxdata="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">
+              <v:shape w14:anchorId="1E430C21" id="Ink 30" o:spid="_x0000_s1026" type="#_x0000_t75" style="position:absolute;margin-left:225.8pt;margin-top:51.1pt;width:27.25pt;height:1.8pt;z-index:251674624;visibility:visible;mso-wrap-style:square;mso-wrap-distance-left:9pt;mso-wrap-distance-top:0;mso-wrap-distance-right:9pt;mso-wrap-distance-bottom:0;mso-position-horizontal:absolute;mso-position-horizontal-relative:text;mso-position-vertical:absolute;mso-position-vertical-relative:text" o:gfxdata="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">
                 <v:imagedata r:id="rId36" o:title=""/>
               </v:shape>
             </w:pict>
@@ -2737,28 +2767,24 @@
       </w:r>
       <w:r>
         <w:rPr>
-          <w:rFonts w:eastAsiaTheme="majorEastAsia"/>
           <w:noProof/>
-          <w:color w:val="1E1D1C"/>
-          <w:sz w:val="28"/>
-          <w:szCs w:val="28"/>
           <w14:ligatures w14:val="standardContextual"/>
         </w:rPr>
         <mc:AlternateContent>
           <mc:Choice Requires="wpi">
             <w:drawing>
-              <wp:anchor distT="0" distB="0" distL="114300" distR="114300" simplePos="0" relativeHeight="251674624" behindDoc="0" locked="0" layoutInCell="1" allowOverlap="1">
+              <wp:anchor distT="0" distB="0" distL="114300" distR="114300" simplePos="0" relativeHeight="251673600" behindDoc="0" locked="0" layoutInCell="1" allowOverlap="1">
                 <wp:simplePos x="0" y="0"/>
                 <wp:positionH relativeFrom="column">
-                  <wp:posOffset>4843663</wp:posOffset>
+                  <wp:posOffset>2852420</wp:posOffset>
                 </wp:positionH>
                 <wp:positionV relativeFrom="paragraph">
-                  <wp:posOffset>520995</wp:posOffset>
+                  <wp:posOffset>448945</wp:posOffset>
                 </wp:positionV>
-                <wp:extent cx="243360" cy="4680"/>
-                <wp:effectExtent l="38100" t="50800" r="48895" b="59055"/>
+                <wp:extent cx="309245" cy="70845"/>
+                <wp:effectExtent l="38100" t="38100" r="33655" b="43815"/>
                 <wp:wrapNone/>
-                <wp:docPr id="57073907" name="Ink 29"/>
+                <wp:docPr id="894370428" name="Ink 29"/>
                 <wp:cNvGraphicFramePr/>
                 <a:graphic xmlns:a="http://schemas.openxmlformats.org/drawingml/2006/main">
                   <a:graphicData uri="http://schemas.microsoft.com/office/word/2010/wordprocessingInk">
@@ -2768,7 +2794,7 @@
                       </w14:nvContentPartPr>
                       <w14:xfrm>
                         <a:off x="0" y="0"/>
-                        <a:ext cx="243360" cy="4680"/>
+                        <a:ext cx="309245" cy="70845"/>
                       </w14:xfrm>
                     </w14:contentPart>
                   </a:graphicData>
@@ -2778,7 +2804,7 @@
           </mc:Choice>
           <mc:Fallback>
             <w:pict>
-              <v:shape w14:anchorId="1F7876FD" id="Ink 29" o:spid="_x0000_s1026" type="#_x0000_t75" style="position:absolute;margin-left:380pt;margin-top:39.6pt;width:21.95pt;height:3.15pt;z-index:251674624;visibility:visible;mso-wrap-style:square;mso-wrap-distance-left:9pt;mso-wrap-distance-top:0;mso-wrap-distance-right:9pt;mso-wrap-distance-bottom:0;mso-position-horizontal:absolute;mso-position-horizontal-relative:text;mso-position-vertical:absolute;mso-position-vertical-relative:text" o:gfxdata="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">
+              <v:shape w14:anchorId="4FAA6C4B" id="Ink 29" o:spid="_x0000_s1026" type="#_x0000_t75" style="position:absolute;margin-left:224.1pt;margin-top:34.85pt;width:25.3pt;height:6.6pt;z-index:251673600;visibility:visible;mso-wrap-style:square;mso-wrap-distance-left:9pt;mso-wrap-distance-top:0;mso-wrap-distance-right:9pt;mso-wrap-distance-bottom:0;mso-position-horizontal:absolute;mso-position-horizontal-relative:text;mso-position-vertical:absolute;mso-position-vertical-relative:text" o:gfxdata="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">
                 <v:imagedata r:id="rId38" o:title=""/>
               </v:shape>
             </w:pict>
@@ -2787,99 +2813,34 @@
       </w:r>
       <w:r>
         <w:rPr>
-          <w:rStyle w:val="kb0tx"/>
-          <w:rFonts w:eastAsiaTheme="majorEastAsia"/>
-          <w:color w:val="1E1D1C"/>
-          <w:sz w:val="28"/>
-          <w:szCs w:val="28"/>
-        </w:rPr>
-        <w:drawing>
-          <wp:inline distT="0" distB="0" distL="0" distR="0" wp14:anchorId="3261CCC9" wp14:editId="307E696E">
-            <wp:extent cx="5731510" cy="401955"/>
-            <wp:effectExtent l="0" t="0" r="0" b="4445"/>
-            <wp:docPr id="1946653296" name="Picture 1"/>
-            <wp:cNvGraphicFramePr>
-              <a:graphicFrameLocks xmlns:a="http://schemas.openxmlformats.org/drawingml/2006/main" noChangeAspect="1"/>
-            </wp:cNvGraphicFramePr>
-            <a:graphic xmlns:a="http://schemas.openxmlformats.org/drawingml/2006/main">
-              <a:graphicData uri="http://schemas.openxmlformats.org/drawingml/2006/picture">
-                <pic:pic xmlns:pic="http://schemas.openxmlformats.org/drawingml/2006/picture">
-                  <pic:nvPicPr>
-                    <pic:cNvPr id="1946653296" name=""/>
-                    <pic:cNvPicPr/>
-                  </pic:nvPicPr>
-                  <pic:blipFill>
-                    <a:blip r:embed="rId39"/>
-                    <a:stretch>
-                      <a:fillRect/>
-                    </a:stretch>
-                  </pic:blipFill>
-                  <pic:spPr>
-                    <a:xfrm>
-                      <a:off x="0" y="0"/>
-                      <a:ext cx="5731510" cy="401955"/>
-                    </a:xfrm>
-                    <a:prstGeom prst="rect">
-                      <a:avLst/>
-                    </a:prstGeom>
-                  </pic:spPr>
-                </pic:pic>
-              </a:graphicData>
-            </a:graphic>
-          </wp:inline>
-        </w:drawing>
-      </w:r>
-    </w:p>
-    <w:p>
-      <w:pPr>
-        <w:pStyle w:val="zfr3q"/>
-        <w:spacing w:before="225" w:beforeAutospacing="0" w:after="0" w:afterAutospacing="0"/>
-        <w:jc w:val="center"/>
-        <w:rPr>
-          <w:rStyle w:val="kb0tx"/>
-          <w:rFonts w:eastAsiaTheme="majorEastAsia"/>
-          <w:color w:val="1E1D1C"/>
-          <w:sz w:val="28"/>
-          <w:szCs w:val="28"/>
-          <w:lang w:val="ru-RU"/>
-        </w:rPr>
-      </w:pPr>
-      <w:r>
-        <w:rPr>
-          <w:rFonts w:eastAsiaTheme="majorEastAsia"/>
           <w:noProof/>
-          <w:color w:val="1E1D1C"/>
-          <w:sz w:val="28"/>
-          <w:szCs w:val="28"/>
-          <w:lang w:val="ru-RU"/>
           <w14:ligatures w14:val="standardContextual"/>
         </w:rPr>
-        <w:lastRenderedPageBreak/>
         <mc:AlternateContent>
           <mc:Choice Requires="wpi">
             <w:drawing>
-              <wp:anchor distT="0" distB="0" distL="114300" distR="114300" simplePos="0" relativeHeight="251671552" behindDoc="0" locked="0" layoutInCell="1" allowOverlap="1">
+              <wp:anchor distT="0" distB="0" distL="114300" distR="114300" simplePos="0" relativeHeight="251670528" behindDoc="0" locked="0" layoutInCell="1" allowOverlap="1">
                 <wp:simplePos x="0" y="0"/>
                 <wp:positionH relativeFrom="column">
-                  <wp:posOffset>3199462</wp:posOffset>
+                  <wp:posOffset>2880379</wp:posOffset>
                 </wp:positionH>
                 <wp:positionV relativeFrom="paragraph">
-                  <wp:posOffset>369287</wp:posOffset>
+                  <wp:posOffset>375950</wp:posOffset>
                 </wp:positionV>
-                <wp:extent cx="1003320" cy="360"/>
-                <wp:effectExtent l="88900" t="139700" r="88900" b="139700"/>
+                <wp:extent cx="142200" cy="6840"/>
+                <wp:effectExtent l="38100" t="38100" r="36195" b="44450"/>
                 <wp:wrapNone/>
-                <wp:docPr id="1337679070" name="Ink 21"/>
+                <wp:docPr id="1370967948" name="Ink 24"/>
                 <wp:cNvGraphicFramePr/>
                 <a:graphic xmlns:a="http://schemas.openxmlformats.org/drawingml/2006/main">
                   <a:graphicData uri="http://schemas.microsoft.com/office/word/2010/wordprocessingInk">
-                    <w14:contentPart bwMode="auto" r:id="rId40">
+                    <w14:contentPart bwMode="auto" r:id="rId39">
                       <w14:nvContentPartPr>
                         <w14:cNvContentPartPr/>
                       </w14:nvContentPartPr>
                       <w14:xfrm>
                         <a:off x="0" y="0"/>
-                        <a:ext cx="1003320" cy="360"/>
+                        <a:ext cx="142200" cy="6840"/>
                       </w14:xfrm>
                     </w14:contentPart>
                   </a:graphicData>
@@ -2889,38 +2850,123 @@
           </mc:Choice>
           <mc:Fallback>
             <w:pict>
-              <v:shape w14:anchorId="6367B788" id="Ink 21" o:spid="_x0000_s1026" type="#_x0000_t75" style="position:absolute;margin-left:247.75pt;margin-top:20.6pt;width:87.5pt;height:17.05pt;z-index:251671552;visibility:visible;mso-wrap-style:square;mso-wrap-distance-left:9pt;mso-wrap-distance-top:0;mso-wrap-distance-right:9pt;mso-wrap-distance-bottom:0;mso-position-horizontal:absolute;mso-position-horizontal-relative:text;mso-position-vertical:absolute;mso-position-vertical-relative:text" o:gfxdata="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">
-                <v:imagedata r:id="rId41" o:title=""/>
+              <v:shape w14:anchorId="1E155533" id="Ink 24" o:spid="_x0000_s1026" type="#_x0000_t75" style="position:absolute;margin-left:226.3pt;margin-top:29.1pt;width:12.2pt;height:1.55pt;z-index:251670528;visibility:visible;mso-wrap-style:square;mso-wrap-distance-left:9pt;mso-wrap-distance-top:0;mso-wrap-distance-right:9pt;mso-wrap-distance-bottom:0;mso-position-horizontal:absolute;mso-position-horizontal-relative:text;mso-position-vertical:absolute;mso-position-vertical-relative:text" o:gfxdata="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">
+                <v:imagedata r:id="rId40" o:title=""/>
               </v:shape>
             </w:pict>
           </mc:Fallback>
         </mc:AlternateContent>
       </w:r>
       <w:r>
-        <w:rPr>
-          <w:rFonts w:eastAsiaTheme="majorEastAsia"/>
+        <w:fldChar w:fldCharType="begin"/>
+      </w:r>
+      <w:r>
+        <w:instrText xml:space="preserve"> INCLUDEPICTURE "/Users/margo/Library/Group Containers/UBF8T346G9.ms/WebArchiveCopyPasteTempFiles/com.microsoft.Word/81978add-d024-42ce-836b-d53e8d6f8462" \* MERGEFORMATINET </w:instrText>
+      </w:r>
+      <w:r>
+        <w:fldChar w:fldCharType="separate"/>
+      </w:r>
+      <w:r>
+        <w:rPr>
           <w:noProof/>
-          <w:color w:val="1E1D1C"/>
-          <w:sz w:val="28"/>
-          <w:szCs w:val="28"/>
+        </w:rPr>
+        <w:drawing>
+          <wp:inline distT="0" distB="0" distL="0" distR="0">
+            <wp:extent cx="5731510" cy="668655"/>
+            <wp:effectExtent l="0" t="0" r="0" b="4445"/>
+            <wp:docPr id="895353313" name="Picture 1" descr="Предварительный просмотр загруженного изображения"/>
+            <wp:cNvGraphicFramePr>
+              <a:graphicFrameLocks xmlns:a="http://schemas.openxmlformats.org/drawingml/2006/main" noChangeAspect="1"/>
+            </wp:cNvGraphicFramePr>
+            <a:graphic xmlns:a="http://schemas.openxmlformats.org/drawingml/2006/main">
+              <a:graphicData uri="http://schemas.openxmlformats.org/drawingml/2006/picture">
+                <pic:pic xmlns:pic="http://schemas.openxmlformats.org/drawingml/2006/picture">
+                  <pic:nvPicPr>
+                    <pic:cNvPr id="0" name="Picture 1" descr="Предварительный просмотр загруженного изображения"/>
+                    <pic:cNvPicPr>
+                      <a:picLocks noChangeAspect="1" noChangeArrowheads="1"/>
+                    </pic:cNvPicPr>
+                  </pic:nvPicPr>
+                  <pic:blipFill>
+                    <a:blip r:embed="rId41" cstate="print">
+                      <a:extLst>
+                        <a:ext uri="{28A0092B-C50C-407E-A947-70E740481C1C}">
+                          <a14:useLocalDpi xmlns:a14="http://schemas.microsoft.com/office/drawing/2010/main" val="0"/>
+                        </a:ext>
+                      </a:extLst>
+                    </a:blip>
+                    <a:srcRect/>
+                    <a:stretch>
+                      <a:fillRect/>
+                    </a:stretch>
+                  </pic:blipFill>
+                  <pic:spPr bwMode="auto">
+                    <a:xfrm>
+                      <a:off x="0" y="0"/>
+                      <a:ext cx="5731510" cy="668655"/>
+                    </a:xfrm>
+                    <a:prstGeom prst="rect">
+                      <a:avLst/>
+                    </a:prstGeom>
+                    <a:noFill/>
+                    <a:ln>
+                      <a:noFill/>
+                    </a:ln>
+                  </pic:spPr>
+                </pic:pic>
+              </a:graphicData>
+            </a:graphic>
+          </wp:inline>
+        </w:drawing>
+      </w:r>
+      <w:r>
+        <w:fldChar w:fldCharType="end"/>
+      </w:r>
+    </w:p>
+    <w:p>
+      <w:pPr>
+        <w:pStyle w:val="zfr3q"/>
+        <w:spacing w:before="225" w:beforeAutospacing="0" w:after="0" w:afterAutospacing="0"/>
+        <w:rPr>
+          <w:lang w:val="ru-RU"/>
+        </w:rPr>
+      </w:pPr>
+      <w:r>
+        <w:rPr>
+          <w:lang w:val="ru-RU"/>
+        </w:rPr>
+        <w:t>Строки 20, 21, 22 — это тройное рукопожатие (SYN, SYN, ACK, ACK).</w:t>
+      </w:r>
+    </w:p>
+    <w:p>
+      <w:pPr>
+        <w:pStyle w:val="zfr3q"/>
+        <w:spacing w:before="225" w:beforeAutospacing="0" w:after="0" w:afterAutospacing="0"/>
+        <w:rPr>
+          <w:lang w:val="ru-RU"/>
+        </w:rPr>
+      </w:pPr>
+      <w:r>
+        <w:rPr>
+          <w:noProof/>
           <w:lang w:val="ru-RU"/>
           <w14:ligatures w14:val="standardContextual"/>
         </w:rPr>
         <mc:AlternateContent>
           <mc:Choice Requires="wpi">
             <w:drawing>
-              <wp:anchor distT="0" distB="0" distL="114300" distR="114300" simplePos="0" relativeHeight="251669504" behindDoc="0" locked="0" layoutInCell="1" allowOverlap="1">
+              <wp:anchor distT="0" distB="0" distL="114300" distR="114300" simplePos="0" relativeHeight="251675648" behindDoc="0" locked="0" layoutInCell="1" allowOverlap="1">
                 <wp:simplePos x="0" y="0"/>
                 <wp:positionH relativeFrom="column">
-                  <wp:posOffset>3223942</wp:posOffset>
+                  <wp:posOffset>-122724</wp:posOffset>
                 </wp:positionH>
                 <wp:positionV relativeFrom="paragraph">
-                  <wp:posOffset>120949</wp:posOffset>
+                  <wp:posOffset>-150230</wp:posOffset>
                 </wp:positionV>
-                <wp:extent cx="977400" cy="14040"/>
-                <wp:effectExtent l="88900" t="139700" r="89535" b="138430"/>
+                <wp:extent cx="185040" cy="821160"/>
+                <wp:effectExtent l="25400" t="38100" r="31115" b="42545"/>
                 <wp:wrapNone/>
-                <wp:docPr id="993369133" name="Ink 19"/>
+                <wp:docPr id="598525701" name="Ink 31"/>
                 <wp:cNvGraphicFramePr/>
                 <a:graphic xmlns:a="http://schemas.openxmlformats.org/drawingml/2006/main">
                   <a:graphicData uri="http://schemas.microsoft.com/office/word/2010/wordprocessingInk">
@@ -2930,7 +2976,7 @@
                       </w14:nvContentPartPr>
                       <w14:xfrm>
                         <a:off x="0" y="0"/>
-                        <a:ext cx="977400" cy="14040"/>
+                        <a:ext cx="185040" cy="821160"/>
                       </w14:xfrm>
                     </w14:contentPart>
                   </a:graphicData>
@@ -2940,7 +2986,7 @@
           </mc:Choice>
           <mc:Fallback>
             <w:pict>
-              <v:shape w14:anchorId="10020976" id="Ink 19" o:spid="_x0000_s1026" type="#_x0000_t75" style="position:absolute;margin-left:249.6pt;margin-top:1pt;width:85.45pt;height:18.1pt;z-index:251669504;visibility:visible;mso-wrap-style:square;mso-wrap-distance-left:9pt;mso-wrap-distance-top:0;mso-wrap-distance-right:9pt;mso-wrap-distance-bottom:0;mso-position-horizontal:absolute;mso-position-horizontal-relative:text;mso-position-vertical:absolute;mso-position-vertical-relative:text" o:gfxdata="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">
+              <v:shape w14:anchorId="775C796A" id="Ink 31" o:spid="_x0000_s1026" type="#_x0000_t75" style="position:absolute;margin-left:-10.15pt;margin-top:-12.35pt;width:15.55pt;height:65.6pt;z-index:251675648;visibility:visible;mso-wrap-style:square;mso-wrap-distance-left:9pt;mso-wrap-distance-top:0;mso-wrap-distance-right:9pt;mso-wrap-distance-bottom:0;mso-position-horizontal:absolute;mso-position-horizontal-relative:text;mso-position-vertical:absolute;mso-position-vertical-relative:text" o:gfxdata="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">
                 <v:imagedata r:id="rId43" o:title=""/>
               </v:shape>
             </w:pict>
@@ -2949,99 +2995,65 @@
       </w:r>
       <w:r>
         <w:rPr>
-          <w:rStyle w:val="kb0tx"/>
-          <w:rFonts w:eastAsiaTheme="majorEastAsia"/>
-          <w:color w:val="1E1D1C"/>
-          <w:sz w:val="28"/>
-          <w:szCs w:val="28"/>
-          <w:lang w:val="ru-RU"/>
-        </w:rPr>
-        <w:drawing>
-          <wp:inline distT="0" distB="0" distL="0" distR="0" wp14:anchorId="56FB8236" wp14:editId="0609F825">
-            <wp:extent cx="2794000" cy="508000"/>
-            <wp:effectExtent l="0" t="0" r="0" b="0"/>
-            <wp:docPr id="1763011127" name="Picture 1"/>
-            <wp:cNvGraphicFramePr>
-              <a:graphicFrameLocks xmlns:a="http://schemas.openxmlformats.org/drawingml/2006/main" noChangeAspect="1"/>
-            </wp:cNvGraphicFramePr>
-            <a:graphic xmlns:a="http://schemas.openxmlformats.org/drawingml/2006/main">
-              <a:graphicData uri="http://schemas.openxmlformats.org/drawingml/2006/picture">
-                <pic:pic xmlns:pic="http://schemas.openxmlformats.org/drawingml/2006/picture">
-                  <pic:nvPicPr>
-                    <pic:cNvPr id="1763011127" name=""/>
-                    <pic:cNvPicPr/>
-                  </pic:nvPicPr>
-                  <pic:blipFill>
-                    <a:blip r:embed="rId44"/>
-                    <a:stretch>
-                      <a:fillRect/>
-                    </a:stretch>
-                  </pic:blipFill>
-                  <pic:spPr>
-                    <a:xfrm>
-                      <a:off x="0" y="0"/>
-                      <a:ext cx="2794000" cy="508000"/>
-                    </a:xfrm>
-                    <a:prstGeom prst="rect">
-                      <a:avLst/>
-                    </a:prstGeom>
-                  </pic:spPr>
-                </pic:pic>
-              </a:graphicData>
-            </a:graphic>
-          </wp:inline>
-        </w:drawing>
+          <w:lang w:val="ru-RU"/>
+        </w:rPr>
+        <w:t>Строка 24 — это отправка сообщения (PSH, ACK).</w:t>
       </w:r>
     </w:p>
     <w:p>
       <w:pPr>
         <w:pStyle w:val="zfr3q"/>
         <w:spacing w:before="225" w:beforeAutospacing="0" w:after="0" w:afterAutospacing="0"/>
-        <w:jc w:val="both"/>
-        <w:rPr>
-          <w:rStyle w:val="kb0tx"/>
-          <w:rFonts w:eastAsiaTheme="majorEastAsia"/>
-          <w:color w:val="1E1D1C"/>
-          <w:sz w:val="28"/>
-          <w:szCs w:val="28"/>
-          <w:lang w:val="ru-RU"/>
-        </w:rPr>
-      </w:pPr>
-      <w:r>
-        <w:rPr>
-          <w:rFonts w:eastAsiaTheme="majorEastAsia"/>
+        <w:rPr>
+          <w:lang w:val="ru-RU"/>
+        </w:rPr>
+      </w:pPr>
+      <w:r>
+        <w:rPr>
+          <w:lang w:val="ru-RU"/>
+        </w:rPr>
+        <w:t>Строка 26 — это разрыв соединения (FIN, ACK),</w:t>
+      </w:r>
+    </w:p>
+    <w:p>
+      <w:pPr>
+        <w:pStyle w:val="zfr3q"/>
+        <w:spacing w:before="225" w:beforeAutospacing="0" w:after="0" w:afterAutospacing="0"/>
+        <w:jc w:val="center"/>
+        <w:rPr>
+          <w:lang w:val="ru-RU"/>
+        </w:rPr>
+      </w:pPr>
+      <w:r>
+        <w:rPr>
           <w:noProof/>
-          <w:color w:val="1E1D1C"/>
-          <w:sz w:val="28"/>
-          <w:szCs w:val="28"/>
-          <w:lang w:val="ru-RU"/>
           <w14:ligatures w14:val="standardContextual"/>
         </w:rPr>
         <mc:AlternateContent>
           <mc:Choice Requires="wpi">
             <w:drawing>
-              <wp:anchor distT="0" distB="0" distL="114300" distR="114300" simplePos="0" relativeHeight="251673600" behindDoc="0" locked="0" layoutInCell="1" allowOverlap="1">
+              <wp:anchor distT="0" distB="0" distL="114300" distR="114300" simplePos="0" relativeHeight="251668480" behindDoc="0" locked="0" layoutInCell="1" allowOverlap="1">
                 <wp:simplePos x="0" y="0"/>
                 <wp:positionH relativeFrom="column">
-                  <wp:posOffset>1053223</wp:posOffset>
+                  <wp:posOffset>1041027</wp:posOffset>
                 </wp:positionH>
                 <wp:positionV relativeFrom="paragraph">
-                  <wp:posOffset>764761</wp:posOffset>
+                  <wp:posOffset>357997</wp:posOffset>
                 </wp:positionV>
-                <wp:extent cx="1759680" cy="52200"/>
-                <wp:effectExtent l="38100" t="50800" r="43815" b="49530"/>
+                <wp:extent cx="1271520" cy="9000"/>
+                <wp:effectExtent l="63500" t="101600" r="62230" b="105410"/>
                 <wp:wrapNone/>
-                <wp:docPr id="1836213476" name="Ink 28"/>
+                <wp:docPr id="961291594" name="Ink 22"/>
                 <wp:cNvGraphicFramePr/>
                 <a:graphic xmlns:a="http://schemas.openxmlformats.org/drawingml/2006/main">
                   <a:graphicData uri="http://schemas.microsoft.com/office/word/2010/wordprocessingInk">
-                    <w14:contentPart bwMode="auto" r:id="rId45">
+                    <w14:contentPart bwMode="auto" r:id="rId44">
                       <w14:nvContentPartPr>
                         <w14:cNvContentPartPr/>
                       </w14:nvContentPartPr>
                       <w14:xfrm>
                         <a:off x="0" y="0"/>
-                        <a:ext cx="1759680" cy="52200"/>
+                        <a:ext cx="1271520" cy="9000"/>
                       </w14:xfrm>
                     </w14:contentPart>
                   </a:graphicData>
@@ -3051,8 +3063,8 @@
           </mc:Choice>
           <mc:Fallback>
             <w:pict>
-              <v:shape w14:anchorId="136AFCF0" id="Ink 28" o:spid="_x0000_s1026" type="#_x0000_t75" style="position:absolute;margin-left:81.55pt;margin-top:58.8pt;width:141.35pt;height:6.9pt;z-index:251673600;visibility:visible;mso-wrap-style:square;mso-wrap-distance-left:9pt;mso-wrap-distance-top:0;mso-wrap-distance-right:9pt;mso-wrap-distance-bottom:0;mso-position-horizontal:absolute;mso-position-horizontal-relative:text;mso-position-vertical:absolute;mso-position-vertical-relative:text" o:gfxdata="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">
-                <v:imagedata r:id="rId46" o:title=""/>
+              <v:shape w14:anchorId="0FD0B36A" id="Ink 22" o:spid="_x0000_s1026" type="#_x0000_t75" style="position:absolute;margin-left:79.1pt;margin-top:22.55pt;width:105.75pt;height:12pt;z-index:251668480;visibility:visible;mso-wrap-style:square;mso-wrap-distance-left:9pt;mso-wrap-distance-top:0;mso-wrap-distance-right:9pt;mso-wrap-distance-bottom:0;mso-position-horizontal:absolute;mso-position-horizontal-relative:text;mso-position-vertical:absolute;mso-position-vertical-relative:text" o:gfxdata="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">
+                <v:imagedata r:id="rId45" o:title=""/>
               </v:shape>
             </w:pict>
           </mc:Fallback>
@@ -3060,39 +3072,34 @@
       </w:r>
       <w:r>
         <w:rPr>
-          <w:rFonts w:eastAsiaTheme="majorEastAsia"/>
           <w:noProof/>
-          <w:color w:val="1E1D1C"/>
-          <w:sz w:val="28"/>
-          <w:szCs w:val="28"/>
-          <w:lang w:val="ru-RU"/>
           <w14:ligatures w14:val="standardContextual"/>
         </w:rPr>
         <mc:AlternateContent>
           <mc:Choice Requires="wpi">
             <w:drawing>
-              <wp:anchor distT="0" distB="0" distL="114300" distR="114300" simplePos="0" relativeHeight="251672576" behindDoc="0" locked="0" layoutInCell="1" allowOverlap="1">
+              <wp:anchor distT="0" distB="0" distL="114300" distR="114300" simplePos="0" relativeHeight="251666432" behindDoc="0" locked="0" layoutInCell="1" allowOverlap="1">
                 <wp:simplePos x="0" y="0"/>
                 <wp:positionH relativeFrom="column">
-                  <wp:posOffset>4785622</wp:posOffset>
+                  <wp:posOffset>2705751</wp:posOffset>
                 </wp:positionH>
                 <wp:positionV relativeFrom="paragraph">
-                  <wp:posOffset>1073407</wp:posOffset>
+                  <wp:posOffset>1391619</wp:posOffset>
                 </wp:positionV>
-                <wp:extent cx="874440" cy="360"/>
-                <wp:effectExtent l="88900" t="139700" r="90805" b="139700"/>
+                <wp:extent cx="251280" cy="241560"/>
+                <wp:effectExtent l="38100" t="38100" r="41275" b="38100"/>
                 <wp:wrapNone/>
-                <wp:docPr id="324993426" name="Ink 22"/>
+                <wp:docPr id="1389189952" name="Ink 19"/>
                 <wp:cNvGraphicFramePr/>
                 <a:graphic xmlns:a="http://schemas.openxmlformats.org/drawingml/2006/main">
                   <a:graphicData uri="http://schemas.microsoft.com/office/word/2010/wordprocessingInk">
-                    <w14:contentPart bwMode="auto" r:id="rId47">
+                    <w14:contentPart bwMode="auto" r:id="rId46">
                       <w14:nvContentPartPr>
                         <w14:cNvContentPartPr/>
                       </w14:nvContentPartPr>
                       <w14:xfrm>
                         <a:off x="0" y="0"/>
-                        <a:ext cx="874440" cy="360"/>
+                        <a:ext cx="251280" cy="241560"/>
                       </w14:xfrm>
                     </w14:contentPart>
                   </a:graphicData>
@@ -3102,8 +3109,8 @@
           </mc:Choice>
           <mc:Fallback>
             <w:pict>
-              <v:shape w14:anchorId="5390C018" id="Ink 22" o:spid="_x0000_s1026" type="#_x0000_t75" style="position:absolute;margin-left:372.55pt;margin-top:76pt;width:77.35pt;height:17.05pt;z-index:251672576;visibility:visible;mso-wrap-style:square;mso-wrap-distance-left:9pt;mso-wrap-distance-top:0;mso-wrap-distance-right:9pt;mso-wrap-distance-bottom:0;mso-position-horizontal:absolute;mso-position-horizontal-relative:text;mso-position-vertical:absolute;mso-position-vertical-relative:text" o:gfxdata="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">
-                <v:imagedata r:id="rId48" o:title=""/>
+              <v:shape w14:anchorId="3DEE9254" id="Ink 19" o:spid="_x0000_s1026" type="#_x0000_t75" style="position:absolute;margin-left:212.55pt;margin-top:109.1pt;width:20.8pt;height:20pt;z-index:251666432;visibility:visible;mso-wrap-style:square;mso-wrap-distance-left:9pt;mso-wrap-distance-top:0;mso-wrap-distance-right:9pt;mso-wrap-distance-bottom:0;mso-position-horizontal:absolute;mso-position-horizontal-relative:text;mso-position-vertical:absolute;mso-position-vertical-relative:text" o:gfxdata="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">
+                <v:imagedata r:id="rId47" o:title=""/>
               </v:shape>
             </w:pict>
           </mc:Fallback>
@@ -3111,39 +3118,34 @@
       </w:r>
       <w:r>
         <w:rPr>
-          <w:rFonts w:eastAsiaTheme="majorEastAsia"/>
           <w:noProof/>
-          <w:color w:val="1E1D1C"/>
-          <w:sz w:val="28"/>
-          <w:szCs w:val="28"/>
-          <w:lang w:val="ru-RU"/>
           <w14:ligatures w14:val="standardContextual"/>
         </w:rPr>
         <mc:AlternateContent>
           <mc:Choice Requires="wpi">
             <w:drawing>
-              <wp:anchor distT="0" distB="0" distL="114300" distR="114300" simplePos="0" relativeHeight="251670528" behindDoc="0" locked="0" layoutInCell="1" allowOverlap="1">
+              <wp:anchor distT="0" distB="0" distL="114300" distR="114300" simplePos="0" relativeHeight="251665408" behindDoc="0" locked="0" layoutInCell="1" allowOverlap="1">
                 <wp:simplePos x="0" y="0"/>
                 <wp:positionH relativeFrom="column">
-                  <wp:posOffset>4480342</wp:posOffset>
+                  <wp:posOffset>574735</wp:posOffset>
                 </wp:positionH>
                 <wp:positionV relativeFrom="paragraph">
-                  <wp:posOffset>652629</wp:posOffset>
+                  <wp:posOffset>540035</wp:posOffset>
                 </wp:positionV>
-                <wp:extent cx="506160" cy="360"/>
-                <wp:effectExtent l="88900" t="139700" r="90805" b="139700"/>
+                <wp:extent cx="792000" cy="16560"/>
+                <wp:effectExtent l="25400" t="38100" r="33655" b="34290"/>
                 <wp:wrapNone/>
-                <wp:docPr id="1356641663" name="Ink 20"/>
+                <wp:docPr id="706256832" name="Ink 18"/>
                 <wp:cNvGraphicFramePr/>
                 <a:graphic xmlns:a="http://schemas.openxmlformats.org/drawingml/2006/main">
                   <a:graphicData uri="http://schemas.microsoft.com/office/word/2010/wordprocessingInk">
-                    <w14:contentPart bwMode="auto" r:id="rId49">
+                    <w14:contentPart bwMode="auto" r:id="rId48">
                       <w14:nvContentPartPr>
                         <w14:cNvContentPartPr/>
                       </w14:nvContentPartPr>
                       <w14:xfrm>
                         <a:off x="0" y="0"/>
-                        <a:ext cx="506160" cy="360"/>
+                        <a:ext cx="792000" cy="16560"/>
                       </w14:xfrm>
                     </w14:contentPart>
                   </a:graphicData>
@@ -3153,8 +3155,8 @@
           </mc:Choice>
           <mc:Fallback>
             <w:pict>
-              <v:shape w14:anchorId="2794451A" id="Ink 20" o:spid="_x0000_s1026" type="#_x0000_t75" style="position:absolute;margin-left:348.6pt;margin-top:42.9pt;width:48.35pt;height:17.05pt;z-index:251670528;visibility:visible;mso-wrap-style:square;mso-wrap-distance-left:9pt;mso-wrap-distance-top:0;mso-wrap-distance-right:9pt;mso-wrap-distance-bottom:0;mso-position-horizontal:absolute;mso-position-horizontal-relative:text;mso-position-vertical:absolute;mso-position-vertical-relative:text" o:gfxdata="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">
-                <v:imagedata r:id="rId50" o:title=""/>
+              <v:shape w14:anchorId="6022D8FE" id="Ink 18" o:spid="_x0000_s1026" type="#_x0000_t75" style="position:absolute;margin-left:44.75pt;margin-top:42pt;width:63.35pt;height:2.25pt;z-index:251665408;visibility:visible;mso-wrap-style:square;mso-wrap-distance-left:9pt;mso-wrap-distance-top:0;mso-wrap-distance-right:9pt;mso-wrap-distance-bottom:0;mso-position-horizontal:absolute;mso-position-horizontal-relative:text;mso-position-vertical:absolute;mso-position-vertical-relative:text" o:gfxdata="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">
+                <v:imagedata r:id="rId49" o:title=""/>
               </v:shape>
             </w:pict>
           </mc:Fallback>
@@ -3162,190 +3164,206 @@
       </w:r>
       <w:r>
         <w:rPr>
-          <w:rStyle w:val="kb0tx"/>
-          <w:rFonts w:eastAsiaTheme="majorEastAsia"/>
-          <w:color w:val="1E1D1C"/>
-          <w:sz w:val="28"/>
-          <w:szCs w:val="28"/>
-          <w:lang w:val="ru-RU"/>
-        </w:rPr>
-        <w:t xml:space="preserve">На рисунке представлен дамп TCP-трафика, полученный при отправке одного сообщения. Пакеты демонстрируют успешную установку соединения (тройное рукопожатие). </w:t>
-      </w:r>
-      <w:r>
-        <w:rPr>
-          <w:rStyle w:val="kb0tx"/>
-          <w:rFonts w:eastAsiaTheme="majorEastAsia"/>
-          <w:color w:val="1E1D1C"/>
-          <w:sz w:val="28"/>
-          <w:szCs w:val="28"/>
-          <w:lang w:val="ru-RU"/>
-        </w:rPr>
-        <w:t>Пакет с</w:t>
-      </w:r>
-      <w:r>
-        <w:rPr>
-          <w:rStyle w:val="kb0tx"/>
-          <w:rFonts w:eastAsiaTheme="majorEastAsia"/>
-          <w:color w:val="1E1D1C"/>
-          <w:sz w:val="28"/>
-          <w:szCs w:val="28"/>
-          <w:lang w:val="ru-RU"/>
-        </w:rPr>
-        <w:t xml:space="preserve"> флагом PSH содержит полезную нагрузку (текст сообщения). Пакеты иллюстрируют процесс двустороннего разрыва соединения с использованием флагов FIN и ACK, инициированный функцией </w:t>
-      </w:r>
-      <w:proofErr w:type="spellStart"/>
-      <w:proofErr w:type="gramStart"/>
-      <w:r>
-        <w:rPr>
-          <w:rStyle w:val="kb0tx"/>
-          <w:rFonts w:eastAsiaTheme="majorEastAsia"/>
-          <w:color w:val="1E1D1C"/>
-          <w:sz w:val="28"/>
-          <w:szCs w:val="28"/>
-          <w:lang w:val="ru-RU"/>
-        </w:rPr>
-        <w:t>shutdown</w:t>
-      </w:r>
-      <w:proofErr w:type="spellEnd"/>
-      <w:r>
-        <w:rPr>
-          <w:rStyle w:val="kb0tx"/>
-          <w:rFonts w:eastAsiaTheme="majorEastAsia"/>
-          <w:color w:val="1E1D1C"/>
-          <w:sz w:val="28"/>
-          <w:szCs w:val="28"/>
-          <w:lang w:val="ru-RU"/>
-        </w:rPr>
-        <w:t>(</w:t>
-      </w:r>
-      <w:proofErr w:type="gramEnd"/>
-      <w:r>
-        <w:rPr>
-          <w:rStyle w:val="kb0tx"/>
-          <w:rFonts w:eastAsiaTheme="majorEastAsia"/>
-          <w:color w:val="1E1D1C"/>
-          <w:sz w:val="28"/>
-          <w:szCs w:val="28"/>
-          <w:lang w:val="ru-RU"/>
-        </w:rPr>
-        <w:t>).</w:t>
-      </w:r>
-    </w:p>
-    <w:p>
-      <w:pPr>
-        <w:pStyle w:val="zfr3q"/>
-        <w:spacing w:before="225" w:beforeAutospacing="0" w:after="0" w:afterAutospacing="0"/>
-        <w:jc w:val="both"/>
-        <w:rPr>
-          <w:rStyle w:val="kb0tx"/>
-          <w:rFonts w:eastAsiaTheme="majorEastAsia"/>
-          <w:color w:val="1E1D1C"/>
-          <w:sz w:val="28"/>
-          <w:szCs w:val="28"/>
-          <w:lang w:val="ru-RU"/>
-        </w:rPr>
-      </w:pPr>
-      <w:r>
-        <w:rPr>
-          <w:rStyle w:val="kb0tx"/>
-          <w:rFonts w:eastAsiaTheme="majorEastAsia"/>
-          <w:color w:val="1E1D1C"/>
-          <w:sz w:val="28"/>
-          <w:szCs w:val="28"/>
-          <w:lang w:val="ru-RU"/>
-        </w:rPr>
-        <w:t xml:space="preserve">Во избежание потери данных использовался метод </w:t>
-      </w:r>
-      <w:proofErr w:type="spellStart"/>
-      <w:r>
-        <w:rPr>
-          <w:rStyle w:val="kb0tx"/>
-          <w:rFonts w:eastAsiaTheme="majorEastAsia"/>
-          <w:color w:val="1E1D1C"/>
-          <w:sz w:val="28"/>
-          <w:szCs w:val="28"/>
-          <w:lang w:val="ru-RU"/>
-        </w:rPr>
-        <w:t>shutdown</w:t>
-      </w:r>
-      <w:proofErr w:type="spellEnd"/>
-      <w:r>
-        <w:rPr>
-          <w:rStyle w:val="kb0tx"/>
-          <w:rFonts w:eastAsiaTheme="majorEastAsia"/>
-          <w:color w:val="1E1D1C"/>
-          <w:sz w:val="28"/>
-          <w:szCs w:val="28"/>
-          <w:lang w:val="ru-RU"/>
-        </w:rPr>
-        <w:t xml:space="preserve">, инициирующий отправку FIN-пакета, после чего сокет полностью закрывался вызовом </w:t>
-      </w:r>
-      <w:proofErr w:type="spellStart"/>
-      <w:proofErr w:type="gramStart"/>
-      <w:r>
-        <w:rPr>
-          <w:rStyle w:val="kb0tx"/>
-          <w:rFonts w:eastAsiaTheme="majorEastAsia"/>
-          <w:color w:val="1E1D1C"/>
-          <w:sz w:val="28"/>
-          <w:szCs w:val="28"/>
-          <w:lang w:val="ru-RU"/>
-        </w:rPr>
-        <w:t>close</w:t>
-      </w:r>
-      <w:proofErr w:type="spellEnd"/>
-      <w:r>
-        <w:rPr>
-          <w:rStyle w:val="kb0tx"/>
-          <w:rFonts w:eastAsiaTheme="majorEastAsia"/>
-          <w:color w:val="1E1D1C"/>
-          <w:sz w:val="28"/>
-          <w:szCs w:val="28"/>
-          <w:lang w:val="ru-RU"/>
-        </w:rPr>
-        <w:t>(</w:t>
-      </w:r>
-      <w:proofErr w:type="gramEnd"/>
-      <w:r>
-        <w:rPr>
-          <w:rStyle w:val="kb0tx"/>
-          <w:rFonts w:eastAsiaTheme="majorEastAsia"/>
-          <w:color w:val="1E1D1C"/>
-          <w:sz w:val="28"/>
-          <w:szCs w:val="28"/>
-          <w:lang w:val="ru-RU"/>
-        </w:rPr>
-        <w:t>):</w:t>
-      </w:r>
-    </w:p>
-    <w:p>
-      <w:pPr>
-        <w:pStyle w:val="zfr3q"/>
-        <w:spacing w:before="225" w:beforeAutospacing="0" w:after="0" w:afterAutospacing="0"/>
-        <w:jc w:val="center"/>
-        <w:rPr>
-          <w:rStyle w:val="kb0tx"/>
-          <w:rFonts w:eastAsiaTheme="majorEastAsia"/>
-          <w:color w:val="1E1D1C"/>
-          <w:sz w:val="28"/>
-          <w:szCs w:val="28"/>
-          <w:lang w:val="ru-RU"/>
-        </w:rPr>
-      </w:pPr>
-      <w:r>
-        <w:rPr>
-          <w:rStyle w:val="kb0tx"/>
-          <w:rFonts w:eastAsiaTheme="majorEastAsia"/>
-          <w:color w:val="1E1D1C"/>
-          <w:sz w:val="28"/>
-          <w:szCs w:val="28"/>
-          <w:lang w:val="ru-RU"/>
+          <w:noProof/>
+          <w14:ligatures w14:val="standardContextual"/>
+        </w:rPr>
+        <mc:AlternateContent>
+          <mc:Choice Requires="wpi">
+            <w:drawing>
+              <wp:anchor distT="0" distB="0" distL="114300" distR="114300" simplePos="0" relativeHeight="251664384" behindDoc="0" locked="0" layoutInCell="1" allowOverlap="1">
+                <wp:simplePos x="0" y="0"/>
+                <wp:positionH relativeFrom="column">
+                  <wp:posOffset>169754</wp:posOffset>
+                </wp:positionH>
+                <wp:positionV relativeFrom="paragraph">
+                  <wp:posOffset>697632</wp:posOffset>
+                </wp:positionV>
+                <wp:extent cx="586080" cy="29160"/>
+                <wp:effectExtent l="25400" t="38100" r="36830" b="34925"/>
+                <wp:wrapNone/>
+                <wp:docPr id="89090689" name="Ink 17"/>
+                <wp:cNvGraphicFramePr/>
+                <a:graphic xmlns:a="http://schemas.openxmlformats.org/drawingml/2006/main">
+                  <a:graphicData uri="http://schemas.microsoft.com/office/word/2010/wordprocessingInk">
+                    <w14:contentPart bwMode="auto" r:id="rId50">
+                      <w14:nvContentPartPr>
+                        <w14:cNvContentPartPr/>
+                      </w14:nvContentPartPr>
+                      <w14:xfrm>
+                        <a:off x="0" y="0"/>
+                        <a:ext cx="586080" cy="29160"/>
+                      </w14:xfrm>
+                    </w14:contentPart>
+                  </a:graphicData>
+                </a:graphic>
+              </wp:anchor>
+            </w:drawing>
+          </mc:Choice>
+          <mc:Fallback>
+            <w:pict>
+              <v:shape w14:anchorId="03963C4E" id="Ink 17" o:spid="_x0000_s1026" type="#_x0000_t75" style="position:absolute;margin-left:12.85pt;margin-top:54.45pt;width:47.15pt;height:3.3pt;z-index:251664384;visibility:visible;mso-wrap-style:square;mso-wrap-distance-left:9pt;mso-wrap-distance-top:0;mso-wrap-distance-right:9pt;mso-wrap-distance-bottom:0;mso-position-horizontal:absolute;mso-position-horizontal-relative:text;mso-position-vertical:absolute;mso-position-vertical-relative:text" o:gfxdata="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">
+                <v:imagedata r:id="rId51" o:title=""/>
+              </v:shape>
+            </w:pict>
+          </mc:Fallback>
+        </mc:AlternateContent>
+      </w:r>
+      <w:r>
+        <w:rPr>
+          <w:noProof/>
+          <w14:ligatures w14:val="standardContextual"/>
+        </w:rPr>
+        <mc:AlternateContent>
+          <mc:Choice Requires="wpi">
+            <w:drawing>
+              <wp:anchor distT="0" distB="0" distL="114300" distR="114300" simplePos="0" relativeHeight="251662336" behindDoc="0" locked="0" layoutInCell="1" allowOverlap="1">
+                <wp:simplePos x="0" y="0"/>
+                <wp:positionH relativeFrom="column">
+                  <wp:posOffset>1116610</wp:posOffset>
+                </wp:positionH>
+                <wp:positionV relativeFrom="paragraph">
+                  <wp:posOffset>1483399</wp:posOffset>
+                </wp:positionV>
+                <wp:extent cx="1037880" cy="24480"/>
+                <wp:effectExtent l="63500" t="101600" r="80010" b="102870"/>
+                <wp:wrapNone/>
+                <wp:docPr id="413112223" name="Ink 12"/>
+                <wp:cNvGraphicFramePr/>
+                <a:graphic xmlns:a="http://schemas.openxmlformats.org/drawingml/2006/main">
+                  <a:graphicData uri="http://schemas.microsoft.com/office/word/2010/wordprocessingInk">
+                    <w14:contentPart bwMode="auto" r:id="rId52">
+                      <w14:nvContentPartPr>
+                        <w14:cNvContentPartPr/>
+                      </w14:nvContentPartPr>
+                      <w14:xfrm>
+                        <a:off x="0" y="0"/>
+                        <a:ext cx="1037880" cy="24480"/>
+                      </w14:xfrm>
+                    </w14:contentPart>
+                  </a:graphicData>
+                </a:graphic>
+              </wp:anchor>
+            </w:drawing>
+          </mc:Choice>
+          <mc:Fallback>
+            <w:pict>
+              <v:shape w14:anchorId="5D22696F" id="Ink 12" o:spid="_x0000_s1026" type="#_x0000_t75" style="position:absolute;margin-left:85.1pt;margin-top:111.15pt;width:87.35pt;height:13.3pt;z-index:251662336;visibility:visible;mso-wrap-style:square;mso-wrap-distance-left:9pt;mso-wrap-distance-top:0;mso-wrap-distance-right:9pt;mso-wrap-distance-bottom:0;mso-position-horizontal:absolute;mso-position-horizontal-relative:text;mso-position-vertical:absolute;mso-position-vertical-relative:text" o:gfxdata="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">
+                <v:imagedata r:id="rId53" o:title=""/>
+              </v:shape>
+            </w:pict>
+          </mc:Fallback>
+        </mc:AlternateContent>
+      </w:r>
+      <w:r>
+        <w:rPr>
+          <w:noProof/>
+          <w14:ligatures w14:val="standardContextual"/>
+        </w:rPr>
+        <mc:AlternateContent>
+          <mc:Choice Requires="wpi">
+            <w:drawing>
+              <wp:anchor distT="0" distB="0" distL="114300" distR="114300" simplePos="0" relativeHeight="251660288" behindDoc="0" locked="0" layoutInCell="1" allowOverlap="1">
+                <wp:simplePos x="0" y="0"/>
+                <wp:positionH relativeFrom="column">
+                  <wp:posOffset>2209523</wp:posOffset>
+                </wp:positionH>
+                <wp:positionV relativeFrom="paragraph">
+                  <wp:posOffset>1480859</wp:posOffset>
+                </wp:positionV>
+                <wp:extent cx="716760" cy="24840"/>
+                <wp:effectExtent l="63500" t="101600" r="71120" b="102235"/>
+                <wp:wrapNone/>
+                <wp:docPr id="585677927" name="Ink 8"/>
+                <wp:cNvGraphicFramePr/>
+                <a:graphic xmlns:a="http://schemas.openxmlformats.org/drawingml/2006/main">
+                  <a:graphicData uri="http://schemas.microsoft.com/office/word/2010/wordprocessingInk">
+                    <w14:contentPart bwMode="auto" r:id="rId54">
+                      <w14:nvContentPartPr>
+                        <w14:cNvContentPartPr/>
+                      </w14:nvContentPartPr>
+                      <w14:xfrm>
+                        <a:off x="0" y="0"/>
+                        <a:ext cx="716760" cy="24840"/>
+                      </w14:xfrm>
+                    </w14:contentPart>
+                  </a:graphicData>
+                </a:graphic>
+              </wp:anchor>
+            </w:drawing>
+          </mc:Choice>
+          <mc:Fallback>
+            <w:pict>
+              <v:shape w14:anchorId="7437E71D" id="Ink 8" o:spid="_x0000_s1026" type="#_x0000_t75" style="position:absolute;margin-left:171.2pt;margin-top:110.95pt;width:62.15pt;height:13.25pt;z-index:251660288;visibility:visible;mso-wrap-style:square;mso-wrap-distance-left:9pt;mso-wrap-distance-top:0;mso-wrap-distance-right:9pt;mso-wrap-distance-bottom:0;mso-position-horizontal:absolute;mso-position-horizontal-relative:text;mso-position-vertical:absolute;mso-position-vertical-relative:text" o:gfxdata="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">
+                <v:imagedata r:id="rId55" o:title=""/>
+              </v:shape>
+            </w:pict>
+          </mc:Fallback>
+        </mc:AlternateContent>
+      </w:r>
+      <w:r>
+        <w:rPr>
+          <w:noProof/>
+          <w14:ligatures w14:val="standardContextual"/>
+        </w:rPr>
+        <mc:AlternateContent>
+          <mc:Choice Requires="wpi">
+            <w:drawing>
+              <wp:anchor distT="0" distB="0" distL="114300" distR="114300" simplePos="0" relativeHeight="251659264" behindDoc="0" locked="0" layoutInCell="1" allowOverlap="1">
+                <wp:simplePos x="0" y="0"/>
+                <wp:positionH relativeFrom="column">
+                  <wp:posOffset>904586</wp:posOffset>
+                </wp:positionH>
+                <wp:positionV relativeFrom="paragraph">
+                  <wp:posOffset>1539163</wp:posOffset>
+                </wp:positionV>
+                <wp:extent cx="360" cy="360"/>
+                <wp:effectExtent l="38100" t="38100" r="38100" b="38100"/>
+                <wp:wrapNone/>
+                <wp:docPr id="503768758" name="Ink 3"/>
+                <wp:cNvGraphicFramePr/>
+                <a:graphic xmlns:a="http://schemas.openxmlformats.org/drawingml/2006/main">
+                  <a:graphicData uri="http://schemas.microsoft.com/office/word/2010/wordprocessingInk">
+                    <w14:contentPart bwMode="auto" r:id="rId56">
+                      <w14:nvContentPartPr>
+                        <w14:cNvContentPartPr/>
+                      </w14:nvContentPartPr>
+                      <w14:xfrm>
+                        <a:off x="0" y="0"/>
+                        <a:ext cx="360" cy="360"/>
+                      </w14:xfrm>
+                    </w14:contentPart>
+                  </a:graphicData>
+                </a:graphic>
+              </wp:anchor>
+            </w:drawing>
+          </mc:Choice>
+          <mc:Fallback>
+            <w:pict>
+              <v:shape w14:anchorId="47EFD425" id="Ink 3" o:spid="_x0000_s1026" type="#_x0000_t75" style="position:absolute;margin-left:70.55pt;margin-top:120.5pt;width:1.45pt;height:1.45pt;z-index:251659264;visibility:visible;mso-wrap-style:square;mso-wrap-distance-left:9pt;mso-wrap-distance-top:0;mso-wrap-distance-right:9pt;mso-wrap-distance-bottom:0;mso-position-horizontal:absolute;mso-position-horizontal-relative:text;mso-position-vertical:absolute;mso-position-vertical-relative:text" o:gfxdata="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">
+                <v:imagedata r:id="rId57" o:title=""/>
+              </v:shape>
+            </w:pict>
+          </mc:Fallback>
+        </mc:AlternateContent>
+      </w:r>
+      <w:r>
+        <w:fldChar w:fldCharType="begin"/>
+      </w:r>
+      <w:r>
+        <w:instrText xml:space="preserve"> INCLUDEPICTURE "/Users/margo/Library/Group Containers/UBF8T346G9.ms/WebArchiveCopyPasteTempFiles/com.microsoft.Word/02f93d5f-df3f-41ba-b62f-22b005156b74" \* MERGEFORMATINET </w:instrText>
+      </w:r>
+      <w:r>
+        <w:fldChar w:fldCharType="separate"/>
+      </w:r>
+      <w:r>
+        <w:rPr>
+          <w:noProof/>
         </w:rPr>
         <w:drawing>
-          <wp:inline distT="0" distB="0" distL="0" distR="0" wp14:anchorId="1A0489CC" wp14:editId="67C78061">
-            <wp:extent cx="3568700" cy="381000"/>
-            <wp:effectExtent l="0" t="0" r="0" b="0"/>
-            <wp:docPr id="82221262" name="Picture 1"/>
+          <wp:inline distT="0" distB="0" distL="0" distR="0">
+            <wp:extent cx="5731510" cy="1393190"/>
+            <wp:effectExtent l="0" t="0" r="0" b="3810"/>
+            <wp:docPr id="855387019" name="Picture 2" descr="Предварительный просмотр загруженного изображения"/>
             <wp:cNvGraphicFramePr>
               <a:graphicFrameLocks xmlns:a="http://schemas.openxmlformats.org/drawingml/2006/main" noChangeAspect="1"/>
             </wp:cNvGraphicFramePr>
@@ -3353,23 +3371,36 @@
               <a:graphicData uri="http://schemas.openxmlformats.org/drawingml/2006/picture">
                 <pic:pic xmlns:pic="http://schemas.openxmlformats.org/drawingml/2006/picture">
                   <pic:nvPicPr>
-                    <pic:cNvPr id="82221262" name=""/>
-                    <pic:cNvPicPr/>
+                    <pic:cNvPr id="0" name="Picture 3" descr="Предварительный просмотр загруженного изображения"/>
+                    <pic:cNvPicPr>
+                      <a:picLocks noChangeAspect="1" noChangeArrowheads="1"/>
+                    </pic:cNvPicPr>
                   </pic:nvPicPr>
                   <pic:blipFill>
-                    <a:blip r:embed="rId51"/>
+                    <a:blip r:embed="rId34" cstate="print">
+                      <a:extLst>
+                        <a:ext uri="{28A0092B-C50C-407E-A947-70E740481C1C}">
+                          <a14:useLocalDpi xmlns:a14="http://schemas.microsoft.com/office/drawing/2010/main" val="0"/>
+                        </a:ext>
+                      </a:extLst>
+                    </a:blip>
+                    <a:srcRect/>
                     <a:stretch>
                       <a:fillRect/>
                     </a:stretch>
                   </pic:blipFill>
-                  <pic:spPr>
+                  <pic:spPr bwMode="auto">
                     <a:xfrm>
                       <a:off x="0" y="0"/>
-                      <a:ext cx="3568700" cy="381000"/>
+                      <a:ext cx="5731510" cy="1393190"/>
                     </a:xfrm>
                     <a:prstGeom prst="rect">
                       <a:avLst/>
                     </a:prstGeom>
+                    <a:noFill/>
+                    <a:ln>
+                      <a:noFill/>
+                    </a:ln>
                   </pic:spPr>
                 </pic:pic>
               </a:graphicData>
@@ -3377,12 +3408,480 @@
           </wp:inline>
         </w:drawing>
       </w:r>
+      <w:r>
+        <w:fldChar w:fldCharType="end"/>
+      </w:r>
     </w:p>
     <w:p>
       <w:pPr>
         <w:pStyle w:val="zfr3q"/>
         <w:spacing w:before="225" w:beforeAutospacing="0" w:after="0" w:afterAutospacing="0"/>
-        <w:jc w:val="both"/>
+        <w:rPr>
+          <w:rStyle w:val="kb0tx"/>
+          <w:rFonts w:eastAsiaTheme="majorEastAsia"/>
+          <w:color w:val="1E1D1C"/>
+          <w:sz w:val="28"/>
+          <w:szCs w:val="28"/>
+          <w:lang w:val="ru-RU"/>
+        </w:rPr>
+      </w:pPr>
+      <w:r>
+        <w:rPr>
+          <w:rFonts w:eastAsiaTheme="majorEastAsia"/>
+          <w:noProof/>
+          <w:color w:val="1E1D1C"/>
+          <w:sz w:val="28"/>
+          <w:szCs w:val="28"/>
+          <w:lang w:val="ru-RU"/>
+          <w14:ligatures w14:val="standardContextual"/>
+        </w:rPr>
+        <w:lastRenderedPageBreak/>
+        <mc:AlternateContent>
+          <mc:Choice Requires="wpi">
+            <w:drawing>
+              <wp:anchor distT="0" distB="0" distL="114300" distR="114300" simplePos="0" relativeHeight="251661312" behindDoc="0" locked="0" layoutInCell="1" allowOverlap="1">
+                <wp:simplePos x="0" y="0"/>
+                <wp:positionH relativeFrom="column">
+                  <wp:posOffset>-91240</wp:posOffset>
+                </wp:positionH>
+                <wp:positionV relativeFrom="paragraph">
+                  <wp:posOffset>247905</wp:posOffset>
+                </wp:positionV>
+                <wp:extent cx="360" cy="360"/>
+                <wp:effectExtent l="63500" t="76200" r="63500" b="76200"/>
+                <wp:wrapNone/>
+                <wp:docPr id="657971779" name="Ink 10"/>
+                <wp:cNvGraphicFramePr/>
+                <a:graphic xmlns:a="http://schemas.openxmlformats.org/drawingml/2006/main">
+                  <a:graphicData uri="http://schemas.microsoft.com/office/word/2010/wordprocessingInk">
+                    <w14:contentPart bwMode="auto" r:id="rId58">
+                      <w14:nvContentPartPr>
+                        <w14:cNvContentPartPr/>
+                      </w14:nvContentPartPr>
+                      <w14:xfrm>
+                        <a:off x="0" y="0"/>
+                        <a:ext cx="360" cy="360"/>
+                      </w14:xfrm>
+                    </w14:contentPart>
+                  </a:graphicData>
+                </a:graphic>
+              </wp:anchor>
+            </w:drawing>
+          </mc:Choice>
+          <mc:Fallback>
+            <w:pict>
+              <v:shape w14:anchorId="4571839F" id="Ink 10" o:spid="_x0000_s1026" type="#_x0000_t75" style="position:absolute;margin-left:-10.05pt;margin-top:16.65pt;width:5.7pt;height:5.7pt;z-index:251661312;visibility:visible;mso-wrap-style:square;mso-wrap-distance-left:9pt;mso-wrap-distance-top:0;mso-wrap-distance-right:9pt;mso-wrap-distance-bottom:0;mso-position-horizontal:absolute;mso-position-horizontal-relative:text;mso-position-vertical:absolute;mso-position-vertical-relative:text" o:gfxdata="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">
+                <v:imagedata r:id="rId59" o:title=""/>
+              </v:shape>
+            </w:pict>
+          </mc:Fallback>
+        </mc:AlternateContent>
+      </w:r>
+      <w:r>
+        <w:rPr>
+          <w:rStyle w:val="kb0tx"/>
+          <w:rFonts w:eastAsiaTheme="majorEastAsia"/>
+          <w:color w:val="1E1D1C"/>
+          <w:sz w:val="28"/>
+          <w:szCs w:val="28"/>
+          <w:lang w:val="ru-RU"/>
+        </w:rPr>
+        <w:t>Это пакет ACK</w:t>
+      </w:r>
+      <w:r>
+        <w:rPr>
+          <w:rStyle w:val="kb0tx"/>
+          <w:rFonts w:eastAsiaTheme="majorEastAsia"/>
+          <w:color w:val="1E1D1C"/>
+          <w:sz w:val="28"/>
+          <w:szCs w:val="28"/>
+          <w:lang w:val="ru-RU"/>
+        </w:rPr>
+        <w:t xml:space="preserve"> </w:t>
+      </w:r>
+      <w:r>
+        <w:rPr>
+          <w:rStyle w:val="kb0tx"/>
+          <w:rFonts w:eastAsiaTheme="majorEastAsia"/>
+          <w:color w:val="1E1D1C"/>
+          <w:sz w:val="28"/>
+          <w:szCs w:val="28"/>
+          <w:lang w:val="ru-RU"/>
+        </w:rPr>
+        <w:t>— третий и последний шаг установки соединения. Клиент подтверждает серверу, что готов передавать данные.</w:t>
+      </w:r>
+    </w:p>
+    <w:p>
+      <w:pPr>
+        <w:pStyle w:val="zfr3q"/>
+        <w:spacing w:before="225" w:beforeAutospacing="0" w:after="0" w:afterAutospacing="0"/>
+        <w:rPr>
+          <w:rStyle w:val="kb0tx"/>
+          <w:lang w:val="ru-RU"/>
+        </w:rPr>
+      </w:pPr>
+      <w:r>
+        <w:rPr>
+          <w:noProof/>
+          <w:lang w:val="ru-RU"/>
+          <w14:ligatures w14:val="standardContextual"/>
+        </w:rPr>
+        <mc:AlternateContent>
+          <mc:Choice Requires="wpi">
+            <w:drawing>
+              <wp:anchor distT="0" distB="0" distL="114300" distR="114300" simplePos="0" relativeHeight="251663360" behindDoc="0" locked="0" layoutInCell="1" allowOverlap="1">
+                <wp:simplePos x="0" y="0"/>
+                <wp:positionH relativeFrom="column">
+                  <wp:posOffset>-96590</wp:posOffset>
+                </wp:positionH>
+                <wp:positionV relativeFrom="paragraph">
+                  <wp:posOffset>242749</wp:posOffset>
+                </wp:positionV>
+                <wp:extent cx="360" cy="360"/>
+                <wp:effectExtent l="63500" t="76200" r="63500" b="76200"/>
+                <wp:wrapNone/>
+                <wp:docPr id="153944968" name="Ink 15"/>
+                <wp:cNvGraphicFramePr/>
+                <a:graphic xmlns:a="http://schemas.openxmlformats.org/drawingml/2006/main">
+                  <a:graphicData uri="http://schemas.microsoft.com/office/word/2010/wordprocessingInk">
+                    <w14:contentPart bwMode="auto" r:id="rId60">
+                      <w14:nvContentPartPr>
+                        <w14:cNvContentPartPr/>
+                      </w14:nvContentPartPr>
+                      <w14:xfrm>
+                        <a:off x="0" y="0"/>
+                        <a:ext cx="360" cy="360"/>
+                      </w14:xfrm>
+                    </w14:contentPart>
+                  </a:graphicData>
+                </a:graphic>
+              </wp:anchor>
+            </w:drawing>
+          </mc:Choice>
+          <mc:Fallback>
+            <w:pict>
+              <v:shape w14:anchorId="433F89C3" id="Ink 15" o:spid="_x0000_s1026" type="#_x0000_t75" style="position:absolute;margin-left:-10.4pt;margin-top:16.25pt;width:5.7pt;height:5.7pt;z-index:251663360;visibility:visible;mso-wrap-style:square;mso-wrap-distance-left:9pt;mso-wrap-distance-top:0;mso-wrap-distance-right:9pt;mso-wrap-distance-bottom:0;mso-position-horizontal:absolute;mso-position-horizontal-relative:text;mso-position-vertical:absolute;mso-position-vertical-relative:text" o:gfxdata="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">
+                <v:imagedata r:id="rId61" o:title=""/>
+              </v:shape>
+            </w:pict>
+          </mc:Fallback>
+        </mc:AlternateContent>
+      </w:r>
+      <w:r>
+        <w:rPr>
+          <w:rStyle w:val="kb0tx"/>
+          <w:lang w:val="ru-RU"/>
+        </w:rPr>
+        <w:t>П</w:t>
+      </w:r>
+      <w:r>
+        <w:rPr>
+          <w:rStyle w:val="kb0tx"/>
+          <w:lang w:val="ru-RU"/>
+        </w:rPr>
+        <w:t>орт 2509 — это статический порт твоего сервера, который</w:t>
+      </w:r>
+      <w:r>
+        <w:rPr>
+          <w:rStyle w:val="kb0tx"/>
+          <w:lang w:val="ru-RU"/>
+        </w:rPr>
+        <w:t xml:space="preserve"> был </w:t>
+      </w:r>
+      <w:r>
+        <w:rPr>
+          <w:rStyle w:val="kb0tx"/>
+          <w:lang w:val="ru-RU"/>
+        </w:rPr>
+        <w:t>зада</w:t>
+      </w:r>
+      <w:r>
+        <w:rPr>
+          <w:rStyle w:val="kb0tx"/>
+          <w:lang w:val="ru-RU"/>
+        </w:rPr>
+        <w:t xml:space="preserve">н </w:t>
+      </w:r>
+      <w:r>
+        <w:rPr>
+          <w:rStyle w:val="kb0tx"/>
+          <w:lang w:val="ru-RU"/>
+        </w:rPr>
+        <w:t>в коде. А порт 49329 — это динамический порт. Операционная система (</w:t>
+      </w:r>
+      <w:proofErr w:type="spellStart"/>
+      <w:r>
+        <w:rPr>
+          <w:rStyle w:val="kb0tx"/>
+          <w:lang w:val="ru-RU"/>
+        </w:rPr>
+        <w:t>macOS</w:t>
+      </w:r>
+      <w:proofErr w:type="spellEnd"/>
+      <w:r>
+        <w:rPr>
+          <w:rStyle w:val="kb0tx"/>
+          <w:lang w:val="ru-RU"/>
+        </w:rPr>
+        <w:t xml:space="preserve">) сама временно выдала этот случайный порт </w:t>
+      </w:r>
+      <w:r>
+        <w:rPr>
+          <w:rStyle w:val="kb0tx"/>
+          <w:lang w:val="ru-RU"/>
+        </w:rPr>
+        <w:t>другу</w:t>
+      </w:r>
+      <w:r>
+        <w:rPr>
+          <w:rStyle w:val="kb0tx"/>
+          <w:lang w:val="ru-RU"/>
+        </w:rPr>
+        <w:t xml:space="preserve"> (отправителю) на время этого короткого соединения, чтобы знать, куда возвращать ответ.</w:t>
+      </w:r>
+    </w:p>
+    <w:p>
+      <w:pPr>
+        <w:pStyle w:val="zfr3q"/>
+        <w:spacing w:before="225" w:beforeAutospacing="0" w:after="0" w:afterAutospacing="0"/>
+        <w:rPr>
+          <w:rStyle w:val="kb0tx"/>
+          <w:lang w:val="ru-RU"/>
+        </w:rPr>
+      </w:pPr>
+      <w:r>
+        <w:rPr>
+          <w:noProof/>
+          <w:lang w:val="ru-RU"/>
+          <w14:ligatures w14:val="standardContextual"/>
+        </w:rPr>
+        <mc:AlternateContent>
+          <mc:Choice Requires="wpi">
+            <w:drawing>
+              <wp:anchor distT="0" distB="0" distL="114300" distR="114300" simplePos="0" relativeHeight="251667456" behindDoc="0" locked="0" layoutInCell="1" allowOverlap="1">
+                <wp:simplePos x="0" y="0"/>
+                <wp:positionH relativeFrom="column">
+                  <wp:posOffset>-97253</wp:posOffset>
+                </wp:positionH>
+                <wp:positionV relativeFrom="paragraph">
+                  <wp:posOffset>237669</wp:posOffset>
+                </wp:positionV>
+                <wp:extent cx="360" cy="360"/>
+                <wp:effectExtent l="63500" t="76200" r="63500" b="76200"/>
+                <wp:wrapNone/>
+                <wp:docPr id="1344001960" name="Ink 21"/>
+                <wp:cNvGraphicFramePr/>
+                <a:graphic xmlns:a="http://schemas.openxmlformats.org/drawingml/2006/main">
+                  <a:graphicData uri="http://schemas.microsoft.com/office/word/2010/wordprocessingInk">
+                    <w14:contentPart bwMode="auto" r:id="rId62">
+                      <w14:nvContentPartPr>
+                        <w14:cNvContentPartPr/>
+                      </w14:nvContentPartPr>
+                      <w14:xfrm>
+                        <a:off x="0" y="0"/>
+                        <a:ext cx="360" cy="360"/>
+                      </w14:xfrm>
+                    </w14:contentPart>
+                  </a:graphicData>
+                </a:graphic>
+              </wp:anchor>
+            </w:drawing>
+          </mc:Choice>
+          <mc:Fallback>
+            <w:pict>
+              <v:shape w14:anchorId="34C7A636" id="Ink 21" o:spid="_x0000_s1026" type="#_x0000_t75" style="position:absolute;margin-left:-10.45pt;margin-top:15.9pt;width:5.7pt;height:5.7pt;z-index:251667456;visibility:visible;mso-wrap-style:square;mso-wrap-distance-left:9pt;mso-wrap-distance-top:0;mso-wrap-distance-right:9pt;mso-wrap-distance-bottom:0;mso-position-horizontal:absolute;mso-position-horizontal-relative:text;mso-position-vertical:absolute;mso-position-vertical-relative:text" o:gfxdata="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">
+                <v:imagedata r:id="rId63" o:title=""/>
+              </v:shape>
+            </w:pict>
+          </mc:Fallback>
+        </mc:AlternateContent>
+      </w:r>
+      <w:r>
+        <w:rPr>
+          <w:rStyle w:val="kb0tx"/>
+          <w:lang w:val="ru-RU"/>
+        </w:rPr>
+        <w:t xml:space="preserve">В поле Total </w:t>
+      </w:r>
+      <w:proofErr w:type="spellStart"/>
+      <w:r>
+        <w:rPr>
+          <w:rStyle w:val="kb0tx"/>
+          <w:lang w:val="ru-RU"/>
+        </w:rPr>
+        <w:t>Length</w:t>
+      </w:r>
+      <w:proofErr w:type="spellEnd"/>
+      <w:r>
+        <w:rPr>
+          <w:rStyle w:val="kb0tx"/>
+          <w:lang w:val="ru-RU"/>
+        </w:rPr>
+        <w:t xml:space="preserve"> (в разделе IPv4) написано 52 байта. Из них 20 байт — это заголовок IP-пакета (</w:t>
+      </w:r>
+      <w:proofErr w:type="spellStart"/>
+      <w:r>
+        <w:rPr>
+          <w:rStyle w:val="kb0tx"/>
+          <w:lang w:val="ru-RU"/>
+        </w:rPr>
+        <w:t>Header</w:t>
+      </w:r>
+      <w:proofErr w:type="spellEnd"/>
+      <w:r>
+        <w:rPr>
+          <w:rStyle w:val="kb0tx"/>
+          <w:lang w:val="ru-RU"/>
+        </w:rPr>
+        <w:t xml:space="preserve"> </w:t>
+      </w:r>
+      <w:proofErr w:type="spellStart"/>
+      <w:r>
+        <w:rPr>
+          <w:rStyle w:val="kb0tx"/>
+          <w:lang w:val="ru-RU"/>
+        </w:rPr>
+        <w:t>Length</w:t>
+      </w:r>
+      <w:proofErr w:type="spellEnd"/>
+      <w:r>
+        <w:rPr>
+          <w:rStyle w:val="kb0tx"/>
+          <w:lang w:val="ru-RU"/>
+        </w:rPr>
+        <w:t>), и 32 байта — это заголовок TCP-пакета. Полезной нагрузки (текста) здесь 0 байт. Это доказывает, что пакет несет исключительно служебную функцию настройки соединения, а само сообщение полетит только в следующем пакете с флагом PSH.</w:t>
+      </w:r>
+    </w:p>
+    <w:p>
+      <w:pPr>
+        <w:pStyle w:val="zfr3q"/>
+        <w:spacing w:before="225" w:beforeAutospacing="0" w:after="0" w:afterAutospacing="0"/>
+        <w:rPr>
+          <w:rStyle w:val="kb0tx"/>
+          <w:lang w:val="ru-RU"/>
+        </w:rPr>
+      </w:pPr>
+      <w:r>
+        <w:rPr>
+          <w:noProof/>
+          <w:lang w:val="ru-RU"/>
+          <w14:ligatures w14:val="standardContextual"/>
+        </w:rPr>
+        <mc:AlternateContent>
+          <mc:Choice Requires="wpi">
+            <w:drawing>
+              <wp:anchor distT="0" distB="0" distL="114300" distR="114300" simplePos="0" relativeHeight="251669504" behindDoc="0" locked="0" layoutInCell="1" allowOverlap="1">
+                <wp:simplePos x="0" y="0"/>
+                <wp:positionH relativeFrom="column">
+                  <wp:posOffset>-116880</wp:posOffset>
+                </wp:positionH>
+                <wp:positionV relativeFrom="paragraph">
+                  <wp:posOffset>235283</wp:posOffset>
+                </wp:positionV>
+                <wp:extent cx="360" cy="360"/>
+                <wp:effectExtent l="63500" t="76200" r="63500" b="76200"/>
+                <wp:wrapNone/>
+                <wp:docPr id="2102620574" name="Ink 23"/>
+                <wp:cNvGraphicFramePr/>
+                <a:graphic xmlns:a="http://schemas.openxmlformats.org/drawingml/2006/main">
+                  <a:graphicData uri="http://schemas.microsoft.com/office/word/2010/wordprocessingInk">
+                    <w14:contentPart bwMode="auto" r:id="rId64">
+                      <w14:nvContentPartPr>
+                        <w14:cNvContentPartPr/>
+                      </w14:nvContentPartPr>
+                      <w14:xfrm>
+                        <a:off x="0" y="0"/>
+                        <a:ext cx="360" cy="360"/>
+                      </w14:xfrm>
+                    </w14:contentPart>
+                  </a:graphicData>
+                </a:graphic>
+              </wp:anchor>
+            </w:drawing>
+          </mc:Choice>
+          <mc:Fallback>
+            <w:pict>
+              <v:shape w14:anchorId="62680515" id="Ink 23" o:spid="_x0000_s1026" type="#_x0000_t75" style="position:absolute;margin-left:-12.05pt;margin-top:15.75pt;width:5.7pt;height:5.7pt;z-index:251669504;visibility:visible;mso-wrap-style:square;mso-wrap-distance-left:9pt;mso-wrap-distance-top:0;mso-wrap-distance-right:9pt;mso-wrap-distance-bottom:0;mso-position-horizontal:absolute;mso-position-horizontal-relative:text;mso-position-vertical:absolute;mso-position-vertical-relative:text" o:gfxdata="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">
+                <v:imagedata r:id="rId65" o:title=""/>
+              </v:shape>
+            </w:pict>
+          </mc:Fallback>
+        </mc:AlternateContent>
+      </w:r>
+      <w:r>
+        <w:rPr>
+          <w:rStyle w:val="kb0tx"/>
+          <w:lang w:val="ru-RU"/>
+        </w:rPr>
+        <w:t xml:space="preserve">В разделе Internet Protocol </w:t>
+      </w:r>
+      <w:proofErr w:type="spellStart"/>
+      <w:r>
+        <w:rPr>
+          <w:rStyle w:val="kb0tx"/>
+          <w:lang w:val="ru-RU"/>
+        </w:rPr>
+        <w:t>Version</w:t>
+      </w:r>
+      <w:proofErr w:type="spellEnd"/>
+      <w:r>
+        <w:rPr>
+          <w:rStyle w:val="kb0tx"/>
+          <w:lang w:val="ru-RU"/>
+        </w:rPr>
+        <w:t xml:space="preserve"> 4 видно, что </w:t>
+      </w:r>
+      <w:proofErr w:type="spellStart"/>
+      <w:r>
+        <w:rPr>
+          <w:rStyle w:val="kb0tx"/>
+          <w:lang w:val="ru-RU"/>
+        </w:rPr>
+        <w:t>Src</w:t>
+      </w:r>
+      <w:proofErr w:type="spellEnd"/>
+      <w:r>
+        <w:rPr>
+          <w:rStyle w:val="kb0tx"/>
+          <w:lang w:val="ru-RU"/>
+        </w:rPr>
+        <w:t xml:space="preserve">: 192.168.0.124 и </w:t>
+      </w:r>
+      <w:proofErr w:type="spellStart"/>
+      <w:r>
+        <w:rPr>
+          <w:rStyle w:val="kb0tx"/>
+          <w:lang w:val="ru-RU"/>
+        </w:rPr>
+        <w:t>Dst</w:t>
+      </w:r>
+      <w:proofErr w:type="spellEnd"/>
+      <w:r>
+        <w:rPr>
+          <w:rStyle w:val="kb0tx"/>
+          <w:lang w:val="ru-RU"/>
+        </w:rPr>
+        <w:t xml:space="preserve">: 192.168.0.124 — абсолютно одинаковые. Это наглядно показывает, что тестирование проходило на одном </w:t>
+      </w:r>
+      <w:r>
+        <w:rPr>
+          <w:rStyle w:val="kb0tx"/>
+          <w:lang w:val="ru-RU"/>
+        </w:rPr>
+        <w:t>ноутбуке</w:t>
+      </w:r>
+      <w:r>
+        <w:rPr>
+          <w:rStyle w:val="kb0tx"/>
+          <w:lang w:val="ru-RU"/>
+        </w:rPr>
+        <w:t>, и операционная система замкнула маршрутизацию сама на себя, даже не выпуская пакет за пределы сетевой карты.</w:t>
+      </w:r>
+    </w:p>
+    <w:p>
+      <w:pPr>
+        <w:pStyle w:val="zfr3q"/>
+        <w:spacing w:before="225" w:beforeAutospacing="0" w:after="0" w:afterAutospacing="0"/>
         <w:rPr>
           <w:rStyle w:val="kb0tx"/>
           <w:rFonts w:eastAsiaTheme="majorEastAsia"/>
@@ -3440,18 +3939,7 @@
           <w:szCs w:val="28"/>
           <w:lang w:val="ru-RU"/>
         </w:rPr>
-        <w:t>в ходе</w:t>
-      </w:r>
-      <w:r>
-        <w:rPr>
-          <w:rStyle w:val="kb0tx"/>
-          <w:rFonts w:eastAsiaTheme="majorEastAsia"/>
-          <w:color w:val="1E1D1C"/>
-          <w:sz w:val="28"/>
-          <w:szCs w:val="28"/>
-          <w:lang w:val="ru-RU"/>
-        </w:rPr>
-        <w:t xml:space="preserve"> выполнения лабораторной работы было успешно разработано многопоточное P2P-приложение, реализующее гибридную клиент-серверную архитектуру. Разработан собственный прикладной протокол: для автоматического обнаружения узлов применяется широковещательная рассылка через UDP-сокеты, а для гарантированной доставки текстовых сообщений устанавливается надежное соединение через TCP. Практическая реализация проекта позволила на глубоком уровне закрепить принципы многопоточного программирования, управления сетевыми гнездами (сокетами) и изучить особенности маршрутизации в локальных сетях с учетом масок подсетей и транспортных протоколов.</w:t>
+        <w:t>в ходе выполнения лабораторной работы было успешно разработано многопоточное P2P-приложение, реализующее гибридную клиент-серверную архитектуру. Разработан собственный прикладной протокол: для автоматического обнаружения узлов применяется широковещательная рассылка через UDP-сокеты, а для гарантированной доставки текстовых сообщений устанавливается надежное соединение через TCP. Практическая реализация проекта позволила на глубоком уровне закрепить принципы многопоточного программирования, управления сетевыми гнездами (сокетами) и изучить особенности маршрутизации в локальных сетях с учетом масок подсетей и транспортных протоколов.</w:t>
       </w:r>
     </w:p>
     <w:p>
@@ -3498,6 +3986,95 @@
 <file path=word/numbering.xml><?xml version="1.0" encoding="utf-8"?>
 <w:numbering xmlns:wpc="http://schemas.microsoft.com/office/word/2010/wordprocessingCanvas" xmlns:cx="http://schemas.microsoft.com/office/drawing/2014/chartex" xmlns:cx1="http://schemas.microsoft.com/office/drawing/2015/9/8/chartex" xmlns:cx2="http://schemas.microsoft.com/office/drawing/2015/10/21/chartex" xmlns:cx3="http://schemas.microsoft.com/office/drawing/2016/5/9/chartex" xmlns:cx4="http://schemas.microsoft.com/office/drawing/2016/5/10/chartex" xmlns:cx5="http://schemas.microsoft.com/office/drawing/2016/5/11/chartex" xmlns:cx6="http://schemas.microsoft.com/office/drawing/2016/5/12/chartex" xmlns:cx7="http://schemas.microsoft.com/office/drawing/2016/5/13/chartex" xmlns:cx8="http://schemas.microsoft.com/office/drawing/2016/5/14/chartex" xmlns:mc="http://schemas.openxmlformats.org/markup-compatibility/2006" xmlns:aink="http://schemas.microsoft.com/office/drawing/2016/ink" xmlns:am3d="http://schemas.microsoft.com/office/drawing/2017/model3d" xmlns:o="urn:schemas-microsoft-com:office:office" xmlns:oel="http://schemas.microsoft.com/office/2019/extlst" xmlns:r="http://schemas.openxmlformats.org/officeDocument/2006/relationships" xmlns:m="http://schemas.openxmlformats.org/officeDocument/2006/math" xmlns:v="urn:schemas-microsoft-com:vml" xmlns:wp14="http://schemas.microsoft.com/office/word/2010/wordprocessingDrawing" xmlns:wp="http://schemas.openxmlformats.org/drawingml/2006/wordprocessingDrawing" xmlns:w10="urn:schemas-microsoft-com:office:word" xmlns:w="http://schemas.openxmlformats.org/wordprocessingml/2006/main" xmlns:w14="http://schemas.microsoft.com/office/word/2010/wordml" xmlns:w15="http://schemas.microsoft.com/office/word/2012/wordml" xmlns:w16cex="http://schemas.microsoft.com/office/word/2018/wordml/cex" xmlns:w16cid="http://schemas.microsoft.com/office/word/2016/wordml/cid" xmlns:w16="http://schemas.microsoft.com/office/word/2018/wordml" xmlns:w16du="http://schemas.microsoft.com/office/word/2023/wordml/word16du" xmlns:w16sdtdh="http://schemas.microsoft.com/office/word/2020/wordml/sdtdatahash" xmlns:w16sdtfl="http://schemas.microsoft.com/office/word/2024/wordml/sdtformatlock" xmlns:w16se="http://schemas.microsoft.com/office/word/2015/wordml/symex" xmlns:wpg="http://schemas.microsoft.com/office/word/2010/wordprocessingGroup" xmlns:wpi="http://schemas.microsoft.com/office/word/2010/wordprocessingInk" xmlns:wne="http://schemas.microsoft.com/office/word/2006/wordml" xmlns:wps="http://schemas.microsoft.com/office/word/2010/wordprocessingShape" mc:Ignorable="w14 w15 w16se w16cid w16 w16cex w16sdtdh w16sdtfl w16du wp14">
   <w:abstractNum w:abstractNumId="0" w15:restartNumberingAfterBreak="0">
+    <w:nsid w:val="083E65D9"/>
+    <w:multiLevelType w:val="hybridMultilevel"/>
+    <w:tmpl w:val="8DEAABB2"/>
+    <w:lvl w:ilvl="0" w:tplc="08090011">
+      <w:start w:val="1"/>
+      <w:numFmt w:val="decimal"/>
+      <w:lvlText w:val="%1)"/>
+      <w:lvlJc w:val="left"/>
+      <w:pPr>
+        <w:ind w:left="720" w:hanging="360"/>
+      </w:pPr>
+      <w:rPr>
+        <w:rFonts w:hint="default"/>
+      </w:rPr>
+    </w:lvl>
+    <w:lvl w:ilvl="1" w:tplc="08090019" w:tentative="1">
+      <w:start w:val="1"/>
+      <w:numFmt w:val="lowerLetter"/>
+      <w:lvlText w:val="%2."/>
+      <w:lvlJc w:val="left"/>
+      <w:pPr>
+        <w:ind w:left="1440" w:hanging="360"/>
+      </w:pPr>
+    </w:lvl>
+    <w:lvl w:ilvl="2" w:tplc="0809001B" w:tentative="1">
+      <w:start w:val="1"/>
+      <w:numFmt w:val="lowerRoman"/>
+      <w:lvlText w:val="%3."/>
+      <w:lvlJc w:val="right"/>
+      <w:pPr>
+        <w:ind w:left="2160" w:hanging="180"/>
+      </w:pPr>
+    </w:lvl>
+    <w:lvl w:ilvl="3" w:tplc="0809000F" w:tentative="1">
+      <w:start w:val="1"/>
+      <w:numFmt w:val="decimal"/>
+      <w:lvlText w:val="%4."/>
+      <w:lvlJc w:val="left"/>
+      <w:pPr>
+        <w:ind w:left="2880" w:hanging="360"/>
+      </w:pPr>
+    </w:lvl>
+    <w:lvl w:ilvl="4" w:tplc="08090019" w:tentative="1">
+      <w:start w:val="1"/>
+      <w:numFmt w:val="lowerLetter"/>
+      <w:lvlText w:val="%5."/>
+      <w:lvlJc w:val="left"/>
+      <w:pPr>
+        <w:ind w:left="3600" w:hanging="360"/>
+      </w:pPr>
+    </w:lvl>
+    <w:lvl w:ilvl="5" w:tplc="0809001B" w:tentative="1">
+      <w:start w:val="1"/>
+      <w:numFmt w:val="lowerRoman"/>
+      <w:lvlText w:val="%6."/>
+      <w:lvlJc w:val="right"/>
+      <w:pPr>
+        <w:ind w:left="4320" w:hanging="180"/>
+      </w:pPr>
+    </w:lvl>
+    <w:lvl w:ilvl="6" w:tplc="0809000F" w:tentative="1">
+      <w:start w:val="1"/>
+      <w:numFmt w:val="decimal"/>
+      <w:lvlText w:val="%7."/>
+      <w:lvlJc w:val="left"/>
+      <w:pPr>
+        <w:ind w:left="5040" w:hanging="360"/>
+      </w:pPr>
+    </w:lvl>
+    <w:lvl w:ilvl="7" w:tplc="08090019" w:tentative="1">
+      <w:start w:val="1"/>
+      <w:numFmt w:val="lowerLetter"/>
+      <w:lvlText w:val="%8."/>
+      <w:lvlJc w:val="left"/>
+      <w:pPr>
+        <w:ind w:left="5760" w:hanging="360"/>
+      </w:pPr>
+    </w:lvl>
+    <w:lvl w:ilvl="8" w:tplc="0809001B" w:tentative="1">
+      <w:start w:val="1"/>
+      <w:numFmt w:val="lowerRoman"/>
+      <w:lvlText w:val="%9."/>
+      <w:lvlJc w:val="right"/>
+      <w:pPr>
+        <w:ind w:left="6480" w:hanging="180"/>
+      </w:pPr>
+    </w:lvl>
+  </w:abstractNum>
+  <w:abstractNum w:abstractNumId="1" w15:restartNumberingAfterBreak="0">
     <w:nsid w:val="17F12D47"/>
     <w:multiLevelType w:val="hybridMultilevel"/>
     <w:tmpl w:val="B1220660"/>
@@ -3586,7 +4163,120 @@
       </w:pPr>
     </w:lvl>
   </w:abstractNum>
-  <w:abstractNum w:abstractNumId="1" w15:restartNumberingAfterBreak="0">
+  <w:abstractNum w:abstractNumId="2" w15:restartNumberingAfterBreak="0">
+    <w:nsid w:val="1E876559"/>
+    <w:multiLevelType w:val="hybridMultilevel"/>
+    <w:tmpl w:val="BD6E976C"/>
+    <w:lvl w:ilvl="0" w:tplc="401CFF28">
+      <w:start w:val="1"/>
+      <w:numFmt w:val="bullet"/>
+      <w:lvlText w:val=""/>
+      <w:lvlJc w:val="left"/>
+      <w:pPr>
+        <w:ind w:left="720" w:hanging="360"/>
+      </w:pPr>
+      <w:rPr>
+        <w:rFonts w:ascii="Symbol" w:hAnsi="Symbol" w:hint="default"/>
+      </w:rPr>
+    </w:lvl>
+    <w:lvl w:ilvl="1" w:tplc="08090003" w:tentative="1">
+      <w:start w:val="1"/>
+      <w:numFmt w:val="bullet"/>
+      <w:lvlText w:val="o"/>
+      <w:lvlJc w:val="left"/>
+      <w:pPr>
+        <w:ind w:left="1440" w:hanging="360"/>
+      </w:pPr>
+      <w:rPr>
+        <w:rFonts w:ascii="Courier New" w:hAnsi="Courier New" w:cs="Courier New" w:hint="default"/>
+      </w:rPr>
+    </w:lvl>
+    <w:lvl w:ilvl="2" w:tplc="08090005" w:tentative="1">
+      <w:start w:val="1"/>
+      <w:numFmt w:val="bullet"/>
+      <w:lvlText w:val=""/>
+      <w:lvlJc w:val="left"/>
+      <w:pPr>
+        <w:ind w:left="2160" w:hanging="360"/>
+      </w:pPr>
+      <w:rPr>
+        <w:rFonts w:ascii="Wingdings" w:hAnsi="Wingdings" w:hint="default"/>
+      </w:rPr>
+    </w:lvl>
+    <w:lvl w:ilvl="3" w:tplc="08090001" w:tentative="1">
+      <w:start w:val="1"/>
+      <w:numFmt w:val="bullet"/>
+      <w:lvlText w:val=""/>
+      <w:lvlJc w:val="left"/>
+      <w:pPr>
+        <w:ind w:left="2880" w:hanging="360"/>
+      </w:pPr>
+      <w:rPr>
+        <w:rFonts w:ascii="Symbol" w:hAnsi="Symbol" w:hint="default"/>
+      </w:rPr>
+    </w:lvl>
+    <w:lvl w:ilvl="4" w:tplc="08090003" w:tentative="1">
+      <w:start w:val="1"/>
+      <w:numFmt w:val="bullet"/>
+      <w:lvlText w:val="o"/>
+      <w:lvlJc w:val="left"/>
+      <w:pPr>
+        <w:ind w:left="3600" w:hanging="360"/>
+      </w:pPr>
+      <w:rPr>
+        <w:rFonts w:ascii="Courier New" w:hAnsi="Courier New" w:cs="Courier New" w:hint="default"/>
+      </w:rPr>
+    </w:lvl>
+    <w:lvl w:ilvl="5" w:tplc="08090005" w:tentative="1">
+      <w:start w:val="1"/>
+      <w:numFmt w:val="bullet"/>
+      <w:lvlText w:val=""/>
+      <w:lvlJc w:val="left"/>
+      <w:pPr>
+        <w:ind w:left="4320" w:hanging="360"/>
+      </w:pPr>
+      <w:rPr>
+        <w:rFonts w:ascii="Wingdings" w:hAnsi="Wingdings" w:hint="default"/>
+      </w:rPr>
+    </w:lvl>
+    <w:lvl w:ilvl="6" w:tplc="08090001" w:tentative="1">
+      <w:start w:val="1"/>
+      <w:numFmt w:val="bullet"/>
+      <w:lvlText w:val=""/>
+      <w:lvlJc w:val="left"/>
+      <w:pPr>
+        <w:ind w:left="5040" w:hanging="360"/>
+      </w:pPr>
+      <w:rPr>
+        <w:rFonts w:ascii="Symbol" w:hAnsi="Symbol" w:hint="default"/>
+      </w:rPr>
+    </w:lvl>
+    <w:lvl w:ilvl="7" w:tplc="08090003" w:tentative="1">
+      <w:start w:val="1"/>
+      <w:numFmt w:val="bullet"/>
+      <w:lvlText w:val="o"/>
+      <w:lvlJc w:val="left"/>
+      <w:pPr>
+        <w:ind w:left="5760" w:hanging="360"/>
+      </w:pPr>
+      <w:rPr>
+        <w:rFonts w:ascii="Courier New" w:hAnsi="Courier New" w:cs="Courier New" w:hint="default"/>
+      </w:rPr>
+    </w:lvl>
+    <w:lvl w:ilvl="8" w:tplc="08090005" w:tentative="1">
+      <w:start w:val="1"/>
+      <w:numFmt w:val="bullet"/>
+      <w:lvlText w:val=""/>
+      <w:lvlJc w:val="left"/>
+      <w:pPr>
+        <w:ind w:left="6480" w:hanging="360"/>
+      </w:pPr>
+      <w:rPr>
+        <w:rFonts w:ascii="Wingdings" w:hAnsi="Wingdings" w:hint="default"/>
+      </w:rPr>
+    </w:lvl>
+  </w:abstractNum>
+  <w:abstractNum w:abstractNumId="3" w15:restartNumberingAfterBreak="0">
     <w:nsid w:val="3016719A"/>
     <w:multiLevelType w:val="hybridMultilevel"/>
     <w:tmpl w:val="F20EA868"/>
@@ -3699,7 +4389,7 @@
       </w:rPr>
     </w:lvl>
   </w:abstractNum>
-  <w:abstractNum w:abstractNumId="2" w15:restartNumberingAfterBreak="0">
+  <w:abstractNum w:abstractNumId="4" w15:restartNumberingAfterBreak="0">
     <w:nsid w:val="4C301449"/>
     <w:multiLevelType w:val="hybridMultilevel"/>
     <w:tmpl w:val="B57E3250"/>
@@ -3812,7 +4502,7 @@
       </w:rPr>
     </w:lvl>
   </w:abstractNum>
-  <w:abstractNum w:abstractNumId="3" w15:restartNumberingAfterBreak="0">
+  <w:abstractNum w:abstractNumId="5" w15:restartNumberingAfterBreak="0">
     <w:nsid w:val="55875EB0"/>
     <w:multiLevelType w:val="hybridMultilevel"/>
     <w:tmpl w:val="9512642A"/>
@@ -3925,7 +4615,96 @@
       </w:rPr>
     </w:lvl>
   </w:abstractNum>
-  <w:abstractNum w:abstractNumId="4" w15:restartNumberingAfterBreak="0">
+  <w:abstractNum w:abstractNumId="6" w15:restartNumberingAfterBreak="0">
+    <w:nsid w:val="5FB97F37"/>
+    <w:multiLevelType w:val="hybridMultilevel"/>
+    <w:tmpl w:val="3B28E1B6"/>
+    <w:lvl w:ilvl="0" w:tplc="08090011">
+      <w:start w:val="1"/>
+      <w:numFmt w:val="decimal"/>
+      <w:lvlText w:val="%1)"/>
+      <w:lvlJc w:val="left"/>
+      <w:pPr>
+        <w:ind w:left="720" w:hanging="360"/>
+      </w:pPr>
+      <w:rPr>
+        <w:rFonts w:hint="default"/>
+      </w:rPr>
+    </w:lvl>
+    <w:lvl w:ilvl="1" w:tplc="08090019" w:tentative="1">
+      <w:start w:val="1"/>
+      <w:numFmt w:val="lowerLetter"/>
+      <w:lvlText w:val="%2."/>
+      <w:lvlJc w:val="left"/>
+      <w:pPr>
+        <w:ind w:left="1440" w:hanging="360"/>
+      </w:pPr>
+    </w:lvl>
+    <w:lvl w:ilvl="2" w:tplc="0809001B" w:tentative="1">
+      <w:start w:val="1"/>
+      <w:numFmt w:val="lowerRoman"/>
+      <w:lvlText w:val="%3."/>
+      <w:lvlJc w:val="right"/>
+      <w:pPr>
+        <w:ind w:left="2160" w:hanging="180"/>
+      </w:pPr>
+    </w:lvl>
+    <w:lvl w:ilvl="3" w:tplc="0809000F" w:tentative="1">
+      <w:start w:val="1"/>
+      <w:numFmt w:val="decimal"/>
+      <w:lvlText w:val="%4."/>
+      <w:lvlJc w:val="left"/>
+      <w:pPr>
+        <w:ind w:left="2880" w:hanging="360"/>
+      </w:pPr>
+    </w:lvl>
+    <w:lvl w:ilvl="4" w:tplc="08090019" w:tentative="1">
+      <w:start w:val="1"/>
+      <w:numFmt w:val="lowerLetter"/>
+      <w:lvlText w:val="%5."/>
+      <w:lvlJc w:val="left"/>
+      <w:pPr>
+        <w:ind w:left="3600" w:hanging="360"/>
+      </w:pPr>
+    </w:lvl>
+    <w:lvl w:ilvl="5" w:tplc="0809001B" w:tentative="1">
+      <w:start w:val="1"/>
+      <w:numFmt w:val="lowerRoman"/>
+      <w:lvlText w:val="%6."/>
+      <w:lvlJc w:val="right"/>
+      <w:pPr>
+        <w:ind w:left="4320" w:hanging="180"/>
+      </w:pPr>
+    </w:lvl>
+    <w:lvl w:ilvl="6" w:tplc="0809000F" w:tentative="1">
+      <w:start w:val="1"/>
+      <w:numFmt w:val="decimal"/>
+      <w:lvlText w:val="%7."/>
+      <w:lvlJc w:val="left"/>
+      <w:pPr>
+        <w:ind w:left="5040" w:hanging="360"/>
+      </w:pPr>
+    </w:lvl>
+    <w:lvl w:ilvl="7" w:tplc="08090019" w:tentative="1">
+      <w:start w:val="1"/>
+      <w:numFmt w:val="lowerLetter"/>
+      <w:lvlText w:val="%8."/>
+      <w:lvlJc w:val="left"/>
+      <w:pPr>
+        <w:ind w:left="5760" w:hanging="360"/>
+      </w:pPr>
+    </w:lvl>
+    <w:lvl w:ilvl="8" w:tplc="0809001B" w:tentative="1">
+      <w:start w:val="1"/>
+      <w:numFmt w:val="lowerRoman"/>
+      <w:lvlText w:val="%9."/>
+      <w:lvlJc w:val="right"/>
+      <w:pPr>
+        <w:ind w:left="6480" w:hanging="180"/>
+      </w:pPr>
+    </w:lvl>
+  </w:abstractNum>
+  <w:abstractNum w:abstractNumId="7" w15:restartNumberingAfterBreak="0">
     <w:nsid w:val="6A9235AC"/>
     <w:multiLevelType w:val="hybridMultilevel"/>
     <w:tmpl w:val="22A68B1C"/>
@@ -4014,7 +4793,7 @@
       </w:pPr>
     </w:lvl>
   </w:abstractNum>
-  <w:abstractNum w:abstractNumId="5" w15:restartNumberingAfterBreak="0">
+  <w:abstractNum w:abstractNumId="8" w15:restartNumberingAfterBreak="0">
     <w:nsid w:val="6C57236E"/>
     <w:multiLevelType w:val="hybridMultilevel"/>
     <w:tmpl w:val="C14C3246"/>
@@ -4128,22 +4907,31 @@
     </w:lvl>
   </w:abstractNum>
   <w:num w:numId="1" w16cid:durableId="1328443554">
+    <w:abstractNumId w:val="1"/>
+  </w:num>
+  <w:num w:numId="2" w16cid:durableId="1747725432">
+    <w:abstractNumId w:val="3"/>
+  </w:num>
+  <w:num w:numId="3" w16cid:durableId="1796365607">
+    <w:abstractNumId w:val="4"/>
+  </w:num>
+  <w:num w:numId="4" w16cid:durableId="1169053650">
+    <w:abstractNumId w:val="8"/>
+  </w:num>
+  <w:num w:numId="5" w16cid:durableId="94981587">
+    <w:abstractNumId w:val="5"/>
+  </w:num>
+  <w:num w:numId="6" w16cid:durableId="1567841589">
+    <w:abstractNumId w:val="7"/>
+  </w:num>
+  <w:num w:numId="7" w16cid:durableId="1015159293">
     <w:abstractNumId w:val="0"/>
   </w:num>
-  <w:num w:numId="2" w16cid:durableId="1747725432">
-    <w:abstractNumId w:val="1"/>
+  <w:num w:numId="8" w16cid:durableId="1172138348">
+    <w:abstractNumId w:val="6"/>
   </w:num>
-  <w:num w:numId="3" w16cid:durableId="1796365607">
+  <w:num w:numId="9" w16cid:durableId="1349870302">
     <w:abstractNumId w:val="2"/>
-  </w:num>
-  <w:num w:numId="4" w16cid:durableId="1169053650">
-    <w:abstractNumId w:val="5"/>
-  </w:num>
-  <w:num w:numId="5" w16cid:durableId="94981587">
-    <w:abstractNumId w:val="3"/>
-  </w:num>
-  <w:num w:numId="6" w16cid:durableId="1567841589">
-    <w:abstractNumId w:val="4"/>
   </w:num>
 </w:numbering>
 </file>
@@ -5173,15 +5961,15 @@
           <inkml:channelProperty channel="F" name="resolution" value="0" units="1/dev"/>
         </inkml:channelProperties>
       </inkml:inkSource>
-      <inkml:timestamp xml:id="ts0" timeString="2026-03-21T12:20:29.781"/>
+      <inkml:timestamp xml:id="ts0" timeString="2026-03-24T20:06:29.988"/>
     </inkml:context>
     <inkml:brush xml:id="br0">
-      <inkml:brushProperty name="width" value="0.05" units="cm"/>
-      <inkml:brushProperty name="height" value="0.05" units="cm"/>
-      <inkml:brushProperty name="color" value="#004F8B"/>
+      <inkml:brushProperty name="width" value="0.035" units="cm"/>
+      <inkml:brushProperty name="height" value="0.035" units="cm"/>
+      <inkml:brushProperty name="color" value="#E71224"/>
     </inkml:brush>
   </inkml:definitions>
-  <inkml:trace contextRef="#ctx0" brushRef="#br0">1 1 24575,'55'0'0,"-7"0"0,23 0 0,-14 0 0,1 0 0,1 0 0,4 0 0,-1 0 0,18 0 0,-24 0 0,18 0 0,-24 0 0,7 0 0,3 0 0,3 0 0,1 0 0,4 0 0,-4 0 0,-5 0 0,-5 0 0,-7 0 0,-5 0 0,-4 0 0,-7 0 0,-6 0 0,-3 0 0,0 0 0,6 0 0,1 0 0,3 0 0,1 0 0,1 0 0,0 0 0,0 0 0,0 0 0,0 0 0,-1 0 0,4 0 0,-7 0 0,7 0 0,-11 0 0,1 0 0,-4 0 0,-3 0 0,-2 0 0,-2 0 0,-2 0 0,-3 0 0,-1 0 0,-2 0 0,2 0 0,0 0 0,-1 0 0,0 0 0,-3 0 0,1 0 0,0 0 0,1 0 0,-1 0 0,1 0 0,-1 0 0,1 0 0,-1 0 0,2 0 0,-2 0 0,2 0 0,-3 1 0,-2 2 0,-2-1 0,-2 1 0</inkml:trace>
+  <inkml:trace contextRef="#ctx0" brushRef="#br0">1 7 24575,'11'0'0,"-1"0"0,-1 0 0,0 0 0,1 0 0,-1 0 0,0 0 0,-3 0 0,1 0 0,-1 0 0,3 0 0,0 0 0,-1 0 0,0 0 0,-1 0 0,5 0 0,-5 0 0,6 0 0,-5 0 0,0 0 0,2 0 0,-1 0 0,0 0 0,-1 0 0,-1 0 0,0 0 0,-1 0 0,0 0 0,0 0 0,0 0 0,0 0 0,-1 0 0,0 0 0,1 0 0,0 0 0,0 0 0,0 0 0,0 0 0,1 0 0,-1 0 0,0-2 0,0 0 0,1 1 0,-1-1 0,2 2 0,-2 0 0,2 0 0,-3 0 0,1 0 0,1 0 0,-1 0 0,0 0 0,0 0 0,-2 0 0,-1 0 0</inkml:trace>
 </inkml:ink>
 </file>
 
@@ -5201,15 +5989,15 @@
           <inkml:channelProperty channel="F" name="resolution" value="0" units="1/dev"/>
         </inkml:channelProperties>
       </inkml:inkSource>
-      <inkml:timestamp xml:id="ts0" timeString="2026-03-21T12:22:54.460"/>
+      <inkml:timestamp xml:id="ts0" timeString="2026-03-24T20:05:02.513"/>
     </inkml:context>
     <inkml:brush xml:id="br0">
-      <inkml:brushProperty name="width" value="0.1" units="cm"/>
-      <inkml:brushProperty name="height" value="0.1" units="cm"/>
-      <inkml:brushProperty name="color" value="#66CC00"/>
+      <inkml:brushProperty name="width" value="0.035" units="cm"/>
+      <inkml:brushProperty name="height" value="0.035" units="cm"/>
+      <inkml:brushProperty name="color" value="#5B2D90"/>
     </inkml:brush>
   </inkml:definitions>
-  <inkml:trace contextRef="#ctx0" brushRef="#br0">1 35 24575,'11'0'0,"1"0"0,0 0 0,2 0 0,4 0 0,-6 0 0,5 0 0,-5 0 0,3 0 0,5 0 0,0 0 0,1 0 0,0 0 0,-1 0 0,2 0 0,3 0 0,-1 0 0,-1 0 0,-1 0 0,-2 0 0,1 0 0,-2 0 0,-1 0 0,-2 0 0,-2 0 0,4 0 0,-6 0 0,5 0 0,-5 0 0,0 0 0,1 0 0,0 0 0,1 0 0,1 0 0,0 0 0,-1 0 0,-1 0 0,0 0 0,1 0 0,1 0 0,-1 0 0,-2 0 0,1 0 0,-1 0 0,3 0 0,0 0 0,-1 0 0,2 0 0,-2 0 0,0 0 0,1 0 0,-2 0 0,1 0 0,0 0 0,1 0 0,-4 0 0,2 0 0,-6 0 0,2 0 0,-1 0 0,0 0 0,0 0 0,0 0 0,1 0 0,1 0 0,1 0 0,3 0 0,-1 0 0,0 0 0,-1 0 0,-2 0 0,-1 0 0,0 0 0,-1 0 0,-1 0 0,-2 0 0,0 0 0,0 0 0,1 0 0,0 0 0,2 0 0,1 0 0,1 0 0,5 0 0,-5 0 0,5 0 0,-7 0 0,2 0 0,-1-2 0,0 1 0,0 0 0,0-1 0,-2 2 0,-1 0 0,-1 0 0,-1 0 0,1-1 0,1-1 0,-1 1 0,1 0 0,-1 1 0,-1-1 0,2 0 0,0 0 0,1 0 0,1 0 0,0 0 0,1 0 0,1-1 0,0 1 0,-1 0 0,1 0 0,-1-1 0,5-1 0,-4 1 0,1 0 0,-5 0 0,0 2 0,-3 0 0,-1 0 0</inkml:trace>
+  <inkml:trace contextRef="#ctx0" brushRef="#br0">0 0 24575,'6'0'0,"4"0"0,-2 0 0,5 0 0,-3 0 0,1 0 0,-2 0 0,3 0 0,-6 0 0,0 0 0,-2 0 0,-1 0 0,0 0 0,1 0 0,-1 0 0,1 0 0,-1 0 0,2 0 0,-2 0 0,2 0 0,-3 0 0,2 0 0,1 0 0,-2 0 0,3 0 0,-2 0 0,0 0 0,0 0 0,1 0 0,0 0 0,0 0 0,-1 0 0,1 0 0,-1 0 0,0 0 0,0 0 0,0 0 0,0 0 0,-1 0 0,1 0 0,-1 0 0,1 0 0,0 0 0,0 0 0,0 0 0,0 0 0,0 0 0,0 0 0,0 0 0,0 0 0,0 0 0,1 0 0,0 0 0,-1 0 0,0 0 0,0 0 0,0 0 0,-1 0 0,0 0 0,1 0 0,-1 0 0,0 0 0,0 0 0,0 0 0,0 0 0,-1 0 0,0 0 0,0 0 0,-1 0 0,1 0 0,0 0 0,1 0 0,0 0 0,0 0 0,0 0 0,-1 0 0,0 0 0,1 0 0,-1 0 0,2 0 0,-1 0 0,0 0 0,0 1 0,1-1 0,0 1 0,0-1 0,1 0 0,-1 0 0,0 0 0,1 0 0,-1 0 0,0 0 0,0 0 0,0 0 0,-2 0 0,1 1 0,-1-1 0,1 1 0,0-1 0,-1 0 0,0 0 0,0 0 0,0 0 0,0 1 0,0-1 0,0 1 0,1-1 0,-1 0 0,0 0 0,0 0 0,1 0 0,-1 0 0,0 0 0,0 0 0,0 0 0,0 0 0,0 0 0,0 0 0,0 0 0,-1 0 0,0 0 0</inkml:trace>
 </inkml:ink>
 </file>
 
@@ -5229,15 +6017,15 @@
           <inkml:channelProperty channel="F" name="resolution" value="0" units="1/dev"/>
         </inkml:channelProperties>
       </inkml:inkSource>
-      <inkml:timestamp xml:id="ts0" timeString="2026-03-21T12:22:52.043"/>
+      <inkml:timestamp xml:id="ts0" timeString="2026-03-24T20:04:18.330"/>
     </inkml:context>
     <inkml:brush xml:id="br0">
-      <inkml:brushProperty name="width" value="0.1" units="cm"/>
-      <inkml:brushProperty name="height" value="0.1" units="cm"/>
-      <inkml:brushProperty name="color" value="#66CC00"/>
+      <inkml:brushProperty name="width" value="0.035" units="cm"/>
+      <inkml:brushProperty name="height" value="0.035" units="cm"/>
+      <inkml:brushProperty name="color" value="#5B2D90"/>
     </inkml:brush>
   </inkml:definitions>
-  <inkml:trace contextRef="#ctx0" brushRef="#br0">1 12 24575,'17'0'0,"4"0"0,-5 0 0,2 0 0,-6 0 0,-1 0 0,3 0 0,2 0 0,0 0 0,4 0 0,-4 0 0,5 0 0,-5 0 0,1 0 0,1 0 0,1 0 0,3 0 0,1 0 0,0 0 0,-2 0 0,-2-1 0,-1-1 0,-2 0 0,-1 1 0,-4 1 0,-3 0 0,-1 0 0,-1 0 0,0 0 0,-2 0 0,1 0 0,0 0 0,0 0 0,0 0 0,5 0 0,4 0 0,4 0 0,2 0 0,10 0 0,-11 0 0,8 0 0,-15-1 0,-1-1 0,-2 1 0,-2 0 0,-1 0 0,-3 1 0,-1 0 0</inkml:trace>
+  <inkml:trace contextRef="#ctx0" brushRef="#br0">1 7 24575,'4'0'0,"0"0"0,0 0 0,0 0 0,1 0 0,2 0 0,1 0 0,0 0 0,-1 0 0,2 0 0,-2 0 0,2 0 0,-3 0 0,1 0 0,0 0 0,0 0 0,2 0 0,1 0 0,-1 0 0,1 0 0,-2 0 0,0 0 0,-1 0 0,0 0 0,-2 0 0,-1 0 0,1 0 0,-1 0 0,0 0 0,0 0 0,0 0 0,-1 0 0,0 0 0,1 0 0,-1 0 0,0 0 0,1 0 0,-1 0 0,1 0 0,-1 0 0,1 0 0,-1 0 0,0 0 0,0 0 0,1 0 0,-1 0 0,0 0 0,1 0 0,-1 0 0,0 0 0,0 0 0,1 0 0,-2 0 0,1 0 0,0 0 0,-1 0 0,2 0 0,-1-1 0,0 0 0,0 1 0,0-1 0,0 1 0,1 0 0,-1 0 0,1 0 0,-1 0 0,1 0 0,-1 0 0,0 0 0,1 0 0,0 0 0,0 0 0,1 0 0,0 0 0,0 0 0,-1 0 0,2 0 0,-2 0 0,1 0 0,-1 0 0,-1 0 0,1 0 0,0-1 0,0 0 0,0 1 0,-1-1 0,0 1 0,1 0 0,-1-1 0,0 1 0,1 0 0,-1 0 0,0 0 0,1 0 0,-1 0 0,2 0 0,-3 0 0,1 0 0,1 0 0,-1 0 0,0 0 0,0 0 0,0 0 0,0 0 0,1 0 0,-2 0 0,1 0 0,0 0 0,0 0 0,0 0 0,0 0 0,0 0 0,1 0 0,-1 0 0,0 0 0,0 0 0,1 0 0,-1 0 0,1 0 0,0 0 0,1 0 0,-1 0 0,1 0 0,-2 0 0,1 0 0,1 0 0,-1 0 0,1 0 0,-2 0 0,1 0 0,-1 0 0,0 0 0,0 0 0,0 0 0,0 0 0,-1 0 0,1 0 0,0 0 0,1 0 0,-1 0 0,0 0 0,0 0 0,1 0 0,-1 0 0,0 0 0,1 0 0,-1 0 0,1 0 0,-1 0 0,1 0 0,-1 0 0,1 0 0,0 0 0,2 0 0,-1 0 0,0 0 0,1 0 0,-2 0 0,2 0 0,0 0 0,-2 0 0,1 0 0,-1 0 0,1 0 0,-2 0 0,0 0 0,0 0 0,0 0 0,1 0 0,-1 0 0,0 0 0,1 0 0,-1 0 0,0 0 0,0 0 0,1 0 0,0 0 0,-1 0 0,1 0 0,-1 0 0,0 0 0,0 0 0,1 0 0,-1 0 0,0 0 0,0 0 0,1 0 0,-1 0 0,0 0 0,0 0 0,0 0 0,0 0 0,0 0 0,0 0 0,0 0 0,0 0 0,0 0 0,0 0 0,1 0 0,-1 0 0,0 0 0,0 0 0,0 0 0,0 0 0,0 0 0,0 0 0,0 0 0,-1 0 0,1 0 0,1 0 0,-1 0 0,0 0 0,0 0 0,0 0 0,1 0 0,-1 0 0,0 0 0,-1 0 0,1 0 0,0 0 0,0 0 0,0 0 0,0 0 0,1 0 0,-1 0 0,0 0 0,0 0 0,1 0 0,-1 0 0,1 0 0,2 0 0,-2 0 0,1 0 0,-2 0 0,0 0 0,0 0 0,1 0 0,-1 0 0,0 0 0,1 0 0,-1 0 0,0 0 0,0 0 0,0 0 0,0 0 0,0 0 0,0 0 0,0 0 0,0 0 0,0 0 0,0 0 0,0 0 0,1 0 0,-1 0 0,0 0 0,1 0 0,-1 0 0,0 0 0,0 0 0,1 0 0,0 1 0,0 0 0,-1-1 0,0 1 0,0-1 0,0 0 0,0 0 0,1 0 0,-1 0 0,0 1 0,0 0 0,0-1 0,0 1 0,1-1 0,0 0 0,0 0 0,1 0 0,-1 0 0,1 0 0,0 0 0,0 0 0,0 0 0,0 0 0,0 0 0,-1 0 0,2 0 0,0 0 0,-1 0 0,2 1 0,-3-1 0,1 1 0,0 0 0,-1-1 0,0 0 0,0 0 0,1 0 0,-1 0 0,1 0 0,-2 0 0,0 0 0,0 0 0,0 0 0,0 0 0,0 0 0,-1 0 0,2 0 0,-1 0 0,0 0 0,0 0 0,1 0 0,-1 0 0,0 0 0,0 0 0,0 0 0,2 0 0,-2 0 0,1 0 0,-1 0 0,0 0 0,0 0 0,0 0 0,1 0 0,-1 0 0,0 0 0,0 0 0,1 0 0,-1 0 0,0 0 0,0 0 0,0 0 0,-1 0 0,1 0 0,0 0 0,1 0 0,-1 0 0,0 0 0,0 0 0,1 0 0,-1 0 0,0 0 0,-1 0 0,2 0 0,1 0 0,1 0 0,0 0 0,-3 0 0,0-2 0,-2 1 0,-1 0 0</inkml:trace>
 </inkml:ink>
 </file>
 
@@ -5249,23 +6037,23 @@
         <inkml:traceFormat>
           <inkml:channel name="X" type="integer" min="-2.14748E9" max="2.14748E9" units="cm"/>
           <inkml:channel name="Y" type="integer" min="-2.14748E9" max="2.14748E9" units="cm"/>
+          <inkml:channel name="F" type="integer" max="32767" units="dev"/>
         </inkml:traceFormat>
         <inkml:channelProperties>
           <inkml:channelProperty channel="X" name="resolution" value="1000" units="1/cm"/>
           <inkml:channelProperty channel="Y" name="resolution" value="1000" units="1/cm"/>
+          <inkml:channelProperty channel="F" name="resolution" value="0" units="1/dev"/>
         </inkml:channelProperties>
       </inkml:inkSource>
-      <inkml:timestamp xml:id="ts0" timeString="2026-03-21T12:21:55.068"/>
+      <inkml:timestamp xml:id="ts0" timeString="2026-03-24T20:02:06.368"/>
     </inkml:context>
     <inkml:brush xml:id="br0">
-      <inkml:brushProperty name="width" value="0.3" units="cm"/>
-      <inkml:brushProperty name="height" value="0.6" units="cm"/>
-      <inkml:brushProperty name="color" value="#00FDFF"/>
-      <inkml:brushProperty name="tip" value="rectangle"/>
-      <inkml:brushProperty name="rasterOp" value="maskPen"/>
+      <inkml:brushProperty name="width" value="0.035" units="cm"/>
+      <inkml:brushProperty name="height" value="0.035" units="cm"/>
+      <inkml:brushProperty name="color" value="#33CCFF"/>
     </inkml:brush>
   </inkml:definitions>
-  <inkml:trace contextRef="#ctx0" brushRef="#br0">1 1,'62'0,"3"0,4 0,-9 0,-7 0,0 0,2 0,39 0,-41 0,5 0,3 0,-2 0,4 0,0 0,-6 0,-1 0,-6 0,-4 0,-3 0,0 0,2 0,5 0,1 0,1 0,1 0,0 0,-4 0,-1 0,-4 0,-5 0,-2 0,7 0,-12 0,11 0,-14 0,4 0,0 0,0 0,11 0,-9 0,5 0,-11 0,-3 0,0 0,-1 0,-4 0,0 0,-2 0,1 0,1 0,-2 0,0 0,0 0,0 0,0 0,-2 0,-1 0,-1 0,1 0,4 0,-4 0,2 0,-5 0,5 0,-1 0,1 0,-2 0,-3 0,6 0,-4 0,4 0,-5 0,-1 0,7 0,-6 0,4 0,2 0,-6 0,9 0,-9 0,2 0</inkml:trace>
+  <inkml:trace contextRef="#ctx0" brushRef="#br0">0 9 24575,'5'0'0,"2"0"0,0 0 0,4 0 0,1 0 0,2 0 0,1 0 0,3 0 0,2 0 0,6 0 0,-7 0 0,3 1 0,-8 0 0,0 1 0,0 1 0,-1-2 0,-1 2 0,0-2 0,-2 1 0,0-1 0,0-1 0,0 1 0,0 0 0,0 0 0,-1 1 0,1-2 0,0 0 0,0 0 0,2 0 0,0 0 0,0 0 0,-1 0 0,-2 0 0,-1 0 0,1 0 0,1 0 0,0 0 0,-2 0 0,3 0 0,-3 0 0,4 0 0,-4 0 0,2 0 0,-1 0 0,0 0 0,0 0 0,-1 0 0,0 0 0,0 0 0,0 0 0,1 0 0,-1 0 0,2 0 0,-2 0 0,0 0 0,1 0 0,-2-1 0,2-1 0,0 0 0,1 0 0,0 0 0,0 0 0,0 1 0,0-2 0,0 1 0,-1 0 0,-1 1 0,3-1 0,-5 1 0,5-1 0,-6 2 0,1 0 0,-1 0 0,1 0 0,-1 0 0,0-1 0,-1-1 0,0 2 0,0-1 0,0 1 0,0 0 0,0 0 0,-1 0 0,0 0 0,1 0 0,-1 0 0,1 0 0,0 0 0,1 0 0,0 0 0,1 0 0,-1 0 0,1 0 0,-1 0 0,1 0 0,-1 0 0,-1 0 0,1 0 0,-1 0 0,1 0 0,-2 0 0,1 0 0,0 0 0,0 0 0,0 0 0,0 0 0,0 0 0,0 0 0,0 0 0,0 0 0,-2 0 0,-1 0 0</inkml:trace>
 </inkml:ink>
 </file>
 
@@ -5277,23 +6065,24 @@
         <inkml:traceFormat>
           <inkml:channel name="X" type="integer" min="-2.14748E9" max="2.14748E9" units="cm"/>
           <inkml:channel name="Y" type="integer" min="-2.14748E9" max="2.14748E9" units="cm"/>
+          <inkml:channel name="F" type="integer" max="32767" units="dev"/>
         </inkml:traceFormat>
         <inkml:channelProperties>
           <inkml:channelProperty channel="X" name="resolution" value="1000" units="1/cm"/>
           <inkml:channelProperty channel="Y" name="resolution" value="1000" units="1/cm"/>
+          <inkml:channelProperty channel="F" name="resolution" value="0" units="1/dev"/>
         </inkml:channelProperties>
       </inkml:inkSource>
-      <inkml:timestamp xml:id="ts0" timeString="2026-03-21T12:21:40.518"/>
+      <inkml:timestamp xml:id="ts0" timeString="2026-03-24T20:01:59.047"/>
     </inkml:context>
     <inkml:brush xml:id="br0">
-      <inkml:brushProperty name="width" value="0.3" units="cm"/>
-      <inkml:brushProperty name="height" value="0.6" units="cm"/>
-      <inkml:brushProperty name="color" value="#FFFC00"/>
-      <inkml:brushProperty name="tip" value="rectangle"/>
-      <inkml:brushProperty name="rasterOp" value="maskPen"/>
+      <inkml:brushProperty name="width" value="0.035" units="cm"/>
+      <inkml:brushProperty name="height" value="0.035" units="cm"/>
+      <inkml:brushProperty name="color" value="#33CCFF"/>
     </inkml:brush>
   </inkml:definitions>
-  <inkml:trace contextRef="#ctx0" brushRef="#br0">0 0,'62'0,"15"0,-35 0,20 0,-23 0,5 0,1 0,-4 0,-3 0,-3 0,-3 0,16 0,-11 0,7 0,-19 0,0 0,-1 0,5 0,1 0,0 0,-3 0,0 0,2 0,-2 0,3 0,-1 0,-1 0,1 0,13 0,-9 0,13 0,-12 0,0 0,-3 0,0 0,-4 0,0 0,-1 0,-3 0,-3 0,-3 0,-2 0,1 0,0 0,0 0,-1 0,1 0,2 0,1 0,-1 0,1 0,0 0,2 2,2 1,0 0,-1 0,-3-3,12 0,-12 0,14 0,-14 0,3 0,0 0,-3 0,1 0,-1 0,0 0,-1 0,1 0,-2 0,-2 0,2 0,1 0,0 0,-1 0,-2 1,-2 2,14-1,-6 0,8-1,-7 0,0 2,0-1,1 0,4-2,-9 0,4 0,-8 0,-1 0,6 2,-6 0,6 0,-6-1,0-1,11 0,-4 0,6 0,-6 0,-3 0,-4 0,4 0,-1 0,2 0,-2 0,1 0,-2 0,1 0,0 2,0-1</inkml:trace>
+  <inkml:trace contextRef="#ctx0" brushRef="#br0">76 10 24575,'16'0'0,"-1"0"0,-5 0 0,3 0 0,1 0 0,0 0 0,0 0 0,-1 0 0,-1 0 0,1 0 0,-1 0 0,6 0 0,-4 0 0,3 0 0,-6 0 0,0 0 0,-1 0 0,1 0 0,-1 0 0,-1 0 0,-1 0 0,0 0 0,1 0 0,-1 0 0,0 0 0,-1 0 0,-1 0 0,0 0 0,-1 0 0,3 0 0,0 0 0,1 0 0,1 0 0,-1 0 0,-1 0 0,1 0 0,0 0 0,-1 0 0,0 0 0,0 0 0,1 0 0,-1 0 0,1 0 0,-3 0 0,0 0 0,0 0 0,-1 0 0,1 0 0,-1 0 0,2 0 0,-1 0 0,0 0 0,1 0 0,0 0 0,1 0 0,-1 0 0,0 0 0,-1 0 0,1 0 0,0 0 0,0 0 0,1 0 0,0 0 0,-1 0 0,1 0 0,-1 0 0,0 0 0,0 0 0,0-2 0,2-1 0,-3 1 0,2 0 0,-3 2 0,-1 0 0,0 0 0,1 0 0,-1 0 0,0 0 0,0 0 0,0 0 0,0 0 0,-1 0 0,1 0 0,-1 0 0,1 0 0,-1 0 0,1 0 0,-1 0 0,1 0 0,0 0 0,0 0 0,0 0 0,0 0 0,0 0 0,1 0 0,-1 0 0,1 0 0,-2 0 0,1 0 0,0 0 0,0 0 0,0 0 0,0 0 0,0 0 0,0 0 0,0 0 0,0 0 0,-2 0 0,0 0 0</inkml:trace>
+  <inkml:trace contextRef="#ctx0" brushRef="#br0" timeOffset="2371">0 196 24575,'7'0'0,"0"0"0,3 0 0,-1 0 0,3 0 0,-4 0 0,0 0 0,1 0 0,1 0 0,2 0 0,-1 0 0,0 0 0,0 0 0,0 0 0,0 0 0,-1 0 0,-1 0 0,-1 0 0,0 0 0,-1 0 0,-1 0 0,0 0 0,-1 0 0,1 0 0,0 0 0,1 0 0,-1 0 0,-1 0 0,1 0 0,-2 0 0,2 0 0,-2 0 0,2 0 0,2 0 0,-4 0 0,4 0 0,-5 0 0,1 0 0,0 0 0,1 0 0,0 0 0,1 0 0,-1 0 0,-1 0 0,0 0 0,0 0 0,0 0 0,1 0 0,0 0 0,0 0 0,0 0 0,-2 0 0,1 0 0,0 0 0,0 0 0,0 0 0,0 0 0,0 0 0,1 0 0,1 0 0,-1 0 0,1 0 0,1 0 0,-2 0 0,2 0 0,-3 0 0,0 0 0,0 0 0,0 0 0,0 0 0,0 0 0,0 0 0,0 0 0,0 0 0,-1 0 0,1 0 0,0 0 0,-1 0 0,1 0 0,-1 0 0,0 0 0,1 0 0,0 0 0,0 0 0,0 0 0,-1 0 0,1 0 0,-2 0 0,-1 0 0</inkml:trace>
 </inkml:ink>
 </file>
 
@@ -5313,15 +6102,15 @@
           <inkml:channelProperty channel="F" name="resolution" value="0" units="1/dev"/>
         </inkml:channelProperties>
       </inkml:inkSource>
-      <inkml:timestamp xml:id="ts0" timeString="2026-03-21T12:22:48.064"/>
+      <inkml:timestamp xml:id="ts0" timeString="2026-03-24T20:01:50.343"/>
     </inkml:context>
     <inkml:brush xml:id="br0">
-      <inkml:brushProperty name="width" value="0.1" units="cm"/>
-      <inkml:brushProperty name="height" value="0.1" units="cm"/>
-      <inkml:brushProperty name="color" value="#66CC00"/>
+      <inkml:brushProperty name="width" value="0.035" units="cm"/>
+      <inkml:brushProperty name="height" value="0.035" units="cm"/>
+      <inkml:brushProperty name="color" value="#33CCFF"/>
     </inkml:brush>
   </inkml:definitions>
-  <inkml:trace contextRef="#ctx0" brushRef="#br0">0 22 24575,'13'0'0,"3"0"0,2 0 0,1 0 0,1 0 0,0 0 0,-4 0 0,-1 0 0,-1 0 0,-1 0 0,2 0 0,0 0 0,0 0 0,1 0 0,3 0 0,1 0 0,0 0 0,-2 0 0,0 0 0,6 0 0,-6 0 0,16 0 0,-14 0 0,9 0 0,-7 0 0,-1 0 0,-1 0 0,-3 0 0,-4 0 0,1 0 0,-1 0 0,1 0 0,1 0 0,-3 0 0,0 0 0,1 0 0,-1 0 0,1 0 0,0 0 0,-1 0 0,-1 0 0,1 0 0,2 0 0,0 0 0,1 0 0,1 0 0,6 0 0,-5 1 0,7 1 0,-7 0 0,1-1 0,0 1 0,0-1 0,1 1 0,-1 0 0,1-1 0,-1 1 0,0 1 0,2 1 0,0-2 0,-2 0 0,0 0 0,-4 0 0,-1 0 0,1 0 0,-1-1 0,2 0 0,1 1 0,0 0 0,-2-1 0,2 0 0,-2 1 0,0 0 0,1-1 0,-1 0 0,9 1 0,-6-1 0,6 2 0,-5-2 0,2 1 0,2-1 0,1 1 0,0-1 0,0 1 0,-2 0 0,0 1 0,-3-1 0,0 0 0,0-1 0,-2-1 0,2 2 0,-4-1 0,-1 1 0,2 0 0,-1-2 0,3 0 0,0 0 0,3 1 0,3 1 0,1 0 0,1 0 0,2-2 0,-1 0 0,2 0 0,0 0 0,5 0 0,-8 1 0,3 1 0,-12-1 0,2 1 0,-2-2 0,-2 0 0,2 0 0,0 0 0,0 0 0,2 0 0,0 0 0,3 0 0,2 0 0,-1 0 0,0 0 0,-3 0 0,3 0 0,2 2 0,4-1 0,1 1 0,-1 0 0,-1-1 0,0 0 0,-1 1 0,1 0 0,-1 0 0,-2-2 0,-2 0 0,1 1 0,-5 0 0,4 1 0,-4 0 0,2-2 0,0 0 0,0 1 0,1-1 0,-1 0 0,1 0 0,-1 0 0,1 0 0,-1 0 0,2 0 0,3 0 0,1 0 0,0 0 0,1 0 0,0 0 0,4 0 0,2 0 0,2 0 0,0 0 0,0 0 0,-2 0 0,-3 0 0,-1 0 0,-3 0 0,0 0 0,10 0 0,-12 2 0,11-1 0,-13 1 0,3-1 0,1-1 0,-3 0 0,-1 0 0,-1 0 0,-1 0 0,-1 0 0,-1 0 0,-2 0 0,0 0 0,1 0 0,-1 0 0,3 0 0,2 0 0,4 0 0,3 0 0,0 0 0,0 0 0,-1 0 0,2 0 0,-1 0 0,0 0 0,0 0 0,-2 0 0,0 0 0,11-4 0,-12 0 0,13-3 0,-13 2 0,2 0 0,1 1 0,-1-1 0,0 1 0,-1 0 0,-4 1 0,-1 1 0,-4-1 0,-3 1 0,1 0 0,0 0 0,0 0 0,0-1 0,0 0 0,0 0 0,4-1 0,1-1 0,2 0 0,1 0 0,3 0 0,0-1 0,-2-1 0,-1 0 0,-2 0 0,-3 2 0,1-1 0,-6 3 0,1-1 0,-5 2 0,-1 0 0,0 0 0,-1 1 0,1 1 0,0 0 0,0 0 0,0-1 0,0 1 0,0 0 0,0 0 0,1 0 0,-1 0 0,1 0 0,-1 0 0,0 0 0,1 0 0,2 0 0,0 0 0,1 0 0,-1 0 0,-1 0 0,0 0 0,-2 0 0,0 0 0,0 0 0,-2 0 0,1 0 0,-2 0 0,-1 0 0,-2 0 0</inkml:trace>
+  <inkml:trace contextRef="#ctx0" brushRef="#br0">0 19 24575,'5'0'0,"0"0"0,1 0 0,1 0 0,-1 0 0,0 0 0,1 0 0,0 0 0,1 0 0,2 0 0,0 0 0,-2 0 0,4 0 0,-4 0 0,3 0 0,-4 0 0,2 0 0,-1 0 0,10-2 0,-8-1 0,7 0 0,-4 1 0,-3 2 0,3 0 0,-5 0 0,-1 0 0,-1-1 0,0 0 0,1 0 0,-1 0 0,1 1 0,-1 0 0,0 0 0,-2 0 0,0 0 0,0 0 0,0 0 0,0 0 0,1 0 0,-1 0 0,1 0 0,-1-1 0,-1 0 0,1 0 0,0 0 0,0 1 0,0 0 0,0 0 0,0 0 0,0 0 0,0-1 0,-1 1 0,0 0 0,1 0 0,-1 0 0,0 0 0,1 0 0,0 0 0,-1 0 0,1 0 0,-1 0 0,0 0 0,-1 0 0,0 0 0</inkml:trace>
 </inkml:ink>
 </file>
 
@@ -5333,23 +6122,23 @@
         <inkml:traceFormat>
           <inkml:channel name="X" type="integer" min="-2.14748E9" max="2.14748E9" units="cm"/>
           <inkml:channel name="Y" type="integer" min="-2.14748E9" max="2.14748E9" units="cm"/>
+          <inkml:channel name="F" type="integer" max="32767" units="dev"/>
         </inkml:traceFormat>
         <inkml:channelProperties>
           <inkml:channelProperty channel="X" name="resolution" value="1000" units="1/cm"/>
           <inkml:channelProperty channel="Y" name="resolution" value="1000" units="1/cm"/>
+          <inkml:channelProperty channel="F" name="resolution" value="0" units="1/dev"/>
         </inkml:channelProperties>
       </inkml:inkSource>
-      <inkml:timestamp xml:id="ts0" timeString="2026-03-21T12:21:58.073"/>
+      <inkml:timestamp xml:id="ts0" timeString="2026-03-24T20:02:34.455"/>
     </inkml:context>
     <inkml:brush xml:id="br0">
-      <inkml:brushProperty name="width" value="0.3" units="cm"/>
-      <inkml:brushProperty name="height" value="0.6" units="cm"/>
-      <inkml:brushProperty name="color" value="#00FDFF"/>
-      <inkml:brushProperty name="tip" value="rectangle"/>
-      <inkml:brushProperty name="rasterOp" value="maskPen"/>
+      <inkml:brushProperty name="width" value="0.035" units="cm"/>
+      <inkml:brushProperty name="height" value="0.035" units="cm"/>
+      <inkml:brushProperty name="color" value="#33CCFF"/>
     </inkml:brush>
   </inkml:definitions>
-  <inkml:trace contextRef="#ctx0" brushRef="#br0">0 1,'70'0,"-3"0,-25 0,11 0,3 0,6 0,1 0,0 0,1 0,6 0,4 0,0 0,-6 0,-2 0,-10 0,-7 0,-1 0,-3 0,2 0,0 0,-3 0,-4 0,-1 0,-4 0,-3 0,-2 0,0 0,-3 0,1 0,4 0,-8 0,6 0,-10 0,2 0,-3 0,0 0,0 0,0 0,0 0,0 0,0 0,-1 0,0 0,0 0,1 0,0 0,3 0,0 0,3 0,1 0,0 0,1 0,-3 0,-2 0,-5 0,-1 0,0 0,0 0,3 0,-2 0,2 0,-5 0,2 0,2 0,-3 0,3 0,-4 0,3 0,-2 0,1 0,4 0,-10 0,12 0,-10 0,6 0,-2 0,-1 0,1 0</inkml:trace>
+  <inkml:trace contextRef="#ctx0" brushRef="#br0">179 1 24575,'-6'0'0,"2"0"0,-6 0 0,2 0 0,-4 0 0,3 0 0,0 0 0,-1 0 0,1 0 0,-1 0 0,1 0 0,2 1 0,1 1 0,-2 0 0,2 0 0,-1-1 0,2 2 0,0-2 0,-1 1 0,0 0 0,1 0 0,-1 1 0,0-1 0,1 0 0,1-1 0,4 1 0,2 0 0,2 2 0,-1 1 0,1 0 0,-1 1 0,2 1 0,-2 3 0,1 4 0,-1 1 0,-1 2 0,1 0 0,-1 0 0,1 3 0,1 2 0,-2 3 0,2 0 0,-2 0 0,1 4 0,0 0 0,0 3 0,-1 0 0,0-3 0,2 15 0,-3-16 0,3 14 0,-4-15 0,0 2 0,0 1 0,2-2 0,0-1 0,0-3 0,0-2 0,-2-1 0,0-4 0,0 2 0,0-2 0,0 2 0,0-1 0,2-1 0,-1 1 0,1 2 0,0 1 0,-1 1 0,-1 0 0,0 1 0,0 0 0,2 0 0,0-1 0,0-1 0,0 1 0,-2 0 0,3 4 0,-2-3 0,2 4 0,-2-5 0,1 3 0,0 0 0,0-2 0,0 0 0,0 0 0,0-3 0,0 3 0,0-1 0,1-1 0,-1 0 0,1 1 0,0-2 0,-1 1 0,0 0 0,-2 1 0,0 3 0,0 0 0,0 0 0,0 1 0,0-1 0,0-2 0,0 0 0,0-3 0,0-2 0,0-2 0,0 3 0,0-6 0,0 5 0,0-7 0,0 1 0,0 0 0,0-2 0,0 2 0,0-2 0,0 0 0,0 0 0,0 0 0,0 2 0,0-2 0,0 2 0,0-2 0,0-2 0,0 2 0,0 0 0,0 2 0,1 0 0,0 0 0,0 0 0,1 0 0,-2 1 0,0-2 0,0 1 0,0 1 0,0-1 0,0 4 0,0-5 0,0 4 0,0-5 0,0 0 0,0 0 0,0 2 0,0-2 0,0 0 0,0 0 0,0-2 0,0 1 0,0 0 0,0-1 0,0 0 0,0-2 0,0-1 0,0 0 0,1-1 0,1-1 0,1-1 0,2-2 0,0 0 0,3 0 0,3 0 0,2 0 0,2 0 0,5 0 0,-6 0 0,5 0 0,-4 0 0,2 0 0,-1 0 0,-1 0 0,-1 0 0,1 0 0,-1 0 0,0 0 0,0 0 0,-1 0 0,-2 0 0,1 0 0,-3 0 0,0 0 0,-2 0 0,-2 0 0,0 0 0,1 0 0,-1 0 0,1 0 0,0 0 0,-1 0 0,1 0 0,-1 0 0,0 0 0,-3 0 0,0 0 0</inkml:trace>
 </inkml:ink>
 </file>
 
@@ -5367,17 +6156,101 @@
           <inkml:channelProperty channel="Y" name="resolution" value="1000" units="1/cm"/>
         </inkml:channelProperties>
       </inkml:inkSource>
-      <inkml:timestamp xml:id="ts0" timeString="2026-03-21T12:21:44.560"/>
+      <inkml:timestamp xml:id="ts0" timeString="2026-03-24T20:00:45.293"/>
     </inkml:context>
     <inkml:brush xml:id="br0">
-      <inkml:brushProperty name="width" value="0.3" units="cm"/>
-      <inkml:brushProperty name="height" value="0.6" units="cm"/>
-      <inkml:brushProperty name="color" value="#FFFC00"/>
+      <inkml:brushProperty name="width" value="0.2" units="cm"/>
+      <inkml:brushProperty name="height" value="0.4" units="cm"/>
+      <inkml:brushProperty name="color" value="#D9AEFF"/>
       <inkml:brushProperty name="tip" value="rectangle"/>
       <inkml:brushProperty name="rasterOp" value="maskPen"/>
     </inkml:brush>
   </inkml:definitions>
-  <inkml:trace contextRef="#ctx0" brushRef="#br0">1 1,'48'0,"3"0,-9 0,3 0,2 0,-3 0,-1 0,0 0,-4 0,-1 0,-7 0,-1 0,-4 0,11 0,-9 0,11 0,-9 0,3 0,-3 0,-3 0,-1 0,-2 0,-1 0,2 0,-1 0,-2 0,-3 0,-4 0,-1 0,5 0,-4 0,5 0,-7 0,7 0,-6 0,6 0,-7 0,3 0,5 0,-4 0,0 0,2 0,-6 0,8 0,-8 0,1 0,5 0,-4 0,4 0,-6 0,4 0,-2 0,2 0,-2 0,2 0,-3 0,1 0</inkml:trace>
+  <inkml:trace contextRef="#ctx0" brushRef="#br0">0 12,'37'0,"-2"0,-5 0,4 0,1 0,3 0,19 0,-14 0,10 0,-20 0,-4 0,1 0,-2 0,0 0,-3 0,-2 0,-1 0,-2 1,16 2,-15 0,10 1,-20-3,1-1,-2 1,1-1,1 0,-2 0,2 0,-1 0,1 0,2 0,3 0,-4 0,5 0,-5 0,3 0,0 0,1 0,-3 0,0 0,0 0,0 0,0 0,2 0,0 0,0 0,0 0,-2 0,1 0,2 0,0 0,2 0,-3 0,1 0,2 0,-2 0,0 0,-1 0,-2 0,0 0,-3 0,5 0,-5 0,5 0,-3 0,3 0,1 0,1 0,-1 0,0 0,1 0,-1 0,0 0,1 0,-1 0,-3 0,0 0,-1 0,2 0,1 0,2 0,-1 0,2 0,2 0,1 0,2 0,0 0,-1 0,-2 0,0 0,4 0,-4 0,2 0,-9 0,1 0,0 0,2 0,2 0,0 0,0 0,0 0,0 0,3-2,-1 0,0-1,0 2,0 1,0 0,1 0,0 0,0 0,0 0,0 0,0 0,0 0,0 0,2 0,1-2,2 0,-5 0,5 0,-8 2,3 0,-3 0,1 0,-1 0,1 0,-1 0,1 0,-1 0,0 0,0 0,-1 0,3 0,-3 0,0 0,-1 0,-1 0,5-2,-2 0,0 0,0 0,-1 2,1 0,0 0,-2 0,1 0,4 0,-4-1,7 1,-8 0,0 0,1 0,-1 0,0 0,2 0,-2 0,0 0,-1 0,0 0,0 0,0 0,-1 0,-4 0,1 0,0 0,1 0,0 0,1 0,0 0,0 0,-1 0,1 0,0 0,0 0,-3 0,5 0,-7 0,5 0,-5 0,2 0,-1 0,1 0,-1 0,2 0,-2 0,3 3,-4-3,1 3,0-3</inkml:trace>
+</inkml:ink>
+</file>
+
+<file path=word/ink/ink17.xml><?xml version="1.0" encoding="utf-8"?>
+<inkml:ink xmlns:inkml="http://www.w3.org/2003/InkML">
+  <inkml:definitions>
+    <inkml:context xml:id="ctx0">
+      <inkml:inkSource xml:id="inkSrc0">
+        <inkml:traceFormat>
+          <inkml:channel name="X" type="integer" min="-2.14748E9" max="2.14748E9" units="cm"/>
+          <inkml:channel name="Y" type="integer" min="-2.14748E9" max="2.14748E9" units="cm"/>
+          <inkml:channel name="F" type="integer" max="32767" units="dev"/>
+        </inkml:traceFormat>
+        <inkml:channelProperties>
+          <inkml:channelProperty channel="X" name="resolution" value="1000" units="1/cm"/>
+          <inkml:channelProperty channel="Y" name="resolution" value="1000" units="1/cm"/>
+          <inkml:channelProperty channel="F" name="resolution" value="0" units="1/dev"/>
+        </inkml:channelProperties>
+      </inkml:inkSource>
+      <inkml:timestamp xml:id="ts0" timeString="2026-03-24T19:59:36.393"/>
+    </inkml:context>
+    <inkml:brush xml:id="br0">
+      <inkml:brushProperty name="width" value="0.035" units="cm"/>
+      <inkml:brushProperty name="height" value="0.035" units="cm"/>
+      <inkml:brushProperty name="color" value="#FFC114"/>
+    </inkml:brush>
+  </inkml:definitions>
+  <inkml:trace contextRef="#ctx0" brushRef="#br0">38 535 24575,'4'0'0,"1"0"0,1 0 0,0 0 0,2 0 0,-3 0 0,2 0 0,-1 0 0,1 0 0,-1 0 0,4 0 0,-3 0 0,2 0 0,-1 0 0,2 0 0,1 0 0,0 0 0,0 0 0,1 0 0,0 0 0,0 1 0,0 0 0,-1 2 0,0 0 0,0 0 0,-1 0 0,0-1 0,1-1 0,-1 1 0,1-1 0,2 1 0,0 0 0,0-1 0,2 1 0,-1-1 0,-1 1 0,2-1 0,-1 1 0,-1-1 0,4-1 0,-6 0 0,6 0 0,-6 0 0,2 0 0,0 0 0,0 0 0,1 0 0,-1 0 0,-1 0 0,1 0 0,-3 0 0,0 0 0,0 0 0,-2 0 0,-1 0 0,-1 0 0,-1 0 0,0 0 0,0 0 0,0-1 0,-1 0 0,0-1 0,0-1 0,0 0 0,0 1 0,0-1 0,-1 0 0,1 1 0,1-2 0,-1 2 0,0-1 0,-2 0 0,-1 1 0,-1-2 0,1 1 0,-1-1 0,0-1 0,0 0 0,0-1 0,0-2 0,0-1 0,0-2 0,0 0 0,0-3 0,0 1 0,0 1 0,0 1 0,0 1 0,0 0 0,0 1 0,0 1 0,0 2 0,0-1 0,-1-3 0,0 3 0,0-3 0,-2 5 0,1-1 0,-1 0 0,0-1 0,1-1 0,-1 1 0,0 1 0,0-1 0,0 0 0,0 1 0,0-1 0,1 1 0,-1 0 0,1 0 0,0 2 0,0-2 0,0 1 0,0-1 0,-1 1 0,1 0 0,0-1 0,-1 0 0,-1-2 0,0-1 0,-1 1 0,0 1 0,-2-4 0,1 5 0,-1-5 0,2 5 0,-1-2 0,1 2 0,0-1 0,0 0 0,-1 1 0,-1-1 0,0 0 0,0 0 0,-1-1 0,1 0 0,-1 1 0,1 0 0,0 1 0,0 1 0,0 0 0,-1 0 0,0 0 0,-1 0 0,0 1 0,1 1 0,0-1 0,-2 1 0,-1 0 0,-2 1 0,0 0 0,-5 1 0,5 0 0,-5-1 0,6 1 0,-1 1 0,0 0 0,1 0 0,-1-1 0,0 1 0,1 0 0,-1 0 0,1 0 0,-1 0 0,0 0 0,2 0 0,0 0 0,1 1 0,1 1 0,1 0 0,0 1 0,1 1 0,0-1 0,1 0 0,1 1 0,0 0 0,-1 0 0,1 0 0,0 0 0,1 0 0,-2 3 0,3-2 0,-3 3 0,3-4 0,-2 3 0,1-1 0,0 1 0,-1 0 0,1 0 0,-1 1 0,1 0 0,0-1 0,0 1 0,1-2 0,0 0 0,1-1 0,0-1 0,-1 2 0,1 1 0,0 0 0,-1 0 0,0 1 0,0-1 0,0 1 0,0 0 0,0-1 0,1 1 0,1-1 0,-1-2 0,1 4 0,-1-5 0,1 3 0,0-3 0,0-1 0,1 1 0,-1 0 0,1 0 0,0-1 0,0 2 0,0 1 0,0-1 0,0 1 0,0 0 0,0 0 0,0 0 0,0 0 0,0-1 0,0 1 0,0 0 0,0 1 0,0-1 0,0 1 0,0 1 0,1-1 0,0 1 0,1 0 0,1-1 0,-1 0 0,2 2 0,-1-2 0,1 2 0,-1-2 0,0 1 0,1-1 0,0 1 0,1-1 0,-1 2 0,1 0 0,-1-1 0,1 0 0,-1 0 0,1-1 0,-2-1 0,-1-1 0,0-2 0,0 0 0,-1 1 0,1-1 0,1 1 0,-1 0 0,1 0 0,-1 0 0,1-1 0,1 1 0,0 1 0,0 1 0,0-1 0,2 3 0,-1-3 0,2 2 0,-3-3 0,1 0 0,-1 0 0,-1-1 0,1 0 0,0 0 0,0-1 0,0 0 0,-1 0 0,1 0 0,-1 1 0,0-2 0,0 2 0,1-2 0,-1 1 0,2 1 0,0 0 0,2 0 0,-1 0 0,0 0 0,0 0 0,0 0 0,-1 0 0,0-1 0,-1 0 0,-2-1 0,-1 0 0</inkml:trace>
+</inkml:ink>
+</file>
+
+<file path=word/ink/ink18.xml><?xml version="1.0" encoding="utf-8"?>
+<inkml:ink xmlns:inkml="http://www.w3.org/2003/InkML">
+  <inkml:definitions>
+    <inkml:context xml:id="ctx0">
+      <inkml:inkSource xml:id="inkSrc0">
+        <inkml:traceFormat>
+          <inkml:channel name="X" type="integer" min="-2.14748E9" max="2.14748E9" units="cm"/>
+          <inkml:channel name="Y" type="integer" min="-2.14748E9" max="2.14748E9" units="cm"/>
+          <inkml:channel name="F" type="integer" max="32767" units="dev"/>
+        </inkml:traceFormat>
+        <inkml:channelProperties>
+          <inkml:channelProperty channel="X" name="resolution" value="1000" units="1/cm"/>
+          <inkml:channelProperty channel="Y" name="resolution" value="1000" units="1/cm"/>
+          <inkml:channelProperty channel="F" name="resolution" value="0" units="1/dev"/>
+        </inkml:channelProperties>
+      </inkml:inkSource>
+      <inkml:timestamp xml:id="ts0" timeString="2026-03-24T19:59:17.397"/>
+    </inkml:context>
+    <inkml:brush xml:id="br0">
+      <inkml:brushProperty name="width" value="0.035" units="cm"/>
+      <inkml:brushProperty name="height" value="0.035" units="cm"/>
+      <inkml:brushProperty name="color" value="#FFC114"/>
+    </inkml:brush>
+  </inkml:definitions>
+  <inkml:trace contextRef="#ctx0" brushRef="#br0">1 0 24575,'3'0'0,"4"0"0,1 0 0,1 0 0,3 0 0,-1 0 0,0 0 0,1 0 0,-2 0 0,3 0 0,-3 0 0,0 0 0,-3 0 0,0 0 0,1 0 0,-2 0 0,1 0 0,1 0 0,-1 0 0,1 1 0,0 0 0,0 2 0,2-1 0,-1-1 0,-1 0 0,-2-1 0,0 0 0,0 1 0,-1 0 0,1 0 0,0 0 0,0-1 0,-1 1 0,2-1 0,-2 0 0,2 0 0,-1 0 0,1 0 0,3 0 0,-3 0 0,3 0 0,-5 0 0,1 0 0,1 0 0,0 0 0,-2 1 0,0 0 0,1 0 0,-1-1 0,0 0 0,2 0 0,-2 0 0,0 0 0,1 0 0,-1 0 0,1 0 0,0 0 0,0 0 0,0 0 0,0 0 0,1 0 0,-2 0 0,2 0 0,-2 0 0,1 0 0,0 1 0,0 0 0,1 1 0,-1-1 0,0-1 0,-1 1 0,1 0 0,-1 0 0,2-1 0,-2 0 0,2 0 0,-1 0 0,1 1 0,1 0 0,-1 1 0,1-1 0,-2-1 0,0 0 0,-1 0 0,1 0 0,0 0 0,2 0 0,1 0 0,-1 0 0,1 0 0,-1 0 0,0 2 0,1-1 0,0 0 0,-1-1 0,0 0 0,0 0 0,0 0 0,0 0 0,-2 0 0,0 0 0,-1 0 0,0 0 0,1 0 0,-1 1 0,1 0 0,0 0 0,-1-1 0,0 1 0,-1-1 0,0 0 0,0 1 0,0 0 0,0 0 0,1-1 0,0 0 0,1 0 0,-1 1 0,0 0 0,-1 0 0,1 0 0,1-1 0,-1 0 0,1 0 0,0 0 0,-1 0 0,3 0 0,-2 0 0,2 0 0,-2 0 0,1 0 0,0 0 0,1 0 0,0 0 0,0 0 0,0 0 0,0 0 0,0 0 0,0 0 0,2 0 0,-2 0 0,0 0 0,0 0 0,-1 0 0,1 0 0,0 0 0,-1 0 0,1 0 0,-2 0 0,1 0 0,0 0 0,0 0 0,1 0 0,-1 0 0,0 0 0,3 0 0,-3 0 0,3 0 0,-4 0 0,0 0 0,-1 0 0,2 0 0,-2 0 0,2 0 0,-1 0 0,0 0 0,0 0 0,0 0 0,-1 0 0,0 0 0,-1 0 0,1 0 0,0 0 0,1 0 0,0 0 0,2 0 0,-1 0 0,1 0 0,0 0 0,-1 0 0,1 0 0,-2 0 0,1 0 0,0 0 0,1 0 0,-1 0 0,1 0 0,-3 0 0,1 0 0,0 0 0,-1 0 0,0 0 0,0 0 0,1 0 0,-1 0 0,1 0 0,0 0 0,0 0 0,0 0 0,-1 0 0,-1 0 0,1 0 0,0 0 0,0 0 0,0 0 0,0 0 0,0 0 0,2 0 0,-1 0 0,1 0 0,0 0 0,-1 0 0,3 0 0,-2 0 0,2 0 0,-2 0 0,-1 0 0,1 0 0,0 0 0,-1 0 0,1 0 0,-1 0 0,0 0 0,0 0 0,-1 0 0,1 0 0,-1 0 0,1 0 0,-1 0 0,0 0 0,1 0 0,-1 0 0,2 0 0,-1 0 0,0 0 0,-1 0 0,0 0 0,1 0 0,-1 0 0,0 0 0,-1 0 0,1 0 0,-1 0 0,2 0 0,-1 0 0,1 0 0,0 0 0,-1 0 0,0 0 0,-1 0 0,1 0 0,1 0 0,-1 0 0,1 0 0,0 0 0,-1 0 0,-1 0 0,0 0 0,-1 0 0,0 0 0,1 0 0,-1 0 0,1 0 0,0 0 0,0 0 0,-1 0 0,1 0 0,0 0 0,1 0 0,-2 0 0,3 0 0,-1 0 0,1-1 0,0 0 0,0 0 0,0 0 0,1 0 0,0 1 0,1 0 0,-2-1 0,1 0 0,-1 0 0,1 0 0,0 1 0,-2-1 0,2 0 0,-1-1 0,1 2 0,0 0 0,0 0 0,1-1 0,-1-1 0,-1 1 0,0 0 0,-1 1 0,1 0 0,-1 0 0,-2 0 0,1 0 0,-1 0 0,0 0 0,6 0 0,-3 0 0,5 0 0,-1 0 0,0 0 0,2 0 0,1 0 0,1 0 0,-1 0 0,-1 0 0,-1 0 0,-2 0 0,-2 0 0,4 0 0,-5 0 0,4 0 0,-5 0 0,0 0 0,-1 0 0,0 0 0,0 0 0,-1 0 0,1 0 0,0 0 0,0 0 0,-1 0 0,0 0 0,1 0 0,-1 0 0,0 0 0,1 0 0,-1 0 0,1 0 0,0 0 0,0-1 0,1 0 0,0 0 0,0 0 0,0 1 0,-1 0 0,2 0 0,-1 0 0,1 0 0,-1 0 0,-1 0 0,0 0 0,0 0 0,-1-1 0,-1 0 0,-2-2 0,0 2 0,0-1 0</inkml:trace>
+</inkml:ink>
+</file>
+
+<file path=word/ink/ink19.xml><?xml version="1.0" encoding="utf-8"?>
+<inkml:ink xmlns:inkml="http://www.w3.org/2003/InkML">
+  <inkml:definitions>
+    <inkml:context xml:id="ctx0">
+      <inkml:inkSource xml:id="inkSrc0">
+        <inkml:traceFormat>
+          <inkml:channel name="X" type="integer" min="-2.14748E9" max="2.14748E9" units="cm"/>
+          <inkml:channel name="Y" type="integer" min="-2.14748E9" max="2.14748E9" units="cm"/>
+          <inkml:channel name="F" type="integer" max="32767" units="dev"/>
+        </inkml:traceFormat>
+        <inkml:channelProperties>
+          <inkml:channelProperty channel="X" name="resolution" value="1000" units="1/cm"/>
+          <inkml:channelProperty channel="Y" name="resolution" value="1000" units="1/cm"/>
+          <inkml:channelProperty channel="F" name="resolution" value="0" units="1/dev"/>
+        </inkml:channelProperties>
+      </inkml:inkSource>
+      <inkml:timestamp xml:id="ts0" timeString="2026-03-24T19:59:06.152"/>
+    </inkml:context>
+    <inkml:brush xml:id="br0">
+      <inkml:brushProperty name="width" value="0.035" units="cm"/>
+      <inkml:brushProperty name="height" value="0.035" units="cm"/>
+      <inkml:brushProperty name="color" value="#FFC114"/>
+    </inkml:brush>
+  </inkml:definitions>
+  <inkml:trace contextRef="#ctx0" brushRef="#br0">79 13 24575,'4'0'0,"0"0"0,3 0 0,-2 0 0,7 0 0,-3 0 0,1 0 0,-1 0 0,-2 0 0,1 0 0,-1 0 0,1 0 0,-1 0 0,0 0 0,-1 0 0,6 1 0,-5 0 0,4 0 0,-5 0 0,0-1 0,-2 0 0,2 0 0,0 0 0,1 0 0,1 0 0,-2 0 0,1 0 0,0 0 0,0 0 0,-1 0 0,1 0 0,1 0 0,0 0 0,0 0 0,-2 0 0,1 0 0,-2 0 0,1 0 0,-1 0 0,-1 0 0,1 0 0,1 0 0,-1 0 0,0 0 0,-1 0 0,0 0 0,-1 0 0,0 1 0,0 0 0,1 0 0,-1-1 0,1 0 0,0 0 0,0 0 0,0 0 0,-1 0 0,1 0 0,0 0 0,0 0 0,0 0 0,1 0 0,0 0 0,0 1 0,1 0 0,-3 0 0,1 0 0,-1-1 0,1 0 0,0 0 0,0 0 0,0 0 0,-2 1 0,1 0 0,-1 0 0,1 0 0,0-1 0,0 0 0,1 0 0,0 0 0,-1 0 0,1 0 0,0 0 0,0 0 0,-1 0 0,1 0 0,1 0 0,-1 0 0,1 0 0,-2 0 0,1 0 0,-1 0 0,1 0 0,0 0 0,0 0 0,0 0 0,0 0 0,-1 0 0,1 0 0,0 0 0,0 0 0,-1 0 0,0 0 0,0 0 0,1 0 0,-1 1 0,1 0 0,0 0 0,0-1 0,0 0 0,1 0 0,0 0 0,0 0 0,0 0 0,0 0 0,2 0 0,-2 0 0,2 0 0,-3 0 0,3 0 0,-1 0 0,1 0 0,0 0 0,0 0 0,1 0 0,0 1 0,-1 0 0,1 1 0,0-1 0,-2-1 0,1 0 0,-2 1 0,1 0 0,0 0 0,0 0 0,-1 0 0,0-1 0,1 1 0,-1 0 0,1-1 0,0 0 0,0 0 0,1 0 0,-1 0 0,3 0 0,-2 0 0,4 0 0,-1 1 0,1 0 0,0 1 0,-1-1 0,1-1 0,1 0 0,0 0 0,0 0 0,0 1 0,-1 0 0,0 0 0,-3 1 0,0-1 0,-1 0 0,0 1 0,0-1 0,-1 1 0,-1 0 0,0-1 0,0 0 0,0 0 0,0 0 0,0 0 0,1 0 0,-1 0 0,4 0 0,-3 0 0,4 1 0,-4-1 0,1 0 0,1 0 0,-1-1 0,0 1 0,1 1 0,1-1 0,0 0 0,1-1 0,-1 0 0,0 0 0,0 0 0,0 0 0,-1 0 0,0 0 0,0 0 0,1 0 0,-1 0 0,1 0 0,-1 0 0,0 0 0,0 0 0,0 0 0,-1 0 0,0 0 0,0 0 0,2 0 0,-1 0 0,0 0 0,-1 0 0,0 0 0,1 0 0,0 0 0,0 0 0,0 0 0,0 0 0,0 0 0,-1 0 0,1 0 0,-2 0 0,-1 0 0,0 0 0,0 0 0,0 0 0,0-1 0,1 0 0,0 0 0,1 0 0,-2 1 0,1-1 0,-1 0 0,0 0 0,1 0 0,-1 1 0,0-2 0,1 1 0,-1 0 0,1-1 0,-1 1 0,0 0 0,0 0 0,1 0 0,-1 0 0,2-1 0,0 0 0,-1 0 0,1 0 0,-2 1 0,2 0 0,-2 0 0,0 1 0,-1-1 0,-1 0 0,1 0 0,1 0 0,1 0 0,-1 0 0,-1 0 0,0 0 0,0 0 0,-1 0 0,0-1 0,-3 1 0,-1 0 0,-4 1 0,-1 0 0,-2 0 0,-7-5 0,3 4 0,-5-3 0,7 4 0,1 0 0,5 0 0,-1 0 0,-1 0 0,0 0 0,-2 0 0,0 0 0,-2 0 0,1 0 0,-2 0 0,-1 1 0,1 1 0,0-1 0,2 2 0,-1-2 0,0 0 0,0 0 0,0-1 0,1 0 0,-1 0 0,1 0 0,1 0 0,1 0 0,0 0 0,1 0 0,-1 0 0,-3 0 0,3 0 0,-4 0 0,5 0 0,-1 0 0,-1 0 0,1 0 0,-1 0 0,0 0 0,0 0 0,-2 0 0,1 0 0,-1 0 0,1 0 0,0 0 0,0 0 0,1 0 0,0 0 0,0 0 0,-1 0 0,-1 0 0,1 0 0,0 0 0,1 0 0,0 0 0,-2 0 0,-1 0 0,-1 0 0,1 0 0,-2 0 0,2 0 0,-3 0 0,4 0 0,0 0 0,-1 0 0,0 0 0,-1 0 0,-1 0 0,1 0 0,1 0 0,-2 0 0,1 0 0,-1 0 0,0 0 0,3 0 0,-1 0 0,1-1 0,0 0 0,-2-1 0,0 0 0,1 0 0,-2-1 0,1 2 0,0-1 0,1 1 0,1-1 0,1 1 0,-1 0 0,-2 0 0,2 1 0,-3 0 0,3 0 0,-1 0 0,-1-1 0,0-1 0,0 1 0,-1 0 0,1 0 0,-1 1 0,0 0 0,1 0 0,1 0 0,0 0 0,1-1 0,-1 0 0,-1 0 0,1 0 0,-2 1 0,0-1 0,0 1 0,0-1 0,-1 0 0,2-1 0,1 1 0,1 1 0,0 0 0,2 0 0,-3 0 0,5 0 0,-4 0 0,3 0 0,-1 0 0,-1 0 0,0 0 0,-1 0 0,0 0 0,1 0 0,-2 0 0,-1 0 0,1 0 0,-2 0 0,0 0 0,1 0 0,-1 0 0,2 0 0,0 0 0,1 0 0,0 0 0,-1 1 0,-1 0 0,1 0 0,0 1 0,3-1 0,0 0 0,1 0 0,-1 0 0,1-1 0,1 0 0,1 0 0,0 0 0,2 1 0,-1 0 0,0 0 0,0 0 0,0-1 0,0 0 0,1 0 0,-1 0 0,0 0 0,1 0 0,0 0 0,0 0 0,-1 0 0,1 1 0,-1-1 0,0 1 0,1 0 0,-1 0 0,-1 0 0,2 0 0,-2 0 0,3 0 0,-1 0 0,1 1 0,0-1 0,1 0 0,1 0 0</inkml:trace>
 </inkml:ink>
 </file>
 
@@ -5397,15 +6270,211 @@
           <inkml:channelProperty channel="F" name="resolution" value="0" units="1/dev"/>
         </inkml:channelProperties>
       </inkml:inkSource>
-      <inkml:timestamp xml:id="ts0" timeString="2026-03-21T12:20:00.869"/>
+      <inkml:timestamp xml:id="ts0" timeString="2026-03-24T20:06:20.129"/>
+    </inkml:context>
+    <inkml:brush xml:id="br0">
+      <inkml:brushProperty name="width" value="0.035" units="cm"/>
+      <inkml:brushProperty name="height" value="0.035" units="cm"/>
+      <inkml:brushProperty name="color" value="#E71224"/>
+    </inkml:brush>
+  </inkml:definitions>
+  <inkml:trace contextRef="#ctx0" brushRef="#br0">1 0 24575,'5'0'0,"1"0"0,0 0 0,0 0 0,0 0 0,0 0 0,1 0 0,6 0 0,-1 0 0,2 0 0,-4 0 0,-4 0 0,2 0 0,-4 1 0,0 2 0,-1 4 0,0 6 0,9 13 0,-1-1 0,6 6 0,-5-7 0,-1-1 0,-2-1 0,-1 0 0,1-3 0,-1-1 0,0 0 0,2 7 0,-2-4 0,2 6 0,-4-3 0,0 4 0,2 3 0,-1 0 0,0-2 0,0-1 0,-2-2 0,2-1 0,-1-3 0,-1-3 0,1-1 0,-3-3 0,0-1 0,1-1 0,-1-2 0,0 1 0,0 1 0,1-2 0,0 2 0,0-2 0,-2-1 0,1 0 0,0-1 0,-1 0 0,-1 1 0,1-1 0,-1 5 0,1-3 0,0 3 0,0-5 0,-1 3 0,1-1 0,-2 2 0,0-2 0,2 1 0,0 0 0,0 2 0,-1-1 0,-1 0 0,2 0 0,0 0 0,0 0 0,1 0 0,-1 1 0,1-1 0,1 2 0,-2 1 0,1-1 0,0 1 0,-1-1 0,1 1 0,-1 0 0,2 0 0,0-1 0,-2 0 0,3 7 0,-3-5 0,3 6 0,-2-4 0,1 2 0,1 1 0,-1 2 0,0-2 0,0-2 0,0 1 0,0-2 0,0 0 0,0-1 0,0-2 0,0-3 0,-1 0 0,1 0 0,-3 3 0,2 2 0,0 0 0,0 0 0,1-1 0,0-2 0,0 1 0,0 0 0,-1 2 0,0 1 0,0 0 0,-1-1 0,1 2 0,0-7 0,1 5 0,-1-7 0,1 2 0,0 4 0,-2 2 0,2-1 0,0 1 0,0-3 0,1 0 0,1 2 0,-1 1 0,1-1 0,-1-2 0,-2-3 0,2 2 0,0 1 0,0 2 0,1 3 0,-1-2 0,-1 0 0,2 0 0,-2-1 0,0 2 0,0-1 0,-2-3 0,0-3 0,2 0 0,-2 1 0,1 0 0,0 2 0,0-3 0,1 3 0,-2-1 0,1-1 0,-1-1 0,0 0 0,0-1 0,-2-1 0,0-2 0,0-3 0,-2-2 0,-3-1 0,-5-2 0,-5-1 0,-4 0 0,-10 0 0,2 0 0,1 0 0,3 2 0,6 2 0,-2 0 0,0 2 0,1 0 0,3-2 0,1 1 0,1-2 0,2 0 0,-1 1 0,1 0 0,0 1 0,0-1 0,1-1 0,3 0 0,1-1 0,4 0 0,1-1 0</inkml:trace>
+</inkml:ink>
+</file>
+
+<file path=word/ink/ink20.xml><?xml version="1.0" encoding="utf-8"?>
+<inkml:ink xmlns:inkml="http://www.w3.org/2003/InkML">
+  <inkml:definitions>
+    <inkml:context xml:id="ctx0">
+      <inkml:inkSource xml:id="inkSrc0">
+        <inkml:traceFormat>
+          <inkml:channel name="X" type="integer" min="-2.14748E9" max="2.14748E9" units="cm"/>
+          <inkml:channel name="Y" type="integer" min="-2.14748E9" max="2.14748E9" units="cm"/>
+        </inkml:traceFormat>
+        <inkml:channelProperties>
+          <inkml:channelProperty channel="X" name="resolution" value="1000" units="1/cm"/>
+          <inkml:channelProperty channel="Y" name="resolution" value="1000" units="1/cm"/>
+        </inkml:channelProperties>
+      </inkml:inkSource>
+      <inkml:timestamp xml:id="ts0" timeString="2026-03-24T19:56:56.165"/>
+    </inkml:context>
+    <inkml:brush xml:id="br0">
+      <inkml:brushProperty name="width" value="0.2" units="cm"/>
+      <inkml:brushProperty name="height" value="0.4" units="cm"/>
+      <inkml:brushProperty name="color" value="#FF40FF"/>
+      <inkml:brushProperty name="tip" value="rectangle"/>
+      <inkml:brushProperty name="rasterOp" value="maskPen"/>
+    </inkml:brush>
+  </inkml:definitions>
+  <inkml:trace contextRef="#ctx0" brushRef="#br0">1 1,'33'0,"-3"0,-16 0,1 0,-1 0,2 0,0 0,12 0,-6 0,9 0,-5 0,-8 1,5 1,-9-1,1 2,1-1,0-1,-2 0,0 1,-1-1,1 1,-1 0,2 0,-3-1,2 1,0 0,-2 1,1-1,0 1,1 0,0 1,-1-1,-1-2,0 1,-1-1,0 1,0-1,1 0,-2-1,2 0,-2 0,0 0,4 2,-3-1,4 1,-4-1,1-1,-1 0,0 0,0 1,0 0,0 1,1-1,0-1,0 0,0 1,-1 0,1 1,-2-1,0-1,4 0,-2 0,4 0,-1 0,-5 0,4 0,-6 0,1 0,4 0,-2 0,1 0,-2 0,-1 0,1 0,1 0,0 0,0 0,-1 0,5 0,-5 0,5 0,-4 0,1 0,-1 0,-1 0,4 0,-5 0,2 0,2 0,-5 0,8 0,-9 0,7 0,-2 0,-1 0,0 0,1 0,-4 0,6 0,-6 0,6 0,-3 0,1 0,-1 0,-2 0,1 0,4 0,-3 0,3 0,1 0,-6 0,4 0,0 0,0 0,4 0,-3 0,0 0,-1 0,1 0,0 0,1 0,-1 0,-1 0,0 0,-1 0,1 0,1 0,1 0,1 0,0 0,0 0,0 0,0 0,0 0,0 0,-2 0,-1 0,5 0,-8 0,7 0,-9 0,1 0,4 0,-3 0,1 0,2 0,-3 0,2-1,-2-1,0 1,0 0,2 1,0 0,0 0,1 0,-2 0,-1 0,4-1,-5 0,2-1,3 1,-5 1,5 0,-1 0,-2 0,2 0,-3 0,0 0,2 0,-2 0,2 0,-3-1,1 0,2 0,-2 0,3 1,-5 0,6 0,-5 0,1 0,3-2,-4 1,4-1,-1 2,-3 0,3 0,1 0,-2 0,3 0,-3 0,0 0,-1 0,3 0,-4 0,4 0,-3 0,-1 0,6 0,-5 0,3 0,-4 0,0 0,3 0,-3 0,2 0,0 0,-2 0,4 0,-4 0,2 0,1 0,-3 0,3 0,-2 0,1 0,-2 0,4 0,-5 0,4 0,-3 0,5 0,-4 0,3 0,-3 0,0 0,1 0,1 0,-2 0,2 0,-1 0,2 0</inkml:trace>
+</inkml:ink>
+</file>
+
+<file path=word/ink/ink21.xml><?xml version="1.0" encoding="utf-8"?>
+<inkml:ink xmlns:inkml="http://www.w3.org/2003/InkML">
+  <inkml:definitions>
+    <inkml:context xml:id="ctx0">
+      <inkml:inkSource xml:id="inkSrc0">
+        <inkml:traceFormat>
+          <inkml:channel name="X" type="integer" min="-2.14748E9" max="2.14748E9" units="cm"/>
+          <inkml:channel name="Y" type="integer" min="-2.14748E9" max="2.14748E9" units="cm"/>
+        </inkml:traceFormat>
+        <inkml:channelProperties>
+          <inkml:channelProperty channel="X" name="resolution" value="1000" units="1/cm"/>
+          <inkml:channelProperty channel="Y" name="resolution" value="1000" units="1/cm"/>
+        </inkml:channelProperties>
+      </inkml:inkSource>
+      <inkml:timestamp xml:id="ts0" timeString="2026-03-24T19:55:09.211"/>
+    </inkml:context>
+    <inkml:brush xml:id="br0">
+      <inkml:brushProperty name="width" value="0.2" units="cm"/>
+      <inkml:brushProperty name="height" value="0.4" units="cm"/>
+      <inkml:brushProperty name="color" value="#00B44B"/>
+      <inkml:brushProperty name="tip" value="rectangle"/>
+      <inkml:brushProperty name="rasterOp" value="maskPen"/>
+    </inkml:brush>
+  </inkml:definitions>
+  <inkml:trace contextRef="#ctx0" brushRef="#br0">1 51,'27'0,"-2"0,-13 0,2 0,2 0,-2 0,2 0,7 0,-7 0,7 0,-7 0,-5 0,3 0,-3 0,1 0,-1 0,0 0,-2 0,4 0,-3 0,2 0,0 0,-3 0,6 0,-6 0,3 0,0 0,-2 0,3 0,0 0,-3 0,3 0,-3 0,5 0,-5 0,5 0,-7 0,2 0,5 0,-5 0,3 0,-4 0,0 0,3 0,-2 0,1 0,1 0,-3 0,4 0,-4 0,3 0,1 0,-4 0,3 0,-4 0,6 0,-4 0,1 0,1 0,-2 0,2 0,0 0,-4 0,10-1,-7 0,4-1,-3 1,-2 0,1-1,-1 1,1-2,2 2,-1-1,0 1,-2 0,6-1,-5 0,5 0,-8 0,0 1,5-1,-3 1,4-1,-5 2,4-2,-4 1,4-1,-3 2,0 0,1 0,1-1,-1 0,0 0,1-1,1 1,-1 0,0-1,-2 1,2 1,0-1,0 0,3-1,-6 1,2 1,3 0,-4 0,8 0,-7 0,1 0,-2 0,0 0,0 0,0 0,5 0,-6 0,4 0,1 0,-2 0,4 0,-4 0,-1 0,-1 0,0 0,2 0,-1 0,1 0,-2 0,-1 1,6 0,-5 0,3 1,0 1,-3-1,2 0,-1 0,-3-1,5 1,-4 1,3 0,-3-2,3 2,-1-1,0-1,2 1,-5-1,8 0,-9 1,7-1,-5 0,0 0,4 1,-6-1,6 2,-4-1,2 0,-1-1,0 2,0-3,2 4,-3-3,3 3,-3-4,1 2,1-1,-1 0,0 0,2 0,-3-1,1 0</inkml:trace>
+</inkml:ink>
+</file>
+
+<file path=word/ink/ink22.xml><?xml version="1.0" encoding="utf-8"?>
+<inkml:ink xmlns:inkml="http://www.w3.org/2003/InkML">
+  <inkml:definitions>
+    <inkml:context xml:id="ctx0">
+      <inkml:inkSource xml:id="inkSrc0">
+        <inkml:traceFormat>
+          <inkml:channel name="X" type="integer" min="-2.14748E9" max="2.14748E9" units="cm"/>
+          <inkml:channel name="Y" type="integer" min="-2.14748E9" max="2.14748E9" units="cm"/>
+          <inkml:channel name="F" type="integer" max="32767" units="dev"/>
+        </inkml:traceFormat>
+        <inkml:channelProperties>
+          <inkml:channelProperty channel="X" name="resolution" value="1000" units="1/cm"/>
+          <inkml:channelProperty channel="Y" name="resolution" value="1000" units="1/cm"/>
+          <inkml:channelProperty channel="F" name="resolution" value="0" units="1/dev"/>
+        </inkml:channelProperties>
+      </inkml:inkSource>
+      <inkml:timestamp xml:id="ts0" timeString="2026-03-24T19:54:19.973"/>
     </inkml:context>
     <inkml:brush xml:id="br0">
       <inkml:brushProperty name="width" value="0.05" units="cm"/>
       <inkml:brushProperty name="height" value="0.05" units="cm"/>
+      <inkml:brushProperty name="color" value="#66CC00"/>
+    </inkml:brush>
+  </inkml:definitions>
+  <inkml:trace contextRef="#ctx0" brushRef="#br0">1 0 24575,'0'0'0</inkml:trace>
+</inkml:ink>
+</file>
+
+<file path=word/ink/ink23.xml><?xml version="1.0" encoding="utf-8"?>
+<inkml:ink xmlns:inkml="http://www.w3.org/2003/InkML">
+  <inkml:definitions>
+    <inkml:context xml:id="ctx0">
+      <inkml:inkSource xml:id="inkSrc0">
+        <inkml:traceFormat>
+          <inkml:channel name="X" type="integer" min="-2.14748E9" max="2.14748E9" units="cm"/>
+          <inkml:channel name="Y" type="integer" min="-2.14748E9" max="2.14748E9" units="cm"/>
+          <inkml:channel name="F" type="integer" max="32767" units="dev"/>
+        </inkml:traceFormat>
+        <inkml:channelProperties>
+          <inkml:channelProperty channel="X" name="resolution" value="1000" units="1/cm"/>
+          <inkml:channelProperty channel="Y" name="resolution" value="1000" units="1/cm"/>
+          <inkml:channelProperty channel="F" name="resolution" value="0" units="1/dev"/>
+        </inkml:channelProperties>
+      </inkml:inkSource>
+      <inkml:timestamp xml:id="ts0" timeString="2026-03-24T19:55:16.760"/>
+    </inkml:context>
+    <inkml:brush xml:id="br0">
+      <inkml:brushProperty name="width" value="0.2" units="cm"/>
+      <inkml:brushProperty name="height" value="0.2" units="cm"/>
+      <inkml:brushProperty name="color" value="#66CC00"/>
+    </inkml:brush>
+  </inkml:definitions>
+  <inkml:trace contextRef="#ctx0" brushRef="#br0">0 0 24575,'0'0'0</inkml:trace>
+</inkml:ink>
+</file>
+
+<file path=word/ink/ink24.xml><?xml version="1.0" encoding="utf-8"?>
+<inkml:ink xmlns:inkml="http://www.w3.org/2003/InkML">
+  <inkml:definitions>
+    <inkml:context xml:id="ctx0">
+      <inkml:inkSource xml:id="inkSrc0">
+        <inkml:traceFormat>
+          <inkml:channel name="X" type="integer" min="-2.14748E9" max="2.14748E9" units="cm"/>
+          <inkml:channel name="Y" type="integer" min="-2.14748E9" max="2.14748E9" units="cm"/>
+          <inkml:channel name="F" type="integer" max="32767" units="dev"/>
+        </inkml:traceFormat>
+        <inkml:channelProperties>
+          <inkml:channelProperty channel="X" name="resolution" value="1000" units="1/cm"/>
+          <inkml:channelProperty channel="Y" name="resolution" value="1000" units="1/cm"/>
+          <inkml:channelProperty channel="F" name="resolution" value="0" units="1/dev"/>
+        </inkml:channelProperties>
+      </inkml:inkSource>
+      <inkml:timestamp xml:id="ts0" timeString="2026-03-24T19:57:26.702"/>
+    </inkml:context>
+    <inkml:brush xml:id="br0">
+      <inkml:brushProperty name="width" value="0.2" units="cm"/>
+      <inkml:brushProperty name="height" value="0.2" units="cm"/>
+      <inkml:brushProperty name="color" value="#FF40FF"/>
+    </inkml:brush>
+  </inkml:definitions>
+  <inkml:trace contextRef="#ctx0" brushRef="#br0">1 0 24575,'0'0'0</inkml:trace>
+</inkml:ink>
+</file>
+
+<file path=word/ink/ink25.xml><?xml version="1.0" encoding="utf-8"?>
+<inkml:ink xmlns:inkml="http://www.w3.org/2003/InkML">
+  <inkml:definitions>
+    <inkml:context xml:id="ctx0">
+      <inkml:inkSource xml:id="inkSrc0">
+        <inkml:traceFormat>
+          <inkml:channel name="X" type="integer" min="-2.14748E9" max="2.14748E9" units="cm"/>
+          <inkml:channel name="Y" type="integer" min="-2.14748E9" max="2.14748E9" units="cm"/>
+          <inkml:channel name="F" type="integer" max="32767" units="dev"/>
+        </inkml:traceFormat>
+        <inkml:channelProperties>
+          <inkml:channelProperty channel="X" name="resolution" value="1000" units="1/cm"/>
+          <inkml:channelProperty channel="Y" name="resolution" value="1000" units="1/cm"/>
+          <inkml:channelProperty channel="F" name="resolution" value="0" units="1/dev"/>
+        </inkml:channelProperties>
+      </inkml:inkSource>
+      <inkml:timestamp xml:id="ts0" timeString="2026-03-24T19:59:59.431"/>
+    </inkml:context>
+    <inkml:brush xml:id="br0">
+      <inkml:brushProperty name="width" value="0.2" units="cm"/>
+      <inkml:brushProperty name="height" value="0.2" units="cm"/>
       <inkml:brushProperty name="color" value="#FFC114"/>
     </inkml:brush>
   </inkml:definitions>
-  <inkml:trace contextRef="#ctx0" brushRef="#br0">0 117 24575,'16'0'0,"29"0"0,-11 0 0,23 0 0,-26 0 0,3 0 0,14 0 0,-10 0 0,10 0 0,-11 0 0,4 0 0,1 0 0,5 0 0,1 0 0,3 0 0,4 0 0,2 0 0,-3 0 0,0 0 0,-5 0 0,-4 0 0,-1 0 0,-1 0 0,4 0 0,-4 0 0,18 0 0,-20 0 0,13 0 0,-20 0 0,3 0 0,-5 0 0,-4 0 0,-2 0 0,-2 0 0,-1 0 0,2 0 0,2 0 0,2 0 0,8 0 0,0 0 0,0 0 0,1 0 0,2-4 0,4-2 0,7-1 0,-3-1 0,-3 4 0,-5-2 0,-5 1 0,-1-1 0,-3 0 0,-4 3 0,-4 0 0,-1 1 0,6-1 0,-6 0 0,5 0 0,-11 3 0,2 0 0,0 0 0,1 0 0,0-2 0,0 0 0,0 0 0,-3 0 0,0 1 0,0 1 0,-1-2 0,3-1 0,-1 1 0,1 0 0,1 2 0,3-2 0,5-1 0,0 1 0,2-1 0,-2 2 0,-4-1 0,0 0 0,-3-1 0,-1 1 0,-1 0 0,1-1 0,5 1 0,-6 0 0,6 2 0,-5 0 0,2 0 0,1 0 0,0 0 0,-2 0 0,-1 0 0,-2 0 0,-4 0 0,0 0 0,-2 0 0,0 0 0,1 0 0,-3 0 0,2 0 0,0 0 0,0 0 0,4 0 0,0 0 0,6 0 0,1 0 0,1 0 0,-1 0 0,-3 0 0,0 0 0,0 0 0,-3 0 0,0 0 0,-4 0 0,0 0 0,-1 0 0,0 0 0,2 0 0,0 0 0,0 0 0,2 1 0,1 2 0,0-1 0,0 0 0,-3-2 0,-2 0 0,-2 0 0,-1 0 0,1 0 0,0 0 0,0 2 0,-1-1 0,0 1 0,0 0 0,2-2 0,0 0 0,1 0 0,1 0 0,-1 2 0,2 0 0,2 0 0,5 0 0,-4-2 0,5 0 0,-9 0 0,2 0 0,0 0 0,-3 0 0,-1 0 0,-1 0 0,-1 0 0,-1 1 0,0 1 0,0 0 0,0 0 0,-1-2 0,-3 0 0,0 0 0</inkml:trace>
+  <inkml:trace contextRef="#ctx0" brushRef="#br0">1 1 24575,'0'0'0</inkml:trace>
+</inkml:ink>
+</file>
+
+<file path=word/ink/ink26.xml><?xml version="1.0" encoding="utf-8"?>
+<inkml:ink xmlns:inkml="http://www.w3.org/2003/InkML">
+  <inkml:definitions>
+    <inkml:context xml:id="ctx0">
+      <inkml:inkSource xml:id="inkSrc0">
+        <inkml:traceFormat>
+          <inkml:channel name="X" type="integer" min="-2.14748E9" max="2.14748E9" units="cm"/>
+          <inkml:channel name="Y" type="integer" min="-2.14748E9" max="2.14748E9" units="cm"/>
+          <inkml:channel name="F" type="integer" max="32767" units="dev"/>
+        </inkml:traceFormat>
+        <inkml:channelProperties>
+          <inkml:channelProperty channel="X" name="resolution" value="1000" units="1/cm"/>
+          <inkml:channelProperty channel="Y" name="resolution" value="1000" units="1/cm"/>
+          <inkml:channelProperty channel="F" name="resolution" value="0" units="1/dev"/>
+        </inkml:channelProperties>
+      </inkml:inkSource>
+      <inkml:timestamp xml:id="ts0" timeString="2026-03-24T20:00:56.459"/>
+    </inkml:context>
+    <inkml:brush xml:id="br0">
+      <inkml:brushProperty name="width" value="0.2" units="cm"/>
+      <inkml:brushProperty name="height" value="0.2" units="cm"/>
+      <inkml:brushProperty name="color" value="#D9AEFF"/>
+    </inkml:brush>
+  </inkml:definitions>
+  <inkml:trace contextRef="#ctx0" brushRef="#br0">0 1 24575,'0'0'0</inkml:trace>
 </inkml:ink>
 </file>
 
@@ -5425,15 +6494,15 @@
           <inkml:channelProperty channel="F" name="resolution" value="0" units="1/dev"/>
         </inkml:channelProperties>
       </inkml:inkSource>
-      <inkml:timestamp xml:id="ts0" timeString="2026-03-21T12:19:43.156"/>
+      <inkml:timestamp xml:id="ts0" timeString="2026-03-24T20:06:16.813"/>
     </inkml:context>
     <inkml:brush xml:id="br0">
-      <inkml:brushProperty name="width" value="0.05" units="cm"/>
-      <inkml:brushProperty name="height" value="0.05" units="cm"/>
-      <inkml:brushProperty name="color" value="#FF0066"/>
+      <inkml:brushProperty name="width" value="0.035" units="cm"/>
+      <inkml:brushProperty name="height" value="0.035" units="cm"/>
+      <inkml:brushProperty name="color" value="#E71224"/>
     </inkml:brush>
   </inkml:definitions>
-  <inkml:trace contextRef="#ctx0" brushRef="#br0">1 0 24575,'8'0'0,"4"0"0,3 0 0,6 0 0,1 0 0,3 0 0,1 0 0,0 0 0,14 0 0,-14 0 0,11 0 0,-17 0 0,-1 0 0,-2 0 0,0 0 0,-4 0 0,1 0 0,18 0 0,-11 0 0,13 0 0,-16 0 0,0 0 0,-1 0 0,-3 0 0,-1 0 0,0 0 0,1 0 0,1 0 0,0 0 0,1 0 0,3 0 0,0 0 0,-3 0 0,0 0 0,0 0 0,-3 0 0,7 0 0,-9 0 0,3 0 0,-7 0 0,0 0 0,3 0 0,0 0 0,0 0 0,0 0 0,-2 0 0,0 0 0,-1 0 0,1 0 0,-1 0 0,0 0 0,-1 0 0,1 0 0,-4 0 0,0 0 0</inkml:trace>
+  <inkml:trace contextRef="#ctx0" brushRef="#br0">0 1 24575,'11'0'0,"1"0"0,2 0 0,-1 0 0,2 0 0,3 0 0,-5 0 0,3 0 0,-5 0 0,-2 0 0,-1 0 0,-1 0 0,-1 0 0,1 0 0,1 0 0,-2 0 0,3 0 0,-1 0 0,0 0 0,2 0 0,-1 0 0,1 0 0,1 0 0,-2 0 0,0 0 0,-3 0 0,1 0 0,-1 0 0,0 0 0,-1 0 0,1 0 0,0 0 0,2 0 0,0 0 0,1 0 0,-1 0 0,1 0 0,0 0 0,1 0 0,-1 0 0,2 0 0,-1 0 0,-1 0 0,2 0 0,-3 0 0,2 0 0,-2 0 0,-1 0 0,-1 0 0,1 0 0,-1 0 0,0 0 0,0 0 0,0 0 0,0 0 0,0 0 0,-1 0 0,0 0 0,2 0 0,1 0 0,2 0 0,3 0 0,-2 0 0,0 0 0,0 0 0,-2 0 0,0 0 0,-1 0 0,-2 0 0,3 0 0,-3 0 0,-1 0 0,-3 0 0</inkml:trace>
 </inkml:ink>
 </file>
 
@@ -5453,15 +6522,15 @@
           <inkml:channelProperty channel="F" name="resolution" value="0" units="1/dev"/>
         </inkml:channelProperties>
       </inkml:inkSource>
-      <inkml:timestamp xml:id="ts0" timeString="2026-03-21T12:20:27.998"/>
+      <inkml:timestamp xml:id="ts0" timeString="2026-03-24T20:06:14.237"/>
     </inkml:context>
     <inkml:brush xml:id="br0">
-      <inkml:brushProperty name="width" value="0.05" units="cm"/>
-      <inkml:brushProperty name="height" value="0.05" units="cm"/>
-      <inkml:brushProperty name="color" value="#004F8B"/>
+      <inkml:brushProperty name="width" value="0.035" units="cm"/>
+      <inkml:brushProperty name="height" value="0.035" units="cm"/>
+      <inkml:brushProperty name="color" value="#E71224"/>
     </inkml:brush>
   </inkml:definitions>
-  <inkml:trace contextRef="#ctx0" brushRef="#br0">1 135 24575,'9'0'0,"1"0"0,10 0 0,3 0 0,17 0 0,-3 0 0,11 0 0,-7 0 0,-2 0 0,0 0 0,-4 0 0,-1 0 0,-3 0 0,-4 0 0,-5 0 0,-4 0 0,2 0 0,-4 0 0,2 0 0,-5 0 0,1 0 0,-1 0 0,2 0 0,1 0 0,3 0 0,-3 0 0,3 0 0,-2 0 0,0 0 0,2 0 0,-5 0 0,1 0 0,1 0 0,0 0 0,2 0 0,3 0 0,1 0 0,4 0 0,0 0 0,0 0 0,0 0 0,1 0 0,-1 0 0,0 0 0,12 0 0,-13 0 0,12 0 0,-17 0 0,1 0 0,1 0 0,1 0 0,-1 0 0,0 0 0,1 0 0,0 0 0,3 0 0,0 0 0,0 0 0,-1 0 0,-5 0 0,-1 0 0,-4 0 0,1 0 0,2 0 0,1 0 0,-1 0 0,1 0 0,-2 0 0,-1 0 0,0 0 0,1 0 0,-1 0 0,-1 0 0,2 0 0,-3 0 0,5 0 0,-4 0 0,3 0 0,-1 0 0,3 0 0,2 2 0,-1 0 0,1 0 0,-3 0 0,0-1 0,3-1 0,0 0 0,0 0 0,-1 0 0,-2 0 0,0 0 0,1 0 0,-1 0 0,0 0 0,0 0 0,0 0 0,-2 0 0,-1 0 0,0 0 0,-2 0 0,1 0 0,-2 0 0,5 0 0,-6 0 0,5 0 0,-6 0 0,2 0 0,0 0 0,2 0 0,4 0 0,3 0 0,0 0 0,0 0 0,-3 0 0,0 0 0,-1 0 0,-2 0 0,-2 0 0,-1 0 0,1 0 0,-1 0 0,2 0 0,1 0 0,0 0 0,0 0 0,0 0 0,0 0 0,0 0 0,0 0 0,0 0 0,0 0 0,-3 0 0,3 0 0,-2 0 0,0 0 0,1 0 0,0 0 0,1 0 0,3 0 0,-1 0 0,1 0 0,0-2 0,-1-1 0,-2 1 0,-1 0 0,-3 1 0,-1-1 0,2 0 0,-1 0 0,3 0 0,0 0 0,1-1 0,2 1 0,3-1 0,2 0 0,0 0 0,2 0 0,-2 1 0,-1 0 0,12-1 0,-14 1 0,10 2 0,-14 0 0,2 0 0,1 0 0,2 0 0,2 0 0,-1 0 0,4-2 0,-3-1 0,3 0 0,3 0 0,-3 3 0,2 0 0,-2 0 0,-4 0 0,3 0 0,-2 0 0,3 0 0,0 0 0,-2 0 0,-2 0 0,-2 0 0,-1-2 0,0 0 0,0-1 0,-1 1 0,1 2 0,11 0 0,-8 0 0,14 0 0,-12-2 0,3 0 0,2 0 0,1 0 0,0 1 0,0 1 0,0 0 0,-3 0 0,2 0 0,-3 0 0,0 0 0,-1 0 0,-3 0 0,0 0 0,0 0 0,4 0 0,3 0 0,1 0 0,-1 0 0,1 0 0,1 0 0,-1 0 0,0 0 0,-4 0 0,0 0 0,0-2 0,2-1 0,-5 0 0,4 1 0,-7 2 0,2 0 0,0 0 0,0 0 0,4 0 0,0-1 0,0-2 0,1 1 0,-1 0 0,3 1 0,-3 1 0,3-2 0,-6-1 0,-1 0 0,0 0 0,0 3 0,3 0 0,-2 0 0,2 0 0,-1 0 0,-1 0 0,2 0 0,-1 0 0,-1 0 0,-1 0 0,-4 0 0,7 0 0,-7 0 0,5 0 0,-6 0 0,1 0 0,3 0 0,1 0 0,4 0 0,6 0 0,3 0 0,7 0 0,4 0 0,1-2 0,4-2 0,-5 1 0,-5 0 0,-2 1 0,1-1 0,2-1 0,4-1 0,-3 1 0,-3 1 0,-1-1 0,-7 4 0,-1-1 0,-1 1 0,-3 0 0,2 0 0,-3 0 0,11 0 0,-9 0 0,9 0 0,-11 0 0,3 0 0,1 0 0,3 0 0,0 0 0,0 0 0,-2 0 0,-1 0 0,-4 0 0,-3 0 0,-1 0 0,-4 0 0,-1 0 0,-3 0 0,-3 0 0,-2 0 0,-1 0 0,0 0 0,0 0 0,-4 0 0,-1 0 0</inkml:trace>
+  <inkml:trace contextRef="#ctx0" brushRef="#br0">1 0 24575,'0'0'0</inkml:trace>
 </inkml:ink>
 </file>
 
@@ -5481,15 +6550,15 @@
           <inkml:channelProperty channel="F" name="resolution" value="0" units="1/dev"/>
         </inkml:channelProperties>
       </inkml:inkSource>
-      <inkml:timestamp xml:id="ts0" timeString="2026-03-21T12:19:58.052"/>
+      <inkml:timestamp xml:id="ts0" timeString="2026-03-24T20:06:24.346"/>
     </inkml:context>
     <inkml:brush xml:id="br0">
-      <inkml:brushProperty name="width" value="0.05" units="cm"/>
-      <inkml:brushProperty name="height" value="0.05" units="cm"/>
-      <inkml:brushProperty name="color" value="#FFC114"/>
+      <inkml:brushProperty name="width" value="0.035" units="cm"/>
+      <inkml:brushProperty name="height" value="0.035" units="cm"/>
+      <inkml:brushProperty name="color" value="#E71224"/>
     </inkml:brush>
   </inkml:definitions>
-  <inkml:trace contextRef="#ctx0" brushRef="#br0">0 19 24575,'11'0'0,"23"0"0,-6 0 0,16 0 0,-8 0 0,-2 0 0,4 0 0,9 0 0,-10 0 0,3 0 0,-12 0 0,-3 0 0,10 0 0,-10 0 0,12 0 0,-13 0 0,4 0 0,-2 0 0,0 0 0,1 0 0,-4 0 0,-3 0 0,-3 0 0,-1 0 0,-3 0 0,0 0 0,-3 0 0,-1 0 0,0 0 0,1 0 0,3 0 0,0 0 0,2 0 0,1 0 0,1 0 0,1 0 0,-2 0 0,0 0 0,0 0 0,-2 0 0,7 0 0,-6 0 0,6 0 0,-5 0 0,2 0 0,1 0 0,-1 0 0,1-4 0,0-1 0,0 1 0,0-1 0,-3 5 0,0 0 0,-3-1 0,-3 1 0,-1 0 0,-3 0 0,2 0 0,1 0 0,1 0 0,0 0 0,0 0 0,1 0 0,1 0 0,4 0 0,0 0 0,2 0 0,-1 0 0,-2 0 0,0 0 0,7 0 0,-6 0 0,6 0 0,-11 0 0,2 0 0,0 0 0,1 0 0,1 0 0,1 0 0,2 0 0,1 0 0,0 2 0,-1 1 0,0-1 0,-2 0 0,0-2 0,2 0 0,1 2 0,3 0 0,-1 0 0,-1 0 0,2-1 0,1-1 0,0 0 0,2 0 0,-1 0 0,2 0 0,-1 0 0,5 0 0,-6 0 0,4 1 0,-10 1 0,-1 1 0,-1-1 0,0-2 0,2 0 0,1 1 0,3-1 0,0 1 0,4 2 0,0-1 0,0 0 0,-1-2 0,-3 0 0,0 0 0,0 0 0,3 0 0,4 0 0,3 0 0,1 0 0,1 0 0,-1 0 0,1 0 0,0 0 0,-3 0 0,-1 0 0,-1 0 0,5 0 0,-6 0 0,2 0 0,-8 0 0,1 0 0,3 0 0,0 0 0,-3 0 0,2 0 0,-1 0 0,-1 0 0,-1 0 0,-3 0 0,-1 0 0,0 0 0,-3 0 0,-1 0 0,-2 0 0,2 0 0,3 0 0,1 0 0,0 0 0,1 0 0,0 0 0,0 0 0,0 0 0,0 0 0,0 0 0,-1 0 0,6 0 0,-6 0 0,6 0 0,-8 0 0,2 0 0,1 0 0,0 0 0,-1 0 0,4 0 0,1 0 0,-1 0 0,4 0 0,-4 0 0,1 0 0,-4 0 0,-3 0 0,-1 0 0,1 0 0,2 0 0,0 0 0,1 0 0,0 0 0,-3 0 0,1 0 0,-4 0 0,-1 0 0,-2 0 0,-2 0 0,-1 0 0,0 0 0,-3 0 0,-2 0 0</inkml:trace>
+  <inkml:trace contextRef="#ctx0" brushRef="#br0">1 1 24575,'10'0'0,"2"0"0,11 0 0,1 0 0,18 0 0,-2 0 0,3 0 0,-1 0 0,-6 0 0,0 0 0,-2 0 0,-2 0 0,-5 0 0,-1 0 0,-1 1 0,0 1 0,1 0 0,-3 1 0,-1 0 0,0-1 0,0 0 0,-3-1 0,3-1 0,-3 0 0,0 0 0,1 0 0,4 0 0,-4 0 0,5 0 0,-8 1 0,3 1 0,-1 0 0,0 0 0,-1-2 0,-1 0 0,-1 0 0,-1 0 0,1 0 0,2 0 0,1 0 0,-1 0 0,-2 0 0,-3 0 0,0 0 0,1 0 0,3 0 0,1 0 0,1 0 0,-1 0 0,-2 0 0,3 0 0,0 0 0,0 0 0,-1 0 0,-3 0 0,6 0 0,-7 0 0,6 0 0,-6 0 0,1 0 0,0 0 0,1 0 0,-1 0 0,1 0 0,0 0 0,-1 0 0,1 0 0,0 0 0,-1 0 0,0 0 0,-2 0 0,2 0 0,1 0 0,1 0 0,0 0 0,0 0 0,-1 0 0,-1 0 0,3 0 0,1 0 0,0 0 0,0 0 0,-4 0 0,1 0 0,5 0 0,-5 0 0,5 0 0,-7 0 0,0 0 0,1 0 0,1 0 0,0 0 0,-1 0 0,1 0 0,0 0 0,-1 0 0,1 0 0,-1 0 0,0 0 0,-2 0 0,0 0 0,1 0 0,-1 0 0,2 0 0,1 0 0,2 0 0,0 0 0,3 0 0,4 0 0,-3 0 0,2 0 0,1 0 0,-1 0 0,11 0 0,-11 0 0,9 0 0,-12 0 0,5 0 0,2 0 0,-3 0 0,0 0 0,0 0 0,0 0 0,0 0 0,0 0 0,-3 0 0,-1 0 0,0 0 0,-3 0 0,0 0 0,-2 0 0,1 0 0,-1 0 0,0 0 0,0 0 0,-1 0 0,-1 0 0,0 0 0,-1 0 0,1 0 0,-1 0 0,-1 0 0,2 1 0,-2 1 0,2 0 0,-2-1 0,0 0 0,0-1 0,1 0 0,0 0 0,-1 0 0,1 0 0,-2 0 0,0 0 0,0 0 0,-1 0 0,1 0 0,-1 0 0,1 0 0,0 0 0,2 0 0,0 0 0,0 0 0,-2 0 0,-1 0 0,-2 0 0,-1 0 0,0 0 0,-1 0 0,0 0 0,2 0 0,-2 0 0,2 0 0,-3 0 0,1 0 0,1 0 0,-1 0 0,0 0 0,0 0 0,-2 0 0,-1 0 0</inkml:trace>
 </inkml:ink>
 </file>
 
@@ -5509,15 +6578,16 @@
           <inkml:channelProperty channel="F" name="resolution" value="0" units="1/dev"/>
         </inkml:channelProperties>
       </inkml:inkSource>
-      <inkml:timestamp xml:id="ts0" timeString="2026-03-21T12:19:48.277"/>
+      <inkml:timestamp xml:id="ts0" timeString="2026-03-24T20:05:49.434"/>
     </inkml:context>
     <inkml:brush xml:id="br0">
-      <inkml:brushProperty name="width" value="0.05" units="cm"/>
-      <inkml:brushProperty name="height" value="0.05" units="cm"/>
-      <inkml:brushProperty name="color" value="#FF0066"/>
+      <inkml:brushProperty name="width" value="0.035" units="cm"/>
+      <inkml:brushProperty name="height" value="0.035" units="cm"/>
+      <inkml:brushProperty name="color" value="#5B2D90"/>
     </inkml:brush>
   </inkml:definitions>
-  <inkml:trace contextRef="#ctx0" brushRef="#br0">174 585 24575,'17'0'0,"-3"0"0,10 0 0,-6 0 0,1 0 0,7 0 0,-5 0 0,6 0 0,-7 0 0,-1 0 0,-2 0 0,-1 0 0,-2 0 0,0 0 0,-1 0 0,-2 0 0,-1 0 0,-2 0 0,7 0 0,-7 0 0,6 0 0,-7 0 0,0 0 0,0 0 0,1 0 0,-1 0 0,1 0 0,-1 0 0,3 0 0,1 0 0,-1 0 0,0 0 0,-3 0 0,0 0 0,-1 0 0,0 0 0,1 0 0,0 0 0,1 0 0,-1 0 0,1 0 0,-1 0 0,1 0 0,-1 0 0,1 0 0,0 0 0,-1 0 0,7 0 0,-3 0 0,5 0 0,-4 0 0,0 0 0,-1 0 0,-1 0 0,-2 0 0,0 0 0,0 0 0,0 0 0,-1 0 0,0 0 0,-3-1 0,1-2 0,-1 0 0,0-2 0,1 0 0,0 1 0,1-2 0,1 1 0,1-1 0,1-1 0,-2 1 0,3-1 0,-3 2 0,0-1 0,-1 1 0,-2-1 0,-2-2 0,-1 1 0,-1-1 0,0-2 0,0 0 0,0-1 0,0-1 0,0 2 0,0-1 0,0 0 0,-2 0 0,-1-1 0,-2 1 0,-3-2 0,2 2 0,-1 0 0,1 1 0,0 2 0,0 0 0,1 0 0,-1 1 0,0-1 0,-2-1 0,2 1 0,-2-1 0,4 2 0,-1-1 0,0 1 0,1-1 0,-2 1 0,2-3 0,0-1 0,0 0 0,0 2 0,1 1 0,1 0 0,-1 2 0,1-1 0,-1 1 0,0 0 0,-1-2 0,0 1 0,0-1 0,0 1 0,1-1 0,-3 0 0,0 1 0,-1 1 0,0 0 0,0 1 0,-3 0 0,2 0 0,-1 0 0,2 1 0,0 0 0,-1 1 0,1 0 0,-1 0 0,-2 0 0,0 1 0,-1-1 0,1 1 0,2 0 0,1 0 0,-1 1 0,-1-1 0,-2-1 0,0 1 0,-2 0 0,-2-1 0,1 1 0,-2-1 0,3 3 0,-1-2 0,-1-1 0,-2 1 0,1 0 0,0 1 0,1 1 0,-7 0 0,6 0 0,-6 0 0,9 0 0,-1 0 0,-2 0 0,3 0 0,-1 0 0,1 0 0,2 0 0,1 0 0,2 0 0,-2 0 0,-1 0 0,2 0 0,-2 0 0,3 1 0,-3 1 0,-2 1 0,1 2 0,-2-1 0,1 2 0,0 1 0,-1-1 0,1 1 0,2-1 0,-2 0 0,3-1 0,1 1 0,-2 1 0,6-3 0,-2 4 0,2-3 0,0 1 0,-1 2 0,0-1 0,1 0 0,1 0 0,2 0 0,0 1 0,2-2 0,0 0 0,0 0 0,-1 1 0,-1 0 0,0 0 0,1 0 0,0 3 0,1 0 0,0 1 0,0-1 0,0-2 0,0-1 0,-1 8 0,1-7 0,0 6 0,0-7 0,0 2 0,0 1 0,0 3 0,0 1 0,0 0 0,0 2 0,0-3 0,0-2 0,0 1 0,0-1 0,0-1 0,0-1 0,0-3 0,2 1 0,-1-1 0,1 1 0,0 1 0,-2-1 0,0 1 0,2-1 0,0 3 0,0 0 0,-1 1 0,1 1 0,1-1 0,-1-1 0,1 2 0,-1-4 0,1 1 0,0-2 0,1 0 0,0 0 0,-1 1 0,1 0 0,0-1 0,1 1 0,1-1 0,1 1 0,1 1 0,0 2 0,-1-1 0,0 1 0,0-2 0,0 0 0,0-1 0,0 0 0,1 0 0,-1-2 0,1-1 0,-1-3 0,1 0 0,-1 0 0,3 0 0,-3 0 0,2-2 0,-2 0 0,0 0 0,0 0 0,0 0 0,1 0 0,-1 0 0,1 0 0,-1 0 0,0 0 0,0 1 0,-1 0 0,0 1 0,1-1 0,0-1 0,0 1 0,0-1 0,0 0 0,1 0 0,-1 0 0,0 0 0,1 0 0,2 0 0,-3 0 0,2 0 0,-2 0 0,0 0 0,1 0 0,-1 0 0,1 0 0,-1 0 0,0 0 0,0 0 0,-4 0 0,0 0 0</inkml:trace>
+  <inkml:trace contextRef="#ctx0" brushRef="#br0">5 231 24575,'0'-5'0,"0"2"0,0 0 0,0 0 0,0 0 0,0-2 0,0 1 0,0 0 0,0 0 0,0 0 0,0 0 0,0 0 0,0-1 0,0 1 0,0 0 0,0-1 0,0 0 0,0 0 0,0-2 0,0 0 0,0 0 0,0 0 0,0 2 0,0-1 0,0 1 0,0 1 0,0-1 0,0 2 0,0-1 0,0 2 0,-1 0 0,1 0 0,-1-1 0,1 1 0,0-1 0,0 1 0,0-1 0,0 1 0,0-1 0,0 1 0,0 0 0,0-1 0,0 1 0,0 0 0,0-1 0,0 0 0,0 0 0,0-1 0,0 0 0,0 0 0,0 0 0,0 0 0,0-1 0,-1 1 0,0-3 0,1 3 0,-1-1 0,1 3 0,0-1 0,1 1 0,0 1 0,0 2 0,0 0 0,1 1 0,-1 1 0,2-1 0,0 1 0,2 0 0,-1 0 0,1 0 0,0 0 0,0 1 0,0 1 0,0 0 0,0 2 0,-1-1 0,1 3 0,-1-4 0,-1 2 0,1 1 0,0 0 0,1-1 0,-1 0 0,-1-1 0,0-1 0,-1 1 0,0-2 0,0 1 0,-1-2 0,0-1 0,0 1 0,0-1 0,0 0 0,0 0 0,0 1 0,0 0 0,0-1 0,1 1 0,-1-1 0,0 2 0,1-1 0,1 1 0,-1-1 0,0 1 0,0-2 0,0 2 0,0-1 0,-1 1 0,1-1 0,0 0 0,0 0 0,-1-1 0,1 1 0,-1-1 0,0 0 0,0 0 0,0-1 0,0 1 0,0-1 0,0 0 0,0 1 0,-1-2 0,0 1 0</inkml:trace>
+  <inkml:trace contextRef="#ctx0" brushRef="#br0" timeOffset="1566">225 187 24575,'0'0'0</inkml:trace>
 </inkml:ink>
 </file>
 
@@ -5537,16 +6607,15 @@
           <inkml:channelProperty channel="F" name="resolution" value="0" units="1/dev"/>
         </inkml:channelProperties>
       </inkml:inkSource>
-      <inkml:timestamp xml:id="ts0" timeString="2026-03-21T12:17:14.161"/>
+      <inkml:timestamp xml:id="ts0" timeString="2026-03-24T20:06:32.329"/>
     </inkml:context>
     <inkml:brush xml:id="br0">
-      <inkml:brushProperty name="width" value="0.2" units="cm"/>
-      <inkml:brushProperty name="height" value="0.2" units="cm"/>
-      <inkml:brushProperty name="color" value="#FF0066"/>
+      <inkml:brushProperty name="width" value="0.035" units="cm"/>
+      <inkml:brushProperty name="height" value="0.035" units="cm"/>
+      <inkml:brushProperty name="color" value="#E71224"/>
     </inkml:brush>
   </inkml:definitions>
-  <inkml:trace contextRef="#ctx0" brushRef="#br0">2141 1 24575,'-40'0'0,"10"0"0,-4 0 0,11 0 0,-3 0 0,0 0 0,4 0 0,-6 0 0,10 0 0,-6 0 0,7 1 0,-1 1 0,0 2 0,-1 3 0,0-2 0,-3 2 0,-4 0 0,0-1 0,-4 2 0,5 0 0,-1-3 0,2 1 0,3 0 0,-1 0 0,-1 1 0,-1 0 0,1 0 0,-3 1 0,0-1 0,-1 0 0,1 1 0,0 0 0,2-1 0,1 0 0,1 1 0,-3 2 0,7-3 0,-5 3 0,6-4 0,-1 1 0,-1 1 0,1 1 0,1 0 0,1 0 0,-1 0 0,3 0 0,-1-1 0,1 1 0,1-1 0,1 0 0,1-1 0,-2 1 0,0 0 0,-4 3 0,-1 0 0,0 2 0,-1 0 0,0 3 0,-3 3 0,-1-1 0,0 0 0,-2 0 0,2-1 0,0 2 0,-5 3 0,10-6 0,-3 2 0,7-4 0,0 1 0,0 1 0,-2 1 0,1-1 0,1 0 0,0 1 0,2 2 0,-2-1 0,0 1 0,2-1 0,1 0 0,2 0 0,1 1 0,-2 0 0,-1 3 0,1 1 0,0-1 0,2 1 0,1-4 0,-3 1 0,3-1 0,0-2 0,3-2 0,-1 1 0,1 0 0,-2 4 0,2-3 0,-2 2 0,2-3 0,0 2 0,-1 3 0,0-1 0,1 0 0,2-1 0,1-4 0,1 1 0,0-3 0,0 0 0,0 0 0,-1 0 0,1-1 0,0-1 0,0 0 0,0 0 0,0 1 0,0-1 0,0 0 0,0-3 0,0 0 0,0-1 0,0 1 0,0-1 0,0 1 0,0-1 0,1 3 0,1-3 0,1 3 0,0-4 0,1 1 0,1 1 0,1-1 0,-1 1 0,1-1 0,-1 1 0,1-2 0,2 0 0,-1-3 0,0 1 0,1 1 0,-2 0 0,1 2 0,-1-1 0,0 0 0,1 2 0,0-1 0,1 0 0,-2 0 0,-1-1 0,1 0 0,-1-1 0,5 3 0,-4-1 0,0 2 0,-3-4 0,-1 1 0,2-1 0,-1 1 0,1 0 0,0-1 0,-2 0 0,0 0 0,-2 2 0</inkml:trace>
-  <inkml:trace contextRef="#ctx0" brushRef="#br0" timeOffset="2571">1 1389 24575,'24'2'0,"-5"0"0,-2 1 0,-8 0 0,2 0 0,-2 2 0,3 0 0,0 1 0,1-2 0,1 0 0,-1 0 0,0-1 0,-2 1 0,2 0 0,0 0 0,0 1 0,2-1 0,-3-2 0,-1 2 0,2-1 0,-1 1 0,2 0 0,1 2 0,-1 0 0,1 0 0,-1-1 0,-1 0 0,1 1 0,-3-1 0,-1 1 0,-3-3 0,3 4 0,-1-4 0,3 4 0,-2-3 0,-1 1 0,-1 0 0,0-1 0,0 0 0,-1 1 0,1-1 0,0 2 0,-2-1 0,-1-1 0,0 2 0,0-3 0,0 0 0,0 2 0,-1-2 0,2 2 0,1-1 0,-2 0 0,1 1 0,0-1 0,-2 1 0,2-1 0,-2 0 0,-1 0 0,1 0 0,0-1 0,1 0 0,-1 2 0,3-2 0,-3-2 0,0-9 0,-3-3 0,-1-16 0,0 8 0,0-8 0,0 8 0,-2-3 0,-3-2 0,-6-4 0,3 7 0,-1-1 0,5 8 0,0 0 0,0 1 0,0 0 0,0 1 0,2 0 0,0-1 0,1 0 0,1 1 0,0 2 0,0 3 0,0 0 0,0 1 0,0-1 0,0 1 0,0-2 0,0 1 0,0-1 0,0 1 0,0-1 0,0-2 0,2 0 0,1-1 0,1 1 0,4 0 0,-3 3 0,3-3 0,-2 4 0,2-2 0,-1 1 0,1-1 0,-1 1 0,1 0 0,-1 2 0,1-1 0,0 0 0,-1-1 0,0-1 0,1 1 0,-2 1 0,0 1 0,1 1 0,-1 0 0,1-1 0,1 1 0,-1 0 0,1 0 0,-1 0 0,1 0 0,0 1 0,-1-1 0,1 0 0,2-1 0,-3 2 0,2-2 0,-2 1 0,0 2 0,0-2 0,1 2 0,-1-2 0,1 1 0,-1 0 0,1 0 0,-1 1 0,0-1 0,-1 2 0,0 1 0,-1-2 0,0 1 0</inkml:trace>
+  <inkml:trace contextRef="#ctx0" brushRef="#br0">1 30 24575,'8'0'0,"-1"0"0,2 0 0,0 0 0,7 0 0,-2 0 0,4 0 0,-1 0 0,-1 0 0,3 0 0,3 0 0,1 0 0,1 0 0,8 0 0,-12 0 0,10 0 0,-10 0 0,3 0 0,1 0 0,-2 0 0,3 0 0,-3-2 0,-2 0 0,-2 0 0,-2 0 0,0 2 0,-1 0 0,-2 0 0,-2-1 0,-2-1 0,1 0 0,-1 1 0,2-1 0,0-1 0,-2 1 0,2 0 0,-2 1 0,0-1 0,-1 0 0,-1 1 0,-1 0 0,0 1 0,0 0 0,0 0 0,-1 0 0,0 0 0,1 0 0,0 0 0,0 0 0,0 0 0,-1 0 0,0 0 0,1 0 0,-1 0 0,1 0 0,0 0 0,0 0 0,0 0 0,2 2 0,3 2 0,2 0 0,0-1 0,-3 0 0,-3-1 0,-1 1 0,-1 0 0,1-2 0,0 0 0,0 0 0,0-1 0,0 0 0,-1 0 0,-2 0 0,-1 0 0</inkml:trace>
 </inkml:ink>
 </file>
 
@@ -5566,15 +6635,22 @@
           <inkml:channelProperty channel="F" name="resolution" value="0" units="1/dev"/>
         </inkml:channelProperties>
       </inkml:inkSource>
-      <inkml:timestamp xml:id="ts0" timeString="2026-03-21T12:17:09.882"/>
+      <inkml:timestamp xml:id="ts0" timeString="2026-03-24T20:05:29.312"/>
     </inkml:context>
     <inkml:brush xml:id="br0">
-      <inkml:brushProperty name="width" value="0.2" units="cm"/>
-      <inkml:brushProperty name="height" value="0.2" units="cm"/>
-      <inkml:brushProperty name="color" value="#FF0066"/>
+      <inkml:brushProperty name="width" value="0.035" units="cm"/>
+      <inkml:brushProperty name="height" value="0.035" units="cm"/>
+      <inkml:brushProperty name="color" value="#5B2D90"/>
     </inkml:brush>
   </inkml:definitions>
-  <inkml:trace contextRef="#ctx0" brushRef="#br0">0 10 24575,'28'0'0,"-2"0"0,-9 0 0,-3 0 0,-2 0 0,-1 0 0,6 0 0,-4 0 0,5 0 0,-4 0 0,3 0 0,1 0 0,1 0 0,-2 0 0,-1 0 0,-1 0 0,0 0 0,0 0 0,-2 0 0,-3 0 0,0 0 0,-3 0 0,-1 0 0,0 0 0,1 0 0,2 0 0,1 0 0,0 0 0,1 0 0,-3 0 0,-1 0 0,1 0 0,2 0 0,0 0 0,1 0 0,1 0 0,-5 0 0,3 0 0,-4 0 0,2 0 0,1 0 0,1 0 0,1 0 0,-1 1 0,0 1 0,1 0 0,-1 0 0,0-2 0,-3 0 0,0 0 0,-1 0 0,0 0 0,1 0 0,0 0 0,0 0 0,1 0 0,-1 0 0,1 0 0,0 0 0,-1 0 0,1 0 0,-1 0 0,3 0 0,-3 0 0,2 0 0,-2 0 0,0 0 0,0 0 0,1 0 0,-1 0 0,1 0 0,-1 0 0,0 0 0,1 0 0,-1 0 0,-1 0 0,0 0 0,1 0 0,-1 0 0,1 0 0,1 0 0,-1 0 0,3 0 0,0 0 0,1 0 0,1 0 0,-1 0 0,2 0 0,0 0 0,4 0 0,-4 0 0,3 0 0,-4 0 0,0 0 0,1 0 0,0 0 0,0 0 0,0 0 0,0 0 0,0 0 0,1 0 0,-1 0 0,0 0 0,-1 0 0,-1 0 0,0 0 0,0 0 0,0 0 0,2 0 0,0 0 0,0 0 0,0 0 0,-1 0 0,0 0 0,-1 0 0,0 0 0,1 0 0,-1 0 0,3 0 0,-2 0 0,0 0 0,-1 0 0,0 0 0,2 0 0,-1 0 0,1 0 0,1 0 0,-3 0 0,-1 0 0,0 0 0,1 0 0,-1 0 0,0 0 0,-4 0 0,1 0 0,-1 0 0,2 0 0,2 0 0,0 0 0,0 0 0,-2 0 0,0 0 0,0 0 0,-1 0 0,1 0 0,0-2 0,-1 0 0,4 0 0,-1 0 0,2 2 0,-3 0 0,-1 0 0,0 0 0,2 0 0,0 0 0,1 0 0,-1 0 0,-2 0 0,2 0 0,0 0 0,1 0 0,-2 0 0,-2 0 0,-1 0 0,0 0 0,1 0 0,0 0 0,0 0 0,1 0 0,-1 0 0,3 0 0,0 0 0,1 0 0,-1 0 0,-2 0 0,2 0 0,4 0 0,-2 0 0,5 0 0,-6 0 0,2 0 0,2 0 0,1 0 0,0 0 0,0 0 0,0 0 0,0 0 0,0 0 0,0 0 0,-1 0 0,-2 0 0,1 0 0,-4 0 0,1 0 0,0 0 0,2 0 0,0 0 0,1 0 0,-1 0 0,1 0 0,-1 0 0,-2 0 0,1 0 0,-1 0 0,-1 0 0,7-4 0,-8 3 0,5-3 0,-6 4 0,2 0 0,0 0 0,3 0 0,-3 0 0,3 0 0,0 0 0,1 0 0,-1 0 0,0 0 0,-1 0 0,1 0 0,-1 0 0,-1 0 0,0 0 0,-2 0 0,1 0 0,0 0 0,0 0 0,1 0 0,-1 0 0,-2 0 0,0 0 0,0 0 0,-1 0 0,3 0 0,-3 0 0,3 0 0,-4 0 0,1 0 0,1 0 0,-1 0 0,0 0 0,1 0 0,-1 0 0,0 0 0,3 0 0,0 0 0,1 0 0,0 0 0,0 0 0,0 0 0,2 0 0,1 0 0,0 0 0,2 0 0,-1 0 0,0 0 0,0 0 0,1 0 0,-2 0 0,1 0 0,1 0 0,1 0 0,-2 0 0,13 0 0,-13 0 0,10 0 0,-12 0 0,0 0 0,0 0 0,0 0 0,0 0 0,0 0 0,2 0 0,-2 0 0,0 0 0,0 0 0,56 0 0,-38 0 0,42 0 0,-55 0 0,9 0 0,-6 0 0,6 0 0,-9 0 0,0 0 0,-4 0 0,0 0 0,-1 0 0,-2 0 0,0 0 0,-1 0 0,0 0 0,1 0 0,-1 0 0,-1 0 0,-3 0 0,0 0 0,1 0 0,2 0 0,1 0 0,0 1 0,2 1 0,-1 0 0,0 0 0,1-2 0,-1 0 0,2 0 0,0 0 0,4 1 0,-4 1 0,6-1 0,-8 1 0,2-1 0,0-1 0,-2 0 0,0 0 0,1 0 0,-1 2 0,2 0 0,0-1 0,-2 1 0,1-2 0,-3 0 0,0 0 0,2 0 0,-3 0 0,2 0 0,2 0 0,-1 0 0,1 0 0,1 0 0,-1 0 0,0 0 0,-1 0 0,2 0 0,3 0 0,1 0 0,-2 0 0,1 0 0,-3 0 0,1 0 0,1 0 0,-1 0 0,-1 0 0,0 0 0,1 0 0,1 0 0,-1 0 0,1 0 0,-2 0 0,-2 0 0,-1 0 0,-1 0 0,0 0 0,1 0 0,1 0 0,1 0 0,1 0 0,-2 0 0,2 0 0,-2 0 0,2 0 0,0 0 0,1 0 0,-1 0 0,-1 0 0,5 0 0,-3 0 0,5 0 0,-4 0 0,0 0 0,1 0 0,0 0 0,6 0 0,0 0 0,1 0 0,2 0 0,-2 0 0,-1 0 0,-1 0 0,-4 0 0,-2 0 0,1 0 0,-2 0 0,1 0 0,1 0 0,-2 0 0,0 0 0,-3 0 0,-3 0 0,0 0 0,0 0 0,-1 0 0,1 0 0,6 0 0,-6 0 0,7 0 0,-9 0 0,2 0 0,-1 0 0,0 0 0,1 0 0,0 0 0,-1 0 0,1 0 0,-1 0 0,1 0 0,-1 0 0,0 0 0,0 0 0,-1 0 0,0 0 0,0 0 0,2 0 0,-1 0 0,3 0 0,0 0 0,1 0 0,1 0 0,-1 0 0,2 0 0,0 0 0,-3 0 0,7 0 0,-8 0 0,7 0 0,-7 0 0,1 0 0,2 0 0,-1 0 0,0 0 0,-1 0 0,0 0 0,0 0 0,1 0 0,-1 0 0,0 0 0,0 0 0,1 0 0,0 0 0,-2 0 0,1 0 0,1 0 0,2 0 0,0 0 0,0 0 0,0 0 0,1 0 0,-1 0 0,0 0 0,3 0 0,-3 0 0,7 0 0,-7 0 0,5 0 0,-4 0 0,1 0 0,1 0 0,-1 0 0,2 0 0,-1 0 0,0 0 0,-1 0 0,-1 0 0,2 0 0,-1 0 0,-2 0 0,0 0 0,-2 0 0,0 0 0,2 0 0,1 0 0,1 0 0,-2 0 0,1 0 0,-1 0 0,1 0 0,-1 0 0,0 0 0,0 0 0,-2 0 0,6 0 0,-9 0 0,7 0 0,-7 0 0,2 0 0,0 0 0,0 0 0,-2 0 0,0 0 0,2 0 0,0 0 0,1 0 0,-1 0 0,-1 0 0,2 0 0,-2 0 0,0 0 0,-3 0 0,0 0 0,2 0 0,-4 0 0,-1 0 0</inkml:trace>
+  <inkml:trace contextRef="#ctx0" brushRef="#br0">225 1320 24575,'-5'0'0,"1"0"0,-1-3 0,1-1 0,-3-2 0,2 1 0,0-1 0,2 2 0,0-1 0,0 1 0,0-1 0,0 1 0,1 0 0,-1 0 0,1 0 0,-1 0 0,1-1 0,0 0 0,0 0 0,0 0 0,0 1 0,-1-2 0,1 1 0,-1-1 0,0 0 0,0 1 0,0-3 0,0 3 0,1-3 0,-1 1 0,-1 0 0,2-1 0,-1 0 0,1 2 0,-1-1 0,0 1 0,1-1 0,0 1 0,1-1 0,-2 1 0,2 0 0,-1 0 0,1 1 0,0 0 0,-1-1 0,1-1 0,-1 0 0,0-1 0,0 2 0,0-2 0,0 0 0,1-1 0,-1 0 0,0 0 0,-1-1 0,0-4 0,-1 3 0,1-3 0,0 5 0,0-1 0,0 0 0,0-1 0,1-1 0,-1 1 0,1 0 0,0 1 0,0 1 0,0 0 0,1-1 0,-1 1 0,1 1 0,1 0 0,-2 2 0,1-2 0,0-1 0,0 1 0,1 1 0,-1-1 0,0 0 0,0 0 0,0-1 0,1 1 0,0 0 0,0 1 0,0-2 0,0 2 0,0-3 0,0 4 0,0-1 0,0 0 0,0 1 0,0-1 0,2 1 0,0-1 0,1 1 0,0-1 0,1 1 0,1-2 0,0 1 0,0 1 0,-1-1 0,0 1 0,1-2 0,0 1 0,0-1 0,0 2 0,-2 0 0,1 1 0,-1 1 0,0-2 0,0 2 0,-1-1 0,1 1 0,-2 1 0,-1-1 0,1 0 0,-1 1 0,1 0 0,0 0 0,-1 1 0,0-1 0,0 0 0,0 1 0,0-1 0,0 1 0,0-1 0,0 1 0,-1 0 0,0 0 0,0 0 0,-2 1 0,0 0 0,0-1 0,-2 0 0,1 1 0,-1-1 0,1 1 0,-1 0 0,0-1 0,-3 1 0,2 0 0,-2 1 0,2 0 0,0 0 0,0 0 0,-1 0 0,1 0 0,1 0 0,0 0 0,1 0 0,1 0 0,1 0 0,2 0 0,2 0 0,2-1 0,1 0 0,5-1 0,-3-1 0,4 0 0,-6 0 0,2 1 0,-1-1 0,1 1 0,-2-1 0,0 0 0,0 1 0,-2 0 0,2 0 0,-1 0 0,1 0 0,0 0 0,-1 0 0,1 0 0,-1 0 0,0 0 0,1 0 0,-1 1 0,0-1 0,0 1 0,-1 0 0,0 0 0,-1 1 0,1-1 0,-1 2 0,0 0 0,0 1 0,1 1 0,-1 0 0,0 1 0,1 1 0,1 0 0,0 0 0,0 1 0,0 1 0,0-1 0,0 1 0,0-1 0,-1 0 0,0-1 0,0 1 0,0-2 0,-1 3 0,0-2 0,0 0 0,0-1 0,0 0 0,-1 1 0,0 0 0,1 0 0,0-1 0,0 1 0,0-1 0,-1-1 0,0 1 0,1 0 0,0 0 0,-1-1 0,1 0 0,-1 0 0,0 0 0,0 0 0,0 0 0,0-1 0,0 1 0,0-1 0,-1-1 0</inkml:trace>
+  <inkml:trace contextRef="#ctx0" brushRef="#br0" timeOffset="1267">247 2 24575,'0'6'0,"0"2"0,0 6 0,0-1 0,0 14 0,0-11 0,0 10 0,0-11 0,0 2 0,1-1 0,1 0 0,1 1 0,1-1 0,0-2 0,0 1 0,0-2 0,-2-2 0,0 0 0,0-1 0,-1 0 0,2 4 0,-2-4 0,2 2 0,-2-5 0,0-2 0,-1 0 0,0-1 0,1-2 0,0 2 0,-1-3 0,1 1 0</inkml:trace>
+  <inkml:trace contextRef="#ctx0" brushRef="#br0" timeOffset="3380">332 1 24575,'0'5'0,"0"0"0,0 1 0,0 0 0,0 1 0,0 0 0,0 3 0,0 0 0,0 0 0,0 0 0,0-2 0,0 1 0,0 1 0,1 1 0,2 6 0,0-4 0,1 4 0,-2-7 0,0 0 0,0-1 0,1 1 0,-1-3 0,1 1 0,-2-3 0,1 0 0,-2-1 0,2 0 0,-1-1 0,0 0 0,-1 0 0,1-1 0,0 0 0,0 0 0,0 1 0,1 2 0,0 2 0,0 1 0,1 2 0,0 0 0,0-2 0,-2 0 0,1-2 0,-1-1 0,0-1 0,-1-2 0,0 1 0,0 3 0,1-1 0,0 2 0,-1-2 0,1 0 0,0-2 0,-1-1 0,0-1 0</inkml:trace>
+  <inkml:trace contextRef="#ctx0" brushRef="#br0" timeOffset="5630">335 5 24575,'7'0'0,"0"0"0,4 0 0,-4 0 0,3 0 0,-4 0 0,-1 0 0,0 0 0,0 0 0,0 1 0,0 1 0,-1 1 0,1 0 0,-1 0 0,1 0 0,-1-1 0,1 1 0,-2 0 0,0-1 0,-1 0 0,0 0 0,1 2 0,0-1 0,-1 1 0,1-1 0,0 0 0,0 1 0,-1 0 0,0-1 0,-1 0 0,0-1 0,1 2 0,-2-2 0,1 2 0,-1-2 0,0 0 0,0 1 0,0-1 0,0 1 0,0 0 0,0 0 0,0 1 0,0 2 0,0 0 0,-1 0 0,0 1 0,-2-2 0,0-1 0,-1 1 0,-1 0 0,-1 1 0,1 0 0,-1-1 0,1 0 0,-1 0 0,0 1 0,-1-1 0,1-1 0,0 0 0,-3 0 0,3-1 0,-2 1 0,2-2 0,0 0 0,0 0 0,-1-1 0,1 0 0,-1 0 0,1-1 0,0 0 0,0 0 0,2 0 0,0 0 0,2 0 0,1 0 0</inkml:trace>
+  <inkml:trace contextRef="#ctx0" brushRef="#br0" timeOffset="10130">509 245 24575,'4'0'0,"0"0"0,-1 0 0,1 0 0,-1 0 0,1 0 0,-1 0 0,-1 0 0,2 0 0,-2 0 0,1 0 0,0 0 0,3 0 0,-1 0 0,5-1 0,-6 0 0,3 0 0,-4 0 0,-1 1 0,0-1 0,-1 1 0</inkml:trace>
+  <inkml:trace contextRef="#ctx0" brushRef="#br0" timeOffset="12813">650 169 24575,'0'4'0,"0"0"0,0 0 0,0 4 0,0 3 0,1-1 0,0 0 0,1-3 0,0-1 0,-1 0 0,1-1 0,-1-1 0,0-1 0,0 0 0,-1-1 0,0 1 0,0-1 0,0 0 0,1 0 0,-1-1 0,1 1 0,-1 1 0,1 1 0,0 1 0,1 2 0,-1 1 0,0 0 0,0-1 0,0-1 0,0-1 0,-1 0 0,1-1 0,0-1 0,0 1 0,-1-2 0,1 0 0,0-2 0,-1-5 0,-1 1 0,-3-12 0,-1 5 0,-1-6 0,1 6 0,1 1 0,0 0 0,1 2 0,1 1 0,0 2 0,1 1 0,1 1 0,-1 0 0,1 1 0,0 0 0,0 0 0,0 0 0,0-1 0,2 1 0,-1-2 0,2 0 0,-2 0 0,2 0 0,-1 2 0,0-1 0,0 1 0,0 0 0,0 0 0,0 1 0,0-1 0,0 0 0,-1 1 0,1 0 0,0-1 0,0 1 0,0 0 0,0 0 0,0 0 0,0 0 0,1 0 0,-1 1 0,1-1 0,0 1 0,-1 0 0,1 0 0,-1 0 0,1 0 0,-1 0 0,0 0 0,0 0 0,0 0 0,1 0 0,-1 0 0,1 1 0,-1 1 0,1 1 0,0-1 0,-1 1 0,0-1 0,0 0 0,1 0 0,-1 0 0,0 2 0,1-1 0,-1 1 0,0 1 0,0-1 0,1 1 0,-1-1 0,0 1 0,0-1 0,-1 1 0,1-1 0,-1-1 0,0 1 0,0-1 0,0 1 0,1 0 0,-1 0 0,1 0 0,-1 0 0,1 1 0,0-1 0,0 1 0,-1 0 0,0-2 0,0 1 0,0 0 0,0-1 0,0 0 0,0-1 0,0 0 0,0 1 0,0 0 0,0-1 0,0 0 0,-1-1 0</inkml:trace>
+  <inkml:trace contextRef="#ctx0" brushRef="#br0" timeOffset="14980">787 188 24575,'0'6'0,"1"3"0,0-4 0,0 2 0,1-4 0,0 0 0,-1-1 0,0 0 0,1 1 0,-1-1 0,1 1 0,-1-1 0,1 1 0,0 0 0,0-1 0,0 1 0,0-1 0,0 0 0,-1 1 0,0-1 0,1 0 0,0 0 0,-1 0 0,1 0 0,0-1 0,0 1 0,-1 0 0,1 0 0,0 0 0,-1-1 0,1 0 0,0 0 0,1 0 0,-1 0 0,0 0 0,0-1 0,1 1 0,-1 0 0,1-1 0,-1 1 0,1-1 0,-1 0 0,1 0 0,-1 0 0,0 0 0,0 0 0,0-3 0,0 0 0,0-2 0,0 0 0,0 0 0,0 0 0,0 0 0,-1 0 0,0-2 0,0 1 0,0 0 0,0 1 0,-1-1 0,0 1 0,0-1 0,0-1 0,0 1 0,0-1 0,0-1 0,0 0 0,0-1 0,0-1 0,0 1 0,0-1 0,0 1 0,-1 1 0,0 1 0,0 1 0,-1 1 0,0-1 0,0 3 0,0-1 0,1 2 0,-1 0 0,0 0 0,1 0 0,-2 0 0,1 1 0,-1-1 0,1 1 0,-1 0 0,1 0 0,-1 0 0,1 0 0,0 1 0,0 0 0,-1 0 0,2 0 0,0 0 0</inkml:trace>
+  <inkml:trace contextRef="#ctx0" brushRef="#br0" timeOffset="16255">840 102 24575,'-3'1'0,"0"0"0,0 0 0,-2 3 0,2-1 0,-1 3 0,1-3 0,0 1 0,0 0 0,1 0 0,0 0 0,0 1 0,0 0 0,0 1 0,1 0 0,-1 0 0,1 0 0,-1 1 0,1-1 0,0-1 0,1 1 0,-1-2 0,0 1 0,1-1 0,-1-2 0,0 1 0,1-1 0,0 1 0,0-2 0,0 0 0</inkml:trace>
 </inkml:ink>
 </file>
 
@@ -5594,15 +6670,21 @@
           <inkml:channelProperty channel="F" name="resolution" value="0" units="1/dev"/>
         </inkml:channelProperties>
       </inkml:inkSource>
-      <inkml:timestamp xml:id="ts0" timeString="2026-03-21T12:22:56.127"/>
+      <inkml:timestamp xml:id="ts0" timeString="2026-03-24T20:05:06.579"/>
     </inkml:context>
     <inkml:brush xml:id="br0">
-      <inkml:brushProperty name="width" value="0.1" units="cm"/>
-      <inkml:brushProperty name="height" value="0.1" units="cm"/>
-      <inkml:brushProperty name="color" value="#66CC00"/>
+      <inkml:brushProperty name="width" value="0.035" units="cm"/>
+      <inkml:brushProperty name="height" value="0.035" units="cm"/>
+      <inkml:brushProperty name="color" value="#5B2D90"/>
     </inkml:brush>
   </inkml:definitions>
-  <inkml:trace contextRef="#ctx0" brushRef="#br0">1 1 24575,'18'0'0,"-2"0"0,3 0 0,-1 0 0,-2 0 0,0 0 0,-2 0 0,4 0 0,0 0 0,2 0 0,0 0 0,-1 0 0,2 0 0,-1 0 0,1 0 0,-1 0 0,-1 0 0,-1 0 0,-1 0 0,0 0 0,-1 0 0,0 0 0,0 0 0,-3 0 0,-1 0 0,0 0 0,-3 0 0,1 0 0,0 0 0,0 0 0,-1 0 0,4 2 0,-5-1 0,4 1 0,-4-1 0,0 0 0,1 1 0,0-1 0,-1 0 0,1 1 0,0-1 0,0 2 0,-1-2 0,0 1 0,0 0 0,0-1 0,-1 0 0,0 0 0,-1-1 0,0 0 0,1 0 0,-1 1 0,1 0 0,-1 0 0,-1 0 0,0 0 0,-1-1 0,1 0 0,0 0 0,-1 0 0,0 0 0,-2 0 0,0 0 0</inkml:trace>
+  <inkml:trace contextRef="#ctx0" brushRef="#br0">1025 1406 24575,'0'-4'0,"0"1"0,1-1 0,0-1 0,0 1 0,1-2 0,-2 2 0,1 0 0,0 1 0,-1 0 0,1 1 0,-1-1 0,1 0 0,-1 0 0,1 0 0,-1 1 0,1-1 0,-1 1 0,1 0 0,-1-1 0,0 0 0,0 0 0,0 0 0,0 0 0,1-1 0,0 1 0,-1 0 0,0 0 0,0 0 0,0-1 0,1 0 0,-1 1 0,1-2 0,-1 2 0,1-1 0,-1 1 0,1-1 0,-1 0 0,1 1 0,0-2 0,-1 1 0,0-1 0,0 0 0,1 0 0,-1 0 0,1 0 0,-1-1 0,0-1 0,0-1 0,0 0 0,0 0 0,0 0 0,0-1 0,0 0 0,0-1 0,0 1 0,0 0 0,0 0 0,0-2 0,0 3 0,0-2 0,0 2 0,0-1 0,0 0 0,0-1 0,0 1 0,0-1 0,0-1 0,0-1 0,0 1 0,0-1 0,-1-1 0,-1 0 0,0 1 0,0 1 0,0-1 0,0-1 0,0 0 0,0-1 0,0 2 0,-1 1 0,1 0 0,0 1 0,0 1 0,0-1 0,1 2 0,-1 0 0,0 0 0,-2-3 0,1 2 0,-1-2 0,1 4 0,0-1 0,0-1 0,0 0 0,-1 1 0,0-2 0,0 1 0,0-1 0,-1 0 0,0 1 0,2 0 0,-1 1 0,1 1 0,-1 0 0,0 2 0,1-1 0,0 2 0,0 0 0,0 1 0,0 0 0,0 1 0,1 1 0,-1 0 0,0 1 0,0 0 0,-1 0 0,2 0 0,-2 0 0,2 0 0,-1 1 0,1 0 0,0 0 0,0 1 0,0 0 0,0 0 0,0 0 0,0 1 0,1 0 0,0-1 0,0 1 0,0-1 0,1-1 0,0-4 0,0 0 0,0-3 0,0-1 0,1 0 0,1 0 0,1 1 0,-1 2 0,-1-1 0,1 2 0,0-1 0,1 0 0,-2 1 0,1 0 0,-1 3 0,0-1 0,1 0 0,0 1 0,0 0 0,0-1 0,0 0 0,-1 0 0,2 0 0,-1-1 0,2 1 0,1 0 0,2 0 0,-1 0 0,2 0 0,-3 1 0,1 0 0,0 0 0,0 0 0,0 0 0,2 0 0,-2 0 0,2 0 0,-4 0 0,1 0 0,1 0 0,-1 1 0,-1 0 0,1 0 0,-2 0 0,1 0 0,-2 0 0,0-1 0,0 1 0,-1 0 0,-1 0 0,0 0 0,0 0 0</inkml:trace>
+  <inkml:trace contextRef="#ctx0" brushRef="#br0" timeOffset="1913">1 227 24575,'4'0'0,"3"0"0,1 0 0,2 0 0,0 0 0,-1 1 0,-1 0 0,-1 1 0,-2 0 0,-1 0 0,1 1 0,-2 0 0,0 1 0,1-1 0,-2 1 0,1 0 0,0 1 0,-1 0 0,1 1 0,-1 0 0,1 1 0,0 0 0,-1 0 0,0 0 0,-2 1 0,0 3 0,0-3 0,0 4 0,0-2 0,0 0 0,0 1 0,0 0 0,0 0 0,0 0 0,0 0 0,-2 0 0,-2-1 0,0-1 0,0 0 0,0-1 0,-1-1 0,1 0 0,-1-1 0,0 2 0,0-1 0,1-1 0,1-1 0,0-1 0,0-1 0,1 0 0,1-1 0,2-1 0,0-1 0,1 0 0,3 0 0,1 0 0,0 0 0,1-1 0,-1-1 0,0-1 0,0 1 0,0 0 0,1-1 0,1 0 0,0 0 0,0 0 0,-1 0 0,1 1 0,1 0 0,-1 0 0,0 0 0,0 1 0,1 0 0,-2 0 0,2 0 0,-3 0 0,-1 1 0,1 0 0,-1 0 0,-2 0 0,0 0 0,-1 0 0,1 0 0,-2 0 0,0 0 0</inkml:trace>
+  <inkml:trace contextRef="#ctx0" brushRef="#br0" timeOffset="4021">203 197 24575,'0'8'0,"0"-2"0,0 2 0,0-3 0,0 1 0,0-1 0,0-1 0,0 0 0,0-1 0,0 0 0,0 0 0,0 1 0,0 0 0,0 1 0,0 0 0,1 0 0,-1-1 0,1 0 0,-1-1 0,0-1 0,1 0 0,-1-2 0,2 0 0,0 0 0,0-1 0,2-1 0,0 1 0,0-1 0,0-1 0,1 1 0,0 0 0,2 0 0,0 0 0,1 0 0,-1 0 0,1-1 0,-1 2 0,0 0 0,0 0 0,0 1 0,2 0 0,-3 0 0,2 0 0,-4 0 0,1 0 0,0 0 0,0 0 0,0 0 0,1 2 0,-1-1 0,-1 2 0,0 1 0,0 0 0,-1 0 0,1 1 0,-2-2 0,0 1 0,0-1 0,0 2 0,0 1 0,-1 0 0,0 0 0,0 1 0,-1 0 0,0 0 0,0 0 0,0 0 0,0 0 0,0-1 0,0 2 0,-2-3 0,0 4 0,-1-5 0,-1 1 0,-1 0 0,0 0 0,0-1 0,0 0 0,0 0 0,-1-1 0,1 0 0,-1-1 0,0 1 0,0-1 0,1 0 0,0-1 0,-1 0 0,1-1 0,-2 0 0,1 0 0,-1 0 0,1 0 0,-1 0 0,1 0 0,0 0 0,0 0 0,2 0 0,0-1 0,1 0 0,1 0 0,0 0 0,2 1 0</inkml:trace>
+  <inkml:trace contextRef="#ctx0" brushRef="#br0" timeOffset="5821">196 187 24575,'5'0'0,"-1"0"0,0 0 0,0 0 0,0 0 0,2-1 0,0 1 0,0-1 0,0 0 0,2 1 0,-2-1 0,1 0 0,-3 0 0,0 1 0,-1-1 0,1 0 0,0 0 0,0 0 0,-1 0 0,0 1 0,0-1 0,0 0 0,0 0 0,-1 1 0,0-1 0,0 1 0,0-2 0,1 1 0,-1 0 0,0-1 0,0 1 0,0 0 0,0 0 0,0 0 0,0 0 0,0 0 0,0 0 0,0 1 0,0-1 0,1 0 0,1-1 0,1 0 0,-2 0 0,-1 1 0,0 1 0,-1-1 0,-1 1 0</inkml:trace>
+  <inkml:trace contextRef="#ctx0" brushRef="#br0" timeOffset="8205">452 298 24575,'2'2'0,"3"3"0,-1-3 0,3 3 0,-1-2 0,1 1 0,1 0 0,-1-1 0,0 0 0,-1 0 0,-2-1 0,1 0 0,-2 0 0,1 1 0,1-2 0,-1 1 0,2 1 0,1-2 0,-1 1 0,-1-2 0,-1 1 0,-1 0 0,2-1 0,-2 0 0,2 0 0,-3 0 0,1 0 0,0 0 0,-1 0 0,1 0 0,0 0 0,-1 0 0,1 0 0,-1-1 0,0 0 0,0 0 0,0-1 0,0 0 0,0-1 0,0 0 0,0-1 0,0 0 0,1-1 0,0 0 0,-1-1 0,0 0 0,-1-1 0,0-1 0,-1-1 0,0 0 0,0-5 0,0 5 0,0-5 0,0 6 0,0-2 0,0 0 0,0-1 0,0 1 0,-1 0 0,-1 1 0,-1-1 0,-1 1 0,0 0 0,-1 0 0,1 0 0,0 1 0,0 2 0,0 0 0,-1 1 0,0-1 0,0 1 0,-1 1 0,0-1 0,-1 2 0,-1 0 0,2 0 0,-1 1 0,1 0 0,-1 1 0,1 0 0,1 0 0,1 1 0,0 0 0,0 0 0,1 0 0,-1 0 0,0 0 0,1 0 0,-1 0 0,2 0 0,-1 0 0,2 1 0,-1 0 0,1 0 0,-1 1 0,1 0 0,-1 0 0,0 0 0,0 2 0,-1 0 0,0 0 0,0 0 0,0 1 0,1-1 0,0 1 0,0 1 0,0-1 0,0 0 0,0 2 0,1-3 0,0 2 0,0-3 0,0 1 0,0 0 0,0 1 0,1-1 0,0 1 0,0 0 0,0 0 0,0 1 0,0-1 0,0 0 0,0 0 0,0-1 0,0-1 0,0 1 0,0-1 0,0 0 0,0 1 0,0-1 0,0 1 0,0 0 0,1 0 0,0 1 0,1 1 0,0-2 0,0 0 0,2 2 0,-2-3 0,2 3 0,-2-4 0,1 1 0,-1-1 0,0 0 0,1 0 0,-1 0 0,0 0 0,-1 0 0,0-1 0</inkml:trace>
+  <inkml:trace contextRef="#ctx0" brushRef="#br0" timeOffset="10496">697 112 24575,'0'4'0,"0"0"0,0 0 0,1 0 0,1 2 0,1 0 0,1-1 0,-2-2 0,1 0 0,-1-1 0,1 1 0,0 0 0,2 0 0,-2 0 0,3 0 0,-3-1 0,0 0 0,0-1 0,0 0 0,0-1 0,0 1 0,0 0 0,-1-1 0,0 0 0,0 0 0,0 0 0,0 0 0,0 0 0,0 0 0,1 0 0,-1 0 0,0 0 0,0 0 0,0 0 0,0 0 0,0 0 0,-1 0 0,1 0 0,-1-1 0,1-1 0,-1 1 0,1-1 0,-1-1 0,1 0 0,-1 0 0,0 0 0,0-1 0,0 0 0,0-1 0,1-2 0,-2 3 0,1-1 0,-1 2 0,0 0 0,0 1 0,0 0 0,0 0 0,0-1 0,0 0 0,0 0 0,0-1 0,0-1 0,0 1 0,0 0 0,-1 1 0,1-1 0,-1-1 0,0 0 0,-1 0 0,1 1 0,-1-1 0,-1 1 0,1-1 0,-1 0 0,1 0 0,-1 0 0,-2-2 0,2 3 0,-2-2 0,2 3 0,0-1 0,-1 1 0,1 1 0,-1 0 0,1 0 0,-1 1 0,0 0 0,-1 1 0,0 0 0,0 0 0,-1-1 0,1 1 0,-1 0 0,1 0 0,1 0 0,0 0 0,0 0 0,0 0 0,0 0 0,1 0 0,0 1 0,1 0 0,1 0 0,0 1 0,0 0 0,0 0 0,1-1 0,-1 2 0,1 0 0,0 3 0,0-1 0,0 2 0,0 0 0,0-1 0,0 0 0,0-1 0,0 0 0,0 0 0,0 0 0,0-1 0,1 0 0,1 1 0,0 0 0,1 0 0,-1-1 0,1 1 0,-1-1 0,1 0 0,-1 0 0,0-1 0,-1-1 0,0 0 0,0 0 0,0 0 0,0-1 0,-1-1 0</inkml:trace>
+  <inkml:trace contextRef="#ctx0" brushRef="#br0" timeOffset="13013">788 42 24575,'0'4'0,"0"0"0,0-1 0,0 1 0,1 1 0,0 1 0,1-2 0,0 2 0,0-3 0,-1 1 0,1 0 0,-1 0 0,1 1 0,0-2 0,-1 1 0,0 0 0,1 3 0,-1-2 0,2 4 0,-2-4 0,1 1 0,-1-3 0,0 1 0,-1 0 0,1-1 0,0 0 0,-1 0 0,1 1 0,-1-1 0,1 0 0,-1 0 0,1 1 0,-1-1 0,0 1 0,1-1 0,-1-1 0,0 1 0,1 0 0,-1 1 0,0-1 0,0 1 0,0-2 0,0 1 0,0 0 0,0 1 0,0-1 0,0 2 0,0-2 0,0 2 0,0-2 0,0 1 0,0 0 0,0-1 0,0 1 0,0-1 0,0 0 0,0 0 0,0 0 0,-1 0 0,0 0 0,0-1 0,-1 0 0,0 0 0,1-1 0,-1 1 0,0 0 0,0 0 0,0 0 0,0 0 0,-1 0 0,1 1 0,-1-1 0,0 0 0,0 0 0,0 0 0,-3 2 0,2-1 0,-2 0 0,2 0 0,-2 0 0,0 0 0,0-1 0,-1 0 0,1 0 0,-1-1 0,1 0 0,1 0 0,0 0 0,-1 0 0,0 0 0,1-1 0,1 0 0,0 0 0,0 0 0,1 0 0,-1 0 0,2 0 0,0 0 0,0 0 0,1 0 0,0 0 0</inkml:trace>
 </inkml:ink>
 </file>
 
